--- a/Documents/IMP - Dokumentace.docx
+++ b/Documents/IMP - Dokumentace.docx
@@ -10,45 +10,426 @@
           <w:bCs/>
         </w:rPr>
       </w:pPr>
+      <w:proofErr w:type="spellStart"/>
       <w:r>
         <w:rPr>
           <w:b/>
           <w:bCs/>
         </w:rPr>
-        <w:t>Vyšší odborná škola a Střední průmyslová škola, Jičín, Pod Koželuhy 100</w:t>
-      </w:r>
-    </w:p>
-    <w:p>
-      <w:pPr>
-        <w:jc w:val="center"/>
+        <w:t>w</w:t>
+      </w:r>
+      <w:r>
         <w:rPr>
           <w:b/>
           <w:bCs/>
         </w:rPr>
-      </w:pPr>
+        <w:t>Vyšší</w:t>
+      </w:r>
+      <w:proofErr w:type="spellEnd"/>
       <w:r>
         <w:rPr>
           <w:b/>
           <w:bCs/>
         </w:rPr>
+        <w:t xml:space="preserve"> odborná škola a Střední průmyslová škola, Jičín, Pod Koželuhy 100</w:t>
+      </w:r>
+    </w:p>
+    <w:p>
+      <w:pPr>
+        <w:jc w:val="center"/>
+        <w:rPr>
+          <w:b/>
+          <w:bCs/>
+        </w:rPr>
+      </w:pPr>
+      <w:r>
+        <w:rPr>
+          <w:b/>
+          <w:bCs/>
+        </w:rPr>
         <w:t>18-20-M/01 Informační technologie</w:t>
       </w:r>
-    </w:p>
-    <w:p/>
-    <w:p/>
-    <w:p/>
-    <w:p/>
-    <w:p/>
-    <w:p>
-      <w:pPr>
-        <w:pStyle w:val="Nadpis1"/>
-      </w:pPr>
     </w:p>
     <w:p>
       <w:pPr>
         <w:tabs>
           <w:tab w:val="center" w:pos="4820"/>
         </w:tabs>
+        <w:spacing w:before="4200"/>
+        <w:jc w:val="center"/>
+        <w:rPr>
+          <w:b/>
+          <w:bCs/>
+          <w:sz w:val="36"/>
+          <w:szCs w:val="36"/>
+        </w:rPr>
+      </w:pPr>
+      <w:proofErr w:type="gramStart"/>
+      <w:r>
+        <w:rPr>
+          <w:b/>
+          <w:bCs/>
+          <w:sz w:val="36"/>
+          <w:szCs w:val="36"/>
+        </w:rPr>
+        <w:t>3D</w:t>
+      </w:r>
+      <w:proofErr w:type="gramEnd"/>
+      <w:r>
+        <w:rPr>
+          <w:b/>
+          <w:bCs/>
+          <w:sz w:val="36"/>
+          <w:szCs w:val="36"/>
+        </w:rPr>
+        <w:t xml:space="preserve"> dopravní hra</w:t>
+      </w:r>
+    </w:p>
+    <w:p>
+      <w:pPr>
+        <w:tabs>
+          <w:tab w:val="center" w:pos="4820"/>
+        </w:tabs>
+        <w:spacing w:after="6240"/>
+        <w:jc w:val="center"/>
+      </w:pPr>
+      <w:r>
+        <w:t>Individuální maturitní práce</w:t>
+      </w:r>
+    </w:p>
+    <w:p>
+      <w:pPr>
+        <w:tabs>
+          <w:tab w:val="center" w:pos="7371"/>
+        </w:tabs>
+      </w:pPr>
+      <w:r>
+        <w:t>Jičín školní rok 2025/26</w:t>
+      </w:r>
+      <w:r>
+        <w:tab/>
+        <w:t>Ondřej Zoufalý</w:t>
+      </w:r>
+    </w:p>
+    <w:p>
+      <w:pPr>
+        <w:spacing w:after="160" w:line="278" w:lineRule="auto"/>
+        <w:jc w:val="left"/>
+      </w:pPr>
+      <w:r>
+        <w:br w:type="page"/>
+      </w:r>
+    </w:p>
+    <w:p>
+      <w:pPr>
+        <w:tabs>
+          <w:tab w:val="right" w:pos="8504"/>
+        </w:tabs>
+        <w:spacing w:after="120"/>
+        <w:rPr>
+          <w:b/>
+          <w:bCs/>
+          <w:color w:val="000080"/>
+          <w:sz w:val="26"/>
+          <w:szCs w:val="26"/>
+        </w:rPr>
+      </w:pPr>
+      <w:r>
+        <w:rPr>
+          <w:b/>
+          <w:bCs/>
+          <w:color w:val="000080"/>
+          <w:sz w:val="26"/>
+          <w:szCs w:val="26"/>
+        </w:rPr>
+        <w:lastRenderedPageBreak/>
+        <w:t>Obor vzdělávání: Informační technologie</w:t>
+      </w:r>
+      <w:r>
+        <w:rPr>
+          <w:sz w:val="26"/>
+          <w:szCs w:val="26"/>
+        </w:rPr>
+        <w:tab/>
+      </w:r>
+      <w:r>
+        <w:rPr>
+          <w:b/>
+          <w:bCs/>
+          <w:color w:val="000080"/>
+          <w:sz w:val="26"/>
+          <w:szCs w:val="26"/>
+        </w:rPr>
+        <w:t>Číslo oboru: 18-20-M/01</w:t>
+      </w:r>
+    </w:p>
+    <w:p>
+      <w:pPr>
+        <w:tabs>
+          <w:tab w:val="right" w:pos="8504"/>
+        </w:tabs>
+        <w:rPr>
+          <w:b/>
+          <w:bCs/>
+          <w:color w:val="000080"/>
+          <w:sz w:val="26"/>
+          <w:szCs w:val="26"/>
+        </w:rPr>
+      </w:pPr>
+      <w:r>
+        <w:rPr>
+          <w:b/>
+          <w:bCs/>
+          <w:color w:val="000080"/>
+          <w:sz w:val="26"/>
+          <w:szCs w:val="26"/>
+        </w:rPr>
+        <w:t>Školní rok: 2025-2026</w:t>
+      </w:r>
+      <w:r>
+        <w:rPr>
+          <w:b/>
+          <w:bCs/>
+          <w:color w:val="000080"/>
+          <w:sz w:val="26"/>
+          <w:szCs w:val="26"/>
+        </w:rPr>
+        <w:tab/>
+        <w:t>Třída: I4A</w:t>
+      </w:r>
+    </w:p>
+    <w:tbl>
+      <w:tblPr>
+        <w:tblStyle w:val="Mkatabulky"/>
+        <w:tblW w:w="0" w:type="auto"/>
+        <w:tblBorders>
+          <w:top w:val="single" w:sz="4" w:space="0" w:color="BFBFBF" w:themeColor="background1" w:themeShade="BF"/>
+          <w:left w:val="single" w:sz="4" w:space="0" w:color="BFBFBF" w:themeColor="background1" w:themeShade="BF"/>
+          <w:bottom w:val="single" w:sz="4" w:space="0" w:color="BFBFBF" w:themeColor="background1" w:themeShade="BF"/>
+          <w:right w:val="single" w:sz="4" w:space="0" w:color="BFBFBF" w:themeColor="background1" w:themeShade="BF"/>
+          <w:insideH w:val="single" w:sz="4" w:space="0" w:color="BFBFBF" w:themeColor="background1" w:themeShade="BF"/>
+          <w:insideV w:val="single" w:sz="4" w:space="0" w:color="BFBFBF" w:themeColor="background1" w:themeShade="BF"/>
+        </w:tblBorders>
+        <w:tblLook w:val="04A0" w:firstRow="1" w:lastRow="0" w:firstColumn="1" w:lastColumn="0" w:noHBand="0" w:noVBand="1"/>
+      </w:tblPr>
+      <w:tblGrid>
+        <w:gridCol w:w="3227"/>
+        <w:gridCol w:w="5493"/>
+      </w:tblGrid>
+      <w:tr>
+        <w:tc>
+          <w:tcPr>
+            <w:tcW w:w="3227" w:type="dxa"/>
+          </w:tcPr>
+          <w:p>
+            <w:pPr>
+              <w:spacing w:before="120"/>
+              <w:rPr>
+                <w:rFonts w:eastAsia="Calibri"/>
+                <w:sz w:val="26"/>
+                <w:szCs w:val="26"/>
+              </w:rPr>
+            </w:pPr>
+            <w:r>
+              <w:rPr>
+                <w:b/>
+                <w:bCs/>
+                <w:sz w:val="26"/>
+                <w:szCs w:val="26"/>
+              </w:rPr>
+              <w:t>Téma maturitní práce</w:t>
+            </w:r>
+          </w:p>
+        </w:tc>
+        <w:tc>
+          <w:tcPr>
+            <w:tcW w:w="5493" w:type="dxa"/>
+          </w:tcPr>
+          <w:p>
+            <w:pPr>
+              <w:spacing w:before="120"/>
+              <w:rPr>
+                <w:sz w:val="26"/>
+                <w:szCs w:val="26"/>
+              </w:rPr>
+            </w:pPr>
+            <w:proofErr w:type="gramStart"/>
+            <w:r>
+              <w:rPr>
+                <w:sz w:val="26"/>
+                <w:szCs w:val="26"/>
+              </w:rPr>
+              <w:t>3D</w:t>
+            </w:r>
+            <w:proofErr w:type="gramEnd"/>
+            <w:r>
+              <w:rPr>
+                <w:sz w:val="26"/>
+                <w:szCs w:val="26"/>
+              </w:rPr>
+              <w:t xml:space="preserve"> dopravní hra</w:t>
+            </w:r>
+          </w:p>
+        </w:tc>
+      </w:tr>
+      <w:tr>
+        <w:tc>
+          <w:tcPr>
+            <w:tcW w:w="3227" w:type="dxa"/>
+          </w:tcPr>
+          <w:p>
+            <w:pPr>
+              <w:spacing w:before="120"/>
+              <w:rPr>
+                <w:b/>
+                <w:bCs/>
+                <w:sz w:val="26"/>
+                <w:szCs w:val="26"/>
+              </w:rPr>
+            </w:pPr>
+            <w:r>
+              <w:rPr>
+                <w:b/>
+                <w:bCs/>
+                <w:sz w:val="26"/>
+                <w:szCs w:val="26"/>
+              </w:rPr>
+              <w:t>Vedoucí maturitní práce</w:t>
+            </w:r>
+          </w:p>
+        </w:tc>
+        <w:tc>
+          <w:tcPr>
+            <w:tcW w:w="5493" w:type="dxa"/>
+          </w:tcPr>
+          <w:p>
+            <w:pPr>
+              <w:spacing w:before="120"/>
+              <w:rPr>
+                <w:sz w:val="26"/>
+                <w:szCs w:val="26"/>
+              </w:rPr>
+            </w:pPr>
+            <w:r>
+              <w:rPr>
+                <w:sz w:val="26"/>
+                <w:szCs w:val="26"/>
+              </w:rPr>
+              <w:t>Mgr. Ilona Hamanová</w:t>
+            </w:r>
+          </w:p>
+        </w:tc>
+      </w:tr>
+      <w:tr>
+        <w:tc>
+          <w:tcPr>
+            <w:tcW w:w="3227" w:type="dxa"/>
+          </w:tcPr>
+          <w:p>
+            <w:pPr>
+              <w:spacing w:before="120"/>
+              <w:rPr>
+                <w:b/>
+                <w:bCs/>
+                <w:sz w:val="26"/>
+                <w:szCs w:val="26"/>
+              </w:rPr>
+            </w:pPr>
+            <w:r>
+              <w:rPr>
+                <w:b/>
+                <w:bCs/>
+                <w:sz w:val="26"/>
+                <w:szCs w:val="26"/>
+              </w:rPr>
+              <w:t>Oponent maturitní práce</w:t>
+            </w:r>
+          </w:p>
+        </w:tc>
+        <w:tc>
+          <w:tcPr>
+            <w:tcW w:w="5493" w:type="dxa"/>
+          </w:tcPr>
+          <w:p>
+            <w:pPr>
+              <w:spacing w:before="120"/>
+              <w:rPr>
+                <w:sz w:val="26"/>
+                <w:szCs w:val="26"/>
+              </w:rPr>
+            </w:pPr>
+            <w:r>
+              <w:rPr>
+                <w:sz w:val="26"/>
+                <w:szCs w:val="26"/>
+              </w:rPr>
+              <w:t>Mgr. Jaromír Vaníček</w:t>
+            </w:r>
+          </w:p>
+        </w:tc>
+      </w:tr>
+      <w:tr>
+        <w:tc>
+          <w:tcPr>
+            <w:tcW w:w="3227" w:type="dxa"/>
+          </w:tcPr>
+          <w:p>
+            <w:pPr>
+              <w:spacing w:before="120"/>
+              <w:rPr>
+                <w:b/>
+                <w:bCs/>
+                <w:sz w:val="26"/>
+                <w:szCs w:val="26"/>
+              </w:rPr>
+            </w:pPr>
+            <w:r>
+              <w:rPr>
+                <w:b/>
+                <w:bCs/>
+                <w:sz w:val="26"/>
+                <w:szCs w:val="26"/>
+              </w:rPr>
+              <w:t>Téma zpracuje žák</w:t>
+            </w:r>
+          </w:p>
+        </w:tc>
+        <w:tc>
+          <w:tcPr>
+            <w:tcW w:w="5493" w:type="dxa"/>
+          </w:tcPr>
+          <w:p>
+            <w:pPr>
+              <w:spacing w:before="120"/>
+              <w:rPr>
+                <w:sz w:val="26"/>
+                <w:szCs w:val="26"/>
+              </w:rPr>
+            </w:pPr>
+            <w:r>
+              <w:rPr>
+                <w:sz w:val="26"/>
+                <w:szCs w:val="26"/>
+              </w:rPr>
+              <w:t>Ondřej Zoufalý</w:t>
+            </w:r>
+          </w:p>
+        </w:tc>
+      </w:tr>
+    </w:tbl>
+    <w:p>
+      <w:pPr>
+        <w:rPr>
+          <w:b/>
+          <w:bCs/>
+          <w:color w:val="000000"/>
+          <w:sz w:val="20"/>
+          <w:szCs w:val="20"/>
+        </w:rPr>
+      </w:pPr>
+    </w:p>
+    <w:p>
+      <w:pPr>
         <w:rPr>
           <w:b/>
           <w:bCs/>
@@ -57,182 +438,564 @@
         </w:rPr>
       </w:pPr>
       <w:r>
-        <w:tab/>
-      </w:r>
-      <w:proofErr w:type="gramStart"/>
-      <w:r>
         <w:rPr>
           <w:b/>
           <w:bCs/>
           <w:sz w:val="28"/>
           <w:szCs w:val="28"/>
         </w:rPr>
+        <w:t xml:space="preserve">Zadání maturitní práce: </w:t>
+      </w:r>
+    </w:p>
+    <w:p>
+      <w:pPr>
+        <w:rPr>
+          <w:b/>
+          <w:bCs/>
+        </w:rPr>
+      </w:pPr>
+    </w:p>
+    <w:p>
+      <w:r>
+        <w:t xml:space="preserve">Cílem práce je vytvořit </w:t>
+      </w:r>
+      <w:proofErr w:type="gramStart"/>
+      <w:r>
         <w:t>3D</w:t>
       </w:r>
       <w:proofErr w:type="gramEnd"/>
       <w:r>
-        <w:rPr>
+        <w:t xml:space="preserve"> dopravní hru. Úkolem hráče je projít několika úrovněmi hry, ve kterých projíždí určenou trasu městem a musí při tom dodržovat české dopravní předpisy.</w:t>
+      </w:r>
+    </w:p>
+    <w:p>
+      <w:r>
+        <w:t xml:space="preserve">Hra bude obsahovat: </w:t>
+      </w:r>
+    </w:p>
+    <w:p>
+      <w:pPr>
+        <w:pStyle w:val="Odstavecseseznamem"/>
+      </w:pPr>
+      <w:r>
+        <w:t>alespoň 5 úrovní různé obtížnosti (postupně se přidávají např. semafory, NPC, prodlužuje se trasa apod.)</w:t>
+      </w:r>
+    </w:p>
+    <w:p>
+      <w:pPr>
+        <w:pStyle w:val="Odstavecseseznamem"/>
+      </w:pPr>
+      <w:r>
+        <w:t>řešení postavy hráče (automobil) a 2 druhů NPC (chodec, automobil)</w:t>
+      </w:r>
+    </w:p>
+    <w:p>
+      <w:pPr>
+        <w:pStyle w:val="Odstavecseseznamem"/>
+      </w:pPr>
+      <w:r>
+        <w:t>dopravní značky omezující rychlost, upravující přednost v jízdě, návěstní desky před železničním přejezdem, informační zónové</w:t>
+      </w:r>
+    </w:p>
+    <w:p>
+      <w:pPr>
+        <w:pStyle w:val="Odstavecseseznamem"/>
+      </w:pPr>
+      <w:r>
+        <w:t>semafory</w:t>
+      </w:r>
+    </w:p>
+    <w:p>
+      <w:pPr>
+        <w:pStyle w:val="Odstavecseseznamem"/>
+      </w:pPr>
+      <w:r>
+        <w:t>křižovatky alespoň 4 různých druhů (tvary, se značkami i bez)</w:t>
+      </w:r>
+    </w:p>
+    <w:p>
+      <w:pPr>
+        <w:pStyle w:val="Odstavecseseznamem"/>
+      </w:pPr>
+      <w:r>
+        <w:t>alespoň v 1 úrovni využití obou typů NPC</w:t>
+      </w:r>
+    </w:p>
+    <w:p>
+      <w:pPr>
+        <w:pStyle w:val="Odstavecseseznamem"/>
+      </w:pPr>
+      <w:r>
+        <w:t>kontrolu dodržení dopravních předpisů (na konci úrovně je zobrazen přehled dodržených a porušených pravidel)</w:t>
+      </w:r>
+    </w:p>
+    <w:p>
+      <w:r>
+        <w:t>Grafické prvky pro hru mohou být kromě vlastních použity i cizí, v souladu s licenčními podmínkami.</w:t>
+      </w:r>
+    </w:p>
+    <w:p>
+      <w:pPr>
+        <w:sectPr>
+          <w:headerReference w:type="default" r:id="rId8"/>
+          <w:footnotePr>
+            <w:pos w:val="beneathText"/>
+          </w:footnotePr>
+          <w:pgSz w:w="12240" w:h="15840"/>
+          <w:pgMar w:top="1418" w:right="1134" w:bottom="1134" w:left="2268" w:header="567" w:footer="550" w:gutter="0"/>
+          <w:cols w:space="708"/>
+          <w:titlePg/>
+          <w:docGrid w:linePitch="360"/>
+        </w:sectPr>
+      </w:pPr>
+    </w:p>
+    <w:p/>
+    <w:p>
+      <w:r>
+        <w:t xml:space="preserve">Práce bude obsahovat: </w:t>
+      </w:r>
+    </w:p>
+    <w:p>
+      <w:r>
+        <w:t xml:space="preserve">V teoretické části: </w:t>
+      </w:r>
+    </w:p>
+    <w:p>
+      <w:pPr>
+        <w:pStyle w:val="Odstavecseseznamem"/>
+        <w:numPr>
+          <w:ilvl w:val="0"/>
+          <w:numId w:val="9"/>
+        </w:numPr>
+      </w:pPr>
+      <w:r>
+        <w:t>popis plánované hry, jejího ovládání a jednotlivých úrovní</w:t>
+      </w:r>
+    </w:p>
+    <w:p>
+      <w:pPr>
+        <w:pStyle w:val="Odstavecseseznamem"/>
+        <w:numPr>
+          <w:ilvl w:val="0"/>
+          <w:numId w:val="9"/>
+        </w:numPr>
+      </w:pPr>
+      <w:r>
+        <w:t>výčet využitých značek a typů křižovatek a sledovaných dopravních předpisů</w:t>
+      </w:r>
+    </w:p>
+    <w:p>
+      <w:pPr>
+        <w:pStyle w:val="Odstavecseseznamem"/>
+        <w:numPr>
+          <w:ilvl w:val="0"/>
+          <w:numId w:val="9"/>
+        </w:numPr>
+      </w:pPr>
+      <w:r>
+        <w:t>výčet vývojových prostředků (softwaru i postupů, zdroje inspirace)</w:t>
+      </w:r>
+    </w:p>
+    <w:p>
+      <w:pPr>
+        <w:pStyle w:val="Odstavecseseznamem"/>
+        <w:numPr>
+          <w:ilvl w:val="0"/>
+          <w:numId w:val="9"/>
+        </w:numPr>
+      </w:pPr>
+      <w:r>
+        <w:t>výběr nebo návrh grafických prvků</w:t>
+      </w:r>
+    </w:p>
+    <w:p>
+      <w:r>
+        <w:t xml:space="preserve">V praktické části: </w:t>
+      </w:r>
+    </w:p>
+    <w:p>
+      <w:pPr>
+        <w:pStyle w:val="Odstavecseseznamem"/>
+        <w:numPr>
+          <w:ilvl w:val="0"/>
+          <w:numId w:val="6"/>
+        </w:numPr>
+      </w:pPr>
+      <w:r>
+        <w:t>popis řešení jednotlivých částí aplikace</w:t>
+      </w:r>
+    </w:p>
+    <w:p>
+      <w:pPr>
+        <w:pStyle w:val="Odstavecseseznamem"/>
+        <w:numPr>
+          <w:ilvl w:val="1"/>
+          <w:numId w:val="6"/>
+        </w:numPr>
+      </w:pPr>
+      <w:r>
+        <w:t>tvorba nebo úprava grafických prvků, pokud jsou použity vlastní nebo cizí upravované v souladu s licencí</w:t>
+      </w:r>
+    </w:p>
+    <w:p>
+      <w:pPr>
+        <w:pStyle w:val="Odstavecseseznamem"/>
+        <w:numPr>
+          <w:ilvl w:val="1"/>
+          <w:numId w:val="6"/>
+        </w:numPr>
+      </w:pPr>
+      <w:r>
+        <w:t>sestavení úrovní a nastavení podstatných prvků</w:t>
+      </w:r>
+    </w:p>
+    <w:p>
+      <w:pPr>
+        <w:pStyle w:val="Odstavecseseznamem"/>
+        <w:numPr>
+          <w:ilvl w:val="1"/>
+          <w:numId w:val="6"/>
+        </w:numPr>
+      </w:pPr>
+      <w:r>
+        <w:t>nastavení a programování auta hráče a NPC postav</w:t>
+      </w:r>
+    </w:p>
+    <w:p>
+      <w:pPr>
+        <w:pStyle w:val="Odstavecseseznamem"/>
+        <w:numPr>
+          <w:ilvl w:val="1"/>
+          <w:numId w:val="6"/>
+        </w:numPr>
+      </w:pPr>
+      <w:r>
+        <w:t>způsob detekce (ne)porušování dopravních předpisů</w:t>
+      </w:r>
+    </w:p>
+    <w:p>
+      <w:r>
+        <w:t xml:space="preserve">V přílohách: </w:t>
+      </w:r>
+    </w:p>
+    <w:p>
+      <w:pPr>
+        <w:pStyle w:val="Odstavecseseznamem"/>
+        <w:numPr>
+          <w:ilvl w:val="0"/>
+          <w:numId w:val="6"/>
+        </w:numPr>
+      </w:pPr>
+      <w:r>
+        <w:t>funkční hra v podobě k distribuci i k úpravám</w:t>
+      </w:r>
+    </w:p>
+    <w:p>
+      <w:pPr>
+        <w:rPr>
+          <w:b/>
+        </w:rPr>
+      </w:pPr>
+      <w:bookmarkStart w:id="0" w:name="_Hlk21609073"/>
+      <w:r>
+        <w:rPr>
+          <w:b/>
+        </w:rPr>
+        <w:t>Způsob zpracování a kritéria hodnocení jsou uvedeny v dokumentu Metodický návod na tvorbu individuální maturitní práce, který je umístěn v týmu individuálních maturit v prostředí MS Teams.</w:t>
+      </w:r>
+    </w:p>
+    <w:p>
+      <w:pPr>
+        <w:rPr>
+          <w:b/>
+          <w:bCs/>
+        </w:rPr>
+      </w:pPr>
+    </w:p>
+    <w:p>
+      <w:pPr>
+        <w:rPr>
+          <w:rFonts w:eastAsiaTheme="minorEastAsia"/>
           <w:b/>
           <w:bCs/>
           <w:sz w:val="28"/>
           <w:szCs w:val="28"/>
         </w:rPr>
-        <w:t xml:space="preserve"> dopravní hra</w:t>
+      </w:pPr>
+      <w:r>
+        <w:rPr>
+          <w:rFonts w:eastAsiaTheme="minorEastAsia"/>
+          <w:b/>
+          <w:bCs/>
+          <w:sz w:val="28"/>
+          <w:szCs w:val="28"/>
+        </w:rPr>
+        <w:t>Termín zadání práce 30. 9. 2025</w:t>
+      </w:r>
+    </w:p>
+    <w:p>
+      <w:pPr>
+        <w:pStyle w:val="Default"/>
+      </w:pPr>
+    </w:p>
+    <w:p>
+      <w:pPr>
+        <w:pStyle w:val="Default"/>
+        <w:jc w:val="both"/>
+      </w:pPr>
+      <w:r>
+        <w:t xml:space="preserve">Řešitel práce předloží vedoucímu práce svoje řešení k posouzení (elektronicky prostřednictvím Microsoft Teams): </w:t>
+      </w:r>
+    </w:p>
+    <w:p>
+      <w:pPr>
+        <w:pStyle w:val="Default"/>
+      </w:pPr>
+    </w:p>
+    <w:p>
+      <w:pPr>
+        <w:pStyle w:val="Odstavecseseznamem"/>
+        <w:numPr>
+          <w:ilvl w:val="0"/>
+          <w:numId w:val="8"/>
+        </w:numPr>
+      </w:pPr>
+      <w:r>
+        <w:t>konzultace (úvodní rešerše, návrh koncepčního řešení): 31. 10. 2025</w:t>
+      </w:r>
+    </w:p>
+    <w:p>
+      <w:pPr>
+        <w:pStyle w:val="Odstavecseseznamem"/>
+        <w:numPr>
+          <w:ilvl w:val="0"/>
+          <w:numId w:val="8"/>
+        </w:numPr>
+      </w:pPr>
+      <w:r>
+        <w:t>konzultace (první průběžné řešení): 28. 11. 2025</w:t>
+      </w:r>
+    </w:p>
+    <w:p>
+      <w:pPr>
+        <w:pStyle w:val="Odstavecseseznamem"/>
+        <w:numPr>
+          <w:ilvl w:val="0"/>
+          <w:numId w:val="8"/>
+        </w:numPr>
+      </w:pPr>
+      <w:r>
+        <w:t>konzultace (druhé průběžné řešení): 19. 12. 2025</w:t>
+      </w:r>
+    </w:p>
+    <w:p>
+      <w:pPr>
+        <w:pStyle w:val="Odstavecseseznamem"/>
+        <w:numPr>
+          <w:ilvl w:val="0"/>
+          <w:numId w:val="8"/>
+        </w:numPr>
+      </w:pPr>
+      <w:r>
+        <w:t>konzultace (třetí průběžné řešení): 30. 1. 2026</w:t>
+      </w:r>
+    </w:p>
+    <w:p>
+      <w:pPr>
+        <w:pStyle w:val="Odstavecseseznamem"/>
+        <w:numPr>
+          <w:ilvl w:val="0"/>
+          <w:numId w:val="8"/>
+        </w:numPr>
+      </w:pPr>
+      <w:r>
+        <w:t>konzultace (návrh konečného řešení): 27. 2. 2026</w:t>
+      </w:r>
+    </w:p>
+    <w:p>
+      <w:pPr>
+        <w:pStyle w:val="Odstavecseseznamem"/>
+        <w:numPr>
+          <w:ilvl w:val="0"/>
+          <w:numId w:val="8"/>
+        </w:numPr>
+      </w:pPr>
+      <w:r>
+        <w:t>Prezentace k obhajobě: 11.5.2026  </w:t>
+      </w:r>
+    </w:p>
+    <w:p>
+      <w:pPr>
+        <w:rPr>
+          <w:rFonts w:eastAsiaTheme="minorEastAsia"/>
+          <w:b/>
+          <w:bCs/>
+          <w:sz w:val="28"/>
+          <w:szCs w:val="28"/>
+        </w:rPr>
+      </w:pPr>
+      <w:r>
+        <w:rPr>
+          <w:rFonts w:eastAsiaTheme="minorEastAsia"/>
+          <w:b/>
+          <w:bCs/>
+          <w:sz w:val="28"/>
+          <w:szCs w:val="28"/>
+        </w:rPr>
+        <w:t xml:space="preserve">Odevzdání práce: </w:t>
+      </w:r>
+    </w:p>
+    <w:p>
+      <w:pPr>
+        <w:rPr>
+          <w:rFonts w:eastAsiaTheme="minorEastAsia"/>
+          <w:b/>
+          <w:bCs/>
+          <w:sz w:val="28"/>
+          <w:szCs w:val="28"/>
+        </w:rPr>
+      </w:pPr>
+      <w:r>
+        <w:rPr>
+          <w:rFonts w:eastAsiaTheme="minorEastAsia"/>
+          <w:b/>
+          <w:bCs/>
+          <w:sz w:val="28"/>
+          <w:szCs w:val="28"/>
+        </w:rPr>
+        <w:t>15. 3. 2026 elektronicky přes MS Teams</w:t>
+      </w:r>
+    </w:p>
+    <w:p>
+      <w:pPr>
+        <w:rPr>
+          <w:rFonts w:eastAsiaTheme="minorEastAsia"/>
+          <w:b/>
+          <w:bCs/>
+          <w:sz w:val="28"/>
+          <w:szCs w:val="28"/>
+        </w:rPr>
+      </w:pPr>
+      <w:r>
+        <w:rPr>
+          <w:rFonts w:eastAsiaTheme="minorEastAsia"/>
+          <w:b/>
+          <w:bCs/>
+          <w:sz w:val="28"/>
+          <w:szCs w:val="28"/>
+        </w:rPr>
+        <w:lastRenderedPageBreak/>
+        <w:t>17. 3. 2026 do 15:00 odevzdat jeden výtisk IMP ve vazbě</w:t>
+      </w:r>
+    </w:p>
+    <w:p>
+      <w:pPr>
+        <w:rPr>
+          <w:rFonts w:eastAsiaTheme="minorEastAsia"/>
+          <w:sz w:val="20"/>
+          <w:szCs w:val="20"/>
+        </w:rPr>
+      </w:pPr>
+    </w:p>
+    <w:p>
+      <w:r>
+        <w:t>Vypracovanou práci včetně všech příloh odevzdá žák elektronicky prostřednictvím aplikace Microsoft Teams, dále pak jednu vytištěnou písemnou práci předsedům předmětových komisí strojní a elektro, případně vedoucímu. Vytištěné práce slouží jako doklad pro případnou kontrolu dosaženého stupně vzdělání a zůstávají v majetku školy. Jsou uloženy v archivu a v knihovně školy, přístupné žákům školy ke studiu.</w:t>
       </w:r>
     </w:p>
     <w:p>
       <w:pPr>
         <w:tabs>
-          <w:tab w:val="center" w:pos="4820"/>
+          <w:tab w:val="center" w:pos="1843"/>
+          <w:tab w:val="center" w:pos="6804"/>
         </w:tabs>
-      </w:pPr>
-      <w:r>
+        <w:spacing w:before="840"/>
+        <w:rPr>
+          <w:b/>
+          <w:bCs/>
+        </w:rPr>
+      </w:pPr>
+      <w:bookmarkStart w:id="1" w:name="_Hlk21609080"/>
+      <w:r>
+        <w:rPr>
+          <w:b/>
+          <w:bCs/>
+        </w:rPr>
         <w:tab/>
-        <w:t>Individuální maturitní práce</w:t>
-      </w:r>
-    </w:p>
-    <w:p/>
-    <w:p/>
-    <w:p/>
-    <w:p/>
-    <w:p/>
-    <w:p/>
-    <w:p/>
-    <w:p/>
-    <w:p/>
-    <w:p/>
-    <w:p/>
+        <w:t>.................................................</w:t>
+      </w:r>
+      <w:r>
+        <w:rPr>
+          <w:b/>
+          <w:bCs/>
+        </w:rPr>
+        <w:tab/>
+        <w:t>.................................................</w:t>
+      </w:r>
+    </w:p>
+    <w:p>
+      <w:pPr>
+        <w:tabs>
+          <w:tab w:val="center" w:pos="1843"/>
+          <w:tab w:val="center" w:pos="6804"/>
+        </w:tabs>
+      </w:pPr>
+      <w:r>
+        <w:rPr>
+          <w:b/>
+          <w:bCs/>
+        </w:rPr>
+        <w:tab/>
+        <w:t>Podpis studenta</w:t>
+      </w:r>
+      <w:bookmarkEnd w:id="0"/>
+      <w:r>
+        <w:tab/>
+      </w:r>
+      <w:r>
+        <w:rPr>
+          <w:b/>
+          <w:bCs/>
+        </w:rPr>
+        <w:t>Podpis vedoucího práce</w:t>
+      </w:r>
+      <w:bookmarkEnd w:id="1"/>
+    </w:p>
+    <w:p>
+      <w:pPr>
+        <w:spacing w:after="160" w:line="278" w:lineRule="auto"/>
+        <w:jc w:val="left"/>
+        <w:rPr>
+          <w:b/>
+          <w:bCs/>
+        </w:rPr>
+      </w:pPr>
+      <w:r>
+        <w:rPr>
+          <w:b/>
+          <w:bCs/>
+        </w:rPr>
+        <w:br w:type="page"/>
+      </w:r>
+    </w:p>
     <w:p>
       <w:pPr>
         <w:tabs>
           <w:tab w:val="center" w:pos="7371"/>
         </w:tabs>
-      </w:pPr>
-      <w:r>
-        <w:t>Jičín školní rok 2025/26</w:t>
-      </w:r>
-      <w:r>
-        <w:tab/>
-        <w:t>Ondřej Zoufalý</w:t>
-      </w:r>
+        <w:spacing w:before="3720"/>
+      </w:pPr>
     </w:p>
     <w:p>
       <w:pPr>
         <w:tabs>
           <w:tab w:val="center" w:pos="7371"/>
         </w:tabs>
-      </w:pPr>
-    </w:p>
-    <w:p>
-      <w:pPr>
-        <w:tabs>
-          <w:tab w:val="center" w:pos="7371"/>
-        </w:tabs>
-      </w:pPr>
-    </w:p>
-    <w:p>
-      <w:pPr>
-        <w:tabs>
-          <w:tab w:val="center" w:pos="7371"/>
-        </w:tabs>
-      </w:pPr>
-    </w:p>
-    <w:p>
-      <w:pPr>
-        <w:tabs>
-          <w:tab w:val="center" w:pos="7371"/>
-        </w:tabs>
-      </w:pPr>
-    </w:p>
-    <w:p>
-      <w:pPr>
-        <w:tabs>
-          <w:tab w:val="center" w:pos="7371"/>
-        </w:tabs>
-      </w:pPr>
-    </w:p>
-    <w:p>
-      <w:pPr>
-        <w:tabs>
-          <w:tab w:val="center" w:pos="7371"/>
-        </w:tabs>
-      </w:pPr>
-    </w:p>
-    <w:p>
-      <w:pPr>
-        <w:tabs>
-          <w:tab w:val="center" w:pos="7371"/>
-        </w:tabs>
-      </w:pPr>
-    </w:p>
-    <w:p>
-      <w:pPr>
-        <w:tabs>
-          <w:tab w:val="center" w:pos="7371"/>
-        </w:tabs>
-      </w:pPr>
-    </w:p>
-    <w:p>
-      <w:pPr>
-        <w:tabs>
-          <w:tab w:val="center" w:pos="7371"/>
-        </w:tabs>
-      </w:pPr>
-    </w:p>
-    <w:p>
-      <w:pPr>
-        <w:tabs>
-          <w:tab w:val="center" w:pos="7371"/>
-        </w:tabs>
-      </w:pPr>
-    </w:p>
-    <w:p>
-      <w:pPr>
-        <w:tabs>
-          <w:tab w:val="center" w:pos="7371"/>
-        </w:tabs>
-      </w:pPr>
-    </w:p>
-    <w:p>
-      <w:pPr>
-        <w:tabs>
-          <w:tab w:val="center" w:pos="7371"/>
-        </w:tabs>
-      </w:pPr>
-    </w:p>
-    <w:p>
-      <w:pPr>
-        <w:tabs>
-          <w:tab w:val="center" w:pos="7371"/>
-        </w:tabs>
-      </w:pPr>
-    </w:p>
-    <w:p>
-      <w:pPr>
-        <w:tabs>
-          <w:tab w:val="center" w:pos="7371"/>
-        </w:tabs>
-      </w:pPr>
-    </w:p>
-    <w:p>
-      <w:pPr>
-        <w:tabs>
-          <w:tab w:val="center" w:pos="7371"/>
-        </w:tabs>
-      </w:pPr>
-    </w:p>
-    <w:p>
-      <w:pPr>
-        <w:tabs>
-          <w:tab w:val="center" w:pos="7371"/>
-        </w:tabs>
-        <w:rPr>
-          <w:b/>
-          <w:bCs/>
-          <w:sz w:val="36"/>
-          <w:szCs w:val="36"/>
-        </w:rPr>
-      </w:pPr>
+        <w:spacing w:before="9960"/>
+        <w:ind w:left="567"/>
+      </w:pPr>
+      <w:r>
+        <w:t>Prohlašuji, že jsem individuální praktickou maturitní práci zpracoval samostatně a uvedl v ní všechny prameny, literaturu a ostatní zdroje, které jsem použil.</w:t>
+      </w:r>
     </w:p>
     <w:p>
       <w:pPr>
@@ -249,24 +1012,6 @@
         <w:ind w:left="567"/>
       </w:pPr>
       <w:r>
-        <w:t>Prohlašuji, že jsem individuální praktickou maturitní práci zpracoval samostatně a uvedl v ní všechny prameny, literaturu a ostatní zdroje, které jsem použil.</w:t>
-      </w:r>
-    </w:p>
-    <w:p>
-      <w:pPr>
-        <w:tabs>
-          <w:tab w:val="center" w:pos="7371"/>
-        </w:tabs>
-      </w:pPr>
-    </w:p>
-    <w:p>
-      <w:pPr>
-        <w:tabs>
-          <w:tab w:val="center" w:pos="7371"/>
-        </w:tabs>
-        <w:ind w:left="567"/>
-      </w:pPr>
-      <w:r>
         <w:t>V Jičíně dne</w:t>
       </w:r>
     </w:p>
@@ -320,37 +1065,6 @@
     </w:p>
     <w:p>
       <w:pPr>
-        <w:spacing w:after="600"/>
-      </w:pPr>
-      <w:r>
-        <w:t xml:space="preserve">Tato práce představí tvorbu </w:t>
-      </w:r>
-      <w:proofErr w:type="gramStart"/>
-      <w:r>
-        <w:t>3</w:t>
-      </w:r>
-      <w:r>
-        <w:t>D</w:t>
-      </w:r>
-      <w:proofErr w:type="gramEnd"/>
-      <w:r>
-        <w:t xml:space="preserve"> </w:t>
-      </w:r>
-      <w:r>
-        <w:t xml:space="preserve">dopravní </w:t>
-      </w:r>
-      <w:r>
-        <w:t xml:space="preserve">videohry v herním vývojovém prostředí Unity. </w:t>
-      </w:r>
-      <w:r>
-        <w:t>Poukáže na důležitost dodržování dopravních pravidel na silnici</w:t>
-      </w:r>
-      <w:r>
-        <w:t>.</w:t>
-      </w:r>
-    </w:p>
-    <w:p>
-      <w:pPr>
         <w:rPr>
           <w:b/>
           <w:bCs/>
@@ -358,15 +1072,16 @@
           <w:szCs w:val="32"/>
         </w:rPr>
       </w:pPr>
-      <w:r>
+    </w:p>
+    <w:p>
+      <w:pPr>
         <w:rPr>
           <w:b/>
           <w:bCs/>
           <w:sz w:val="32"/>
           <w:szCs w:val="32"/>
         </w:rPr>
-        <w:t>K</w:t>
-      </w:r>
+      </w:pPr>
       <w:r>
         <w:rPr>
           <w:b/>
@@ -374,281 +1089,97 @@
           <w:sz w:val="32"/>
           <w:szCs w:val="32"/>
         </w:rPr>
-        <w:t>líčová slova</w:t>
-      </w:r>
-    </w:p>
-    <w:p>
-      <w:r>
-        <w:t xml:space="preserve">Unity; C#; </w:t>
-      </w:r>
-      <w:r>
-        <w:t>Dopravní předpisy</w:t>
-      </w:r>
-      <w:r>
-        <w:t xml:space="preserve">; </w:t>
-      </w:r>
-      <w:r>
-        <w:t>Videohra</w:t>
-      </w:r>
-    </w:p>
-    <w:p>
-      <w:pPr>
+        <w:t>K</w:t>
+      </w:r>
+      <w:r>
         <w:rPr>
           <w:b/>
           <w:bCs/>
           <w:sz w:val="32"/>
           <w:szCs w:val="32"/>
         </w:rPr>
-      </w:pPr>
-      <w:proofErr w:type="spellStart"/>
-      <w:r>
+        <w:t>líčová slova</w:t>
+      </w:r>
+    </w:p>
+    <w:p>
+      <w:r>
+        <w:t xml:space="preserve">Unity; C#; </w:t>
+      </w:r>
+      <w:r>
+        <w:t>Dopravní předpisy</w:t>
+      </w:r>
+      <w:r>
+        <w:t xml:space="preserve">; </w:t>
+      </w:r>
+      <w:r>
+        <w:t>Videohra</w:t>
+      </w:r>
+    </w:p>
+    <w:p>
+      <w:pPr>
         <w:rPr>
           <w:b/>
           <w:bCs/>
           <w:sz w:val="32"/>
           <w:szCs w:val="32"/>
         </w:rPr>
-        <w:t>Annotation</w:t>
-      </w:r>
-      <w:proofErr w:type="spellEnd"/>
-    </w:p>
-    <w:p>
-      <w:pPr>
-        <w:spacing w:after="600"/>
       </w:pPr>
       <w:proofErr w:type="spellStart"/>
       <w:r>
-        <w:t>This</w:t>
-      </w:r>
-      <w:proofErr w:type="spellEnd"/>
-      <w:r>
-        <w:t xml:space="preserve"> </w:t>
-      </w:r>
-      <w:proofErr w:type="spellStart"/>
-      <w:r>
-        <w:t>project</w:t>
-      </w:r>
-      <w:proofErr w:type="spellEnd"/>
-      <w:r>
-        <w:t xml:space="preserve"> </w:t>
-      </w:r>
-      <w:proofErr w:type="spellStart"/>
-      <w:r>
-        <w:t>will</w:t>
-      </w:r>
-      <w:proofErr w:type="spellEnd"/>
-      <w:r>
-        <w:t xml:space="preserve"> </w:t>
-      </w:r>
-      <w:proofErr w:type="spellStart"/>
-      <w:r>
-        <w:t>present</w:t>
-      </w:r>
-      <w:proofErr w:type="spellEnd"/>
-      <w:r>
-        <w:t xml:space="preserve"> </w:t>
-      </w:r>
-      <w:proofErr w:type="spellStart"/>
-      <w:r>
-        <w:t>the</w:t>
-      </w:r>
-      <w:proofErr w:type="spellEnd"/>
-      <w:r>
-        <w:t xml:space="preserve"> </w:t>
-      </w:r>
-      <w:proofErr w:type="spellStart"/>
-      <w:r>
-        <w:t>creation</w:t>
-      </w:r>
-      <w:proofErr w:type="spellEnd"/>
-      <w:r>
-        <w:t xml:space="preserve"> </w:t>
-      </w:r>
-      <w:proofErr w:type="spellStart"/>
-      <w:r>
-        <w:t>of</w:t>
-      </w:r>
-      <w:proofErr w:type="spellEnd"/>
-      <w:r>
-        <w:t xml:space="preserve"> a </w:t>
-      </w:r>
-      <w:proofErr w:type="gramStart"/>
-      <w:r>
-        <w:t>3D</w:t>
-      </w:r>
-      <w:proofErr w:type="gramEnd"/>
-      <w:r>
-        <w:t xml:space="preserve"> </w:t>
-      </w:r>
-      <w:proofErr w:type="spellStart"/>
-      <w:r>
-        <w:t>traffic</w:t>
-      </w:r>
-      <w:proofErr w:type="spellEnd"/>
-      <w:r>
-        <w:t xml:space="preserve"> </w:t>
-      </w:r>
-      <w:proofErr w:type="spellStart"/>
-      <w:r>
-        <w:t>videogame</w:t>
-      </w:r>
-      <w:proofErr w:type="spellEnd"/>
-      <w:r>
-        <w:t xml:space="preserve"> in </w:t>
-      </w:r>
-      <w:proofErr w:type="spellStart"/>
-      <w:r>
-        <w:t>the</w:t>
-      </w:r>
-      <w:proofErr w:type="spellEnd"/>
-      <w:r>
-        <w:t xml:space="preserve"> Unity game </w:t>
-      </w:r>
-      <w:proofErr w:type="spellStart"/>
-      <w:r>
-        <w:t>engine</w:t>
-      </w:r>
-      <w:proofErr w:type="spellEnd"/>
-      <w:r>
-        <w:t>.</w:t>
-      </w:r>
-      <w:r>
-        <w:t xml:space="preserve"> </w:t>
-      </w:r>
-      <w:r>
-        <w:t xml:space="preserve">It </w:t>
-      </w:r>
-      <w:proofErr w:type="spellStart"/>
-      <w:r>
-        <w:t>will</w:t>
-      </w:r>
-      <w:proofErr w:type="spellEnd"/>
-      <w:r>
-        <w:t xml:space="preserve"> </w:t>
-      </w:r>
-      <w:proofErr w:type="spellStart"/>
-      <w:r>
-        <w:t>highlight</w:t>
-      </w:r>
-      <w:proofErr w:type="spellEnd"/>
-      <w:r>
-        <w:t xml:space="preserve"> </w:t>
-      </w:r>
-      <w:proofErr w:type="spellStart"/>
-      <w:r>
-        <w:t>the</w:t>
-      </w:r>
-      <w:proofErr w:type="spellEnd"/>
-      <w:r>
-        <w:t xml:space="preserve"> </w:t>
-      </w:r>
-      <w:proofErr w:type="spellStart"/>
-      <w:r>
-        <w:t>importance</w:t>
-      </w:r>
-      <w:proofErr w:type="spellEnd"/>
-      <w:r>
-        <w:t xml:space="preserve"> </w:t>
-      </w:r>
-      <w:proofErr w:type="spellStart"/>
-      <w:r>
-        <w:t>of</w:t>
-      </w:r>
-      <w:proofErr w:type="spellEnd"/>
-      <w:r>
-        <w:t xml:space="preserve"> </w:t>
-      </w:r>
-      <w:proofErr w:type="spellStart"/>
-      <w:r>
-        <w:t>adhering</w:t>
-      </w:r>
-      <w:proofErr w:type="spellEnd"/>
-      <w:r>
-        <w:t xml:space="preserve"> </w:t>
-      </w:r>
-      <w:proofErr w:type="spellStart"/>
-      <w:r>
-        <w:t>traffic</w:t>
-      </w:r>
-      <w:proofErr w:type="spellEnd"/>
-      <w:r>
-        <w:t xml:space="preserve"> </w:t>
-      </w:r>
-      <w:proofErr w:type="spellStart"/>
-      <w:r>
-        <w:t>rules</w:t>
-      </w:r>
-      <w:proofErr w:type="spellEnd"/>
-      <w:r>
-        <w:t xml:space="preserve"> on </w:t>
-      </w:r>
-      <w:proofErr w:type="spellStart"/>
-      <w:r>
-        <w:t>the</w:t>
-      </w:r>
-      <w:proofErr w:type="spellEnd"/>
-      <w:r>
-        <w:t xml:space="preserve"> </w:t>
-      </w:r>
-      <w:proofErr w:type="spellStart"/>
-      <w:r>
-        <w:t>road</w:t>
-      </w:r>
-      <w:proofErr w:type="spellEnd"/>
-      <w:r>
-        <w:t>.</w:t>
-      </w:r>
-    </w:p>
-    <w:p>
-      <w:pPr>
         <w:rPr>
           <w:b/>
           <w:bCs/>
           <w:sz w:val="32"/>
           <w:szCs w:val="32"/>
         </w:rPr>
-      </w:pPr>
-      <w:proofErr w:type="spellStart"/>
-      <w:r>
+        <w:t>Annotation</w:t>
+      </w:r>
+      <w:proofErr w:type="spellEnd"/>
+    </w:p>
+    <w:p>
+      <w:pPr>
         <w:rPr>
           <w:b/>
           <w:bCs/>
           <w:sz w:val="32"/>
           <w:szCs w:val="32"/>
         </w:rPr>
-        <w:t>Keywords</w:t>
-      </w:r>
-      <w:proofErr w:type="spellEnd"/>
-    </w:p>
-    <w:p>
-      <w:pPr>
-        <w:rPr>
+      </w:pPr>
+    </w:p>
+    <w:p>
+      <w:pPr>
+        <w:rPr>
+          <w:b/>
+          <w:bCs/>
           <w:sz w:val="32"/>
           <w:szCs w:val="32"/>
         </w:rPr>
       </w:pPr>
-      <w:r>
-        <w:rPr>
+      <w:proofErr w:type="spellStart"/>
+      <w:r>
+        <w:rPr>
+          <w:b/>
+          <w:bCs/>
           <w:sz w:val="32"/>
           <w:szCs w:val="32"/>
         </w:rPr>
-        <w:t xml:space="preserve">Unity; C#; </w:t>
-      </w:r>
-      <w:proofErr w:type="spellStart"/>
-      <w:r>
+        <w:t>Keywords</w:t>
+      </w:r>
+      <w:proofErr w:type="spellEnd"/>
+    </w:p>
+    <w:p>
+      <w:pPr>
         <w:rPr>
           <w:sz w:val="32"/>
           <w:szCs w:val="32"/>
         </w:rPr>
-        <w:t>Traffic</w:t>
-      </w:r>
-      <w:proofErr w:type="spellEnd"/>
+      </w:pPr>
       <w:r>
         <w:rPr>
           <w:sz w:val="32"/>
           <w:szCs w:val="32"/>
         </w:rPr>
-        <w:t xml:space="preserve"> </w:t>
+        <w:t xml:space="preserve">Unity; C#; </w:t>
       </w:r>
       <w:proofErr w:type="spellStart"/>
       <w:r>
@@ -656,7 +1187,7 @@
           <w:sz w:val="32"/>
           <w:szCs w:val="32"/>
         </w:rPr>
-        <w:t>laws</w:t>
+        <w:t>Traffic</w:t>
       </w:r>
       <w:proofErr w:type="spellEnd"/>
       <w:r>
@@ -664,7 +1195,7 @@
           <w:sz w:val="32"/>
           <w:szCs w:val="32"/>
         </w:rPr>
-        <w:t xml:space="preserve">; </w:t>
+        <w:t xml:space="preserve"> </w:t>
       </w:r>
       <w:proofErr w:type="spellStart"/>
       <w:r>
@@ -672,6 +1203,22 @@
           <w:sz w:val="32"/>
           <w:szCs w:val="32"/>
         </w:rPr>
+        <w:t>laws</w:t>
+      </w:r>
+      <w:proofErr w:type="spellEnd"/>
+      <w:r>
+        <w:rPr>
+          <w:sz w:val="32"/>
+          <w:szCs w:val="32"/>
+        </w:rPr>
+        <w:t xml:space="preserve">; </w:t>
+      </w:r>
+      <w:proofErr w:type="spellStart"/>
+      <w:r>
+        <w:rPr>
+          <w:sz w:val="32"/>
+          <w:szCs w:val="32"/>
+        </w:rPr>
         <w:t>Videogame</w:t>
       </w:r>
       <w:proofErr w:type="spellEnd"/>
@@ -684,14 +1231,27 @@
           <w:sz w:val="32"/>
           <w:szCs w:val="32"/>
         </w:rPr>
-      </w:pPr>
-      <w:r>
+        <w:sectPr>
+          <w:footnotePr>
+            <w:pos w:val="beneathText"/>
+          </w:footnotePr>
+          <w:pgSz w:w="12240" w:h="15840"/>
+          <w:pgMar w:top="1418" w:right="1134" w:bottom="1134" w:left="2268" w:header="567" w:footer="550" w:gutter="0"/>
+          <w:cols w:space="708"/>
+          <w:titlePg/>
+          <w:docGrid w:linePitch="360"/>
+        </w:sectPr>
+      </w:pPr>
+    </w:p>
+    <w:p>
+      <w:pPr>
+        <w:spacing w:after="160" w:line="278" w:lineRule="auto"/>
+        <w:jc w:val="left"/>
         <w:rPr>
           <w:sz w:val="32"/>
           <w:szCs w:val="32"/>
         </w:rPr>
-        <w:br w:type="page"/>
-      </w:r>
+      </w:pPr>
     </w:p>
     <w:sdt>
       <w:sdtPr>
@@ -734,7 +1294,7 @@
             <w:pStyle w:val="Obsah1"/>
             <w:tabs>
               <w:tab w:val="left" w:pos="480"/>
-              <w:tab w:val="right" w:leader="dot" w:pos="9350"/>
+              <w:tab w:val="right" w:leader="dot" w:pos="8828"/>
             </w:tabs>
             <w:rPr>
               <w:rFonts w:asciiTheme="minorHAnsi" w:eastAsiaTheme="minorEastAsia" w:hAnsiTheme="minorHAnsi"/>
@@ -751,7 +1311,7 @@
           <w:r>
             <w:fldChar w:fldCharType="separate"/>
           </w:r>
-          <w:hyperlink w:anchor="_Toc212839462" w:history="1">
+          <w:hyperlink w:anchor="_Toc215262258" w:history="1">
             <w:r>
               <w:rPr>
                 <w:rStyle w:val="Hypertextovodkaz"/>
@@ -793,7 +1353,7 @@
                 <w:noProof/>
                 <w:webHidden/>
               </w:rPr>
-              <w:instrText xml:space="preserve"> PAGEREF _Toc212839462 \h </w:instrText>
+              <w:instrText xml:space="preserve"> PAGEREF _Toc215262258 \h </w:instrText>
             </w:r>
             <w:r>
               <w:rPr>
@@ -813,7 +1373,7 @@
                 <w:noProof/>
                 <w:webHidden/>
               </w:rPr>
-              <w:t>5</w:t>
+              <w:t>9</w:t>
             </w:r>
             <w:r>
               <w:rPr>
@@ -829,7 +1389,7 @@
             <w:pStyle w:val="Obsah1"/>
             <w:tabs>
               <w:tab w:val="left" w:pos="480"/>
-              <w:tab w:val="right" w:leader="dot" w:pos="9350"/>
+              <w:tab w:val="right" w:leader="dot" w:pos="8828"/>
             </w:tabs>
             <w:rPr>
               <w:rFonts w:asciiTheme="minorHAnsi" w:eastAsiaTheme="minorEastAsia" w:hAnsiTheme="minorHAnsi"/>
@@ -837,7 +1397,7 @@
               <w:lang w:eastAsia="cs-CZ"/>
             </w:rPr>
           </w:pPr>
-          <w:hyperlink w:anchor="_Toc212839463" w:history="1">
+          <w:hyperlink w:anchor="_Toc215262259" w:history="1">
             <w:r>
               <w:rPr>
                 <w:rStyle w:val="Hypertextovodkaz"/>
@@ -858,7 +1418,7 @@
                 <w:rStyle w:val="Hypertextovodkaz"/>
                 <w:noProof/>
               </w:rPr>
-              <w:t>Herní vývojové prostředí</w:t>
+              <w:t>Rešerše</w:t>
             </w:r>
             <w:r>
               <w:rPr>
@@ -879,7 +1439,7 @@
                 <w:noProof/>
                 <w:webHidden/>
               </w:rPr>
-              <w:instrText xml:space="preserve"> PAGEREF _Toc212839463 \h </w:instrText>
+              <w:instrText xml:space="preserve"> PAGEREF _Toc215262259 \h </w:instrText>
             </w:r>
             <w:r>
               <w:rPr>
@@ -899,7 +1459,179 @@
                 <w:noProof/>
                 <w:webHidden/>
               </w:rPr>
-              <w:t>6</w:t>
+              <w:t>11</w:t>
+            </w:r>
+            <w:r>
+              <w:rPr>
+                <w:noProof/>
+                <w:webHidden/>
+              </w:rPr>
+              <w:fldChar w:fldCharType="end"/>
+            </w:r>
+          </w:hyperlink>
+        </w:p>
+        <w:p>
+          <w:pPr>
+            <w:pStyle w:val="Obsah2"/>
+            <w:tabs>
+              <w:tab w:val="left" w:pos="960"/>
+              <w:tab w:val="right" w:leader="dot" w:pos="8828"/>
+            </w:tabs>
+            <w:rPr>
+              <w:rFonts w:asciiTheme="minorHAnsi" w:eastAsiaTheme="minorEastAsia" w:hAnsiTheme="minorHAnsi"/>
+              <w:noProof/>
+              <w:lang w:eastAsia="cs-CZ"/>
+            </w:rPr>
+          </w:pPr>
+          <w:hyperlink w:anchor="_Toc215262260" w:history="1">
+            <w:r>
+              <w:rPr>
+                <w:rStyle w:val="Hypertextovodkaz"/>
+                <w:noProof/>
+              </w:rPr>
+              <w:t>2.1</w:t>
+            </w:r>
+            <w:r>
+              <w:rPr>
+                <w:rFonts w:asciiTheme="minorHAnsi" w:eastAsiaTheme="minorEastAsia" w:hAnsiTheme="minorHAnsi"/>
+                <w:noProof/>
+                <w:lang w:eastAsia="cs-CZ"/>
+              </w:rPr>
+              <w:tab/>
+            </w:r>
+            <w:r>
+              <w:rPr>
+                <w:rStyle w:val="Hypertextovodkaz"/>
+                <w:noProof/>
+              </w:rPr>
+              <w:t>Inspirace</w:t>
+            </w:r>
+            <w:r>
+              <w:rPr>
+                <w:noProof/>
+                <w:webHidden/>
+              </w:rPr>
+              <w:tab/>
+            </w:r>
+            <w:r>
+              <w:rPr>
+                <w:noProof/>
+                <w:webHidden/>
+              </w:rPr>
+              <w:fldChar w:fldCharType="begin"/>
+            </w:r>
+            <w:r>
+              <w:rPr>
+                <w:noProof/>
+                <w:webHidden/>
+              </w:rPr>
+              <w:instrText xml:space="preserve"> PAGEREF _Toc215262260 \h </w:instrText>
+            </w:r>
+            <w:r>
+              <w:rPr>
+                <w:noProof/>
+                <w:webHidden/>
+              </w:rPr>
+            </w:r>
+            <w:r>
+              <w:rPr>
+                <w:noProof/>
+                <w:webHidden/>
+              </w:rPr>
+              <w:fldChar w:fldCharType="separate"/>
+            </w:r>
+            <w:r>
+              <w:rPr>
+                <w:noProof/>
+                <w:webHidden/>
+              </w:rPr>
+              <w:t>11</w:t>
+            </w:r>
+            <w:r>
+              <w:rPr>
+                <w:noProof/>
+                <w:webHidden/>
+              </w:rPr>
+              <w:fldChar w:fldCharType="end"/>
+            </w:r>
+          </w:hyperlink>
+        </w:p>
+        <w:p>
+          <w:pPr>
+            <w:pStyle w:val="Obsah2"/>
+            <w:tabs>
+              <w:tab w:val="left" w:pos="960"/>
+              <w:tab w:val="right" w:leader="dot" w:pos="8828"/>
+            </w:tabs>
+            <w:rPr>
+              <w:rFonts w:asciiTheme="minorHAnsi" w:eastAsiaTheme="minorEastAsia" w:hAnsiTheme="minorHAnsi"/>
+              <w:noProof/>
+              <w:lang w:eastAsia="cs-CZ"/>
+            </w:rPr>
+          </w:pPr>
+          <w:hyperlink w:anchor="_Toc215262261" w:history="1">
+            <w:r>
+              <w:rPr>
+                <w:rStyle w:val="Hypertextovodkaz"/>
+                <w:noProof/>
+              </w:rPr>
+              <w:t>2.2</w:t>
+            </w:r>
+            <w:r>
+              <w:rPr>
+                <w:rFonts w:asciiTheme="minorHAnsi" w:eastAsiaTheme="minorEastAsia" w:hAnsiTheme="minorHAnsi"/>
+                <w:noProof/>
+                <w:lang w:eastAsia="cs-CZ"/>
+              </w:rPr>
+              <w:tab/>
+            </w:r>
+            <w:r>
+              <w:rPr>
+                <w:rStyle w:val="Hypertextovodkaz"/>
+                <w:noProof/>
+              </w:rPr>
+              <w:t>Dopravní předpisy</w:t>
+            </w:r>
+            <w:r>
+              <w:rPr>
+                <w:noProof/>
+                <w:webHidden/>
+              </w:rPr>
+              <w:tab/>
+            </w:r>
+            <w:r>
+              <w:rPr>
+                <w:noProof/>
+                <w:webHidden/>
+              </w:rPr>
+              <w:fldChar w:fldCharType="begin"/>
+            </w:r>
+            <w:r>
+              <w:rPr>
+                <w:noProof/>
+                <w:webHidden/>
+              </w:rPr>
+              <w:instrText xml:space="preserve"> PAGEREF _Toc215262261 \h </w:instrText>
+            </w:r>
+            <w:r>
+              <w:rPr>
+                <w:noProof/>
+                <w:webHidden/>
+              </w:rPr>
+            </w:r>
+            <w:r>
+              <w:rPr>
+                <w:noProof/>
+                <w:webHidden/>
+              </w:rPr>
+              <w:fldChar w:fldCharType="separate"/>
+            </w:r>
+            <w:r>
+              <w:rPr>
+                <w:noProof/>
+                <w:webHidden/>
+              </w:rPr>
+              <w:t>12</w:t>
             </w:r>
             <w:r>
               <w:rPr>
@@ -915,7 +1647,7 @@
             <w:pStyle w:val="Obsah1"/>
             <w:tabs>
               <w:tab w:val="left" w:pos="480"/>
-              <w:tab w:val="right" w:leader="dot" w:pos="9350"/>
+              <w:tab w:val="right" w:leader="dot" w:pos="8828"/>
             </w:tabs>
             <w:rPr>
               <w:rFonts w:asciiTheme="minorHAnsi" w:eastAsiaTheme="minorEastAsia" w:hAnsiTheme="minorHAnsi"/>
@@ -923,7 +1655,7 @@
               <w:lang w:eastAsia="cs-CZ"/>
             </w:rPr>
           </w:pPr>
-          <w:hyperlink w:anchor="_Toc212839464" w:history="1">
+          <w:hyperlink w:anchor="_Toc215262262" w:history="1">
             <w:r>
               <w:rPr>
                 <w:rStyle w:val="Hypertextovodkaz"/>
@@ -944,6 +1676,92 @@
                 <w:rStyle w:val="Hypertextovodkaz"/>
                 <w:noProof/>
               </w:rPr>
+              <w:t>Herní vývojové prostředí</w:t>
+            </w:r>
+            <w:r>
+              <w:rPr>
+                <w:noProof/>
+                <w:webHidden/>
+              </w:rPr>
+              <w:tab/>
+            </w:r>
+            <w:r>
+              <w:rPr>
+                <w:noProof/>
+                <w:webHidden/>
+              </w:rPr>
+              <w:fldChar w:fldCharType="begin"/>
+            </w:r>
+            <w:r>
+              <w:rPr>
+                <w:noProof/>
+                <w:webHidden/>
+              </w:rPr>
+              <w:instrText xml:space="preserve"> PAGEREF _Toc215262262 \h </w:instrText>
+            </w:r>
+            <w:r>
+              <w:rPr>
+                <w:noProof/>
+                <w:webHidden/>
+              </w:rPr>
+            </w:r>
+            <w:r>
+              <w:rPr>
+                <w:noProof/>
+                <w:webHidden/>
+              </w:rPr>
+              <w:fldChar w:fldCharType="separate"/>
+            </w:r>
+            <w:r>
+              <w:rPr>
+                <w:noProof/>
+                <w:webHidden/>
+              </w:rPr>
+              <w:t>12</w:t>
+            </w:r>
+            <w:r>
+              <w:rPr>
+                <w:noProof/>
+                <w:webHidden/>
+              </w:rPr>
+              <w:fldChar w:fldCharType="end"/>
+            </w:r>
+          </w:hyperlink>
+        </w:p>
+        <w:p>
+          <w:pPr>
+            <w:pStyle w:val="Obsah1"/>
+            <w:tabs>
+              <w:tab w:val="left" w:pos="480"/>
+              <w:tab w:val="right" w:leader="dot" w:pos="8828"/>
+            </w:tabs>
+            <w:rPr>
+              <w:rFonts w:asciiTheme="minorHAnsi" w:eastAsiaTheme="minorEastAsia" w:hAnsiTheme="minorHAnsi"/>
+              <w:noProof/>
+              <w:lang w:eastAsia="cs-CZ"/>
+            </w:rPr>
+          </w:pPr>
+          <w:hyperlink w:anchor="_Toc215262263" w:history="1">
+            <w:r>
+              <w:rPr>
+                <w:rStyle w:val="Hypertextovodkaz"/>
+                <w:noProof/>
+              </w:rPr>
+              <w:t>4.</w:t>
+            </w:r>
+            <w:r>
+              <w:rPr>
+                <w:rFonts w:asciiTheme="minorHAnsi" w:eastAsiaTheme="minorEastAsia" w:hAnsiTheme="minorHAnsi"/>
+                <w:noProof/>
+                <w:lang w:eastAsia="cs-CZ"/>
+              </w:rPr>
+              <w:tab/>
+            </w:r>
+            <w:r>
+              <w:rPr>
+                <w:rStyle w:val="Hypertextovodkaz"/>
+                <w:noProof/>
+              </w:rPr>
               <w:t>Použité technologie</w:t>
             </w:r>
             <w:r>
@@ -965,7 +1783,7 @@
                 <w:noProof/>
                 <w:webHidden/>
               </w:rPr>
-              <w:instrText xml:space="preserve"> PAGEREF _Toc212839464 \h </w:instrText>
+              <w:instrText xml:space="preserve"> PAGEREF _Toc215262263 \h </w:instrText>
             </w:r>
             <w:r>
               <w:rPr>
@@ -985,7 +1803,7 @@
                 <w:noProof/>
                 <w:webHidden/>
               </w:rPr>
-              <w:t>6</w:t>
+              <w:t>12</w:t>
             </w:r>
             <w:r>
               <w:rPr>
@@ -1001,7 +1819,7 @@
             <w:pStyle w:val="Obsah2"/>
             <w:tabs>
               <w:tab w:val="left" w:pos="960"/>
-              <w:tab w:val="right" w:leader="dot" w:pos="9350"/>
+              <w:tab w:val="right" w:leader="dot" w:pos="8828"/>
             </w:tabs>
             <w:rPr>
               <w:rFonts w:asciiTheme="minorHAnsi" w:eastAsiaTheme="minorEastAsia" w:hAnsiTheme="minorHAnsi"/>
@@ -1009,13 +1827,13 @@
               <w:lang w:eastAsia="cs-CZ"/>
             </w:rPr>
           </w:pPr>
-          <w:hyperlink w:anchor="_Toc212839465" w:history="1">
+          <w:hyperlink w:anchor="_Toc215262264" w:history="1">
             <w:r>
               <w:rPr>
                 <w:rStyle w:val="Hypertextovodkaz"/>
                 <w:noProof/>
               </w:rPr>
-              <w:t>3.1</w:t>
+              <w:t>4.1</w:t>
             </w:r>
             <w:r>
               <w:rPr>
@@ -1051,7 +1869,7 @@
                 <w:noProof/>
                 <w:webHidden/>
               </w:rPr>
-              <w:instrText xml:space="preserve"> PAGEREF _Toc212839465 \h </w:instrText>
+              <w:instrText xml:space="preserve"> PAGEREF _Toc215262264 \h </w:instrText>
             </w:r>
             <w:r>
               <w:rPr>
@@ -1071,7 +1889,7 @@
                 <w:noProof/>
                 <w:webHidden/>
               </w:rPr>
-              <w:t>6</w:t>
+              <w:t>12</w:t>
             </w:r>
             <w:r>
               <w:rPr>
@@ -1087,7 +1905,7 @@
             <w:pStyle w:val="Obsah2"/>
             <w:tabs>
               <w:tab w:val="left" w:pos="960"/>
-              <w:tab w:val="right" w:leader="dot" w:pos="9350"/>
+              <w:tab w:val="right" w:leader="dot" w:pos="8828"/>
             </w:tabs>
             <w:rPr>
               <w:rFonts w:asciiTheme="minorHAnsi" w:eastAsiaTheme="minorEastAsia" w:hAnsiTheme="minorHAnsi"/>
@@ -1095,13 +1913,13 @@
               <w:lang w:eastAsia="cs-CZ"/>
             </w:rPr>
           </w:pPr>
-          <w:hyperlink w:anchor="_Toc212839466" w:history="1">
+          <w:hyperlink w:anchor="_Toc215262265" w:history="1">
             <w:r>
               <w:rPr>
                 <w:rStyle w:val="Hypertextovodkaz"/>
                 <w:noProof/>
               </w:rPr>
-              <w:t>3.2</w:t>
+              <w:t>4.2</w:t>
             </w:r>
             <w:r>
               <w:rPr>
@@ -1137,7 +1955,7 @@
                 <w:noProof/>
                 <w:webHidden/>
               </w:rPr>
-              <w:instrText xml:space="preserve"> PAGEREF _Toc212839466 \h </w:instrText>
+              <w:instrText xml:space="preserve"> PAGEREF _Toc215262265 \h </w:instrText>
             </w:r>
             <w:r>
               <w:rPr>
@@ -1157,7 +1975,7 @@
                 <w:noProof/>
                 <w:webHidden/>
               </w:rPr>
-              <w:t>6</w:t>
+              <w:t>12</w:t>
             </w:r>
             <w:r>
               <w:rPr>
@@ -1173,7 +1991,7 @@
             <w:pStyle w:val="Obsah2"/>
             <w:tabs>
               <w:tab w:val="left" w:pos="960"/>
-              <w:tab w:val="right" w:leader="dot" w:pos="9350"/>
+              <w:tab w:val="right" w:leader="dot" w:pos="8828"/>
             </w:tabs>
             <w:rPr>
               <w:rFonts w:asciiTheme="minorHAnsi" w:eastAsiaTheme="minorEastAsia" w:hAnsiTheme="minorHAnsi"/>
@@ -1181,13 +1999,13 @@
               <w:lang w:eastAsia="cs-CZ"/>
             </w:rPr>
           </w:pPr>
-          <w:hyperlink w:anchor="_Toc212839467" w:history="1">
+          <w:hyperlink w:anchor="_Toc215262266" w:history="1">
             <w:r>
               <w:rPr>
                 <w:rStyle w:val="Hypertextovodkaz"/>
                 <w:noProof/>
               </w:rPr>
-              <w:t>3.3</w:t>
+              <w:t>4.3</w:t>
             </w:r>
             <w:r>
               <w:rPr>
@@ -1223,7 +2041,7 @@
                 <w:noProof/>
                 <w:webHidden/>
               </w:rPr>
-              <w:instrText xml:space="preserve"> PAGEREF _Toc212839467 \h </w:instrText>
+              <w:instrText xml:space="preserve"> PAGEREF _Toc215262266 \h </w:instrText>
             </w:r>
             <w:r>
               <w:rPr>
@@ -1243,7 +2061,7 @@
                 <w:noProof/>
                 <w:webHidden/>
               </w:rPr>
-              <w:t>6</w:t>
+              <w:t>12</w:t>
             </w:r>
             <w:r>
               <w:rPr>
@@ -1259,7 +2077,7 @@
             <w:pStyle w:val="Obsah1"/>
             <w:tabs>
               <w:tab w:val="left" w:pos="480"/>
-              <w:tab w:val="right" w:leader="dot" w:pos="9350"/>
+              <w:tab w:val="right" w:leader="dot" w:pos="8828"/>
             </w:tabs>
             <w:rPr>
               <w:rFonts w:asciiTheme="minorHAnsi" w:eastAsiaTheme="minorEastAsia" w:hAnsiTheme="minorHAnsi"/>
@@ -1267,13 +2085,13 @@
               <w:lang w:eastAsia="cs-CZ"/>
             </w:rPr>
           </w:pPr>
-          <w:hyperlink w:anchor="_Toc212839468" w:history="1">
+          <w:hyperlink w:anchor="_Toc215262267" w:history="1">
             <w:r>
               <w:rPr>
                 <w:rStyle w:val="Hypertextovodkaz"/>
                 <w:noProof/>
               </w:rPr>
-              <w:t>4.</w:t>
+              <w:t>5.</w:t>
             </w:r>
             <w:r>
               <w:rPr>
@@ -1309,7 +2127,7 @@
                 <w:noProof/>
                 <w:webHidden/>
               </w:rPr>
-              <w:instrText xml:space="preserve"> PAGEREF _Toc212839468 \h </w:instrText>
+              <w:instrText xml:space="preserve"> PAGEREF _Toc215262267 \h </w:instrText>
             </w:r>
             <w:r>
               <w:rPr>
@@ -1329,7 +2147,7 @@
                 <w:noProof/>
                 <w:webHidden/>
               </w:rPr>
-              <w:t>6</w:t>
+              <w:t>12</w:t>
             </w:r>
             <w:r>
               <w:rPr>
@@ -1345,7 +2163,7 @@
             <w:pStyle w:val="Obsah2"/>
             <w:tabs>
               <w:tab w:val="left" w:pos="960"/>
-              <w:tab w:val="right" w:leader="dot" w:pos="9350"/>
+              <w:tab w:val="right" w:leader="dot" w:pos="8828"/>
             </w:tabs>
             <w:rPr>
               <w:rFonts w:asciiTheme="minorHAnsi" w:eastAsiaTheme="minorEastAsia" w:hAnsiTheme="minorHAnsi"/>
@@ -1353,13 +2171,13 @@
               <w:lang w:eastAsia="cs-CZ"/>
             </w:rPr>
           </w:pPr>
-          <w:hyperlink w:anchor="_Toc212839469" w:history="1">
+          <w:hyperlink w:anchor="_Toc215262268" w:history="1">
             <w:r>
               <w:rPr>
                 <w:rStyle w:val="Hypertextovodkaz"/>
                 <w:noProof/>
               </w:rPr>
-              <w:t>4.1</w:t>
+              <w:t>5.1</w:t>
             </w:r>
             <w:r>
               <w:rPr>
@@ -1395,7 +2213,7 @@
                 <w:noProof/>
                 <w:webHidden/>
               </w:rPr>
-              <w:instrText xml:space="preserve"> PAGEREF _Toc212839469 \h </w:instrText>
+              <w:instrText xml:space="preserve"> PAGEREF _Toc215262268 \h </w:instrText>
             </w:r>
             <w:r>
               <w:rPr>
@@ -1415,7 +2233,7 @@
                 <w:noProof/>
                 <w:webHidden/>
               </w:rPr>
-              <w:t>6</w:t>
+              <w:t>12</w:t>
             </w:r>
             <w:r>
               <w:rPr>
@@ -1431,7 +2249,7 @@
             <w:pStyle w:val="Obsah2"/>
             <w:tabs>
               <w:tab w:val="left" w:pos="960"/>
-              <w:tab w:val="right" w:leader="dot" w:pos="9350"/>
+              <w:tab w:val="right" w:leader="dot" w:pos="8828"/>
             </w:tabs>
             <w:rPr>
               <w:rFonts w:asciiTheme="minorHAnsi" w:eastAsiaTheme="minorEastAsia" w:hAnsiTheme="minorHAnsi"/>
@@ -1439,13 +2257,13 @@
               <w:lang w:eastAsia="cs-CZ"/>
             </w:rPr>
           </w:pPr>
-          <w:hyperlink w:anchor="_Toc212839470" w:history="1">
+          <w:hyperlink w:anchor="_Toc215262269" w:history="1">
             <w:r>
               <w:rPr>
                 <w:rStyle w:val="Hypertextovodkaz"/>
                 <w:noProof/>
               </w:rPr>
-              <w:t>4.2</w:t>
+              <w:t>5.2</w:t>
             </w:r>
             <w:r>
               <w:rPr>
@@ -1481,7 +2299,7 @@
                 <w:noProof/>
                 <w:webHidden/>
               </w:rPr>
-              <w:instrText xml:space="preserve"> PAGEREF _Toc212839470 \h </w:instrText>
+              <w:instrText xml:space="preserve"> PAGEREF _Toc215262269 \h </w:instrText>
             </w:r>
             <w:r>
               <w:rPr>
@@ -1501,7 +2319,7 @@
                 <w:noProof/>
                 <w:webHidden/>
               </w:rPr>
-              <w:t>6</w:t>
+              <w:t>12</w:t>
             </w:r>
             <w:r>
               <w:rPr>
@@ -1517,7 +2335,7 @@
             <w:pStyle w:val="Obsah2"/>
             <w:tabs>
               <w:tab w:val="left" w:pos="960"/>
-              <w:tab w:val="right" w:leader="dot" w:pos="9350"/>
+              <w:tab w:val="right" w:leader="dot" w:pos="8828"/>
             </w:tabs>
             <w:rPr>
               <w:rFonts w:asciiTheme="minorHAnsi" w:eastAsiaTheme="minorEastAsia" w:hAnsiTheme="minorHAnsi"/>
@@ -1525,13 +2343,13 @@
               <w:lang w:eastAsia="cs-CZ"/>
             </w:rPr>
           </w:pPr>
-          <w:hyperlink w:anchor="_Toc212839471" w:history="1">
+          <w:hyperlink w:anchor="_Toc215262270" w:history="1">
             <w:r>
               <w:rPr>
                 <w:rStyle w:val="Hypertextovodkaz"/>
                 <w:noProof/>
               </w:rPr>
-              <w:t>4.3</w:t>
+              <w:t>5.3</w:t>
             </w:r>
             <w:r>
               <w:rPr>
@@ -1567,7 +2385,7 @@
                 <w:noProof/>
                 <w:webHidden/>
               </w:rPr>
-              <w:instrText xml:space="preserve"> PAGEREF _Toc212839471 \h </w:instrText>
+              <w:instrText xml:space="preserve"> PAGEREF _Toc215262270 \h </w:instrText>
             </w:r>
             <w:r>
               <w:rPr>
@@ -1587,7 +2405,7 @@
                 <w:noProof/>
                 <w:webHidden/>
               </w:rPr>
-              <w:t>6</w:t>
+              <w:t>12</w:t>
             </w:r>
             <w:r>
               <w:rPr>
@@ -1603,7 +2421,7 @@
             <w:pStyle w:val="Obsah2"/>
             <w:tabs>
               <w:tab w:val="left" w:pos="960"/>
-              <w:tab w:val="right" w:leader="dot" w:pos="9350"/>
+              <w:tab w:val="right" w:leader="dot" w:pos="8828"/>
             </w:tabs>
             <w:rPr>
               <w:rFonts w:asciiTheme="minorHAnsi" w:eastAsiaTheme="minorEastAsia" w:hAnsiTheme="minorHAnsi"/>
@@ -1611,13 +2429,13 @@
               <w:lang w:eastAsia="cs-CZ"/>
             </w:rPr>
           </w:pPr>
-          <w:hyperlink w:anchor="_Toc212839472" w:history="1">
+          <w:hyperlink w:anchor="_Toc215262271" w:history="1">
             <w:r>
               <w:rPr>
                 <w:rStyle w:val="Hypertextovodkaz"/>
                 <w:noProof/>
               </w:rPr>
-              <w:t>4.4</w:t>
+              <w:t>5.4</w:t>
             </w:r>
             <w:r>
               <w:rPr>
@@ -1653,7 +2471,7 @@
                 <w:noProof/>
                 <w:webHidden/>
               </w:rPr>
-              <w:instrText xml:space="preserve"> PAGEREF _Toc212839472 \h </w:instrText>
+              <w:instrText xml:space="preserve"> PAGEREF _Toc215262271 \h </w:instrText>
             </w:r>
             <w:r>
               <w:rPr>
@@ -1673,7 +2491,7 @@
                 <w:noProof/>
                 <w:webHidden/>
               </w:rPr>
-              <w:t>6</w:t>
+              <w:t>12</w:t>
             </w:r>
             <w:r>
               <w:rPr>
@@ -1689,7 +2507,7 @@
             <w:pStyle w:val="Obsah2"/>
             <w:tabs>
               <w:tab w:val="left" w:pos="960"/>
-              <w:tab w:val="right" w:leader="dot" w:pos="9350"/>
+              <w:tab w:val="right" w:leader="dot" w:pos="8828"/>
             </w:tabs>
             <w:rPr>
               <w:rFonts w:asciiTheme="minorHAnsi" w:eastAsiaTheme="minorEastAsia" w:hAnsiTheme="minorHAnsi"/>
@@ -1697,13 +2515,13 @@
               <w:lang w:eastAsia="cs-CZ"/>
             </w:rPr>
           </w:pPr>
-          <w:hyperlink w:anchor="_Toc212839473" w:history="1">
+          <w:hyperlink w:anchor="_Toc215262272" w:history="1">
             <w:r>
               <w:rPr>
                 <w:rStyle w:val="Hypertextovodkaz"/>
                 <w:noProof/>
               </w:rPr>
-              <w:t>4.5</w:t>
+              <w:t>5.5</w:t>
             </w:r>
             <w:r>
               <w:rPr>
@@ -1739,7 +2557,7 @@
                 <w:noProof/>
                 <w:webHidden/>
               </w:rPr>
-              <w:instrText xml:space="preserve"> PAGEREF _Toc212839473 \h </w:instrText>
+              <w:instrText xml:space="preserve"> PAGEREF _Toc215262272 \h </w:instrText>
             </w:r>
             <w:r>
               <w:rPr>
@@ -1759,7 +2577,7 @@
                 <w:noProof/>
                 <w:webHidden/>
               </w:rPr>
-              <w:t>6</w:t>
+              <w:t>12</w:t>
             </w:r>
             <w:r>
               <w:rPr>
@@ -1775,7 +2593,7 @@
             <w:pStyle w:val="Obsah1"/>
             <w:tabs>
               <w:tab w:val="left" w:pos="480"/>
-              <w:tab w:val="right" w:leader="dot" w:pos="9350"/>
+              <w:tab w:val="right" w:leader="dot" w:pos="8828"/>
             </w:tabs>
             <w:rPr>
               <w:rFonts w:asciiTheme="minorHAnsi" w:eastAsiaTheme="minorEastAsia" w:hAnsiTheme="minorHAnsi"/>
@@ -1783,13 +2601,13 @@
               <w:lang w:eastAsia="cs-CZ"/>
             </w:rPr>
           </w:pPr>
-          <w:hyperlink w:anchor="_Toc212839474" w:history="1">
+          <w:hyperlink w:anchor="_Toc215262273" w:history="1">
             <w:r>
               <w:rPr>
                 <w:rStyle w:val="Hypertextovodkaz"/>
                 <w:noProof/>
               </w:rPr>
-              <w:t>5.</w:t>
+              <w:t>6.</w:t>
             </w:r>
             <w:r>
               <w:rPr>
@@ -1825,7 +2643,7 @@
                 <w:noProof/>
                 <w:webHidden/>
               </w:rPr>
-              <w:instrText xml:space="preserve"> PAGEREF _Toc212839474 \h </w:instrText>
+              <w:instrText xml:space="preserve"> PAGEREF _Toc215262273 \h </w:instrText>
             </w:r>
             <w:r>
               <w:rPr>
@@ -1845,7 +2663,7 @@
                 <w:noProof/>
                 <w:webHidden/>
               </w:rPr>
-              <w:t>7</w:t>
+              <w:t>13</w:t>
             </w:r>
             <w:r>
               <w:rPr>
@@ -1861,7 +2679,7 @@
             <w:pStyle w:val="Obsah2"/>
             <w:tabs>
               <w:tab w:val="left" w:pos="960"/>
-              <w:tab w:val="right" w:leader="dot" w:pos="9350"/>
+              <w:tab w:val="right" w:leader="dot" w:pos="8828"/>
             </w:tabs>
             <w:rPr>
               <w:rFonts w:asciiTheme="minorHAnsi" w:eastAsiaTheme="minorEastAsia" w:hAnsiTheme="minorHAnsi"/>
@@ -1869,13 +2687,13 @@
               <w:lang w:eastAsia="cs-CZ"/>
             </w:rPr>
           </w:pPr>
-          <w:hyperlink w:anchor="_Toc212839475" w:history="1">
+          <w:hyperlink w:anchor="_Toc215262274" w:history="1">
             <w:r>
               <w:rPr>
                 <w:rStyle w:val="Hypertextovodkaz"/>
                 <w:noProof/>
               </w:rPr>
-              <w:t>5.1</w:t>
+              <w:t>6.1</w:t>
             </w:r>
             <w:r>
               <w:rPr>
@@ -1911,7 +2729,7 @@
                 <w:noProof/>
                 <w:webHidden/>
               </w:rPr>
-              <w:instrText xml:space="preserve"> PAGEREF _Toc212839475 \h </w:instrText>
+              <w:instrText xml:space="preserve"> PAGEREF _Toc215262274 \h </w:instrText>
             </w:r>
             <w:r>
               <w:rPr>
@@ -1931,7 +2749,7 @@
                 <w:noProof/>
                 <w:webHidden/>
               </w:rPr>
-              <w:t>7</w:t>
+              <w:t>13</w:t>
             </w:r>
             <w:r>
               <w:rPr>
@@ -1947,7 +2765,7 @@
             <w:pStyle w:val="Obsah1"/>
             <w:tabs>
               <w:tab w:val="left" w:pos="480"/>
-              <w:tab w:val="right" w:leader="dot" w:pos="9350"/>
+              <w:tab w:val="right" w:leader="dot" w:pos="8828"/>
             </w:tabs>
             <w:rPr>
               <w:rFonts w:asciiTheme="minorHAnsi" w:eastAsiaTheme="minorEastAsia" w:hAnsiTheme="minorHAnsi"/>
@@ -1955,13 +2773,13 @@
               <w:lang w:eastAsia="cs-CZ"/>
             </w:rPr>
           </w:pPr>
-          <w:hyperlink w:anchor="_Toc212839476" w:history="1">
+          <w:hyperlink w:anchor="_Toc215262275" w:history="1">
             <w:r>
               <w:rPr>
                 <w:rStyle w:val="Hypertextovodkaz"/>
                 <w:noProof/>
               </w:rPr>
-              <w:t>6.</w:t>
+              <w:t>7.</w:t>
             </w:r>
             <w:r>
               <w:rPr>
@@ -1997,7 +2815,7 @@
                 <w:noProof/>
                 <w:webHidden/>
               </w:rPr>
-              <w:instrText xml:space="preserve"> PAGEREF _Toc212839476 \h </w:instrText>
+              <w:instrText xml:space="preserve"> PAGEREF _Toc215262275 \h </w:instrText>
             </w:r>
             <w:r>
               <w:rPr>
@@ -2017,7 +2835,7 @@
                 <w:noProof/>
                 <w:webHidden/>
               </w:rPr>
-              <w:t>7</w:t>
+              <w:t>13</w:t>
             </w:r>
             <w:r>
               <w:rPr>
@@ -2033,7 +2851,7 @@
             <w:pStyle w:val="Obsah2"/>
             <w:tabs>
               <w:tab w:val="left" w:pos="960"/>
-              <w:tab w:val="right" w:leader="dot" w:pos="9350"/>
+              <w:tab w:val="right" w:leader="dot" w:pos="8828"/>
             </w:tabs>
             <w:rPr>
               <w:rFonts w:asciiTheme="minorHAnsi" w:eastAsiaTheme="minorEastAsia" w:hAnsiTheme="minorHAnsi"/>
@@ -2041,13 +2859,13 @@
               <w:lang w:eastAsia="cs-CZ"/>
             </w:rPr>
           </w:pPr>
-          <w:hyperlink w:anchor="_Toc212839477" w:history="1">
+          <w:hyperlink w:anchor="_Toc215262276" w:history="1">
             <w:r>
               <w:rPr>
                 <w:rStyle w:val="Hypertextovodkaz"/>
                 <w:noProof/>
               </w:rPr>
-              <w:t>6.1</w:t>
+              <w:t>7.1</w:t>
             </w:r>
             <w:r>
               <w:rPr>
@@ -2083,7 +2901,7 @@
                 <w:noProof/>
                 <w:webHidden/>
               </w:rPr>
-              <w:instrText xml:space="preserve"> PAGEREF _Toc212839477 \h </w:instrText>
+              <w:instrText xml:space="preserve"> PAGEREF _Toc215262276 \h </w:instrText>
             </w:r>
             <w:r>
               <w:rPr>
@@ -2103,7 +2921,7 @@
                 <w:noProof/>
                 <w:webHidden/>
               </w:rPr>
-              <w:t>7</w:t>
+              <w:t>13</w:t>
             </w:r>
             <w:r>
               <w:rPr>
@@ -2119,7 +2937,7 @@
             <w:pStyle w:val="Obsah2"/>
             <w:tabs>
               <w:tab w:val="left" w:pos="960"/>
-              <w:tab w:val="right" w:leader="dot" w:pos="9350"/>
+              <w:tab w:val="right" w:leader="dot" w:pos="8828"/>
             </w:tabs>
             <w:rPr>
               <w:rFonts w:asciiTheme="minorHAnsi" w:eastAsiaTheme="minorEastAsia" w:hAnsiTheme="minorHAnsi"/>
@@ -2127,13 +2945,13 @@
               <w:lang w:eastAsia="cs-CZ"/>
             </w:rPr>
           </w:pPr>
-          <w:hyperlink w:anchor="_Toc212839478" w:history="1">
+          <w:hyperlink w:anchor="_Toc215262277" w:history="1">
             <w:r>
               <w:rPr>
                 <w:rStyle w:val="Hypertextovodkaz"/>
                 <w:noProof/>
               </w:rPr>
-              <w:t>6.2</w:t>
+              <w:t>7.2</w:t>
             </w:r>
             <w:r>
               <w:rPr>
@@ -2148,7 +2966,7 @@
                 <w:rStyle w:val="Hypertextovodkaz"/>
                 <w:noProof/>
               </w:rPr>
-              <w:t>Kontrola přednosti</w:t>
+              <w:t>Rychlostní limit</w:t>
             </w:r>
             <w:r>
               <w:rPr>
@@ -2169,7 +2987,7 @@
                 <w:noProof/>
                 <w:webHidden/>
               </w:rPr>
-              <w:instrText xml:space="preserve"> PAGEREF _Toc212839478 \h </w:instrText>
+              <w:instrText xml:space="preserve"> PAGEREF _Toc215262277 \h </w:instrText>
             </w:r>
             <w:r>
               <w:rPr>
@@ -2189,7 +3007,7 @@
                 <w:noProof/>
                 <w:webHidden/>
               </w:rPr>
-              <w:t>7</w:t>
+              <w:t>13</w:t>
             </w:r>
             <w:r>
               <w:rPr>
@@ -2205,7 +3023,7 @@
             <w:pStyle w:val="Obsah2"/>
             <w:tabs>
               <w:tab w:val="left" w:pos="960"/>
-              <w:tab w:val="right" w:leader="dot" w:pos="9350"/>
+              <w:tab w:val="right" w:leader="dot" w:pos="8828"/>
             </w:tabs>
             <w:rPr>
               <w:rFonts w:asciiTheme="minorHAnsi" w:eastAsiaTheme="minorEastAsia" w:hAnsiTheme="minorHAnsi"/>
@@ -2213,13 +3031,13 @@
               <w:lang w:eastAsia="cs-CZ"/>
             </w:rPr>
           </w:pPr>
-          <w:hyperlink w:anchor="_Toc212839479" w:history="1">
+          <w:hyperlink w:anchor="_Toc215262278" w:history="1">
             <w:r>
               <w:rPr>
                 <w:rStyle w:val="Hypertextovodkaz"/>
                 <w:noProof/>
               </w:rPr>
-              <w:t>6.3</w:t>
+              <w:t>7.3</w:t>
             </w:r>
             <w:r>
               <w:rPr>
@@ -2234,6 +3052,92 @@
                 <w:rStyle w:val="Hypertextovodkaz"/>
                 <w:noProof/>
               </w:rPr>
+              <w:t>Kontrola přednosti</w:t>
+            </w:r>
+            <w:r>
+              <w:rPr>
+                <w:noProof/>
+                <w:webHidden/>
+              </w:rPr>
+              <w:tab/>
+            </w:r>
+            <w:r>
+              <w:rPr>
+                <w:noProof/>
+                <w:webHidden/>
+              </w:rPr>
+              <w:fldChar w:fldCharType="begin"/>
+            </w:r>
+            <w:r>
+              <w:rPr>
+                <w:noProof/>
+                <w:webHidden/>
+              </w:rPr>
+              <w:instrText xml:space="preserve"> PAGEREF _Toc215262278 \h </w:instrText>
+            </w:r>
+            <w:r>
+              <w:rPr>
+                <w:noProof/>
+                <w:webHidden/>
+              </w:rPr>
+            </w:r>
+            <w:r>
+              <w:rPr>
+                <w:noProof/>
+                <w:webHidden/>
+              </w:rPr>
+              <w:fldChar w:fldCharType="separate"/>
+            </w:r>
+            <w:r>
+              <w:rPr>
+                <w:noProof/>
+                <w:webHidden/>
+              </w:rPr>
+              <w:t>13</w:t>
+            </w:r>
+            <w:r>
+              <w:rPr>
+                <w:noProof/>
+                <w:webHidden/>
+              </w:rPr>
+              <w:fldChar w:fldCharType="end"/>
+            </w:r>
+          </w:hyperlink>
+        </w:p>
+        <w:p>
+          <w:pPr>
+            <w:pStyle w:val="Obsah2"/>
+            <w:tabs>
+              <w:tab w:val="left" w:pos="960"/>
+              <w:tab w:val="right" w:leader="dot" w:pos="8828"/>
+            </w:tabs>
+            <w:rPr>
+              <w:rFonts w:asciiTheme="minorHAnsi" w:eastAsiaTheme="minorEastAsia" w:hAnsiTheme="minorHAnsi"/>
+              <w:noProof/>
+              <w:lang w:eastAsia="cs-CZ"/>
+            </w:rPr>
+          </w:pPr>
+          <w:hyperlink w:anchor="_Toc215262279" w:history="1">
+            <w:r>
+              <w:rPr>
+                <w:rStyle w:val="Hypertextovodkaz"/>
+                <w:noProof/>
+              </w:rPr>
+              <w:t>7.4</w:t>
+            </w:r>
+            <w:r>
+              <w:rPr>
+                <w:rFonts w:asciiTheme="minorHAnsi" w:eastAsiaTheme="minorEastAsia" w:hAnsiTheme="minorHAnsi"/>
+                <w:noProof/>
+                <w:lang w:eastAsia="cs-CZ"/>
+              </w:rPr>
+              <w:tab/>
+            </w:r>
+            <w:r>
+              <w:rPr>
+                <w:rStyle w:val="Hypertextovodkaz"/>
+                <w:noProof/>
+              </w:rPr>
               <w:t>Funkcionalita semaforů</w:t>
             </w:r>
             <w:r>
@@ -2255,7 +3159,7 @@
                 <w:noProof/>
                 <w:webHidden/>
               </w:rPr>
-              <w:instrText xml:space="preserve"> PAGEREF _Toc212839479 \h </w:instrText>
+              <w:instrText xml:space="preserve"> PAGEREF _Toc215262279 \h </w:instrText>
             </w:r>
             <w:r>
               <w:rPr>
@@ -2275,7 +3179,7 @@
                 <w:noProof/>
                 <w:webHidden/>
               </w:rPr>
-              <w:t>7</w:t>
+              <w:t>13</w:t>
             </w:r>
             <w:r>
               <w:rPr>
@@ -2291,7 +3195,7 @@
             <w:pStyle w:val="Obsah1"/>
             <w:tabs>
               <w:tab w:val="left" w:pos="480"/>
-              <w:tab w:val="right" w:leader="dot" w:pos="9350"/>
+              <w:tab w:val="right" w:leader="dot" w:pos="8828"/>
             </w:tabs>
             <w:rPr>
               <w:rFonts w:asciiTheme="minorHAnsi" w:eastAsiaTheme="minorEastAsia" w:hAnsiTheme="minorHAnsi"/>
@@ -2299,13 +3203,13 @@
               <w:lang w:eastAsia="cs-CZ"/>
             </w:rPr>
           </w:pPr>
-          <w:hyperlink w:anchor="_Toc212839480" w:history="1">
+          <w:hyperlink w:anchor="_Toc215262280" w:history="1">
             <w:r>
               <w:rPr>
                 <w:rStyle w:val="Hypertextovodkaz"/>
                 <w:noProof/>
               </w:rPr>
-              <w:t>7.</w:t>
+              <w:t>8.</w:t>
             </w:r>
             <w:r>
               <w:rPr>
@@ -2341,7 +3245,7 @@
                 <w:noProof/>
                 <w:webHidden/>
               </w:rPr>
-              <w:instrText xml:space="preserve"> PAGEREF _Toc212839480 \h </w:instrText>
+              <w:instrText xml:space="preserve"> PAGEREF _Toc215262280 \h </w:instrText>
             </w:r>
             <w:r>
               <w:rPr>
@@ -2361,7 +3265,7 @@
                 <w:noProof/>
                 <w:webHidden/>
               </w:rPr>
-              <w:t>7</w:t>
+              <w:t>13</w:t>
             </w:r>
             <w:r>
               <w:rPr>
@@ -2377,7 +3281,7 @@
             <w:pStyle w:val="Obsah2"/>
             <w:tabs>
               <w:tab w:val="left" w:pos="960"/>
-              <w:tab w:val="right" w:leader="dot" w:pos="9350"/>
+              <w:tab w:val="right" w:leader="dot" w:pos="8828"/>
             </w:tabs>
             <w:rPr>
               <w:rFonts w:asciiTheme="minorHAnsi" w:eastAsiaTheme="minorEastAsia" w:hAnsiTheme="minorHAnsi"/>
@@ -2385,13 +3289,13 @@
               <w:lang w:eastAsia="cs-CZ"/>
             </w:rPr>
           </w:pPr>
-          <w:hyperlink w:anchor="_Toc212839481" w:history="1">
+          <w:hyperlink w:anchor="_Toc215262281" w:history="1">
             <w:r>
               <w:rPr>
                 <w:rStyle w:val="Hypertextovodkaz"/>
                 <w:noProof/>
               </w:rPr>
-              <w:t>7.1</w:t>
+              <w:t>8.1</w:t>
             </w:r>
             <w:r>
               <w:rPr>
@@ -2427,7 +3331,7 @@
                 <w:noProof/>
                 <w:webHidden/>
               </w:rPr>
-              <w:instrText xml:space="preserve"> PAGEREF _Toc212839481 \h </w:instrText>
+              <w:instrText xml:space="preserve"> PAGEREF _Toc215262281 \h </w:instrText>
             </w:r>
             <w:r>
               <w:rPr>
@@ -2447,7 +3351,7 @@
                 <w:noProof/>
                 <w:webHidden/>
               </w:rPr>
-              <w:t>7</w:t>
+              <w:t>13</w:t>
             </w:r>
             <w:r>
               <w:rPr>
@@ -2463,7 +3367,7 @@
             <w:pStyle w:val="Obsah2"/>
             <w:tabs>
               <w:tab w:val="left" w:pos="960"/>
-              <w:tab w:val="right" w:leader="dot" w:pos="9350"/>
+              <w:tab w:val="right" w:leader="dot" w:pos="8828"/>
             </w:tabs>
             <w:rPr>
               <w:rFonts w:asciiTheme="minorHAnsi" w:eastAsiaTheme="minorEastAsia" w:hAnsiTheme="minorHAnsi"/>
@@ -2471,13 +3375,13 @@
               <w:lang w:eastAsia="cs-CZ"/>
             </w:rPr>
           </w:pPr>
-          <w:hyperlink w:anchor="_Toc212839482" w:history="1">
+          <w:hyperlink w:anchor="_Toc215262282" w:history="1">
             <w:r>
               <w:rPr>
                 <w:rStyle w:val="Hypertextovodkaz"/>
                 <w:noProof/>
               </w:rPr>
-              <w:t>7.2</w:t>
+              <w:t>8.2</w:t>
             </w:r>
             <w:r>
               <w:rPr>
@@ -2513,7 +3417,7 @@
                 <w:noProof/>
                 <w:webHidden/>
               </w:rPr>
-              <w:instrText xml:space="preserve"> PAGEREF _Toc212839482 \h </w:instrText>
+              <w:instrText xml:space="preserve"> PAGEREF _Toc215262282 \h </w:instrText>
             </w:r>
             <w:r>
               <w:rPr>
@@ -2533,7 +3437,7 @@
                 <w:noProof/>
                 <w:webHidden/>
               </w:rPr>
-              <w:t>7</w:t>
+              <w:t>13</w:t>
             </w:r>
             <w:r>
               <w:rPr>
@@ -2549,7 +3453,7 @@
             <w:pStyle w:val="Obsah2"/>
             <w:tabs>
               <w:tab w:val="left" w:pos="960"/>
-              <w:tab w:val="right" w:leader="dot" w:pos="9350"/>
+              <w:tab w:val="right" w:leader="dot" w:pos="8828"/>
             </w:tabs>
             <w:rPr>
               <w:rFonts w:asciiTheme="minorHAnsi" w:eastAsiaTheme="minorEastAsia" w:hAnsiTheme="minorHAnsi"/>
@@ -2557,13 +3461,13 @@
               <w:lang w:eastAsia="cs-CZ"/>
             </w:rPr>
           </w:pPr>
-          <w:hyperlink w:anchor="_Toc212839483" w:history="1">
+          <w:hyperlink w:anchor="_Toc215262283" w:history="1">
             <w:r>
               <w:rPr>
                 <w:rStyle w:val="Hypertextovodkaz"/>
                 <w:noProof/>
               </w:rPr>
-              <w:t>7.3</w:t>
+              <w:t>8.3</w:t>
             </w:r>
             <w:r>
               <w:rPr>
@@ -2599,7 +3503,7 @@
                 <w:noProof/>
                 <w:webHidden/>
               </w:rPr>
-              <w:instrText xml:space="preserve"> PAGEREF _Toc212839483 \h </w:instrText>
+              <w:instrText xml:space="preserve"> PAGEREF _Toc215262283 \h </w:instrText>
             </w:r>
             <w:r>
               <w:rPr>
@@ -2619,7 +3523,93 @@
                 <w:noProof/>
                 <w:webHidden/>
               </w:rPr>
-              <w:t>7</w:t>
+              <w:t>13</w:t>
+            </w:r>
+            <w:r>
+              <w:rPr>
+                <w:noProof/>
+                <w:webHidden/>
+              </w:rPr>
+              <w:fldChar w:fldCharType="end"/>
+            </w:r>
+          </w:hyperlink>
+        </w:p>
+        <w:p>
+          <w:pPr>
+            <w:pStyle w:val="Obsah2"/>
+            <w:tabs>
+              <w:tab w:val="left" w:pos="960"/>
+              <w:tab w:val="right" w:leader="dot" w:pos="8828"/>
+            </w:tabs>
+            <w:rPr>
+              <w:rFonts w:asciiTheme="minorHAnsi" w:eastAsiaTheme="minorEastAsia" w:hAnsiTheme="minorHAnsi"/>
+              <w:noProof/>
+              <w:lang w:eastAsia="cs-CZ"/>
+            </w:rPr>
+          </w:pPr>
+          <w:hyperlink w:anchor="_Toc215262284" w:history="1">
+            <w:r>
+              <w:rPr>
+                <w:rStyle w:val="Hypertextovodkaz"/>
+                <w:noProof/>
+              </w:rPr>
+              <w:t>8.4</w:t>
+            </w:r>
+            <w:r>
+              <w:rPr>
+                <w:rFonts w:asciiTheme="minorHAnsi" w:eastAsiaTheme="minorEastAsia" w:hAnsiTheme="minorHAnsi"/>
+                <w:noProof/>
+                <w:lang w:eastAsia="cs-CZ"/>
+              </w:rPr>
+              <w:tab/>
+            </w:r>
+            <w:r>
+              <w:rPr>
+                <w:rStyle w:val="Hypertextovodkaz"/>
+                <w:noProof/>
+              </w:rPr>
+              <w:t>Materiály</w:t>
+            </w:r>
+            <w:r>
+              <w:rPr>
+                <w:noProof/>
+                <w:webHidden/>
+              </w:rPr>
+              <w:tab/>
+            </w:r>
+            <w:r>
+              <w:rPr>
+                <w:noProof/>
+                <w:webHidden/>
+              </w:rPr>
+              <w:fldChar w:fldCharType="begin"/>
+            </w:r>
+            <w:r>
+              <w:rPr>
+                <w:noProof/>
+                <w:webHidden/>
+              </w:rPr>
+              <w:instrText xml:space="preserve"> PAGEREF _Toc215262284 \h </w:instrText>
+            </w:r>
+            <w:r>
+              <w:rPr>
+                <w:noProof/>
+                <w:webHidden/>
+              </w:rPr>
+            </w:r>
+            <w:r>
+              <w:rPr>
+                <w:noProof/>
+                <w:webHidden/>
+              </w:rPr>
+              <w:fldChar w:fldCharType="separate"/>
+            </w:r>
+            <w:r>
+              <w:rPr>
+                <w:noProof/>
+                <w:webHidden/>
+              </w:rPr>
+              <w:t>13</w:t>
             </w:r>
             <w:r>
               <w:rPr>
@@ -2635,7 +3625,7 @@
             <w:pStyle w:val="Obsah1"/>
             <w:tabs>
               <w:tab w:val="left" w:pos="480"/>
-              <w:tab w:val="right" w:leader="dot" w:pos="9350"/>
+              <w:tab w:val="right" w:leader="dot" w:pos="8828"/>
             </w:tabs>
             <w:rPr>
               <w:rFonts w:asciiTheme="minorHAnsi" w:eastAsiaTheme="minorEastAsia" w:hAnsiTheme="minorHAnsi"/>
@@ -2643,13 +3633,13 @@
               <w:lang w:eastAsia="cs-CZ"/>
             </w:rPr>
           </w:pPr>
-          <w:hyperlink w:anchor="_Toc212839484" w:history="1">
+          <w:hyperlink w:anchor="_Toc215262285" w:history="1">
             <w:r>
               <w:rPr>
                 <w:rStyle w:val="Hypertextovodkaz"/>
                 <w:noProof/>
               </w:rPr>
-              <w:t>8.</w:t>
+              <w:t>9.</w:t>
             </w:r>
             <w:r>
               <w:rPr>
@@ -2685,7 +3675,7 @@
                 <w:noProof/>
                 <w:webHidden/>
               </w:rPr>
-              <w:instrText xml:space="preserve"> PAGEREF _Toc212839484 \h </w:instrText>
+              <w:instrText xml:space="preserve"> PAGEREF _Toc215262285 \h </w:instrText>
             </w:r>
             <w:r>
               <w:rPr>
@@ -2705,7 +3695,7 @@
                 <w:noProof/>
                 <w:webHidden/>
               </w:rPr>
-              <w:t>7</w:t>
+              <w:t>14</w:t>
             </w:r>
             <w:r>
               <w:rPr>
@@ -2722,6 +3712,7 @@
               <w:b/>
               <w:bCs/>
             </w:rPr>
+            <w:lastRenderedPageBreak/>
             <w:fldChar w:fldCharType="end"/>
           </w:r>
         </w:p>
@@ -2738,20 +3729,29 @@
     </w:p>
     <w:p>
       <w:pPr>
+        <w:spacing w:after="160" w:line="278" w:lineRule="auto"/>
+        <w:jc w:val="left"/>
+      </w:pPr>
+    </w:p>
+    <w:p>
+      <w:pPr>
         <w:pStyle w:val="Nadpis1"/>
         <w:numPr>
           <w:ilvl w:val="0"/>
           <w:numId w:val="3"/>
         </w:numPr>
-      </w:pPr>
-      <w:bookmarkStart w:id="0" w:name="_Toc212839462"/>
-      <w:proofErr w:type="spellStart"/>
-      <w:r>
-        <w:lastRenderedPageBreak/>
+        <w:rPr>
+          <w:lang w:val="cs-CZ"/>
+        </w:rPr>
+      </w:pPr>
+      <w:bookmarkStart w:id="2" w:name="_Toc215262258"/>
+      <w:r>
+        <w:rPr>
+          <w:lang w:val="cs-CZ"/>
+        </w:rPr>
         <w:t>Úvod</w:t>
       </w:r>
-      <w:bookmarkEnd w:id="0"/>
-      <w:proofErr w:type="spellEnd"/>
+      <w:bookmarkEnd w:id="2"/>
     </w:p>
     <w:p>
       <w:pPr>
@@ -2765,134 +3765,98 @@
       </w:r>
       <w:proofErr w:type="gramStart"/>
       <w:r>
-        <w:t>3</w:t>
-      </w:r>
-      <w:r>
-        <w:t>D</w:t>
+        <w:t>3D</w:t>
       </w:r>
       <w:proofErr w:type="gramEnd"/>
       <w:r>
+        <w:t xml:space="preserve"> dopravní hry, která by v budoucnu mohla sloužit pro </w:t>
+      </w:r>
+      <w:r>
+        <w:t>osvojení</w:t>
+      </w:r>
+      <w:r>
+        <w:t xml:space="preserve"> dopravních předpisů. Celá hra bude vytvořena ve vývojovém prostředí Unity, naprogramovaná v jazyce C#. Práce má za cíl obsahovat </w:t>
+      </w:r>
+      <w:r>
+        <w:t>5 levelů obtížnosti</w:t>
+      </w:r>
+      <w:r>
+        <w:t>, která se bude postupně stupňovat</w:t>
+      </w:r>
+      <w:r>
+        <w:t>.</w:t>
+      </w:r>
+      <w:r>
+        <w:t xml:space="preserve"> Obtížnost bude rozdělena mezi kontroly přednosti </w:t>
+      </w:r>
+      <w:r>
+        <w:t>na</w:t>
+      </w:r>
+      <w:r>
+        <w:t> </w:t>
+      </w:r>
+      <w:r>
+        <w:t>křižovatkách</w:t>
+      </w:r>
+      <w:r>
+        <w:t xml:space="preserve"> i </w:t>
+      </w:r>
+      <w:r>
+        <w:t xml:space="preserve">s využitím </w:t>
+      </w:r>
+      <w:r>
+        <w:t>semaforů, dodržení pravidel dopravních značek</w:t>
+      </w:r>
+      <w:r>
+        <w:t xml:space="preserve">, reagování na NPC automobilů </w:t>
+      </w:r>
+      <w:r>
+        <w:t>a</w:t>
+      </w:r>
+      <w:r>
+        <w:t xml:space="preserve"> chodců.</w:t>
+      </w:r>
+      <w:r>
         <w:t xml:space="preserve"> </w:t>
       </w:r>
       <w:r>
-        <w:t xml:space="preserve">dopravní </w:t>
-      </w:r>
-      <w:r>
-        <w:t>hry</w:t>
-      </w:r>
-      <w:r>
-        <w:t xml:space="preserve">, která by v budoucnu mohla sloužit pro </w:t>
-      </w:r>
-      <w:r>
-        <w:t>osvojení</w:t>
-      </w:r>
-      <w:r>
-        <w:t xml:space="preserve"> řízení se dopravních předpisů</w:t>
-      </w:r>
-      <w:r>
-        <w:t xml:space="preserve"> na silnici</w:t>
-      </w:r>
-      <w:r>
-        <w:t xml:space="preserve">. Celá hra bude vytvořena ve vývojovém prostředí Unity, naprogramovaná v jazyce C#. Práce má za cíl obsahovat </w:t>
-      </w:r>
-      <w:r>
-        <w:t>5 levelů obtížnosti</w:t>
-      </w:r>
-      <w:r>
-        <w:t>, která se bude postupně stupňovat</w:t>
-      </w:r>
-      <w:r>
-        <w:t>.</w:t>
-      </w:r>
-      <w:r>
-        <w:t xml:space="preserve"> Obtížnost bude rozdělena mezi kontroly přednosti </w:t>
-      </w:r>
-      <w:r>
-        <w:t>na</w:t>
-      </w:r>
-      <w:r>
-        <w:t> </w:t>
-      </w:r>
-      <w:r>
-        <w:t>křižovatkách</w:t>
-      </w:r>
-      <w:r>
-        <w:t xml:space="preserve"> i </w:t>
-      </w:r>
-      <w:r>
-        <w:t xml:space="preserve">s využitím </w:t>
-      </w:r>
-      <w:r>
-        <w:t>semaforů, dodržení pravidel dopravních značek</w:t>
-      </w:r>
-      <w:r>
-        <w:t xml:space="preserve">, reagování na NPC automobilů </w:t>
-      </w:r>
-      <w:r>
-        <w:t>a</w:t>
-      </w:r>
-      <w:r>
-        <w:t xml:space="preserve"> chodců.</w:t>
+        <w:t xml:space="preserve">Úrovně </w:t>
+      </w:r>
+      <w:r>
+        <w:t>se dělí na typy podle toho, co obsahují</w:t>
+      </w:r>
+      <w:r>
+        <w:t>,</w:t>
+      </w:r>
+      <w:r>
+        <w:t xml:space="preserve"> a </w:t>
+      </w:r>
+      <w:r>
+        <w:t>každá úroveň</w:t>
+      </w:r>
+      <w:r>
+        <w:t xml:space="preserve"> se ukončuje </w:t>
+      </w:r>
+      <w:r>
+        <w:t>zaparkováním v cíli</w:t>
+      </w:r>
+      <w:r>
+        <w:t>. Teoretická část této práce popíše</w:t>
       </w:r>
       <w:r>
         <w:t xml:space="preserve"> </w:t>
       </w:r>
       <w:r>
-        <w:t xml:space="preserve">Úrovně </w:t>
-      </w:r>
-      <w:r>
-        <w:t>se dělí na typy podle toho, co obsahují</w:t>
-      </w:r>
-      <w:r>
-        <w:t>,</w:t>
-      </w:r>
-      <w:r>
-        <w:t xml:space="preserve"> a </w:t>
-      </w:r>
-      <w:r>
-        <w:t>každá úroveň</w:t>
-      </w:r>
-      <w:r>
-        <w:t xml:space="preserve"> se ukončuje </w:t>
-      </w:r>
-      <w:r>
-        <w:t>zaparkováním v cíli</w:t>
-      </w:r>
-      <w:r>
-        <w:t>. Teoretická část této práce popíše</w:t>
-      </w:r>
-      <w:r>
-        <w:t xml:space="preserve"> </w:t>
-      </w:r>
-      <w:r>
         <w:t>jednotlivé úrovně</w:t>
       </w:r>
       <w:r>
-        <w:t xml:space="preserve">, tvorbu jednotlivých dopravních značek, </w:t>
-      </w:r>
-      <w:r>
-        <w:t>typ</w:t>
-      </w:r>
-      <w:r>
-        <w:t>y</w:t>
-      </w:r>
-      <w:r>
-        <w:t xml:space="preserve"> křižovatek a sledov</w:t>
-      </w:r>
-      <w:r>
-        <w:t>ání</w:t>
-      </w:r>
-      <w:r>
-        <w:t xml:space="preserve"> dopravních předpisů</w:t>
-      </w:r>
-      <w:r>
-        <w:t xml:space="preserve">. </w:t>
-      </w:r>
-      <w:r>
-        <w:t>Dále vysvětlí, co to jsou herní vývojová prostředí</w:t>
-      </w:r>
-      <w:r>
-        <w:t xml:space="preserve"> a jak byly v práci použity</w:t>
+        <w:t>, tvorbu jednotlivých dopravních značek, typy křižovatek a sledování dopravních předpisů. Dále vysvětlí, co to jsou herní vývojová prostředí a jak</w:t>
+      </w:r>
+      <w:r>
+        <w:t xml:space="preserve"> jsou</w:t>
+      </w:r>
+      <w:r>
+        <w:t xml:space="preserve"> v práci použity</w:t>
       </w:r>
       <w:r>
         <w:t xml:space="preserve">. V praktické části se podrobně probere postup </w:t>
@@ -2923,49 +3887,44 @@
     </w:p>
     <w:p>
       <w:pPr>
-        <w:rPr>
-          <w:lang w:val="en-US"/>
-        </w:rPr>
-      </w:pPr>
-    </w:p>
-    <w:p>
-      <w:pPr>
-        <w:ind w:left="709"/>
+        <w:ind w:firstLine="360"/>
         <w:rPr>
           <w:b/>
           <w:bCs/>
-          <w:smallCaps/>
-          <w:sz w:val="36"/>
-          <w:szCs w:val="36"/>
         </w:rPr>
       </w:pPr>
       <w:r>
         <w:rPr>
           <w:b/>
           <w:bCs/>
-          <w:smallCaps/>
-          <w:sz w:val="36"/>
-          <w:szCs w:val="36"/>
-        </w:rPr>
-        <w:t>Teoretická</w:t>
-      </w:r>
-      <w:r>
-        <w:rPr>
-          <w:b/>
-          <w:bCs/>
-          <w:smallCaps/>
-        </w:rPr>
-        <w:t xml:space="preserve"> </w:t>
-      </w:r>
-      <w:r>
-        <w:rPr>
-          <w:b/>
-          <w:bCs/>
-          <w:smallCaps/>
-          <w:sz w:val="36"/>
-          <w:szCs w:val="36"/>
-        </w:rPr>
-        <w:t>část</w:t>
+        </w:rPr>
+        <w:lastRenderedPageBreak/>
+        <w:t>Seznam obrázků a tabulek</w:t>
+      </w:r>
+    </w:p>
+    <w:p/>
+    <w:p>
+      <w:pPr>
+        <w:spacing w:after="160" w:line="278" w:lineRule="auto"/>
+        <w:jc w:val="left"/>
+      </w:pPr>
+      <w:r>
+        <w:br w:type="page"/>
+      </w:r>
+    </w:p>
+    <w:p/>
+    <w:p>
+      <w:pPr>
+        <w:pStyle w:val="Nadpis01"/>
+        <w:rPr>
+          <w:lang w:val="cs-CZ"/>
+        </w:rPr>
+      </w:pPr>
+      <w:r>
+        <w:rPr>
+          <w:lang w:val="cs-CZ"/>
+        </w:rPr>
+        <w:t>Teoretická část</w:t>
       </w:r>
     </w:p>
     <w:p>
@@ -2975,19 +3934,129 @@
           <w:ilvl w:val="0"/>
           <w:numId w:val="3"/>
         </w:numPr>
-      </w:pPr>
-      <w:bookmarkStart w:id="1" w:name="_Toc212839463"/>
+        <w:rPr>
+          <w:lang w:val="cs-CZ"/>
+        </w:rPr>
+      </w:pPr>
+      <w:bookmarkStart w:id="3" w:name="_Toc215262259"/>
+      <w:r>
+        <w:rPr>
+          <w:lang w:val="cs-CZ"/>
+        </w:rPr>
+        <w:t>Rešerše</w:t>
+      </w:r>
+      <w:bookmarkEnd w:id="3"/>
+    </w:p>
+    <w:p>
+      <w:pPr>
+        <w:pStyle w:val="Nadpis2"/>
+        <w:rPr>
+          <w:lang w:val="cs-CZ"/>
+        </w:rPr>
+      </w:pPr>
+      <w:r>
+        <w:rPr>
+          <w:lang w:val="cs-CZ"/>
+        </w:rPr>
+        <w:t xml:space="preserve"> </w:t>
+      </w:r>
+      <w:bookmarkStart w:id="4" w:name="_Toc215262260"/>
+      <w:r>
+        <w:rPr>
+          <w:lang w:val="cs-CZ"/>
+        </w:rPr>
+        <w:t>Inspirace</w:t>
+      </w:r>
+      <w:bookmarkEnd w:id="4"/>
+    </w:p>
+    <w:p>
+      <w:r>
+        <w:t xml:space="preserve">City Car </w:t>
+      </w:r>
       <w:proofErr w:type="spellStart"/>
       <w:r>
-        <w:t>Herní</w:t>
+        <w:t>Driving</w:t>
       </w:r>
       <w:proofErr w:type="spellEnd"/>
       <w:r>
+        <w:t xml:space="preserve"> je simulátor zaměřený na běžnou městskou silniční dopravu. Řeší různé dopravní situace</w:t>
+      </w:r>
+      <w:r>
+        <w:t xml:space="preserve"> (např. křižovatky, řízení se semafory, </w:t>
+      </w:r>
+      <w:r>
+        <w:t>kruhové objezdy, železniční přejezdy</w:t>
+      </w:r>
+      <w:r>
+        <w:t>)</w:t>
+      </w:r>
+      <w:r>
+        <w:t xml:space="preserve">, které běžně nastávají i </w:t>
+      </w:r>
+      <w:r>
+        <w:t xml:space="preserve">v reálném světě. </w:t>
+      </w:r>
+      <w:r>
+        <w:t xml:space="preserve">Před jízdou v ostrém provozu navíc simulátor umožňuje naučení ovládání auta s otáčením volantu, blinkry, pedály i řazením na speciální mapě autodromu. Simulátor navíc počítá se změnou </w:t>
+      </w:r>
+      <w:r>
+        <w:t>jízdních</w:t>
+      </w:r>
+      <w:r>
+        <w:t xml:space="preserve"> vlastností auta i vozovky při změně počasí. Při </w:t>
+      </w:r>
+      <w:r>
+        <w:t>dešti</w:t>
+      </w:r>
+      <w:r>
+        <w:t xml:space="preserve"> je vozovka </w:t>
+      </w:r>
+      <w:r>
+        <w:t>kluzčí,</w:t>
+      </w:r>
+      <w:r>
+        <w:t xml:space="preserve"> a proto je potřeba nižší rychlosti a vyšší opatrnosti</w:t>
+      </w:r>
+      <w:r>
+        <w:t xml:space="preserve">, obzvláště když opravdu neznáte jízdu auta za těchto neideálních podmínek. </w:t>
+      </w:r>
+      <w:r>
+        <w:t xml:space="preserve">Auta řízené programem se čas od času chovají neočekávatelně, což má simulovat jakékoliv chyby a nepředvídatelné chování řidičů. </w:t>
+      </w:r>
+      <w:r>
+        <w:t>Při pohledu na dopravní předpisy hráčům radí, jak by se měli správně zachovat v určité situaci. Simulátor následně uloží rozhodnutí hráče</w:t>
+      </w:r>
+      <w:r>
+        <w:t xml:space="preserve"> a špatné z nich </w:t>
+      </w:r>
+      <w:r>
+        <w:t>si poté</w:t>
+      </w:r>
+      <w:r>
+        <w:t xml:space="preserve"> hráč</w:t>
+      </w:r>
+      <w:r>
+        <w:t xml:space="preserve"> může zobrazit v okně Statistiky</w:t>
+      </w:r>
+      <w:r>
+        <w:t>.</w:t>
+      </w:r>
+    </w:p>
+    <w:p>
+      <w:r>
+        <w:t xml:space="preserve">Další inspirací byl </w:t>
+      </w:r>
+      <w:proofErr w:type="spellStart"/>
+      <w:r>
+        <w:t>Virtual</w:t>
+      </w:r>
+      <w:proofErr w:type="spellEnd"/>
+      <w:r>
         <w:t xml:space="preserve"> </w:t>
       </w:r>
       <w:proofErr w:type="spellStart"/>
       <w:r>
-        <w:t>vývojové</w:t>
+        <w:t>Driving</w:t>
       </w:r>
       <w:proofErr w:type="spellEnd"/>
       <w:r>
@@ -2995,10 +4064,75 @@
       </w:r>
       <w:proofErr w:type="spellStart"/>
       <w:r>
-        <w:t>prostředí</w:t>
-      </w:r>
-      <w:bookmarkEnd w:id="1"/>
+        <w:t>School</w:t>
+      </w:r>
       <w:proofErr w:type="spellEnd"/>
+      <w:r>
+        <w:t xml:space="preserve"> (dále VDS)</w:t>
+      </w:r>
+      <w:r>
+        <w:t xml:space="preserve">. VDS je simulátor </w:t>
+      </w:r>
+      <w:r>
+        <w:t>s trochu jiným přístupem. Hráč má pevně danou cestu. Při zastavení u křižovatky ukazují šipky</w:t>
+      </w:r>
+      <w:r>
+        <w:t xml:space="preserve"> (nebo text)</w:t>
+      </w:r>
+      <w:r>
+        <w:t xml:space="preserve"> před aut</w:t>
+      </w:r>
+      <w:r>
+        <w:t>em</w:t>
+      </w:r>
+      <w:r>
+        <w:t xml:space="preserve"> směr jízdy, jakou se má hráč vydat. Šipkami tak ale hráči zamezuje přehledný výhled na cestu čímž může způsobit dopravní nehodu. </w:t>
+      </w:r>
+      <w:r>
+        <w:t>Taky je velice malým písmem ukazatelem rychlosti tachometr a otáčkoměr. Hráč trpící dalekozrakostí tak nemusí vidět ukazatele, které by pro něho měli být naprosto zřetelné. Na druhou stranu je simulátor vybaven navigací, která hráči v jakýchkoliv nepřesností uvádí správnou trasu</w:t>
+      </w:r>
+      <w:r>
+        <w:t xml:space="preserve"> vyznačenou modrou barvou na zeleném pozadí. Také VDS ukazuje směr potencionální pokračování jízdy při zatočení volantu. Tento ukazatel lze vidět v </w:t>
+      </w:r>
+      <w:proofErr w:type="spellStart"/>
+      <w:r>
+        <w:t>Tutorial</w:t>
+      </w:r>
+      <w:proofErr w:type="spellEnd"/>
+      <w:r>
+        <w:t xml:space="preserve"> Mode i při běžném provozu. V </w:t>
+      </w:r>
+      <w:proofErr w:type="spellStart"/>
+      <w:r>
+        <w:t>Tutorial</w:t>
+      </w:r>
+      <w:proofErr w:type="spellEnd"/>
+      <w:r>
+        <w:t xml:space="preserve"> Mode si hráč osvojí chování auta při snaze nenarazit do kuželů, které testují schopnosti hráče v ovládání auta. </w:t>
+      </w:r>
+    </w:p>
+    <w:p>
+      <w:pPr>
+        <w:pStyle w:val="Nadpis2"/>
+        <w:rPr>
+          <w:lang w:val="cs-CZ"/>
+        </w:rPr>
+      </w:pPr>
+      <w:r>
+        <w:rPr>
+          <w:lang w:val="cs-CZ"/>
+        </w:rPr>
+        <w:lastRenderedPageBreak/>
+        <w:t xml:space="preserve"> </w:t>
+      </w:r>
+      <w:bookmarkStart w:id="5" w:name="_Toc215262261"/>
+      <w:r>
+        <w:rPr>
+          <w:lang w:val="cs-CZ"/>
+        </w:rPr>
+        <w:t>Dopravní předpisy</w:t>
+      </w:r>
+      <w:bookmarkEnd w:id="5"/>
     </w:p>
     <w:p>
       <w:pPr>
@@ -3007,61 +4141,18 @@
           <w:ilvl w:val="0"/>
           <w:numId w:val="3"/>
         </w:numPr>
-      </w:pPr>
-      <w:bookmarkStart w:id="2" w:name="_Toc212839464"/>
-      <w:proofErr w:type="spellStart"/>
-      <w:r>
-        <w:t>Použité</w:t>
-      </w:r>
-      <w:proofErr w:type="spellEnd"/>
-      <w:r>
-        <w:t xml:space="preserve"> </w:t>
-      </w:r>
-      <w:proofErr w:type="spellStart"/>
-      <w:r>
-        <w:t>technologie</w:t>
-      </w:r>
-      <w:bookmarkEnd w:id="2"/>
-      <w:proofErr w:type="spellEnd"/>
-    </w:p>
-    <w:p>
-      <w:pPr>
-        <w:pStyle w:val="Nadpis2"/>
-      </w:pPr>
-      <w:r>
-        <w:t xml:space="preserve"> </w:t>
-      </w:r>
-      <w:bookmarkStart w:id="3" w:name="_Toc212839465"/>
-      <w:r>
-        <w:t>Unity</w:t>
-      </w:r>
-      <w:bookmarkEnd w:id="3"/>
-    </w:p>
-    <w:p>
-      <w:pPr>
-        <w:pStyle w:val="Nadpis2"/>
-      </w:pPr>
-      <w:r>
-        <w:t xml:space="preserve"> </w:t>
-      </w:r>
-      <w:bookmarkStart w:id="4" w:name="_Toc212839466"/>
-      <w:r>
-        <w:t>C#</w:t>
-      </w:r>
-      <w:bookmarkEnd w:id="4"/>
-    </w:p>
-    <w:p>
-      <w:pPr>
-        <w:pStyle w:val="Nadpis2"/>
-      </w:pPr>
-      <w:r>
-        <w:t xml:space="preserve"> </w:t>
-      </w:r>
-      <w:bookmarkStart w:id="5" w:name="_Toc212839467"/>
-      <w:r>
-        <w:t>Blender</w:t>
-      </w:r>
-      <w:bookmarkEnd w:id="5"/>
+        <w:rPr>
+          <w:lang w:val="cs-CZ"/>
+        </w:rPr>
+      </w:pPr>
+      <w:bookmarkStart w:id="6" w:name="_Toc215262262"/>
+      <w:r>
+        <w:rPr>
+          <w:lang w:val="cs-CZ"/>
+        </w:rPr>
+        <w:t>Herní vývojové prostředí</w:t>
+      </w:r>
+      <w:bookmarkEnd w:id="6"/>
     </w:p>
     <w:p>
       <w:pPr>
@@ -3070,152 +4161,86 @@
           <w:ilvl w:val="0"/>
           <w:numId w:val="3"/>
         </w:numPr>
-      </w:pPr>
-      <w:bookmarkStart w:id="6" w:name="_Toc212839468"/>
+        <w:rPr>
+          <w:lang w:val="cs-CZ"/>
+        </w:rPr>
+      </w:pPr>
+      <w:bookmarkStart w:id="7" w:name="_Toc215262263"/>
+      <w:r>
+        <w:rPr>
+          <w:lang w:val="cs-CZ"/>
+        </w:rPr>
+        <w:t>Použité technologie</w:t>
+      </w:r>
+      <w:bookmarkEnd w:id="7"/>
+    </w:p>
+    <w:p>
+      <w:pPr>
+        <w:pStyle w:val="Nadpis2"/>
+        <w:rPr>
+          <w:lang w:val="cs-CZ"/>
+        </w:rPr>
+      </w:pPr>
+      <w:r>
+        <w:rPr>
+          <w:lang w:val="cs-CZ"/>
+        </w:rPr>
+        <w:t xml:space="preserve"> </w:t>
+      </w:r>
+      <w:bookmarkStart w:id="8" w:name="_Toc215262264"/>
+      <w:r>
+        <w:rPr>
+          <w:lang w:val="cs-CZ"/>
+        </w:rPr>
+        <w:t>Unity</w:t>
+      </w:r>
+      <w:bookmarkEnd w:id="8"/>
+    </w:p>
+    <w:p>
+      <w:pPr>
+        <w:pStyle w:val="Nadpis2"/>
+        <w:rPr>
+          <w:lang w:val="cs-CZ"/>
+        </w:rPr>
+      </w:pPr>
+      <w:r>
+        <w:rPr>
+          <w:lang w:val="cs-CZ"/>
+        </w:rPr>
+        <w:t xml:space="preserve"> </w:t>
+      </w:r>
+      <w:bookmarkStart w:id="9" w:name="_Toc215262265"/>
+      <w:r>
+        <w:rPr>
+          <w:lang w:val="cs-CZ"/>
+        </w:rPr>
+        <w:t>C#</w:t>
+      </w:r>
+      <w:bookmarkEnd w:id="9"/>
+    </w:p>
+    <w:p>
+      <w:pPr>
+        <w:pStyle w:val="Nadpis2"/>
+        <w:rPr>
+          <w:lang w:val="cs-CZ"/>
+        </w:rPr>
+      </w:pPr>
+      <w:r>
+        <w:rPr>
+          <w:lang w:val="cs-CZ"/>
+        </w:rPr>
+        <w:t xml:space="preserve"> </w:t>
+      </w:r>
+      <w:bookmarkStart w:id="10" w:name="_Toc215262266"/>
       <w:proofErr w:type="spellStart"/>
       <w:r>
-        <w:t>Herní</w:t>
-      </w:r>
+        <w:rPr>
+          <w:lang w:val="cs-CZ"/>
+        </w:rPr>
+        <w:t>Blender</w:t>
+      </w:r>
+      <w:bookmarkEnd w:id="10"/>
       <w:proofErr w:type="spellEnd"/>
-      <w:r>
-        <w:t xml:space="preserve"> </w:t>
-      </w:r>
-      <w:proofErr w:type="spellStart"/>
-      <w:r>
-        <w:t>úrovně</w:t>
-      </w:r>
-      <w:bookmarkEnd w:id="6"/>
-      <w:proofErr w:type="spellEnd"/>
-    </w:p>
-    <w:p>
-      <w:pPr>
-        <w:pStyle w:val="Nadpis2"/>
-      </w:pPr>
-      <w:r>
-        <w:t xml:space="preserve"> </w:t>
-      </w:r>
-      <w:bookmarkStart w:id="7" w:name="_Toc212839469"/>
-      <w:proofErr w:type="spellStart"/>
-      <w:r>
-        <w:t>Úroveň</w:t>
-      </w:r>
-      <w:proofErr w:type="spellEnd"/>
-      <w:r>
-        <w:t xml:space="preserve"> 1</w:t>
-      </w:r>
-      <w:bookmarkEnd w:id="7"/>
-    </w:p>
-    <w:p>
-      <w:pPr>
-        <w:pStyle w:val="Nadpis2"/>
-      </w:pPr>
-      <w:r>
-        <w:t xml:space="preserve"> </w:t>
-      </w:r>
-      <w:bookmarkStart w:id="8" w:name="_Toc212839470"/>
-      <w:proofErr w:type="spellStart"/>
-      <w:r>
-        <w:t>Úroveň</w:t>
-      </w:r>
-      <w:proofErr w:type="spellEnd"/>
-      <w:r>
-        <w:t xml:space="preserve"> 2</w:t>
-      </w:r>
-      <w:bookmarkEnd w:id="8"/>
-    </w:p>
-    <w:p>
-      <w:pPr>
-        <w:pStyle w:val="Nadpis2"/>
-      </w:pPr>
-      <w:r>
-        <w:t xml:space="preserve"> </w:t>
-      </w:r>
-      <w:bookmarkStart w:id="9" w:name="_Toc212839471"/>
-      <w:proofErr w:type="spellStart"/>
-      <w:r>
-        <w:t>Úroveň</w:t>
-      </w:r>
-      <w:proofErr w:type="spellEnd"/>
-      <w:r>
-        <w:t xml:space="preserve"> </w:t>
-      </w:r>
-      <w:r>
-        <w:t>3</w:t>
-      </w:r>
-      <w:bookmarkEnd w:id="9"/>
-    </w:p>
-    <w:p>
-      <w:pPr>
-        <w:pStyle w:val="Nadpis2"/>
-      </w:pPr>
-      <w:r>
-        <w:t xml:space="preserve"> </w:t>
-      </w:r>
-      <w:bookmarkStart w:id="10" w:name="_Toc212839472"/>
-      <w:proofErr w:type="spellStart"/>
-      <w:r>
-        <w:t>Úroveň</w:t>
-      </w:r>
-      <w:proofErr w:type="spellEnd"/>
-      <w:r>
-        <w:t xml:space="preserve"> 4</w:t>
-      </w:r>
-      <w:bookmarkEnd w:id="10"/>
-    </w:p>
-    <w:p>
-      <w:pPr>
-        <w:pStyle w:val="Nadpis2"/>
-      </w:pPr>
-      <w:r>
-        <w:t xml:space="preserve"> </w:t>
-      </w:r>
-      <w:bookmarkStart w:id="11" w:name="_Toc212839473"/>
-      <w:proofErr w:type="spellStart"/>
-      <w:r>
-        <w:t>Úroveň</w:t>
-      </w:r>
-      <w:proofErr w:type="spellEnd"/>
-      <w:r>
-        <w:t xml:space="preserve"> </w:t>
-      </w:r>
-      <w:r>
-        <w:t>5</w:t>
-      </w:r>
-      <w:bookmarkEnd w:id="11"/>
-    </w:p>
-    <w:p>
-      <w:pPr>
-        <w:spacing w:after="160" w:line="278" w:lineRule="auto"/>
-        <w:jc w:val="left"/>
-        <w:rPr>
-          <w:lang w:val="en-US"/>
-        </w:rPr>
-      </w:pPr>
-      <w:r>
-        <w:rPr>
-          <w:lang w:val="en-US"/>
-        </w:rPr>
-        <w:br w:type="page"/>
-      </w:r>
-    </w:p>
-    <w:p>
-      <w:pPr>
-        <w:ind w:left="709"/>
-        <w:rPr>
-          <w:b/>
-          <w:smallCaps/>
-          <w:sz w:val="36"/>
-        </w:rPr>
-      </w:pPr>
-      <w:r>
-        <w:rPr>
-          <w:b/>
-          <w:smallCaps/>
-          <w:sz w:val="36"/>
-        </w:rPr>
-        <w:lastRenderedPageBreak/>
-        <w:t>Praktická část</w:t>
-      </w:r>
     </w:p>
     <w:p>
       <w:pPr>
@@ -3224,37 +4249,148 @@
           <w:ilvl w:val="0"/>
           <w:numId w:val="3"/>
         </w:numPr>
-      </w:pPr>
-      <w:bookmarkStart w:id="12" w:name="_Toc212839474"/>
-      <w:proofErr w:type="spellStart"/>
-      <w:r>
-        <w:t>Tvorba</w:t>
-      </w:r>
-      <w:proofErr w:type="spellEnd"/>
-      <w:r>
+        <w:rPr>
+          <w:lang w:val="cs-CZ"/>
+        </w:rPr>
+      </w:pPr>
+      <w:bookmarkStart w:id="11" w:name="_Toc215262267"/>
+      <w:r>
+        <w:rPr>
+          <w:lang w:val="cs-CZ"/>
+        </w:rPr>
+        <w:t>Herní úrovně</w:t>
+      </w:r>
+      <w:bookmarkEnd w:id="11"/>
+    </w:p>
+    <w:p>
+      <w:pPr>
+        <w:pStyle w:val="Nadpis2"/>
+        <w:rPr>
+          <w:lang w:val="cs-CZ"/>
+        </w:rPr>
+      </w:pPr>
+      <w:r>
+        <w:rPr>
+          <w:lang w:val="cs-CZ"/>
+        </w:rPr>
         <w:t xml:space="preserve"> </w:t>
       </w:r>
-      <w:proofErr w:type="spellStart"/>
-      <w:r>
-        <w:t>postavy</w:t>
+      <w:bookmarkStart w:id="12" w:name="_Toc215262268"/>
+      <w:r>
+        <w:rPr>
+          <w:lang w:val="cs-CZ"/>
+        </w:rPr>
+        <w:t>Úroveň 1</w:t>
       </w:r>
       <w:bookmarkEnd w:id="12"/>
-      <w:proofErr w:type="spellEnd"/>
     </w:p>
     <w:p>
       <w:pPr>
         <w:pStyle w:val="Nadpis2"/>
-      </w:pPr>
-      <w:r>
+        <w:rPr>
+          <w:lang w:val="cs-CZ"/>
+        </w:rPr>
+      </w:pPr>
+      <w:r>
+        <w:rPr>
+          <w:lang w:val="cs-CZ"/>
+        </w:rPr>
         <w:t xml:space="preserve"> </w:t>
       </w:r>
-      <w:bookmarkStart w:id="13" w:name="_Toc212839475"/>
-      <w:proofErr w:type="spellStart"/>
-      <w:r>
-        <w:t>Pohyb</w:t>
+      <w:bookmarkStart w:id="13" w:name="_Toc215262269"/>
+      <w:r>
+        <w:rPr>
+          <w:lang w:val="cs-CZ"/>
+        </w:rPr>
+        <w:t>Úroveň 2</w:t>
       </w:r>
       <w:bookmarkEnd w:id="13"/>
-      <w:proofErr w:type="spellEnd"/>
+    </w:p>
+    <w:p>
+      <w:pPr>
+        <w:pStyle w:val="Nadpis2"/>
+        <w:rPr>
+          <w:lang w:val="cs-CZ"/>
+        </w:rPr>
+      </w:pPr>
+      <w:r>
+        <w:rPr>
+          <w:lang w:val="cs-CZ"/>
+        </w:rPr>
+        <w:t xml:space="preserve"> </w:t>
+      </w:r>
+      <w:bookmarkStart w:id="14" w:name="_Toc215262270"/>
+      <w:r>
+        <w:rPr>
+          <w:lang w:val="cs-CZ"/>
+        </w:rPr>
+        <w:t>Úroveň 3</w:t>
+      </w:r>
+      <w:bookmarkEnd w:id="14"/>
+    </w:p>
+    <w:p>
+      <w:pPr>
+        <w:pStyle w:val="Nadpis2"/>
+        <w:rPr>
+          <w:lang w:val="cs-CZ"/>
+        </w:rPr>
+      </w:pPr>
+      <w:r>
+        <w:rPr>
+          <w:lang w:val="cs-CZ"/>
+        </w:rPr>
+        <w:t xml:space="preserve"> </w:t>
+      </w:r>
+      <w:bookmarkStart w:id="15" w:name="_Toc215262271"/>
+      <w:r>
+        <w:rPr>
+          <w:lang w:val="cs-CZ"/>
+        </w:rPr>
+        <w:t>Úroveň 4</w:t>
+      </w:r>
+      <w:bookmarkEnd w:id="15"/>
+    </w:p>
+    <w:p>
+      <w:pPr>
+        <w:pStyle w:val="Nadpis2"/>
+        <w:rPr>
+          <w:lang w:val="cs-CZ"/>
+        </w:rPr>
+      </w:pPr>
+      <w:r>
+        <w:rPr>
+          <w:lang w:val="cs-CZ"/>
+        </w:rPr>
+        <w:t xml:space="preserve"> </w:t>
+      </w:r>
+      <w:bookmarkStart w:id="16" w:name="_Toc215262272"/>
+      <w:r>
+        <w:rPr>
+          <w:lang w:val="cs-CZ"/>
+        </w:rPr>
+        <w:t>Úroveň 5</w:t>
+      </w:r>
+      <w:bookmarkEnd w:id="16"/>
+    </w:p>
+    <w:p>
+      <w:pPr>
+        <w:spacing w:after="160" w:line="278" w:lineRule="auto"/>
+        <w:jc w:val="left"/>
+      </w:pPr>
+    </w:p>
+    <w:p>
+      <w:pPr>
+        <w:pStyle w:val="Nadpis01"/>
+        <w:rPr>
+          <w:lang w:val="cs-CZ"/>
+        </w:rPr>
+      </w:pPr>
+      <w:r>
+        <w:rPr>
+          <w:lang w:val="cs-CZ"/>
+        </w:rPr>
+        <w:t>Praktická část</w:t>
+      </w:r>
     </w:p>
     <w:p>
       <w:pPr>
@@ -3263,99 +4399,41 @@
           <w:ilvl w:val="0"/>
           <w:numId w:val="3"/>
         </w:numPr>
-      </w:pPr>
-      <w:bookmarkStart w:id="14" w:name="_Toc212839476"/>
-      <w:proofErr w:type="spellStart"/>
-      <w:r>
-        <w:t>Kontrola</w:t>
-      </w:r>
-      <w:proofErr w:type="spellEnd"/>
-      <w:r>
+        <w:rPr>
+          <w:lang w:val="cs-CZ"/>
+        </w:rPr>
+      </w:pPr>
+      <w:bookmarkStart w:id="17" w:name="_Toc215262273"/>
+      <w:r>
+        <w:rPr>
+          <w:lang w:val="cs-CZ"/>
+        </w:rPr>
+        <w:lastRenderedPageBreak/>
+        <w:t>Tvorba postavy</w:t>
+      </w:r>
+      <w:bookmarkEnd w:id="17"/>
+    </w:p>
+    <w:p>
+      <w:pPr>
+        <w:pStyle w:val="Nadpis2"/>
+        <w:rPr>
+          <w:lang w:val="cs-CZ"/>
+        </w:rPr>
+      </w:pPr>
+      <w:r>
+        <w:rPr>
+          <w:lang w:val="cs-CZ"/>
+        </w:rPr>
         <w:t xml:space="preserve"> </w:t>
       </w:r>
-      <w:proofErr w:type="spellStart"/>
-      <w:r>
-        <w:t>dopravních</w:t>
-      </w:r>
-      <w:proofErr w:type="spellEnd"/>
-      <w:r>
-        <w:t xml:space="preserve"> </w:t>
-      </w:r>
-      <w:proofErr w:type="spellStart"/>
-      <w:r>
-        <w:t>předpisů</w:t>
-      </w:r>
-      <w:bookmarkEnd w:id="14"/>
-      <w:proofErr w:type="spellEnd"/>
-    </w:p>
-    <w:p>
-      <w:pPr>
-        <w:pStyle w:val="Nadpis2"/>
-      </w:pPr>
-      <w:r>
-        <w:t xml:space="preserve"> </w:t>
-      </w:r>
-      <w:bookmarkStart w:id="15" w:name="_Toc212839477"/>
-      <w:proofErr w:type="spellStart"/>
-      <w:r>
-        <w:t>Dopravní</w:t>
-      </w:r>
-      <w:proofErr w:type="spellEnd"/>
-      <w:r>
-        <w:t xml:space="preserve"> </w:t>
-      </w:r>
-      <w:proofErr w:type="spellStart"/>
-      <w:r>
-        <w:t>značky</w:t>
-      </w:r>
-      <w:bookmarkEnd w:id="15"/>
-      <w:proofErr w:type="spellEnd"/>
-    </w:p>
-    <w:p>
-      <w:pPr>
-        <w:pStyle w:val="Nadpis2"/>
-      </w:pPr>
-      <w:r>
-        <w:t xml:space="preserve"> </w:t>
-      </w:r>
-      <w:bookmarkStart w:id="16" w:name="_Toc212839478"/>
-      <w:proofErr w:type="spellStart"/>
-      <w:r>
-        <w:t>Kontrola</w:t>
-      </w:r>
-      <w:proofErr w:type="spellEnd"/>
-      <w:r>
-        <w:t xml:space="preserve"> </w:t>
-      </w:r>
-      <w:proofErr w:type="spellStart"/>
-      <w:r>
-        <w:t>přednosti</w:t>
-      </w:r>
-      <w:bookmarkEnd w:id="16"/>
-      <w:proofErr w:type="spellEnd"/>
-    </w:p>
-    <w:p>
-      <w:pPr>
-        <w:pStyle w:val="Nadpis2"/>
-      </w:pPr>
-      <w:r>
-        <w:t xml:space="preserve"> </w:t>
-      </w:r>
-      <w:bookmarkStart w:id="17" w:name="_Toc212839479"/>
-      <w:proofErr w:type="spellStart"/>
-      <w:r>
-        <w:t>Funkcionalita</w:t>
-      </w:r>
-      <w:proofErr w:type="spellEnd"/>
-      <w:r>
-        <w:t xml:space="preserve"> </w:t>
-      </w:r>
-      <w:proofErr w:type="spellStart"/>
-      <w:r>
-        <w:t>semaforů</w:t>
-      </w:r>
-      <w:bookmarkEnd w:id="17"/>
-      <w:proofErr w:type="spellEnd"/>
+      <w:bookmarkStart w:id="18" w:name="_Toc215262274"/>
+      <w:r>
+        <w:rPr>
+          <w:lang w:val="cs-CZ"/>
+        </w:rPr>
+        <w:t>Pohyb</w:t>
+      </w:r>
+      <w:bookmarkEnd w:id="18"/>
     </w:p>
     <w:p>
       <w:pPr>
@@ -3364,128 +4442,100 @@
           <w:ilvl w:val="0"/>
           <w:numId w:val="3"/>
         </w:numPr>
-      </w:pPr>
-      <w:bookmarkStart w:id="18" w:name="_Toc212839480"/>
-      <w:proofErr w:type="spellStart"/>
-      <w:r>
-        <w:t>Grafická</w:t>
-      </w:r>
-      <w:proofErr w:type="spellEnd"/>
-      <w:r>
+        <w:rPr>
+          <w:lang w:val="cs-CZ"/>
+        </w:rPr>
+      </w:pPr>
+      <w:bookmarkStart w:id="19" w:name="_Toc215262275"/>
+      <w:r>
+        <w:rPr>
+          <w:lang w:val="cs-CZ"/>
+        </w:rPr>
+        <w:t>Kontrola dopravních předpisů</w:t>
+      </w:r>
+      <w:bookmarkEnd w:id="19"/>
+    </w:p>
+    <w:p>
+      <w:pPr>
+        <w:pStyle w:val="Nadpis2"/>
+        <w:rPr>
+          <w:lang w:val="cs-CZ"/>
+        </w:rPr>
+      </w:pPr>
+      <w:r>
+        <w:rPr>
+          <w:lang w:val="cs-CZ"/>
+        </w:rPr>
         <w:t xml:space="preserve"> </w:t>
       </w:r>
-      <w:proofErr w:type="spellStart"/>
-      <w:r>
-        <w:t>stránka</w:t>
-      </w:r>
-      <w:proofErr w:type="spellEnd"/>
-      <w:r>
+      <w:bookmarkStart w:id="20" w:name="_Toc215262276"/>
+      <w:r>
+        <w:rPr>
+          <w:lang w:val="cs-CZ"/>
+        </w:rPr>
+        <w:t>Dopravní značky</w:t>
+      </w:r>
+      <w:bookmarkEnd w:id="20"/>
+    </w:p>
+    <w:p>
+      <w:pPr>
+        <w:pStyle w:val="Nadpis2"/>
+        <w:rPr>
+          <w:lang w:val="cs-CZ"/>
+        </w:rPr>
+      </w:pPr>
+      <w:bookmarkStart w:id="21" w:name="_Toc215262277"/>
+      <w:r>
+        <w:rPr>
+          <w:lang w:val="cs-CZ"/>
+        </w:rPr>
+        <w:t>Rychlostní limit</w:t>
+      </w:r>
+      <w:bookmarkEnd w:id="21"/>
+    </w:p>
+    <w:p>
+      <w:pPr>
+        <w:pStyle w:val="Nadpis2"/>
+        <w:rPr>
+          <w:lang w:val="cs-CZ"/>
+        </w:rPr>
+      </w:pPr>
+      <w:r>
+        <w:rPr>
+          <w:lang w:val="cs-CZ"/>
+        </w:rPr>
         <w:t xml:space="preserve"> </w:t>
       </w:r>
-      <w:proofErr w:type="spellStart"/>
-      <w:r>
-        <w:t>hry</w:t>
-      </w:r>
-      <w:bookmarkEnd w:id="18"/>
-      <w:proofErr w:type="spellEnd"/>
+      <w:bookmarkStart w:id="22" w:name="_Toc215262278"/>
+      <w:r>
+        <w:rPr>
+          <w:lang w:val="cs-CZ"/>
+        </w:rPr>
+        <w:t>Kontrola přednosti</w:t>
+      </w:r>
+      <w:bookmarkEnd w:id="22"/>
     </w:p>
     <w:p>
       <w:pPr>
         <w:pStyle w:val="Nadpis2"/>
-      </w:pPr>
-      <w:r>
+        <w:rPr>
+          <w:lang w:val="cs-CZ"/>
+        </w:rPr>
+      </w:pPr>
+      <w:r>
+        <w:rPr>
+          <w:lang w:val="cs-CZ"/>
+        </w:rPr>
         <w:t xml:space="preserve"> </w:t>
       </w:r>
-      <w:bookmarkStart w:id="19" w:name="_Toc212839481"/>
-      <w:proofErr w:type="spellStart"/>
-      <w:r>
-        <w:t>Šipky</w:t>
-      </w:r>
-      <w:proofErr w:type="spellEnd"/>
-      <w:r>
-        <w:t xml:space="preserve"> </w:t>
-      </w:r>
-      <w:proofErr w:type="spellStart"/>
-      <w:r>
-        <w:t>určující</w:t>
-      </w:r>
-      <w:proofErr w:type="spellEnd"/>
-      <w:r>
-        <w:t xml:space="preserve"> </w:t>
-      </w:r>
-      <w:proofErr w:type="spellStart"/>
-      <w:r>
-        <w:t>směr</w:t>
-      </w:r>
-      <w:proofErr w:type="spellEnd"/>
-      <w:r>
-        <w:t xml:space="preserve"> </w:t>
-      </w:r>
-      <w:proofErr w:type="spellStart"/>
-      <w:r>
-        <w:t>jízdy</w:t>
-      </w:r>
-      <w:bookmarkEnd w:id="19"/>
-      <w:proofErr w:type="spellEnd"/>
-    </w:p>
-    <w:p>
-      <w:pPr>
-        <w:pStyle w:val="Nadpis2"/>
-      </w:pPr>
-      <w:r>
-        <w:t xml:space="preserve"> </w:t>
-      </w:r>
-      <w:bookmarkStart w:id="20" w:name="_Toc212839482"/>
-      <w:proofErr w:type="spellStart"/>
-      <w:r>
-        <w:t>Dopravní</w:t>
-      </w:r>
-      <w:proofErr w:type="spellEnd"/>
-      <w:r>
-        <w:t xml:space="preserve"> </w:t>
-      </w:r>
-      <w:proofErr w:type="spellStart"/>
-      <w:r>
-        <w:t>značky</w:t>
-      </w:r>
-      <w:bookmarkEnd w:id="20"/>
-      <w:proofErr w:type="spellEnd"/>
-    </w:p>
-    <w:p>
-      <w:pPr>
-        <w:pStyle w:val="Nadpis2"/>
-      </w:pPr>
-      <w:bookmarkStart w:id="21" w:name="_Toc212839483"/>
-      <w:proofErr w:type="spellStart"/>
-      <w:r>
-        <w:t>Souhrn</w:t>
-      </w:r>
-      <w:proofErr w:type="spellEnd"/>
-      <w:r>
-        <w:t xml:space="preserve"> </w:t>
-      </w:r>
-      <w:proofErr w:type="spellStart"/>
-      <w:r>
-        <w:t>nesplněných</w:t>
-      </w:r>
-      <w:proofErr w:type="spellEnd"/>
-      <w:r>
-        <w:t xml:space="preserve"> </w:t>
-      </w:r>
-      <w:proofErr w:type="spellStart"/>
-      <w:r>
-        <w:t>dopravních</w:t>
-      </w:r>
-      <w:proofErr w:type="spellEnd"/>
-      <w:r>
-        <w:t xml:space="preserve"> </w:t>
-      </w:r>
-      <w:proofErr w:type="spellStart"/>
-      <w:r>
-        <w:t>předpisů</w:t>
-      </w:r>
-      <w:bookmarkEnd w:id="21"/>
-      <w:proofErr w:type="spellEnd"/>
+      <w:bookmarkStart w:id="23" w:name="_Toc215262279"/>
+      <w:r>
+        <w:rPr>
+          <w:lang w:val="cs-CZ"/>
+        </w:rPr>
+        <w:t>Funkcionalita semaforů</w:t>
+      </w:r>
+      <w:bookmarkEnd w:id="23"/>
     </w:p>
     <w:p>
       <w:pPr>
@@ -3494,48 +4544,196 @@
           <w:ilvl w:val="0"/>
           <w:numId w:val="3"/>
         </w:numPr>
-      </w:pPr>
-      <w:bookmarkStart w:id="22" w:name="_Toc212839484"/>
-      <w:proofErr w:type="spellStart"/>
-      <w:r>
+        <w:rPr>
+          <w:lang w:val="cs-CZ"/>
+        </w:rPr>
+      </w:pPr>
+      <w:bookmarkStart w:id="24" w:name="_Toc215262280"/>
+      <w:r>
+        <w:rPr>
+          <w:lang w:val="cs-CZ"/>
+        </w:rPr>
+        <w:t>Grafická stránka hry</w:t>
+      </w:r>
+      <w:bookmarkEnd w:id="24"/>
+    </w:p>
+    <w:p>
+      <w:pPr>
+        <w:pStyle w:val="Nadpis2"/>
+        <w:rPr>
+          <w:lang w:val="cs-CZ"/>
+        </w:rPr>
+      </w:pPr>
+      <w:r>
+        <w:rPr>
+          <w:lang w:val="cs-CZ"/>
+        </w:rPr>
+        <w:t xml:space="preserve"> </w:t>
+      </w:r>
+      <w:bookmarkStart w:id="25" w:name="_Toc215262281"/>
+      <w:r>
+        <w:rPr>
+          <w:lang w:val="cs-CZ"/>
+        </w:rPr>
+        <w:t>Šipky určující směr jízdy</w:t>
+      </w:r>
+      <w:bookmarkEnd w:id="25"/>
+    </w:p>
+    <w:p>
+      <w:pPr>
+        <w:pStyle w:val="Nadpis2"/>
+        <w:rPr>
+          <w:lang w:val="cs-CZ"/>
+        </w:rPr>
+      </w:pPr>
+      <w:r>
+        <w:rPr>
+          <w:lang w:val="cs-CZ"/>
+        </w:rPr>
+        <w:t xml:space="preserve"> </w:t>
+      </w:r>
+      <w:bookmarkStart w:id="26" w:name="_Toc215262282"/>
+      <w:r>
+        <w:rPr>
+          <w:lang w:val="cs-CZ"/>
+        </w:rPr>
+        <w:t>Dopravní značky</w:t>
+      </w:r>
+      <w:bookmarkEnd w:id="26"/>
+    </w:p>
+    <w:p>
+      <w:pPr>
+        <w:pStyle w:val="Nadpis2"/>
+        <w:rPr>
+          <w:lang w:val="cs-CZ"/>
+        </w:rPr>
+      </w:pPr>
+      <w:r>
+        <w:rPr>
+          <w:lang w:val="cs-CZ"/>
+        </w:rPr>
+        <w:t xml:space="preserve"> </w:t>
+      </w:r>
+      <w:bookmarkStart w:id="27" w:name="_Toc215262283"/>
+      <w:r>
+        <w:rPr>
+          <w:lang w:val="cs-CZ"/>
+        </w:rPr>
+        <w:t>Souhrn nesplněných dopravních předpisů</w:t>
+      </w:r>
+      <w:bookmarkEnd w:id="27"/>
+    </w:p>
+    <w:p>
+      <w:pPr>
+        <w:pStyle w:val="Nadpis2"/>
+        <w:rPr>
+          <w:lang w:val="cs-CZ"/>
+        </w:rPr>
+      </w:pPr>
+      <w:r>
+        <w:rPr>
+          <w:lang w:val="cs-CZ"/>
+        </w:rPr>
+        <w:t xml:space="preserve"> </w:t>
+      </w:r>
+      <w:bookmarkStart w:id="28" w:name="_Toc215262284"/>
+      <w:r>
+        <w:rPr>
+          <w:lang w:val="cs-CZ"/>
+        </w:rPr>
+        <w:t>Materiály</w:t>
+      </w:r>
+      <w:bookmarkEnd w:id="28"/>
+    </w:p>
+    <w:p>
+      <w:pPr>
+        <w:keepNext/>
+      </w:pPr>
+      <w:r>
+        <w:lastRenderedPageBreak/>
+        <w:drawing>
+          <wp:inline distT="0" distB="0" distL="0" distR="0" wp14:anchorId="73571150" wp14:editId="684CA77B">
+            <wp:extent cx="4229690" cy="6277851"/>
+            <wp:effectExtent l="0" t="0" r="0" b="8890"/>
+            <wp:docPr id="1503129016" name="Obrázek 1" descr="Obsah obrázku text, snímek obrazovky, Multimediální software, software&#10;&#10;Obsah generovaný pomocí AI může být nesprávný."/>
+            <wp:cNvGraphicFramePr>
+              <a:graphicFrameLocks xmlns:a="http://schemas.openxmlformats.org/drawingml/2006/main" noChangeAspect="1"/>
+            </wp:cNvGraphicFramePr>
+            <a:graphic xmlns:a="http://schemas.openxmlformats.org/drawingml/2006/main">
+              <a:graphicData uri="http://schemas.openxmlformats.org/drawingml/2006/picture">
+                <pic:pic xmlns:pic="http://schemas.openxmlformats.org/drawingml/2006/picture">
+                  <pic:nvPicPr>
+                    <pic:cNvPr id="1503129016" name="Obrázek 1" descr="Obsah obrázku text, snímek obrazovky, Multimediální software, software&#10;&#10;Obsah generovaný pomocí AI může být nesprávný."/>
+                    <pic:cNvPicPr/>
+                  </pic:nvPicPr>
+                  <pic:blipFill>
+                    <a:blip r:embed="rId9"/>
+                    <a:stretch>
+                      <a:fillRect/>
+                    </a:stretch>
+                  </pic:blipFill>
+                  <pic:spPr>
+                    <a:xfrm>
+                      <a:off x="0" y="0"/>
+                      <a:ext cx="4229690" cy="6277851"/>
+                    </a:xfrm>
+                    <a:prstGeom prst="rect">
+                      <a:avLst/>
+                    </a:prstGeom>
+                  </pic:spPr>
+                </pic:pic>
+              </a:graphicData>
+            </a:graphic>
+          </wp:inline>
+        </w:drawing>
+      </w:r>
+    </w:p>
+    <w:p>
+      <w:pPr>
+        <w:pStyle w:val="Titulek"/>
+      </w:pPr>
+      <w:r>
+        <w:t xml:space="preserve">Obrázek </w:t>
+      </w:r>
+      <w:r>
+        <w:fldChar w:fldCharType="begin"/>
+      </w:r>
+      <w:r>
+        <w:instrText xml:space="preserve"> SEQ Obrázek \* ARABIC </w:instrText>
+      </w:r>
+      <w:r>
+        <w:fldChar w:fldCharType="separate"/>
+      </w:r>
+      <w:r>
+        <w:t>1</w:t>
+      </w:r>
+      <w:r>
+        <w:fldChar w:fldCharType="end"/>
+      </w:r>
+      <w:r>
+        <w:t xml:space="preserve"> - Nastavení průhlednosti</w:t>
+      </w:r>
+    </w:p>
+    <w:p>
+      <w:pPr>
+        <w:pStyle w:val="Nadpis1"/>
+        <w:numPr>
+          <w:ilvl w:val="0"/>
+          <w:numId w:val="3"/>
+        </w:numPr>
+        <w:rPr>
+          <w:lang w:val="cs-CZ"/>
+        </w:rPr>
+      </w:pPr>
+      <w:bookmarkStart w:id="29" w:name="_Toc215262285"/>
+      <w:r>
+        <w:rPr>
+          <w:lang w:val="cs-CZ"/>
+        </w:rPr>
         <w:t>Závěr</w:t>
       </w:r>
-      <w:bookmarkEnd w:id="22"/>
-      <w:proofErr w:type="spellEnd"/>
-    </w:p>
-    <w:p>
-      <w:pPr>
-        <w:spacing w:after="160" w:line="278" w:lineRule="auto"/>
-        <w:jc w:val="left"/>
-        <w:rPr>
-          <w:lang w:val="en-US"/>
-        </w:rPr>
-      </w:pPr>
-      <w:r>
-        <w:rPr>
-          <w:lang w:val="en-US"/>
-        </w:rPr>
-        <w:br w:type="page"/>
-      </w:r>
-    </w:p>
-    <w:p>
-      <w:pPr>
-        <w:ind w:firstLine="360"/>
-        <w:rPr>
-          <w:b/>
-          <w:bCs/>
-        </w:rPr>
-      </w:pPr>
-      <w:r>
-        <w:rPr>
-          <w:b/>
-          <w:bCs/>
-        </w:rPr>
-        <w:lastRenderedPageBreak/>
-        <w:t>Seznam obrázků a tabulek</w:t>
-      </w:r>
-    </w:p>
-    <w:p/>
+      <w:bookmarkEnd w:id="29"/>
+    </w:p>
     <w:p>
       <w:pPr>
         <w:spacing w:after="160" w:line="278" w:lineRule="auto"/>
@@ -3567,8 +4765,89 @@
         <w:pStyle w:val="Odstavecseseznamem"/>
         <w:numPr>
           <w:ilvl w:val="0"/>
-          <w:numId w:val="4"/>
+          <w:numId w:val="12"/>
         </w:numPr>
+      </w:pPr>
+      <w:r>
+        <w:t xml:space="preserve">CITY CAR DRIVING. City Car </w:t>
+      </w:r>
+      <w:proofErr w:type="spellStart"/>
+      <w:r>
+        <w:t>Driving</w:t>
+      </w:r>
+      <w:proofErr w:type="spellEnd"/>
+      <w:r>
+        <w:t xml:space="preserve"> on </w:t>
+      </w:r>
+      <w:proofErr w:type="spellStart"/>
+      <w:r>
+        <w:t>Steam</w:t>
+      </w:r>
+      <w:proofErr w:type="spellEnd"/>
+      <w:r>
+        <w:t xml:space="preserve"> [online]. ©2024. Dostupné z: </w:t>
+      </w:r>
+      <w:hyperlink r:id="rId10" w:tgtFrame="_new" w:history="1">
+        <w:r>
+          <w:rPr>
+            <w:rStyle w:val="Hypertextovodkaz"/>
+          </w:rPr>
+          <w:t>https://store.steampowered.com/app/493490/City_Car_Driving/</w:t>
+        </w:r>
+      </w:hyperlink>
+    </w:p>
+    <w:p>
+      <w:pPr>
+        <w:pStyle w:val="Odstavecseseznamem"/>
+      </w:pPr>
+      <w:r>
+        <w:t xml:space="preserve">VIRTUAL DRIVING SCHOOL. </w:t>
+      </w:r>
+      <w:proofErr w:type="spellStart"/>
+      <w:r>
+        <w:t>Virtual</w:t>
+      </w:r>
+      <w:proofErr w:type="spellEnd"/>
+      <w:r>
+        <w:t xml:space="preserve"> </w:t>
+      </w:r>
+      <w:proofErr w:type="spellStart"/>
+      <w:r>
+        <w:t>Driving</w:t>
+      </w:r>
+      <w:proofErr w:type="spellEnd"/>
+      <w:r>
+        <w:t xml:space="preserve"> </w:t>
+      </w:r>
+      <w:proofErr w:type="spellStart"/>
+      <w:r>
+        <w:t>School</w:t>
+      </w:r>
+      <w:proofErr w:type="spellEnd"/>
+      <w:r>
+        <w:t xml:space="preserve"> on </w:t>
+      </w:r>
+      <w:proofErr w:type="spellStart"/>
+      <w:r>
+        <w:t>Steam</w:t>
+      </w:r>
+      <w:proofErr w:type="spellEnd"/>
+      <w:r>
+        <w:t xml:space="preserve"> [online]. ©2023. Dostupné z: </w:t>
+      </w:r>
+      <w:hyperlink r:id="rId11" w:tgtFrame="_new" w:history="1">
+        <w:r>
+          <w:rPr>
+            <w:rStyle w:val="Hypertextovodkaz"/>
+          </w:rPr>
+          <w:t>https://store.steampowered.com/app/1515220/Virtual_Driving_School/</w:t>
+        </w:r>
+      </w:hyperlink>
+    </w:p>
+    <w:p>
+      <w:pPr>
+        <w:spacing w:after="160" w:line="278" w:lineRule="auto"/>
+        <w:jc w:val="left"/>
       </w:pPr>
       <w:r>
         <w:br w:type="page"/>
@@ -3601,15 +4880,14 @@
       </w:pPr>
     </w:p>
     <w:sectPr>
-      <w:headerReference w:type="default" r:id="rId8"/>
-      <w:footerReference w:type="default" r:id="rId9"/>
+      <w:footerReference w:type="default" r:id="rId12"/>
+      <w:footerReference w:type="first" r:id="rId13"/>
       <w:footnotePr>
         <w:pos w:val="beneathText"/>
       </w:footnotePr>
       <w:pgSz w:w="12240" w:h="15840"/>
-      <w:pgMar w:top="1440" w:right="1440" w:bottom="1440" w:left="1440" w:header="568" w:footer="551" w:gutter="0"/>
+      <w:pgMar w:top="1418" w:right="1134" w:bottom="1134" w:left="2268" w:header="567" w:footer="550" w:gutter="0"/>
       <w:cols w:space="708"/>
-      <w:titlePg/>
       <w:docGrid w:linePitch="360"/>
     </w:sectPr>
   </w:body>
@@ -3645,7 +4923,49 @@
 <w:ftr xmlns:wpc="http://schemas.microsoft.com/office/word/2010/wordprocessingCanvas" xmlns:cx="http://schemas.microsoft.com/office/drawing/2014/chartex" xmlns:cx1="http://schemas.microsoft.com/office/drawing/2015/9/8/chartex" xmlns:cx2="http://schemas.microsoft.com/office/drawing/2015/10/21/chartex" xmlns:cx3="http://schemas.microsoft.com/office/drawing/2016/5/9/chartex" xmlns:cx4="http://schemas.microsoft.com/office/drawing/2016/5/10/chartex" xmlns:cx5="http://schemas.microsoft.com/office/drawing/2016/5/11/chartex" xmlns:cx6="http://schemas.microsoft.com/office/drawing/2016/5/12/chartex" xmlns:cx7="http://schemas.microsoft.com/office/drawing/2016/5/13/chartex" xmlns:cx8="http://schemas.microsoft.com/office/drawing/2016/5/14/chartex" xmlns:mc="http://schemas.openxmlformats.org/markup-compatibility/2006" xmlns:aink="http://schemas.microsoft.com/office/drawing/2016/ink" xmlns:am3d="http://schemas.microsoft.com/office/drawing/2017/model3d" xmlns:o="urn:schemas-microsoft-com:office:office" xmlns:oel="http://schemas.microsoft.com/office/2019/extlst" xmlns:r="http://schemas.openxmlformats.org/officeDocument/2006/relationships" xmlns:m="http://schemas.openxmlformats.org/officeDocument/2006/math" xmlns:v="urn:schemas-microsoft-com:vml" xmlns:wp14="http://schemas.microsoft.com/office/word/2010/wordprocessingDrawing" xmlns:wp="http://schemas.openxmlformats.org/drawingml/2006/wordprocessingDrawing" xmlns:w10="urn:schemas-microsoft-com:office:word" xmlns:w="http://schemas.openxmlformats.org/wordprocessingml/2006/main" xmlns:w14="http://schemas.microsoft.com/office/word/2010/wordml" xmlns:w15="http://schemas.microsoft.com/office/word/2012/wordml" xmlns:w16cex="http://schemas.microsoft.com/office/word/2018/wordml/cex" xmlns:w16cid="http://schemas.microsoft.com/office/word/2016/wordml/cid" xmlns:w16="http://schemas.microsoft.com/office/word/2018/wordml" xmlns:w16du="http://schemas.microsoft.com/office/word/2023/wordml/word16du" xmlns:w16sdtdh="http://schemas.microsoft.com/office/word/2020/wordml/sdtdatahash" xmlns:w16sdtfl="http://schemas.microsoft.com/office/word/2024/wordml/sdtformatlock" xmlns:w16se="http://schemas.microsoft.com/office/word/2015/wordml/symex" xmlns:wpg="http://schemas.microsoft.com/office/word/2010/wordprocessingGroup" xmlns:wpi="http://schemas.microsoft.com/office/word/2010/wordprocessingInk" xmlns:wne="http://schemas.microsoft.com/office/word/2006/wordml" xmlns:wps="http://schemas.microsoft.com/office/word/2010/wordprocessingShape" mc:Ignorable="w14 w15 w16se w16cid w16 w16cex w16sdtdh w16sdtfl w16du wp14">
   <w:sdt>
     <w:sdtPr>
-      <w:id w:val="715848300"/>
+      <w:id w:val="-260530263"/>
+      <w:docPartObj>
+        <w:docPartGallery w:val="Page Numbers (Bottom of Page)"/>
+        <w:docPartUnique/>
+      </w:docPartObj>
+    </w:sdtPr>
+    <w:sdtContent>
+      <w:p>
+        <w:pPr>
+          <w:pStyle w:val="Zpat"/>
+          <w:jc w:val="center"/>
+        </w:pPr>
+        <w:r>
+          <w:fldChar w:fldCharType="begin"/>
+        </w:r>
+        <w:r>
+          <w:instrText>PAGE   \* MERGEFORMAT</w:instrText>
+        </w:r>
+        <w:r>
+          <w:fldChar w:fldCharType="separate"/>
+        </w:r>
+        <w:r>
+          <w:t>2</w:t>
+        </w:r>
+        <w:r>
+          <w:fldChar w:fldCharType="end"/>
+        </w:r>
+      </w:p>
+    </w:sdtContent>
+  </w:sdt>
+  <w:p>
+    <w:pPr>
+      <w:pStyle w:val="Zpat"/>
+    </w:pPr>
+  </w:p>
+</w:ftr>
+</file>
+
+<file path=word/footer2.xml><?xml version="1.0" encoding="utf-8"?>
+<w:ftr xmlns:wpc="http://schemas.microsoft.com/office/word/2010/wordprocessingCanvas" xmlns:cx="http://schemas.microsoft.com/office/drawing/2014/chartex" xmlns:cx1="http://schemas.microsoft.com/office/drawing/2015/9/8/chartex" xmlns:cx2="http://schemas.microsoft.com/office/drawing/2015/10/21/chartex" xmlns:cx3="http://schemas.microsoft.com/office/drawing/2016/5/9/chartex" xmlns:cx4="http://schemas.microsoft.com/office/drawing/2016/5/10/chartex" xmlns:cx5="http://schemas.microsoft.com/office/drawing/2016/5/11/chartex" xmlns:cx6="http://schemas.microsoft.com/office/drawing/2016/5/12/chartex" xmlns:cx7="http://schemas.microsoft.com/office/drawing/2016/5/13/chartex" xmlns:cx8="http://schemas.microsoft.com/office/drawing/2016/5/14/chartex" xmlns:mc="http://schemas.openxmlformats.org/markup-compatibility/2006" xmlns:aink="http://schemas.microsoft.com/office/drawing/2016/ink" xmlns:am3d="http://schemas.microsoft.com/office/drawing/2017/model3d" xmlns:o="urn:schemas-microsoft-com:office:office" xmlns:oel="http://schemas.microsoft.com/office/2019/extlst" xmlns:r="http://schemas.openxmlformats.org/officeDocument/2006/relationships" xmlns:m="http://schemas.openxmlformats.org/officeDocument/2006/math" xmlns:v="urn:schemas-microsoft-com:vml" xmlns:wp14="http://schemas.microsoft.com/office/word/2010/wordprocessingDrawing" xmlns:wp="http://schemas.openxmlformats.org/drawingml/2006/wordprocessingDrawing" xmlns:w10="urn:schemas-microsoft-com:office:word" xmlns:w="http://schemas.openxmlformats.org/wordprocessingml/2006/main" xmlns:w14="http://schemas.microsoft.com/office/word/2010/wordml" xmlns:w15="http://schemas.microsoft.com/office/word/2012/wordml" xmlns:w16cex="http://schemas.microsoft.com/office/word/2018/wordml/cex" xmlns:w16cid="http://schemas.microsoft.com/office/word/2016/wordml/cid" xmlns:w16="http://schemas.microsoft.com/office/word/2018/wordml" xmlns:w16du="http://schemas.microsoft.com/office/word/2023/wordml/word16du" xmlns:w16sdtdh="http://schemas.microsoft.com/office/word/2020/wordml/sdtdatahash" xmlns:w16sdtfl="http://schemas.microsoft.com/office/word/2024/wordml/sdtformatlock" xmlns:w16se="http://schemas.microsoft.com/office/word/2015/wordml/symex" xmlns:wpg="http://schemas.microsoft.com/office/word/2010/wordprocessingGroup" xmlns:wpi="http://schemas.microsoft.com/office/word/2010/wordprocessingInk" xmlns:wne="http://schemas.microsoft.com/office/word/2006/wordml" xmlns:wps="http://schemas.microsoft.com/office/word/2010/wordprocessingShape" mc:Ignorable="w14 w15 w16se w16cid w16 w16cex w16sdtdh w16sdtfl w16du wp14">
+  <w:sdt>
+    <w:sdtPr>
+      <w:id w:val="-1445068780"/>
       <w:docPartObj>
         <w:docPartGallery w:val="Page Numbers (Bottom of Page)"/>
         <w:docPartUnique/>
@@ -4063,6 +5383,540 @@
     </w:lvl>
   </w:abstractNum>
   <w:abstractNum w:abstractNumId="3" w15:restartNumberingAfterBreak="0">
+    <w:nsid w:val="406116B3"/>
+    <w:multiLevelType w:val="hybridMultilevel"/>
+    <w:tmpl w:val="90662BAE"/>
+    <w:lvl w:ilvl="0" w:tplc="1EB8BC7A">
+      <w:start w:val="1"/>
+      <w:numFmt w:val="decimal"/>
+      <w:pStyle w:val="Nadpis1"/>
+      <w:lvlText w:val="%1."/>
+      <w:lvlJc w:val="left"/>
+      <w:pPr>
+        <w:ind w:left="1429" w:hanging="360"/>
+      </w:pPr>
+    </w:lvl>
+    <w:lvl w:ilvl="1" w:tplc="04050019" w:tentative="1">
+      <w:start w:val="1"/>
+      <w:numFmt w:val="lowerLetter"/>
+      <w:lvlText w:val="%2."/>
+      <w:lvlJc w:val="left"/>
+      <w:pPr>
+        <w:ind w:left="2149" w:hanging="360"/>
+      </w:pPr>
+    </w:lvl>
+    <w:lvl w:ilvl="2" w:tplc="0405001B" w:tentative="1">
+      <w:start w:val="1"/>
+      <w:numFmt w:val="lowerRoman"/>
+      <w:lvlText w:val="%3."/>
+      <w:lvlJc w:val="right"/>
+      <w:pPr>
+        <w:ind w:left="2869" w:hanging="180"/>
+      </w:pPr>
+    </w:lvl>
+    <w:lvl w:ilvl="3" w:tplc="0405000F" w:tentative="1">
+      <w:start w:val="1"/>
+      <w:numFmt w:val="decimal"/>
+      <w:lvlText w:val="%4."/>
+      <w:lvlJc w:val="left"/>
+      <w:pPr>
+        <w:ind w:left="3589" w:hanging="360"/>
+      </w:pPr>
+    </w:lvl>
+    <w:lvl w:ilvl="4" w:tplc="04050019" w:tentative="1">
+      <w:start w:val="1"/>
+      <w:numFmt w:val="lowerLetter"/>
+      <w:lvlText w:val="%5."/>
+      <w:lvlJc w:val="left"/>
+      <w:pPr>
+        <w:ind w:left="4309" w:hanging="360"/>
+      </w:pPr>
+    </w:lvl>
+    <w:lvl w:ilvl="5" w:tplc="0405001B" w:tentative="1">
+      <w:start w:val="1"/>
+      <w:numFmt w:val="lowerRoman"/>
+      <w:lvlText w:val="%6."/>
+      <w:lvlJc w:val="right"/>
+      <w:pPr>
+        <w:ind w:left="5029" w:hanging="180"/>
+      </w:pPr>
+    </w:lvl>
+    <w:lvl w:ilvl="6" w:tplc="0405000F" w:tentative="1">
+      <w:start w:val="1"/>
+      <w:numFmt w:val="decimal"/>
+      <w:lvlText w:val="%7."/>
+      <w:lvlJc w:val="left"/>
+      <w:pPr>
+        <w:ind w:left="5749" w:hanging="360"/>
+      </w:pPr>
+    </w:lvl>
+    <w:lvl w:ilvl="7" w:tplc="04050019" w:tentative="1">
+      <w:start w:val="1"/>
+      <w:numFmt w:val="lowerLetter"/>
+      <w:lvlText w:val="%8."/>
+      <w:lvlJc w:val="left"/>
+      <w:pPr>
+        <w:ind w:left="6469" w:hanging="360"/>
+      </w:pPr>
+    </w:lvl>
+    <w:lvl w:ilvl="8" w:tplc="0405001B" w:tentative="1">
+      <w:start w:val="1"/>
+      <w:numFmt w:val="lowerRoman"/>
+      <w:lvlText w:val="%9."/>
+      <w:lvlJc w:val="right"/>
+      <w:pPr>
+        <w:ind w:left="7189" w:hanging="180"/>
+      </w:pPr>
+    </w:lvl>
+  </w:abstractNum>
+  <w:abstractNum w:abstractNumId="4" w15:restartNumberingAfterBreak="0">
+    <w:nsid w:val="4A1D05F5"/>
+    <w:multiLevelType w:val="hybridMultilevel"/>
+    <w:tmpl w:val="50F66FB2"/>
+    <w:lvl w:ilvl="0" w:tplc="94EE091E">
+      <w:start w:val="1"/>
+      <w:numFmt w:val="decimal"/>
+      <w:lvlText w:val="[%1]"/>
+      <w:lvlJc w:val="left"/>
+      <w:pPr>
+        <w:ind w:left="1440" w:hanging="852"/>
+      </w:pPr>
+      <w:rPr>
+        <w:rFonts w:ascii="Calibri" w:eastAsia="Calibri" w:hAnsi="Calibri" w:cs="Calibri" w:hint="default"/>
+        <w:b w:val="0"/>
+        <w:bCs w:val="0"/>
+        <w:i w:val="0"/>
+        <w:iCs w:val="0"/>
+        <w:spacing w:val="-2"/>
+        <w:w w:val="99"/>
+        <w:sz w:val="20"/>
+        <w:szCs w:val="20"/>
+        <w:lang w:val="cs-CZ" w:eastAsia="en-US" w:bidi="ar-SA"/>
+      </w:rPr>
+    </w:lvl>
+    <w:lvl w:ilvl="1" w:tplc="2080318E">
+      <w:numFmt w:val="bullet"/>
+      <w:lvlText w:val="•"/>
+      <w:lvlJc w:val="left"/>
+      <w:pPr>
+        <w:ind w:left="2216" w:hanging="852"/>
+      </w:pPr>
+      <w:rPr>
+        <w:rFonts w:hint="default"/>
+        <w:lang w:val="cs-CZ" w:eastAsia="en-US" w:bidi="ar-SA"/>
+      </w:rPr>
+    </w:lvl>
+    <w:lvl w:ilvl="2" w:tplc="A2A64740">
+      <w:numFmt w:val="bullet"/>
+      <w:lvlText w:val="•"/>
+      <w:lvlJc w:val="left"/>
+      <w:pPr>
+        <w:ind w:left="2993" w:hanging="852"/>
+      </w:pPr>
+      <w:rPr>
+        <w:rFonts w:hint="default"/>
+        <w:lang w:val="cs-CZ" w:eastAsia="en-US" w:bidi="ar-SA"/>
+      </w:rPr>
+    </w:lvl>
+    <w:lvl w:ilvl="3" w:tplc="CC5C60DE">
+      <w:numFmt w:val="bullet"/>
+      <w:lvlText w:val="•"/>
+      <w:lvlJc w:val="left"/>
+      <w:pPr>
+        <w:ind w:left="3769" w:hanging="852"/>
+      </w:pPr>
+      <w:rPr>
+        <w:rFonts w:hint="default"/>
+        <w:lang w:val="cs-CZ" w:eastAsia="en-US" w:bidi="ar-SA"/>
+      </w:rPr>
+    </w:lvl>
+    <w:lvl w:ilvl="4" w:tplc="9C1C8DB8">
+      <w:numFmt w:val="bullet"/>
+      <w:lvlText w:val="•"/>
+      <w:lvlJc w:val="left"/>
+      <w:pPr>
+        <w:ind w:left="4546" w:hanging="852"/>
+      </w:pPr>
+      <w:rPr>
+        <w:rFonts w:hint="default"/>
+        <w:lang w:val="cs-CZ" w:eastAsia="en-US" w:bidi="ar-SA"/>
+      </w:rPr>
+    </w:lvl>
+    <w:lvl w:ilvl="5" w:tplc="37F408C2">
+      <w:numFmt w:val="bullet"/>
+      <w:lvlText w:val="•"/>
+      <w:lvlJc w:val="left"/>
+      <w:pPr>
+        <w:ind w:left="5323" w:hanging="852"/>
+      </w:pPr>
+      <w:rPr>
+        <w:rFonts w:hint="default"/>
+        <w:lang w:val="cs-CZ" w:eastAsia="en-US" w:bidi="ar-SA"/>
+      </w:rPr>
+    </w:lvl>
+    <w:lvl w:ilvl="6" w:tplc="53D8DA06">
+      <w:numFmt w:val="bullet"/>
+      <w:lvlText w:val="•"/>
+      <w:lvlJc w:val="left"/>
+      <w:pPr>
+        <w:ind w:left="6099" w:hanging="852"/>
+      </w:pPr>
+      <w:rPr>
+        <w:rFonts w:hint="default"/>
+        <w:lang w:val="cs-CZ" w:eastAsia="en-US" w:bidi="ar-SA"/>
+      </w:rPr>
+    </w:lvl>
+    <w:lvl w:ilvl="7" w:tplc="D7347A30">
+      <w:numFmt w:val="bullet"/>
+      <w:lvlText w:val="•"/>
+      <w:lvlJc w:val="left"/>
+      <w:pPr>
+        <w:ind w:left="6876" w:hanging="852"/>
+      </w:pPr>
+      <w:rPr>
+        <w:rFonts w:hint="default"/>
+        <w:lang w:val="cs-CZ" w:eastAsia="en-US" w:bidi="ar-SA"/>
+      </w:rPr>
+    </w:lvl>
+    <w:lvl w:ilvl="8" w:tplc="28CA52E2">
+      <w:numFmt w:val="bullet"/>
+      <w:lvlText w:val="•"/>
+      <w:lvlJc w:val="left"/>
+      <w:pPr>
+        <w:ind w:left="7653" w:hanging="852"/>
+      </w:pPr>
+      <w:rPr>
+        <w:rFonts w:hint="default"/>
+        <w:lang w:val="cs-CZ" w:eastAsia="en-US" w:bidi="ar-SA"/>
+      </w:rPr>
+    </w:lvl>
+  </w:abstractNum>
+  <w:abstractNum w:abstractNumId="5" w15:restartNumberingAfterBreak="0">
+    <w:nsid w:val="517A75E3"/>
+    <w:multiLevelType w:val="hybridMultilevel"/>
+    <w:tmpl w:val="23D06E2C"/>
+    <w:lvl w:ilvl="0" w:tplc="2D8A4E42">
+      <w:start w:val="1"/>
+      <w:numFmt w:val="decimal"/>
+      <w:pStyle w:val="Odstavecseseznamem"/>
+      <w:lvlText w:val="[%1]"/>
+      <w:lvlJc w:val="left"/>
+      <w:pPr>
+        <w:ind w:left="720" w:hanging="360"/>
+      </w:pPr>
+      <w:rPr>
+        <w:rFonts w:ascii="Calibri" w:eastAsia="Calibri" w:hAnsi="Calibri" w:cs="Calibri" w:hint="default"/>
+        <w:b w:val="0"/>
+        <w:bCs w:val="0"/>
+        <w:i w:val="0"/>
+        <w:iCs w:val="0"/>
+        <w:spacing w:val="-2"/>
+        <w:w w:val="99"/>
+        <w:sz w:val="20"/>
+        <w:szCs w:val="20"/>
+        <w:lang w:val="cs-CZ" w:eastAsia="en-US" w:bidi="ar-SA"/>
+      </w:rPr>
+    </w:lvl>
+    <w:lvl w:ilvl="1" w:tplc="04050019" w:tentative="1">
+      <w:start w:val="1"/>
+      <w:numFmt w:val="lowerLetter"/>
+      <w:lvlText w:val="%2."/>
+      <w:lvlJc w:val="left"/>
+      <w:pPr>
+        <w:ind w:left="1440" w:hanging="360"/>
+      </w:pPr>
+    </w:lvl>
+    <w:lvl w:ilvl="2" w:tplc="0405001B" w:tentative="1">
+      <w:start w:val="1"/>
+      <w:numFmt w:val="lowerRoman"/>
+      <w:lvlText w:val="%3."/>
+      <w:lvlJc w:val="right"/>
+      <w:pPr>
+        <w:ind w:left="2160" w:hanging="180"/>
+      </w:pPr>
+    </w:lvl>
+    <w:lvl w:ilvl="3" w:tplc="0405000F" w:tentative="1">
+      <w:start w:val="1"/>
+      <w:numFmt w:val="decimal"/>
+      <w:lvlText w:val="%4."/>
+      <w:lvlJc w:val="left"/>
+      <w:pPr>
+        <w:ind w:left="2880" w:hanging="360"/>
+      </w:pPr>
+    </w:lvl>
+    <w:lvl w:ilvl="4" w:tplc="04050019" w:tentative="1">
+      <w:start w:val="1"/>
+      <w:numFmt w:val="lowerLetter"/>
+      <w:lvlText w:val="%5."/>
+      <w:lvlJc w:val="left"/>
+      <w:pPr>
+        <w:ind w:left="3600" w:hanging="360"/>
+      </w:pPr>
+    </w:lvl>
+    <w:lvl w:ilvl="5" w:tplc="0405001B" w:tentative="1">
+      <w:start w:val="1"/>
+      <w:numFmt w:val="lowerRoman"/>
+      <w:lvlText w:val="%6."/>
+      <w:lvlJc w:val="right"/>
+      <w:pPr>
+        <w:ind w:left="4320" w:hanging="180"/>
+      </w:pPr>
+    </w:lvl>
+    <w:lvl w:ilvl="6" w:tplc="0405000F" w:tentative="1">
+      <w:start w:val="1"/>
+      <w:numFmt w:val="decimal"/>
+      <w:lvlText w:val="%7."/>
+      <w:lvlJc w:val="left"/>
+      <w:pPr>
+        <w:ind w:left="5040" w:hanging="360"/>
+      </w:pPr>
+    </w:lvl>
+    <w:lvl w:ilvl="7" w:tplc="04050019" w:tentative="1">
+      <w:start w:val="1"/>
+      <w:numFmt w:val="lowerLetter"/>
+      <w:lvlText w:val="%8."/>
+      <w:lvlJc w:val="left"/>
+      <w:pPr>
+        <w:ind w:left="5760" w:hanging="360"/>
+      </w:pPr>
+    </w:lvl>
+    <w:lvl w:ilvl="8" w:tplc="0405001B" w:tentative="1">
+      <w:start w:val="1"/>
+      <w:numFmt w:val="lowerRoman"/>
+      <w:lvlText w:val="%9."/>
+      <w:lvlJc w:val="right"/>
+      <w:pPr>
+        <w:ind w:left="6480" w:hanging="180"/>
+      </w:pPr>
+    </w:lvl>
+  </w:abstractNum>
+  <w:abstractNum w:abstractNumId="6" w15:restartNumberingAfterBreak="0">
+    <w:nsid w:val="57A10462"/>
+    <w:multiLevelType w:val="hybridMultilevel"/>
+    <w:tmpl w:val="8A36AC6E"/>
+    <w:lvl w:ilvl="0" w:tplc="04050001">
+      <w:start w:val="1"/>
+      <w:numFmt w:val="bullet"/>
+      <w:lvlText w:val=""/>
+      <w:lvlJc w:val="left"/>
+      <w:pPr>
+        <w:ind w:left="720" w:hanging="360"/>
+      </w:pPr>
+      <w:rPr>
+        <w:rFonts w:ascii="Symbol" w:hAnsi="Symbol" w:hint="default"/>
+      </w:rPr>
+    </w:lvl>
+    <w:lvl w:ilvl="1" w:tplc="04050003" w:tentative="1">
+      <w:start w:val="1"/>
+      <w:numFmt w:val="bullet"/>
+      <w:lvlText w:val="o"/>
+      <w:lvlJc w:val="left"/>
+      <w:pPr>
+        <w:ind w:left="1440" w:hanging="360"/>
+      </w:pPr>
+      <w:rPr>
+        <w:rFonts w:ascii="Courier New" w:hAnsi="Courier New" w:cs="Courier New" w:hint="default"/>
+      </w:rPr>
+    </w:lvl>
+    <w:lvl w:ilvl="2" w:tplc="04050005" w:tentative="1">
+      <w:start w:val="1"/>
+      <w:numFmt w:val="bullet"/>
+      <w:lvlText w:val=""/>
+      <w:lvlJc w:val="left"/>
+      <w:pPr>
+        <w:ind w:left="2160" w:hanging="360"/>
+      </w:pPr>
+      <w:rPr>
+        <w:rFonts w:ascii="Wingdings" w:hAnsi="Wingdings" w:hint="default"/>
+      </w:rPr>
+    </w:lvl>
+    <w:lvl w:ilvl="3" w:tplc="04050001" w:tentative="1">
+      <w:start w:val="1"/>
+      <w:numFmt w:val="bullet"/>
+      <w:lvlText w:val=""/>
+      <w:lvlJc w:val="left"/>
+      <w:pPr>
+        <w:ind w:left="2880" w:hanging="360"/>
+      </w:pPr>
+      <w:rPr>
+        <w:rFonts w:ascii="Symbol" w:hAnsi="Symbol" w:hint="default"/>
+      </w:rPr>
+    </w:lvl>
+    <w:lvl w:ilvl="4" w:tplc="04050003" w:tentative="1">
+      <w:start w:val="1"/>
+      <w:numFmt w:val="bullet"/>
+      <w:lvlText w:val="o"/>
+      <w:lvlJc w:val="left"/>
+      <w:pPr>
+        <w:ind w:left="3600" w:hanging="360"/>
+      </w:pPr>
+      <w:rPr>
+        <w:rFonts w:ascii="Courier New" w:hAnsi="Courier New" w:cs="Courier New" w:hint="default"/>
+      </w:rPr>
+    </w:lvl>
+    <w:lvl w:ilvl="5" w:tplc="04050005" w:tentative="1">
+      <w:start w:val="1"/>
+      <w:numFmt w:val="bullet"/>
+      <w:lvlText w:val=""/>
+      <w:lvlJc w:val="left"/>
+      <w:pPr>
+        <w:ind w:left="4320" w:hanging="360"/>
+      </w:pPr>
+      <w:rPr>
+        <w:rFonts w:ascii="Wingdings" w:hAnsi="Wingdings" w:hint="default"/>
+      </w:rPr>
+    </w:lvl>
+    <w:lvl w:ilvl="6" w:tplc="04050001" w:tentative="1">
+      <w:start w:val="1"/>
+      <w:numFmt w:val="bullet"/>
+      <w:lvlText w:val=""/>
+      <w:lvlJc w:val="left"/>
+      <w:pPr>
+        <w:ind w:left="5040" w:hanging="360"/>
+      </w:pPr>
+      <w:rPr>
+        <w:rFonts w:ascii="Symbol" w:hAnsi="Symbol" w:hint="default"/>
+      </w:rPr>
+    </w:lvl>
+    <w:lvl w:ilvl="7" w:tplc="04050003" w:tentative="1">
+      <w:start w:val="1"/>
+      <w:numFmt w:val="bullet"/>
+      <w:lvlText w:val="o"/>
+      <w:lvlJc w:val="left"/>
+      <w:pPr>
+        <w:ind w:left="5760" w:hanging="360"/>
+      </w:pPr>
+      <w:rPr>
+        <w:rFonts w:ascii="Courier New" w:hAnsi="Courier New" w:cs="Courier New" w:hint="default"/>
+      </w:rPr>
+    </w:lvl>
+    <w:lvl w:ilvl="8" w:tplc="04050005" w:tentative="1">
+      <w:start w:val="1"/>
+      <w:numFmt w:val="bullet"/>
+      <w:lvlText w:val=""/>
+      <w:lvlJc w:val="left"/>
+      <w:pPr>
+        <w:ind w:left="6480" w:hanging="360"/>
+      </w:pPr>
+      <w:rPr>
+        <w:rFonts w:ascii="Wingdings" w:hAnsi="Wingdings" w:hint="default"/>
+      </w:rPr>
+    </w:lvl>
+  </w:abstractNum>
+  <w:abstractNum w:abstractNumId="7" w15:restartNumberingAfterBreak="0">
+    <w:nsid w:val="770669DB"/>
+    <w:multiLevelType w:val="hybridMultilevel"/>
+    <w:tmpl w:val="8B945714"/>
+    <w:lvl w:ilvl="0" w:tplc="04050001">
+      <w:start w:val="1"/>
+      <w:numFmt w:val="bullet"/>
+      <w:lvlText w:val=""/>
+      <w:lvlJc w:val="left"/>
+      <w:pPr>
+        <w:ind w:left="720" w:hanging="360"/>
+      </w:pPr>
+      <w:rPr>
+        <w:rFonts w:ascii="Symbol" w:hAnsi="Symbol" w:hint="default"/>
+      </w:rPr>
+    </w:lvl>
+    <w:lvl w:ilvl="1" w:tplc="04050003" w:tentative="1">
+      <w:start w:val="1"/>
+      <w:numFmt w:val="bullet"/>
+      <w:lvlText w:val="o"/>
+      <w:lvlJc w:val="left"/>
+      <w:pPr>
+        <w:ind w:left="1440" w:hanging="360"/>
+      </w:pPr>
+      <w:rPr>
+        <w:rFonts w:ascii="Courier New" w:hAnsi="Courier New" w:cs="Courier New" w:hint="default"/>
+      </w:rPr>
+    </w:lvl>
+    <w:lvl w:ilvl="2" w:tplc="04050005" w:tentative="1">
+      <w:start w:val="1"/>
+      <w:numFmt w:val="bullet"/>
+      <w:lvlText w:val=""/>
+      <w:lvlJc w:val="left"/>
+      <w:pPr>
+        <w:ind w:left="2160" w:hanging="360"/>
+      </w:pPr>
+      <w:rPr>
+        <w:rFonts w:ascii="Wingdings" w:hAnsi="Wingdings" w:hint="default"/>
+      </w:rPr>
+    </w:lvl>
+    <w:lvl w:ilvl="3" w:tplc="04050001" w:tentative="1">
+      <w:start w:val="1"/>
+      <w:numFmt w:val="bullet"/>
+      <w:lvlText w:val=""/>
+      <w:lvlJc w:val="left"/>
+      <w:pPr>
+        <w:ind w:left="2880" w:hanging="360"/>
+      </w:pPr>
+      <w:rPr>
+        <w:rFonts w:ascii="Symbol" w:hAnsi="Symbol" w:hint="default"/>
+      </w:rPr>
+    </w:lvl>
+    <w:lvl w:ilvl="4" w:tplc="04050003" w:tentative="1">
+      <w:start w:val="1"/>
+      <w:numFmt w:val="bullet"/>
+      <w:lvlText w:val="o"/>
+      <w:lvlJc w:val="left"/>
+      <w:pPr>
+        <w:ind w:left="3600" w:hanging="360"/>
+      </w:pPr>
+      <w:rPr>
+        <w:rFonts w:ascii="Courier New" w:hAnsi="Courier New" w:cs="Courier New" w:hint="default"/>
+      </w:rPr>
+    </w:lvl>
+    <w:lvl w:ilvl="5" w:tplc="04050005" w:tentative="1">
+      <w:start w:val="1"/>
+      <w:numFmt w:val="bullet"/>
+      <w:lvlText w:val=""/>
+      <w:lvlJc w:val="left"/>
+      <w:pPr>
+        <w:ind w:left="4320" w:hanging="360"/>
+      </w:pPr>
+      <w:rPr>
+        <w:rFonts w:ascii="Wingdings" w:hAnsi="Wingdings" w:hint="default"/>
+      </w:rPr>
+    </w:lvl>
+    <w:lvl w:ilvl="6" w:tplc="04050001" w:tentative="1">
+      <w:start w:val="1"/>
+      <w:numFmt w:val="bullet"/>
+      <w:lvlText w:val=""/>
+      <w:lvlJc w:val="left"/>
+      <w:pPr>
+        <w:ind w:left="5040" w:hanging="360"/>
+      </w:pPr>
+      <w:rPr>
+        <w:rFonts w:ascii="Symbol" w:hAnsi="Symbol" w:hint="default"/>
+      </w:rPr>
+    </w:lvl>
+    <w:lvl w:ilvl="7" w:tplc="04050003" w:tentative="1">
+      <w:start w:val="1"/>
+      <w:numFmt w:val="bullet"/>
+      <w:lvlText w:val="o"/>
+      <w:lvlJc w:val="left"/>
+      <w:pPr>
+        <w:ind w:left="5760" w:hanging="360"/>
+      </w:pPr>
+      <w:rPr>
+        <w:rFonts w:ascii="Courier New" w:hAnsi="Courier New" w:cs="Courier New" w:hint="default"/>
+      </w:rPr>
+    </w:lvl>
+    <w:lvl w:ilvl="8" w:tplc="04050005" w:tentative="1">
+      <w:start w:val="1"/>
+      <w:numFmt w:val="bullet"/>
+      <w:lvlText w:val=""/>
+      <w:lvlJc w:val="left"/>
+      <w:pPr>
+        <w:ind w:left="6480" w:hanging="360"/>
+      </w:pPr>
+      <w:rPr>
+        <w:rFonts w:ascii="Wingdings" w:hAnsi="Wingdings" w:hint="default"/>
+      </w:rPr>
+    </w:lvl>
+  </w:abstractNum>
+  <w:abstractNum w:abstractNumId="8" w15:restartNumberingAfterBreak="0">
     <w:nsid w:val="773D3258"/>
     <w:multiLevelType w:val="hybridMultilevel"/>
     <w:tmpl w:val="8DF2152E"/>
@@ -4174,7 +6028,7 @@
       </w:rPr>
     </w:lvl>
   </w:abstractNum>
-  <w:abstractNum w:abstractNumId="4" w15:restartNumberingAfterBreak="0">
+  <w:abstractNum w:abstractNumId="9" w15:restartNumberingAfterBreak="0">
     <w:nsid w:val="7FB50A5E"/>
     <w:multiLevelType w:val="hybridMultilevel"/>
     <w:tmpl w:val="9E965FDE"/>
@@ -4276,22 +6130,34 @@
     <w:abstractNumId w:val="1"/>
   </w:num>
   <w:num w:numId="4" w16cid:durableId="63069478">
-    <w:abstractNumId w:val="4"/>
+    <w:abstractNumId w:val="9"/>
   </w:num>
   <w:num w:numId="5" w16cid:durableId="819618405">
     <w:abstractNumId w:val="0"/>
   </w:num>
   <w:num w:numId="6" w16cid:durableId="194199314">
+    <w:abstractNumId w:val="8"/>
+  </w:num>
+  <w:num w:numId="7" w16cid:durableId="1949963513">
     <w:abstractNumId w:val="3"/>
-    <w:lvlOverride w:ilvl="0"/>
-    <w:lvlOverride w:ilvl="1"/>
-    <w:lvlOverride w:ilvl="2"/>
-    <w:lvlOverride w:ilvl="3"/>
-    <w:lvlOverride w:ilvl="4"/>
-    <w:lvlOverride w:ilvl="5"/>
-    <w:lvlOverride w:ilvl="6"/>
-    <w:lvlOverride w:ilvl="7"/>
-    <w:lvlOverride w:ilvl="8"/>
+  </w:num>
+  <w:num w:numId="8" w16cid:durableId="146285056">
+    <w:abstractNumId w:val="6"/>
+  </w:num>
+  <w:num w:numId="9" w16cid:durableId="1752698713">
+    <w:abstractNumId w:val="7"/>
+  </w:num>
+  <w:num w:numId="10" w16cid:durableId="97264827">
+    <w:abstractNumId w:val="5"/>
+  </w:num>
+  <w:num w:numId="11" w16cid:durableId="2092853149">
+    <w:abstractNumId w:val="4"/>
+  </w:num>
+  <w:num w:numId="12" w16cid:durableId="1003819474">
+    <w:abstractNumId w:val="5"/>
+    <w:lvlOverride w:ilvl="0">
+      <w:startOverride w:val="1"/>
+    </w:lvlOverride>
   </w:num>
 </w:numbering>
 </file>
@@ -4470,10 +6336,10 @@
     <w:lsdException w:name="Table Web 2" w:semiHidden="1" w:unhideWhenUsed="1"/>
     <w:lsdException w:name="Table Web 3" w:semiHidden="1" w:unhideWhenUsed="1"/>
     <w:lsdException w:name="Balloon Text" w:semiHidden="1" w:unhideWhenUsed="1"/>
-    <w:lsdException w:name="Table Grid" w:uiPriority="39"/>
+    <w:lsdException w:name="Table Grid" w:uiPriority="59"/>
     <w:lsdException w:name="Table Theme" w:semiHidden="1" w:unhideWhenUsed="1"/>
     <w:lsdException w:name="Placeholder Text" w:semiHidden="1"/>
-    <w:lsdException w:name="No Spacing" w:uiPriority="1" w:qFormat="1"/>
+    <w:lsdException w:name="No Spacing" w:uiPriority="1"/>
     <w:lsdException w:name="Light Shading" w:uiPriority="60"/>
     <w:lsdException w:name="Light List" w:uiPriority="61"/>
     <w:lsdException w:name="Light Grid" w:uiPriority="62"/>
@@ -4495,7 +6361,7 @@
     <w:lsdException w:name="Medium Shading 2 Accent 1" w:uiPriority="64"/>
     <w:lsdException w:name="Medium List 1 Accent 1" w:uiPriority="65"/>
     <w:lsdException w:name="Revision" w:semiHidden="1"/>
-    <w:lsdException w:name="List Paragraph" w:uiPriority="34" w:qFormat="1"/>
+    <w:lsdException w:name="List Paragraph" w:uiPriority="1" w:qFormat="1"/>
     <w:lsdException w:name="Quote" w:uiPriority="29" w:qFormat="1"/>
     <w:lsdException w:name="Intense Quote" w:uiPriority="30" w:qFormat="1"/>
     <w:lsdException w:name="Medium List 2 Accent 1" w:uiPriority="66"/>
@@ -4715,13 +6581,15 @@
     <w:autoRedefine/>
     <w:uiPriority w:val="9"/>
     <w:qFormat/>
-    <w:rsid w:val="002968E7"/>
+    <w:rsid w:val="008E6444"/>
     <w:pPr>
       <w:keepNext/>
       <w:keepLines/>
+      <w:numPr>
+        <w:numId w:val="7"/>
+      </w:numPr>
       <w:suppressLineNumbers/>
       <w:spacing w:before="360" w:after="360"/>
-      <w:ind w:left="709"/>
       <w:outlineLvl w:val="0"/>
     </w:pPr>
     <w:rPr>
@@ -4939,7 +6807,7 @@
     <w:basedOn w:val="Standardnpsmoodstavce"/>
     <w:link w:val="Nadpis1"/>
     <w:uiPriority w:val="9"/>
-    <w:rsid w:val="002968E7"/>
+    <w:rsid w:val="008E6444"/>
     <w:rPr>
       <w:rFonts w:ascii="Times New Roman" w:eastAsiaTheme="majorEastAsia" w:hAnsi="Times New Roman" w:cstheme="majorBidi"/>
       <w:b/>
@@ -5140,14 +7008,24 @@
   </w:style>
   <w:style w:type="paragraph" w:styleId="Odstavecseseznamem">
     <w:name w:val="List Paragraph"/>
+    <w:aliases w:val="Zdroje"/>
     <w:basedOn w:val="Normln"/>
-    <w:uiPriority w:val="34"/>
+    <w:next w:val="Default"/>
+    <w:autoRedefine/>
+    <w:uiPriority w:val="1"/>
     <w:qFormat/>
-    <w:rsid w:val="005E49FE"/>
+    <w:rsid w:val="00F25239"/>
     <w:pPr>
-      <w:ind w:left="720"/>
+      <w:numPr>
+        <w:numId w:val="10"/>
+      </w:numPr>
+      <w:spacing w:line="240" w:lineRule="auto"/>
       <w:contextualSpacing/>
+      <w:jc w:val="left"/>
     </w:pPr>
+    <w:rPr>
+      <w:i/>
+    </w:rPr>
   </w:style>
   <w:style w:type="paragraph" w:styleId="Citt">
     <w:name w:val="Quote"/>
@@ -5489,6 +7367,81 @@
       <w:ind w:left="240"/>
     </w:pPr>
   </w:style>
+  <w:style w:type="paragraph" w:customStyle="1" w:styleId="Nadpis01">
+    <w:name w:val="Nadpis 0.1"/>
+    <w:next w:val="Nadpis1"/>
+    <w:link w:val="Nadpis01Char"/>
+    <w:autoRedefine/>
+    <w:qFormat/>
+    <w:rsid w:val="00F25239"/>
+    <w:rPr>
+      <w:rFonts w:ascii="Times New Roman" w:eastAsiaTheme="majorEastAsia" w:hAnsi="Times New Roman" w:cstheme="majorBidi"/>
+      <w:b/>
+      <w:bCs/>
+      <w:smallCaps/>
+      <w:kern w:val="36"/>
+      <w:sz w:val="44"/>
+      <w:szCs w:val="36"/>
+    </w:rPr>
+  </w:style>
+  <w:style w:type="character" w:customStyle="1" w:styleId="Nadpis01Char">
+    <w:name w:val="Nadpis 0.1 Char"/>
+    <w:basedOn w:val="Nadpis1Char"/>
+    <w:link w:val="Nadpis01"/>
+    <w:rsid w:val="00F25239"/>
+    <w:rPr>
+      <w:rFonts w:ascii="Times New Roman" w:eastAsiaTheme="majorEastAsia" w:hAnsi="Times New Roman" w:cstheme="majorBidi"/>
+      <w:b/>
+      <w:bCs/>
+      <w:smallCaps/>
+      <w:kern w:val="36"/>
+      <w:sz w:val="44"/>
+      <w:szCs w:val="36"/>
+    </w:rPr>
+  </w:style>
+  <w:style w:type="paragraph" w:customStyle="1" w:styleId="Default">
+    <w:name w:val="Default"/>
+    <w:basedOn w:val="Normln"/>
+    <w:rsid w:val="006D7171"/>
+    <w:pPr>
+      <w:autoSpaceDE w:val="0"/>
+      <w:autoSpaceDN w:val="0"/>
+      <w:spacing w:after="0" w:line="240" w:lineRule="auto"/>
+      <w:jc w:val="left"/>
+    </w:pPr>
+    <w:rPr>
+      <w:rFonts w:cs="Times New Roman"/>
+      <w:color w:val="000000"/>
+      <w:kern w:val="0"/>
+      <w14:ligatures w14:val="none"/>
+    </w:rPr>
+  </w:style>
+  <w:style w:type="table" w:styleId="Mkatabulky">
+    <w:name w:val="Table Grid"/>
+    <w:basedOn w:val="Normlntabulka"/>
+    <w:uiPriority w:val="59"/>
+    <w:rsid w:val="006D7171"/>
+    <w:pPr>
+      <w:spacing w:after="0" w:line="240" w:lineRule="auto"/>
+    </w:pPr>
+    <w:rPr>
+      <w:kern w:val="0"/>
+      <w:sz w:val="22"/>
+      <w:szCs w:val="22"/>
+      <w:lang w:val="cs-CZ"/>
+      <w14:ligatures w14:val="none"/>
+    </w:rPr>
+    <w:tblPr>
+      <w:tblBorders>
+        <w:top w:val="single" w:sz="4" w:space="0" w:color="auto"/>
+        <w:left w:val="single" w:sz="4" w:space="0" w:color="auto"/>
+        <w:bottom w:val="single" w:sz="4" w:space="0" w:color="auto"/>
+        <w:right w:val="single" w:sz="4" w:space="0" w:color="auto"/>
+        <w:insideH w:val="single" w:sz="4" w:space="0" w:color="auto"/>
+        <w:insideV w:val="single" w:sz="4" w:space="0" w:color="auto"/>
+      </w:tblBorders>
+    </w:tblPr>
+  </w:style>
 </w:styles>
 </file>
 

--- a/Documents/IMP - Dokumentace.docx
+++ b/Documents/IMP - Dokumentace.docx
@@ -10,28 +10,12 @@
           <w:bCs/>
         </w:rPr>
       </w:pPr>
-      <w:proofErr w:type="spellStart"/>
       <w:r>
         <w:rPr>
           <w:b/>
           <w:bCs/>
         </w:rPr>
-        <w:t>w</w:t>
-      </w:r>
-      <w:r>
-        <w:rPr>
-          <w:b/>
-          <w:bCs/>
-        </w:rPr>
-        <w:t>Vyšší</w:t>
-      </w:r>
-      <w:proofErr w:type="spellEnd"/>
-      <w:r>
-        <w:rPr>
-          <w:b/>
-          <w:bCs/>
-        </w:rPr>
-        <w:t xml:space="preserve"> odborná škola a Střední průmyslová škola, Jičín, Pod Koželuhy 100</w:t>
+        <w:t>Vyšší odborná škola a Střední průmyslová škola, Jičín, Pod Koželuhy 100</w:t>
       </w:r>
     </w:p>
     <w:p>
@@ -64,7 +48,6 @@
           <w:szCs w:val="36"/>
         </w:rPr>
       </w:pPr>
-      <w:proofErr w:type="gramStart"/>
       <w:r>
         <w:rPr>
           <w:b/>
@@ -72,17 +55,7 @@
           <w:sz w:val="36"/>
           <w:szCs w:val="36"/>
         </w:rPr>
-        <w:t>3D</w:t>
-      </w:r>
-      <w:proofErr w:type="gramEnd"/>
-      <w:r>
-        <w:rPr>
-          <w:b/>
-          <w:bCs/>
-          <w:sz w:val="36"/>
-          <w:szCs w:val="36"/>
-        </w:rPr>
-        <w:t xml:space="preserve"> dopravní hra</w:t>
+        <w:t>3D dopravní hra</w:t>
       </w:r>
     </w:p>
     <w:p>
@@ -125,7 +98,7 @@
         <w:tabs>
           <w:tab w:val="right" w:pos="8504"/>
         </w:tabs>
-        <w:spacing w:after="120"/>
+        <w:spacing w:after="120" w:line="240" w:lineRule="auto"/>
         <w:rPr>
           <w:b/>
           <w:bCs/>
@@ -168,6 +141,7 @@
         <w:tabs>
           <w:tab w:val="right" w:pos="8504"/>
         </w:tabs>
+        <w:spacing w:line="240" w:lineRule="auto"/>
         <w:rPr>
           <w:b/>
           <w:bCs/>
@@ -223,7 +197,7 @@
           </w:tcPr>
           <w:p>
             <w:pPr>
-              <w:spacing w:before="120"/>
+              <w:spacing w:before="120" w:after="0" w:line="240" w:lineRule="auto"/>
               <w:rPr>
                 <w:rFonts w:eastAsia="Calibri"/>
                 <w:sz w:val="26"/>
@@ -247,27 +221,18 @@
           </w:tcPr>
           <w:p>
             <w:pPr>
-              <w:spacing w:before="120"/>
+              <w:spacing w:before="120" w:after="0" w:line="240" w:lineRule="auto"/>
               <w:rPr>
                 <w:sz w:val="26"/>
                 <w:szCs w:val="26"/>
               </w:rPr>
             </w:pPr>
-            <w:proofErr w:type="gramStart"/>
             <w:r>
               <w:rPr>
                 <w:sz w:val="26"/>
                 <w:szCs w:val="26"/>
               </w:rPr>
-              <w:t>3D</w:t>
-            </w:r>
-            <w:proofErr w:type="gramEnd"/>
-            <w:r>
-              <w:rPr>
-                <w:sz w:val="26"/>
-                <w:szCs w:val="26"/>
-              </w:rPr>
-              <w:t xml:space="preserve"> dopravní hra</w:t>
+              <w:t>3D dopravní hra</w:t>
             </w:r>
           </w:p>
         </w:tc>
@@ -279,7 +244,7 @@
           </w:tcPr>
           <w:p>
             <w:pPr>
-              <w:spacing w:before="120"/>
+              <w:spacing w:before="120" w:after="0" w:line="240" w:lineRule="auto"/>
               <w:rPr>
                 <w:b/>
                 <w:bCs/>
@@ -304,7 +269,7 @@
           </w:tcPr>
           <w:p>
             <w:pPr>
-              <w:spacing w:before="120"/>
+              <w:spacing w:before="120" w:after="0" w:line="240" w:lineRule="auto"/>
               <w:rPr>
                 <w:sz w:val="26"/>
                 <w:szCs w:val="26"/>
@@ -327,7 +292,7 @@
           </w:tcPr>
           <w:p>
             <w:pPr>
-              <w:spacing w:before="120"/>
+              <w:spacing w:before="120" w:after="0" w:line="240" w:lineRule="auto"/>
               <w:rPr>
                 <w:b/>
                 <w:bCs/>
@@ -352,7 +317,7 @@
           </w:tcPr>
           <w:p>
             <w:pPr>
-              <w:spacing w:before="120"/>
+              <w:spacing w:before="120" w:after="0" w:line="240" w:lineRule="auto"/>
               <w:rPr>
                 <w:sz w:val="26"/>
                 <w:szCs w:val="26"/>
@@ -375,7 +340,7 @@
           </w:tcPr>
           <w:p>
             <w:pPr>
-              <w:spacing w:before="120"/>
+              <w:spacing w:before="120" w:after="0" w:line="240" w:lineRule="auto"/>
               <w:rPr>
                 <w:b/>
                 <w:bCs/>
@@ -400,7 +365,7 @@
           </w:tcPr>
           <w:p>
             <w:pPr>
-              <w:spacing w:before="120"/>
+              <w:spacing w:before="120" w:after="0" w:line="240" w:lineRule="auto"/>
               <w:rPr>
                 <w:sz w:val="26"/>
                 <w:szCs w:val="26"/>
@@ -419,6 +384,7 @@
     </w:tbl>
     <w:p>
       <w:pPr>
+        <w:spacing w:after="0" w:line="240" w:lineRule="auto"/>
         <w:rPr>
           <w:b/>
           <w:bCs/>
@@ -430,6 +396,7 @@
     </w:p>
     <w:p>
       <w:pPr>
+        <w:spacing w:after="0" w:line="240" w:lineRule="auto"/>
         <w:rPr>
           <w:b/>
           <w:bCs/>
@@ -444,31 +411,32 @@
           <w:sz w:val="28"/>
           <w:szCs w:val="28"/>
         </w:rPr>
-        <w:t xml:space="preserve">Zadání maturitní práce: </w:t>
-      </w:r>
-    </w:p>
-    <w:p>
-      <w:pPr>
+        <w:t>Zadání maturitní práce:</w:t>
+      </w:r>
+    </w:p>
+    <w:p>
+      <w:pPr>
+        <w:spacing w:after="0" w:line="240" w:lineRule="auto"/>
         <w:rPr>
           <w:b/>
           <w:bCs/>
+          <w:sz w:val="28"/>
+          <w:szCs w:val="28"/>
         </w:rPr>
       </w:pPr>
     </w:p>
     <w:p>
-      <w:r>
-        <w:t xml:space="preserve">Cílem práce je vytvořit </w:t>
-      </w:r>
-      <w:proofErr w:type="gramStart"/>
-      <w:r>
-        <w:t>3D</w:t>
-      </w:r>
-      <w:proofErr w:type="gramEnd"/>
-      <w:r>
-        <w:t xml:space="preserve"> dopravní hru. Úkolem hráče je projít několika úrovněmi hry, ve kterých projíždí určenou trasu městem a musí při tom dodržovat české dopravní předpisy.</w:t>
-      </w:r>
-    </w:p>
-    <w:p>
+      <w:pPr>
+        <w:pStyle w:val="Zkladntext"/>
+      </w:pPr>
+      <w:r>
+        <w:t>Cílem práce je vytvořit 3D dopravní hru. Úkolem hráče je projít několika úrovněmi hry, ve kterých projíždí určenou trasu městem a musí při tom dodržovat české dopravní předpisy.</w:t>
+      </w:r>
+    </w:p>
+    <w:p>
+      <w:pPr>
+        <w:spacing w:after="0" w:line="240" w:lineRule="auto"/>
+      </w:pPr>
       <w:r>
         <w:t xml:space="preserve">Hra bude obsahovat: </w:t>
       </w:r>
@@ -476,6 +444,10 @@
     <w:p>
       <w:pPr>
         <w:pStyle w:val="Odstavecseseznamem"/>
+        <w:numPr>
+          <w:ilvl w:val="0"/>
+          <w:numId w:val="20"/>
+        </w:numPr>
       </w:pPr>
       <w:r>
         <w:t>alespoň 5 úrovní různé obtížnosti (postupně se přidávají např. semafory, NPC, prodlužuje se trasa apod.)</w:t>
@@ -484,6 +456,10 @@
     <w:p>
       <w:pPr>
         <w:pStyle w:val="Odstavecseseznamem"/>
+        <w:numPr>
+          <w:ilvl w:val="0"/>
+          <w:numId w:val="20"/>
+        </w:numPr>
       </w:pPr>
       <w:r>
         <w:t>řešení postavy hráče (automobil) a 2 druhů NPC (chodec, automobil)</w:t>
@@ -492,6 +468,10 @@
     <w:p>
       <w:pPr>
         <w:pStyle w:val="Odstavecseseznamem"/>
+        <w:numPr>
+          <w:ilvl w:val="0"/>
+          <w:numId w:val="20"/>
+        </w:numPr>
       </w:pPr>
       <w:r>
         <w:t>dopravní značky omezující rychlost, upravující přednost v jízdě, návěstní desky před železničním přejezdem, informační zónové</w:t>
@@ -500,6 +480,10 @@
     <w:p>
       <w:pPr>
         <w:pStyle w:val="Odstavecseseznamem"/>
+        <w:numPr>
+          <w:ilvl w:val="0"/>
+          <w:numId w:val="20"/>
+        </w:numPr>
       </w:pPr>
       <w:r>
         <w:t>semafory</w:t>
@@ -508,6 +492,10 @@
     <w:p>
       <w:pPr>
         <w:pStyle w:val="Odstavecseseznamem"/>
+        <w:numPr>
+          <w:ilvl w:val="0"/>
+          <w:numId w:val="20"/>
+        </w:numPr>
       </w:pPr>
       <w:r>
         <w:t>křižovatky alespoň 4 různých druhů (tvary, se značkami i bez)</w:t>
@@ -516,6 +504,10 @@
     <w:p>
       <w:pPr>
         <w:pStyle w:val="Odstavecseseznamem"/>
+        <w:numPr>
+          <w:ilvl w:val="0"/>
+          <w:numId w:val="20"/>
+        </w:numPr>
       </w:pPr>
       <w:r>
         <w:t>alespoň v 1 úrovni využití obou typů NPC</w:t>
@@ -524,38 +516,40 @@
     <w:p>
       <w:pPr>
         <w:pStyle w:val="Odstavecseseznamem"/>
+        <w:numPr>
+          <w:ilvl w:val="0"/>
+          <w:numId w:val="20"/>
+        </w:numPr>
       </w:pPr>
       <w:r>
         <w:t>kontrolu dodržení dopravních předpisů (na konci úrovně je zobrazen přehled dodržených a porušených pravidel)</w:t>
       </w:r>
     </w:p>
     <w:p>
+      <w:pPr>
+        <w:spacing w:after="0" w:line="240" w:lineRule="auto"/>
+      </w:pPr>
       <w:r>
         <w:t>Grafické prvky pro hru mohou být kromě vlastních použity i cizí, v souladu s licenčními podmínkami.</w:t>
       </w:r>
     </w:p>
     <w:p>
       <w:pPr>
-        <w:sectPr>
-          <w:headerReference w:type="default" r:id="rId8"/>
-          <w:footnotePr>
-            <w:pos w:val="beneathText"/>
-          </w:footnotePr>
-          <w:pgSz w:w="12240" w:h="15840"/>
-          <w:pgMar w:top="1418" w:right="1134" w:bottom="1134" w:left="2268" w:header="567" w:footer="550" w:gutter="0"/>
-          <w:cols w:space="708"/>
-          <w:titlePg/>
-          <w:docGrid w:linePitch="360"/>
-        </w:sectPr>
-      </w:pPr>
-    </w:p>
-    <w:p/>
-    <w:p>
+        <w:spacing w:after="0" w:line="240" w:lineRule="auto"/>
+      </w:pPr>
+    </w:p>
+    <w:p>
+      <w:pPr>
+        <w:spacing w:after="0" w:line="240" w:lineRule="auto"/>
+      </w:pPr>
       <w:r>
         <w:t xml:space="preserve">Práce bude obsahovat: </w:t>
       </w:r>
     </w:p>
     <w:p>
+      <w:pPr>
+        <w:spacing w:after="0" w:line="240" w:lineRule="auto"/>
+      </w:pPr>
       <w:r>
         <w:t xml:space="preserve">V teoretické části: </w:t>
       </w:r>
@@ -609,6 +603,9 @@
       </w:r>
     </w:p>
     <w:p>
+      <w:pPr>
+        <w:spacing w:after="0" w:line="240" w:lineRule="auto"/>
+      </w:pPr>
       <w:r>
         <w:t xml:space="preserve">V praktické části: </w:t>
       </w:r>
@@ -616,10 +613,6 @@
     <w:p>
       <w:pPr>
         <w:pStyle w:val="Odstavecseseznamem"/>
-        <w:numPr>
-          <w:ilvl w:val="0"/>
-          <w:numId w:val="6"/>
-        </w:numPr>
       </w:pPr>
       <w:r>
         <w:t>popis řešení jednotlivých částí aplikace</w:t>
@@ -674,17 +667,17 @@
       </w:r>
     </w:p>
     <w:p>
-      <w:r>
+      <w:pPr>
+        <w:spacing w:after="0" w:line="240" w:lineRule="auto"/>
+      </w:pPr>
+      <w:r>
+        <w:lastRenderedPageBreak/>
         <w:t xml:space="preserve">V přílohách: </w:t>
       </w:r>
     </w:p>
     <w:p>
       <w:pPr>
         <w:pStyle w:val="Odstavecseseznamem"/>
-        <w:numPr>
-          <w:ilvl w:val="0"/>
-          <w:numId w:val="6"/>
-        </w:numPr>
       </w:pPr>
       <w:r>
         <w:t>funkční hra v podobě k distribuci i k úpravám</w:t>
@@ -703,14 +696,6 @@
         </w:rPr>
         <w:t>Způsob zpracování a kritéria hodnocení jsou uvedeny v dokumentu Metodický návod na tvorbu individuální maturitní práce, který je umístěn v týmu individuálních maturit v prostředí MS Teams.</w:t>
       </w:r>
-    </w:p>
-    <w:p>
-      <w:pPr>
-        <w:rPr>
-          <w:b/>
-          <w:bCs/>
-        </w:rPr>
-      </w:pPr>
     </w:p>
     <w:p>
       <w:pPr>
@@ -736,11 +721,6 @@
     <w:p>
       <w:pPr>
         <w:pStyle w:val="Default"/>
-      </w:pPr>
-    </w:p>
-    <w:p>
-      <w:pPr>
-        <w:pStyle w:val="Default"/>
         <w:jc w:val="both"/>
       </w:pPr>
       <w:r>
@@ -884,18 +864,8 @@
           <w:sz w:val="28"/>
           <w:szCs w:val="28"/>
         </w:rPr>
-        <w:lastRenderedPageBreak/>
         <w:t>17. 3. 2026 do 15:00 odevzdat jeden výtisk IMP ve vazbě</w:t>
       </w:r>
-    </w:p>
-    <w:p>
-      <w:pPr>
-        <w:rPr>
-          <w:rFonts w:eastAsiaTheme="minorEastAsia"/>
-          <w:sz w:val="20"/>
-          <w:szCs w:val="20"/>
-        </w:rPr>
-      </w:pPr>
     </w:p>
     <w:p>
       <w:r>
@@ -1124,7 +1094,6 @@
           <w:szCs w:val="32"/>
         </w:rPr>
       </w:pPr>
-      <w:proofErr w:type="spellStart"/>
       <w:r>
         <w:rPr>
           <w:b/>
@@ -1134,7 +1103,6 @@
         </w:rPr>
         <w:t>Annotation</w:t>
       </w:r>
-      <w:proofErr w:type="spellEnd"/>
     </w:p>
     <w:p>
       <w:pPr>
@@ -1155,7 +1123,6 @@
           <w:szCs w:val="32"/>
         </w:rPr>
       </w:pPr>
-      <w:proofErr w:type="spellStart"/>
       <w:r>
         <w:rPr>
           <w:b/>
@@ -1165,7 +1132,6 @@
         </w:rPr>
         <w:t>Keywords</w:t>
       </w:r>
-      <w:proofErr w:type="spellEnd"/>
     </w:p>
     <w:p>
       <w:pPr>
@@ -1179,49 +1145,8 @@
           <w:sz w:val="32"/>
           <w:szCs w:val="32"/>
         </w:rPr>
-        <w:t xml:space="preserve">Unity; C#; </w:t>
-      </w:r>
-      <w:proofErr w:type="spellStart"/>
-      <w:r>
-        <w:rPr>
-          <w:sz w:val="32"/>
-          <w:szCs w:val="32"/>
-        </w:rPr>
-        <w:t>Traffic</w:t>
-      </w:r>
-      <w:proofErr w:type="spellEnd"/>
-      <w:r>
-        <w:rPr>
-          <w:sz w:val="32"/>
-          <w:szCs w:val="32"/>
-        </w:rPr>
-        <w:t xml:space="preserve"> </w:t>
-      </w:r>
-      <w:proofErr w:type="spellStart"/>
-      <w:r>
-        <w:rPr>
-          <w:sz w:val="32"/>
-          <w:szCs w:val="32"/>
-        </w:rPr>
-        <w:t>laws</w:t>
-      </w:r>
-      <w:proofErr w:type="spellEnd"/>
-      <w:r>
-        <w:rPr>
-          <w:sz w:val="32"/>
-          <w:szCs w:val="32"/>
-        </w:rPr>
-        <w:t xml:space="preserve">; </w:t>
-      </w:r>
-      <w:proofErr w:type="spellStart"/>
-      <w:r>
-        <w:rPr>
-          <w:sz w:val="32"/>
-          <w:szCs w:val="32"/>
-        </w:rPr>
-        <w:t>Videogame</w:t>
-      </w:r>
-      <w:proofErr w:type="spellEnd"/>
+        <w:t>Unity; C#; Traffic laws; Videogame</w:t>
+      </w:r>
     </w:p>
     <w:p>
       <w:pPr>
@@ -1232,6 +1157,7 @@
           <w:szCs w:val="32"/>
         </w:rPr>
         <w:sectPr>
+          <w:headerReference w:type="default" r:id="rId8"/>
           <w:footnotePr>
             <w:pos w:val="beneathText"/>
           </w:footnotePr>
@@ -1311,7 +1237,7 @@
           <w:r>
             <w:fldChar w:fldCharType="separate"/>
           </w:r>
-          <w:hyperlink w:anchor="_Toc215262258" w:history="1">
+          <w:hyperlink w:anchor="_Toc216029505" w:history="1">
             <w:r>
               <w:rPr>
                 <w:rStyle w:val="Hypertextovodkaz"/>
@@ -1332,7 +1258,7 @@
                 <w:rStyle w:val="Hypertextovodkaz"/>
                 <w:noProof/>
               </w:rPr>
-              <w:t>Úvod</w:t>
+              <w:t>Inspirace</w:t>
             </w:r>
             <w:r>
               <w:rPr>
@@ -1353,7 +1279,7 @@
                 <w:noProof/>
                 <w:webHidden/>
               </w:rPr>
-              <w:instrText xml:space="preserve"> PAGEREF _Toc215262258 \h </w:instrText>
+              <w:instrText xml:space="preserve"> PAGEREF _Toc216029505 \h </w:instrText>
             </w:r>
             <w:r>
               <w:rPr>
@@ -1397,7 +1323,7 @@
               <w:lang w:eastAsia="cs-CZ"/>
             </w:rPr>
           </w:pPr>
-          <w:hyperlink w:anchor="_Toc215262259" w:history="1">
+          <w:hyperlink w:anchor="_Toc216029506" w:history="1">
             <w:r>
               <w:rPr>
                 <w:rStyle w:val="Hypertextovodkaz"/>
@@ -1418,7 +1344,7 @@
                 <w:rStyle w:val="Hypertextovodkaz"/>
                 <w:noProof/>
               </w:rPr>
-              <w:t>Rešerše</w:t>
+              <w:t>Dopravní předpisy</w:t>
             </w:r>
             <w:r>
               <w:rPr>
@@ -1439,7 +1365,7 @@
                 <w:noProof/>
                 <w:webHidden/>
               </w:rPr>
-              <w:instrText xml:space="preserve"> PAGEREF _Toc215262259 \h </w:instrText>
+              <w:instrText xml:space="preserve"> PAGEREF _Toc216029506 \h </w:instrText>
             </w:r>
             <w:r>
               <w:rPr>
@@ -1459,7 +1385,93 @@
                 <w:noProof/>
                 <w:webHidden/>
               </w:rPr>
-              <w:t>11</w:t>
+              <w:t>10</w:t>
+            </w:r>
+            <w:r>
+              <w:rPr>
+                <w:noProof/>
+                <w:webHidden/>
+              </w:rPr>
+              <w:fldChar w:fldCharType="end"/>
+            </w:r>
+          </w:hyperlink>
+        </w:p>
+        <w:p>
+          <w:pPr>
+            <w:pStyle w:val="Obsah1"/>
+            <w:tabs>
+              <w:tab w:val="left" w:pos="480"/>
+              <w:tab w:val="right" w:leader="dot" w:pos="8828"/>
+            </w:tabs>
+            <w:rPr>
+              <w:rFonts w:asciiTheme="minorHAnsi" w:eastAsiaTheme="minorEastAsia" w:hAnsiTheme="minorHAnsi"/>
+              <w:noProof/>
+              <w:lang w:eastAsia="cs-CZ"/>
+            </w:rPr>
+          </w:pPr>
+          <w:hyperlink w:anchor="_Toc216029507" w:history="1">
+            <w:r>
+              <w:rPr>
+                <w:rStyle w:val="Hypertextovodkaz"/>
+                <w:noProof/>
+              </w:rPr>
+              <w:t>3.</w:t>
+            </w:r>
+            <w:r>
+              <w:rPr>
+                <w:rFonts w:asciiTheme="minorHAnsi" w:eastAsiaTheme="minorEastAsia" w:hAnsiTheme="minorHAnsi"/>
+                <w:noProof/>
+                <w:lang w:eastAsia="cs-CZ"/>
+              </w:rPr>
+              <w:tab/>
+            </w:r>
+            <w:r>
+              <w:rPr>
+                <w:rStyle w:val="Hypertextovodkaz"/>
+                <w:noProof/>
+              </w:rPr>
+              <w:t>Použité technologie</w:t>
+            </w:r>
+            <w:r>
+              <w:rPr>
+                <w:noProof/>
+                <w:webHidden/>
+              </w:rPr>
+              <w:tab/>
+            </w:r>
+            <w:r>
+              <w:rPr>
+                <w:noProof/>
+                <w:webHidden/>
+              </w:rPr>
+              <w:fldChar w:fldCharType="begin"/>
+            </w:r>
+            <w:r>
+              <w:rPr>
+                <w:noProof/>
+                <w:webHidden/>
+              </w:rPr>
+              <w:instrText xml:space="preserve"> PAGEREF _Toc216029507 \h </w:instrText>
+            </w:r>
+            <w:r>
+              <w:rPr>
+                <w:noProof/>
+                <w:webHidden/>
+              </w:rPr>
+            </w:r>
+            <w:r>
+              <w:rPr>
+                <w:noProof/>
+                <w:webHidden/>
+              </w:rPr>
+              <w:fldChar w:fldCharType="separate"/>
+            </w:r>
+            <w:r>
+              <w:rPr>
+                <w:noProof/>
+                <w:webHidden/>
+              </w:rPr>
+              <w:t>10</w:t>
             </w:r>
             <w:r>
               <w:rPr>
@@ -1483,13 +1495,13 @@
               <w:lang w:eastAsia="cs-CZ"/>
             </w:rPr>
           </w:pPr>
-          <w:hyperlink w:anchor="_Toc215262260" w:history="1">
+          <w:hyperlink w:anchor="_Toc216029508" w:history="1">
             <w:r>
               <w:rPr>
                 <w:rStyle w:val="Hypertextovodkaz"/>
                 <w:noProof/>
               </w:rPr>
-              <w:t>2.1</w:t>
+              <w:t>3.1</w:t>
             </w:r>
             <w:r>
               <w:rPr>
@@ -1504,7 +1516,7 @@
                 <w:rStyle w:val="Hypertextovodkaz"/>
                 <w:noProof/>
               </w:rPr>
-              <w:t>Inspirace</w:t>
+              <w:t>Unity</w:t>
             </w:r>
             <w:r>
               <w:rPr>
@@ -1525,7 +1537,7 @@
                 <w:noProof/>
                 <w:webHidden/>
               </w:rPr>
-              <w:instrText xml:space="preserve"> PAGEREF _Toc215262260 \h </w:instrText>
+              <w:instrText xml:space="preserve"> PAGEREF _Toc216029508 \h </w:instrText>
             </w:r>
             <w:r>
               <w:rPr>
@@ -1545,7 +1557,7 @@
                 <w:noProof/>
                 <w:webHidden/>
               </w:rPr>
-              <w:t>11</w:t>
+              <w:t>10</w:t>
             </w:r>
             <w:r>
               <w:rPr>
@@ -1569,13 +1581,13 @@
               <w:lang w:eastAsia="cs-CZ"/>
             </w:rPr>
           </w:pPr>
-          <w:hyperlink w:anchor="_Toc215262261" w:history="1">
+          <w:hyperlink w:anchor="_Toc216029509" w:history="1">
             <w:r>
               <w:rPr>
                 <w:rStyle w:val="Hypertextovodkaz"/>
                 <w:noProof/>
               </w:rPr>
-              <w:t>2.2</w:t>
+              <w:t>3.2</w:t>
             </w:r>
             <w:r>
               <w:rPr>
@@ -1590,7 +1602,7 @@
                 <w:rStyle w:val="Hypertextovodkaz"/>
                 <w:noProof/>
               </w:rPr>
-              <w:t>Dopravní předpisy</w:t>
+              <w:t>C#</w:t>
             </w:r>
             <w:r>
               <w:rPr>
@@ -1611,7 +1623,7 @@
                 <w:noProof/>
                 <w:webHidden/>
               </w:rPr>
-              <w:instrText xml:space="preserve"> PAGEREF _Toc215262261 \h </w:instrText>
+              <w:instrText xml:space="preserve"> PAGEREF _Toc216029509 \h </w:instrText>
             </w:r>
             <w:r>
               <w:rPr>
@@ -1631,7 +1643,93 @@
                 <w:noProof/>
                 <w:webHidden/>
               </w:rPr>
-              <w:t>12</w:t>
+              <w:t>10</w:t>
+            </w:r>
+            <w:r>
+              <w:rPr>
+                <w:noProof/>
+                <w:webHidden/>
+              </w:rPr>
+              <w:fldChar w:fldCharType="end"/>
+            </w:r>
+          </w:hyperlink>
+        </w:p>
+        <w:p>
+          <w:pPr>
+            <w:pStyle w:val="Obsah2"/>
+            <w:tabs>
+              <w:tab w:val="left" w:pos="960"/>
+              <w:tab w:val="right" w:leader="dot" w:pos="8828"/>
+            </w:tabs>
+            <w:rPr>
+              <w:rFonts w:asciiTheme="minorHAnsi" w:eastAsiaTheme="minorEastAsia" w:hAnsiTheme="minorHAnsi"/>
+              <w:noProof/>
+              <w:lang w:eastAsia="cs-CZ"/>
+            </w:rPr>
+          </w:pPr>
+          <w:hyperlink w:anchor="_Toc216029510" w:history="1">
+            <w:r>
+              <w:rPr>
+                <w:rStyle w:val="Hypertextovodkaz"/>
+                <w:noProof/>
+              </w:rPr>
+              <w:t>3.3</w:t>
+            </w:r>
+            <w:r>
+              <w:rPr>
+                <w:rFonts w:asciiTheme="minorHAnsi" w:eastAsiaTheme="minorEastAsia" w:hAnsiTheme="minorHAnsi"/>
+                <w:noProof/>
+                <w:lang w:eastAsia="cs-CZ"/>
+              </w:rPr>
+              <w:tab/>
+            </w:r>
+            <w:r>
+              <w:rPr>
+                <w:rStyle w:val="Hypertextovodkaz"/>
+                <w:noProof/>
+              </w:rPr>
+              <w:t>Blender</w:t>
+            </w:r>
+            <w:r>
+              <w:rPr>
+                <w:noProof/>
+                <w:webHidden/>
+              </w:rPr>
+              <w:tab/>
+            </w:r>
+            <w:r>
+              <w:rPr>
+                <w:noProof/>
+                <w:webHidden/>
+              </w:rPr>
+              <w:fldChar w:fldCharType="begin"/>
+            </w:r>
+            <w:r>
+              <w:rPr>
+                <w:noProof/>
+                <w:webHidden/>
+              </w:rPr>
+              <w:instrText xml:space="preserve"> PAGEREF _Toc216029510 \h </w:instrText>
+            </w:r>
+            <w:r>
+              <w:rPr>
+                <w:noProof/>
+                <w:webHidden/>
+              </w:rPr>
+            </w:r>
+            <w:r>
+              <w:rPr>
+                <w:noProof/>
+                <w:webHidden/>
+              </w:rPr>
+              <w:fldChar w:fldCharType="separate"/>
+            </w:r>
+            <w:r>
+              <w:rPr>
+                <w:noProof/>
+                <w:webHidden/>
+              </w:rPr>
+              <w:t>10</w:t>
             </w:r>
             <w:r>
               <w:rPr>
@@ -1655,13 +1753,13 @@
               <w:lang w:eastAsia="cs-CZ"/>
             </w:rPr>
           </w:pPr>
-          <w:hyperlink w:anchor="_Toc215262262" w:history="1">
+          <w:hyperlink w:anchor="_Toc216029511" w:history="1">
             <w:r>
               <w:rPr>
                 <w:rStyle w:val="Hypertextovodkaz"/>
                 <w:noProof/>
               </w:rPr>
-              <w:t>3.</w:t>
+              <w:t>4.</w:t>
             </w:r>
             <w:r>
               <w:rPr>
@@ -1676,7 +1774,7 @@
                 <w:rStyle w:val="Hypertextovodkaz"/>
                 <w:noProof/>
               </w:rPr>
-              <w:t>Herní vývojové prostředí</w:t>
+              <w:t>Herní úrovně</w:t>
             </w:r>
             <w:r>
               <w:rPr>
@@ -1697,7 +1795,7 @@
                 <w:noProof/>
                 <w:webHidden/>
               </w:rPr>
-              <w:instrText xml:space="preserve"> PAGEREF _Toc215262262 \h </w:instrText>
+              <w:instrText xml:space="preserve"> PAGEREF _Toc216029511 \h </w:instrText>
             </w:r>
             <w:r>
               <w:rPr>
@@ -1717,7 +1815,437 @@
                 <w:noProof/>
                 <w:webHidden/>
               </w:rPr>
-              <w:t>12</w:t>
+              <w:t>10</w:t>
+            </w:r>
+            <w:r>
+              <w:rPr>
+                <w:noProof/>
+                <w:webHidden/>
+              </w:rPr>
+              <w:fldChar w:fldCharType="end"/>
+            </w:r>
+          </w:hyperlink>
+        </w:p>
+        <w:p>
+          <w:pPr>
+            <w:pStyle w:val="Obsah2"/>
+            <w:tabs>
+              <w:tab w:val="left" w:pos="960"/>
+              <w:tab w:val="right" w:leader="dot" w:pos="8828"/>
+            </w:tabs>
+            <w:rPr>
+              <w:rFonts w:asciiTheme="minorHAnsi" w:eastAsiaTheme="minorEastAsia" w:hAnsiTheme="minorHAnsi"/>
+              <w:noProof/>
+              <w:lang w:eastAsia="cs-CZ"/>
+            </w:rPr>
+          </w:pPr>
+          <w:hyperlink w:anchor="_Toc216029512" w:history="1">
+            <w:r>
+              <w:rPr>
+                <w:rStyle w:val="Hypertextovodkaz"/>
+                <w:noProof/>
+              </w:rPr>
+              <w:t>4.1</w:t>
+            </w:r>
+            <w:r>
+              <w:rPr>
+                <w:rFonts w:asciiTheme="minorHAnsi" w:eastAsiaTheme="minorEastAsia" w:hAnsiTheme="minorHAnsi"/>
+                <w:noProof/>
+                <w:lang w:eastAsia="cs-CZ"/>
+              </w:rPr>
+              <w:tab/>
+            </w:r>
+            <w:r>
+              <w:rPr>
+                <w:rStyle w:val="Hypertextovodkaz"/>
+                <w:noProof/>
+              </w:rPr>
+              <w:t>Úroveň 1</w:t>
+            </w:r>
+            <w:r>
+              <w:rPr>
+                <w:noProof/>
+                <w:webHidden/>
+              </w:rPr>
+              <w:tab/>
+            </w:r>
+            <w:r>
+              <w:rPr>
+                <w:noProof/>
+                <w:webHidden/>
+              </w:rPr>
+              <w:fldChar w:fldCharType="begin"/>
+            </w:r>
+            <w:r>
+              <w:rPr>
+                <w:noProof/>
+                <w:webHidden/>
+              </w:rPr>
+              <w:instrText xml:space="preserve"> PAGEREF _Toc216029512 \h </w:instrText>
+            </w:r>
+            <w:r>
+              <w:rPr>
+                <w:noProof/>
+                <w:webHidden/>
+              </w:rPr>
+            </w:r>
+            <w:r>
+              <w:rPr>
+                <w:noProof/>
+                <w:webHidden/>
+              </w:rPr>
+              <w:fldChar w:fldCharType="separate"/>
+            </w:r>
+            <w:r>
+              <w:rPr>
+                <w:noProof/>
+                <w:webHidden/>
+              </w:rPr>
+              <w:t>11</w:t>
+            </w:r>
+            <w:r>
+              <w:rPr>
+                <w:noProof/>
+                <w:webHidden/>
+              </w:rPr>
+              <w:fldChar w:fldCharType="end"/>
+            </w:r>
+          </w:hyperlink>
+        </w:p>
+        <w:p>
+          <w:pPr>
+            <w:pStyle w:val="Obsah2"/>
+            <w:tabs>
+              <w:tab w:val="left" w:pos="960"/>
+              <w:tab w:val="right" w:leader="dot" w:pos="8828"/>
+            </w:tabs>
+            <w:rPr>
+              <w:rFonts w:asciiTheme="minorHAnsi" w:eastAsiaTheme="minorEastAsia" w:hAnsiTheme="minorHAnsi"/>
+              <w:noProof/>
+              <w:lang w:eastAsia="cs-CZ"/>
+            </w:rPr>
+          </w:pPr>
+          <w:hyperlink w:anchor="_Toc216029513" w:history="1">
+            <w:r>
+              <w:rPr>
+                <w:rStyle w:val="Hypertextovodkaz"/>
+                <w:noProof/>
+              </w:rPr>
+              <w:t>4.2</w:t>
+            </w:r>
+            <w:r>
+              <w:rPr>
+                <w:rFonts w:asciiTheme="minorHAnsi" w:eastAsiaTheme="minorEastAsia" w:hAnsiTheme="minorHAnsi"/>
+                <w:noProof/>
+                <w:lang w:eastAsia="cs-CZ"/>
+              </w:rPr>
+              <w:tab/>
+            </w:r>
+            <w:r>
+              <w:rPr>
+                <w:rStyle w:val="Hypertextovodkaz"/>
+                <w:noProof/>
+              </w:rPr>
+              <w:t>Úroveň 2</w:t>
+            </w:r>
+            <w:r>
+              <w:rPr>
+                <w:noProof/>
+                <w:webHidden/>
+              </w:rPr>
+              <w:tab/>
+            </w:r>
+            <w:r>
+              <w:rPr>
+                <w:noProof/>
+                <w:webHidden/>
+              </w:rPr>
+              <w:fldChar w:fldCharType="begin"/>
+            </w:r>
+            <w:r>
+              <w:rPr>
+                <w:noProof/>
+                <w:webHidden/>
+              </w:rPr>
+              <w:instrText xml:space="preserve"> PAGEREF _Toc216029513 \h </w:instrText>
+            </w:r>
+            <w:r>
+              <w:rPr>
+                <w:noProof/>
+                <w:webHidden/>
+              </w:rPr>
+            </w:r>
+            <w:r>
+              <w:rPr>
+                <w:noProof/>
+                <w:webHidden/>
+              </w:rPr>
+              <w:fldChar w:fldCharType="separate"/>
+            </w:r>
+            <w:r>
+              <w:rPr>
+                <w:noProof/>
+                <w:webHidden/>
+              </w:rPr>
+              <w:t>11</w:t>
+            </w:r>
+            <w:r>
+              <w:rPr>
+                <w:noProof/>
+                <w:webHidden/>
+              </w:rPr>
+              <w:fldChar w:fldCharType="end"/>
+            </w:r>
+          </w:hyperlink>
+        </w:p>
+        <w:p>
+          <w:pPr>
+            <w:pStyle w:val="Obsah2"/>
+            <w:tabs>
+              <w:tab w:val="left" w:pos="960"/>
+              <w:tab w:val="right" w:leader="dot" w:pos="8828"/>
+            </w:tabs>
+            <w:rPr>
+              <w:rFonts w:asciiTheme="minorHAnsi" w:eastAsiaTheme="minorEastAsia" w:hAnsiTheme="minorHAnsi"/>
+              <w:noProof/>
+              <w:lang w:eastAsia="cs-CZ"/>
+            </w:rPr>
+          </w:pPr>
+          <w:hyperlink w:anchor="_Toc216029514" w:history="1">
+            <w:r>
+              <w:rPr>
+                <w:rStyle w:val="Hypertextovodkaz"/>
+                <w:noProof/>
+              </w:rPr>
+              <w:t>4.3</w:t>
+            </w:r>
+            <w:r>
+              <w:rPr>
+                <w:rFonts w:asciiTheme="minorHAnsi" w:eastAsiaTheme="minorEastAsia" w:hAnsiTheme="minorHAnsi"/>
+                <w:noProof/>
+                <w:lang w:eastAsia="cs-CZ"/>
+              </w:rPr>
+              <w:tab/>
+            </w:r>
+            <w:r>
+              <w:rPr>
+                <w:rStyle w:val="Hypertextovodkaz"/>
+                <w:noProof/>
+              </w:rPr>
+              <w:t>Úroveň 3</w:t>
+            </w:r>
+            <w:r>
+              <w:rPr>
+                <w:noProof/>
+                <w:webHidden/>
+              </w:rPr>
+              <w:tab/>
+            </w:r>
+            <w:r>
+              <w:rPr>
+                <w:noProof/>
+                <w:webHidden/>
+              </w:rPr>
+              <w:fldChar w:fldCharType="begin"/>
+            </w:r>
+            <w:r>
+              <w:rPr>
+                <w:noProof/>
+                <w:webHidden/>
+              </w:rPr>
+              <w:instrText xml:space="preserve"> PAGEREF _Toc216029514 \h </w:instrText>
+            </w:r>
+            <w:r>
+              <w:rPr>
+                <w:noProof/>
+                <w:webHidden/>
+              </w:rPr>
+            </w:r>
+            <w:r>
+              <w:rPr>
+                <w:noProof/>
+                <w:webHidden/>
+              </w:rPr>
+              <w:fldChar w:fldCharType="separate"/>
+            </w:r>
+            <w:r>
+              <w:rPr>
+                <w:noProof/>
+                <w:webHidden/>
+              </w:rPr>
+              <w:t>11</w:t>
+            </w:r>
+            <w:r>
+              <w:rPr>
+                <w:noProof/>
+                <w:webHidden/>
+              </w:rPr>
+              <w:fldChar w:fldCharType="end"/>
+            </w:r>
+          </w:hyperlink>
+        </w:p>
+        <w:p>
+          <w:pPr>
+            <w:pStyle w:val="Obsah2"/>
+            <w:tabs>
+              <w:tab w:val="left" w:pos="960"/>
+              <w:tab w:val="right" w:leader="dot" w:pos="8828"/>
+            </w:tabs>
+            <w:rPr>
+              <w:rFonts w:asciiTheme="minorHAnsi" w:eastAsiaTheme="minorEastAsia" w:hAnsiTheme="minorHAnsi"/>
+              <w:noProof/>
+              <w:lang w:eastAsia="cs-CZ"/>
+            </w:rPr>
+          </w:pPr>
+          <w:hyperlink w:anchor="_Toc216029515" w:history="1">
+            <w:r>
+              <w:rPr>
+                <w:rStyle w:val="Hypertextovodkaz"/>
+                <w:noProof/>
+              </w:rPr>
+              <w:t>4.4</w:t>
+            </w:r>
+            <w:r>
+              <w:rPr>
+                <w:rFonts w:asciiTheme="minorHAnsi" w:eastAsiaTheme="minorEastAsia" w:hAnsiTheme="minorHAnsi"/>
+                <w:noProof/>
+                <w:lang w:eastAsia="cs-CZ"/>
+              </w:rPr>
+              <w:tab/>
+            </w:r>
+            <w:r>
+              <w:rPr>
+                <w:rStyle w:val="Hypertextovodkaz"/>
+                <w:noProof/>
+              </w:rPr>
+              <w:t>Úroveň 4</w:t>
+            </w:r>
+            <w:r>
+              <w:rPr>
+                <w:noProof/>
+                <w:webHidden/>
+              </w:rPr>
+              <w:tab/>
+            </w:r>
+            <w:r>
+              <w:rPr>
+                <w:noProof/>
+                <w:webHidden/>
+              </w:rPr>
+              <w:fldChar w:fldCharType="begin"/>
+            </w:r>
+            <w:r>
+              <w:rPr>
+                <w:noProof/>
+                <w:webHidden/>
+              </w:rPr>
+              <w:instrText xml:space="preserve"> PAGEREF _Toc216029515 \h </w:instrText>
+            </w:r>
+            <w:r>
+              <w:rPr>
+                <w:noProof/>
+                <w:webHidden/>
+              </w:rPr>
+            </w:r>
+            <w:r>
+              <w:rPr>
+                <w:noProof/>
+                <w:webHidden/>
+              </w:rPr>
+              <w:fldChar w:fldCharType="separate"/>
+            </w:r>
+            <w:r>
+              <w:rPr>
+                <w:noProof/>
+                <w:webHidden/>
+              </w:rPr>
+              <w:t>11</w:t>
+            </w:r>
+            <w:r>
+              <w:rPr>
+                <w:noProof/>
+                <w:webHidden/>
+              </w:rPr>
+              <w:fldChar w:fldCharType="end"/>
+            </w:r>
+          </w:hyperlink>
+        </w:p>
+        <w:p>
+          <w:pPr>
+            <w:pStyle w:val="Obsah2"/>
+            <w:tabs>
+              <w:tab w:val="left" w:pos="960"/>
+              <w:tab w:val="right" w:leader="dot" w:pos="8828"/>
+            </w:tabs>
+            <w:rPr>
+              <w:rFonts w:asciiTheme="minorHAnsi" w:eastAsiaTheme="minorEastAsia" w:hAnsiTheme="minorHAnsi"/>
+              <w:noProof/>
+              <w:lang w:eastAsia="cs-CZ"/>
+            </w:rPr>
+          </w:pPr>
+          <w:hyperlink w:anchor="_Toc216029516" w:history="1">
+            <w:r>
+              <w:rPr>
+                <w:rStyle w:val="Hypertextovodkaz"/>
+                <w:noProof/>
+              </w:rPr>
+              <w:t>4.5</w:t>
+            </w:r>
+            <w:r>
+              <w:rPr>
+                <w:rFonts w:asciiTheme="minorHAnsi" w:eastAsiaTheme="minorEastAsia" w:hAnsiTheme="minorHAnsi"/>
+                <w:noProof/>
+                <w:lang w:eastAsia="cs-CZ"/>
+              </w:rPr>
+              <w:tab/>
+            </w:r>
+            <w:r>
+              <w:rPr>
+                <w:rStyle w:val="Hypertextovodkaz"/>
+                <w:noProof/>
+              </w:rPr>
+              <w:t>Úroveň 5</w:t>
+            </w:r>
+            <w:r>
+              <w:rPr>
+                <w:noProof/>
+                <w:webHidden/>
+              </w:rPr>
+              <w:tab/>
+            </w:r>
+            <w:r>
+              <w:rPr>
+                <w:noProof/>
+                <w:webHidden/>
+              </w:rPr>
+              <w:fldChar w:fldCharType="begin"/>
+            </w:r>
+            <w:r>
+              <w:rPr>
+                <w:noProof/>
+                <w:webHidden/>
+              </w:rPr>
+              <w:instrText xml:space="preserve"> PAGEREF _Toc216029516 \h </w:instrText>
+            </w:r>
+            <w:r>
+              <w:rPr>
+                <w:noProof/>
+                <w:webHidden/>
+              </w:rPr>
+            </w:r>
+            <w:r>
+              <w:rPr>
+                <w:noProof/>
+                <w:webHidden/>
+              </w:rPr>
+              <w:fldChar w:fldCharType="separate"/>
+            </w:r>
+            <w:r>
+              <w:rPr>
+                <w:noProof/>
+                <w:webHidden/>
+              </w:rPr>
+              <w:t>11</w:t>
             </w:r>
             <w:r>
               <w:rPr>
@@ -1741,13 +2269,13 @@
               <w:lang w:eastAsia="cs-CZ"/>
             </w:rPr>
           </w:pPr>
-          <w:hyperlink w:anchor="_Toc215262263" w:history="1">
+          <w:hyperlink w:anchor="_Toc216029517" w:history="1">
             <w:r>
               <w:rPr>
                 <w:rStyle w:val="Hypertextovodkaz"/>
                 <w:noProof/>
               </w:rPr>
-              <w:t>4.</w:t>
+              <w:t>5.</w:t>
             </w:r>
             <w:r>
               <w:rPr>
@@ -1762,7 +2290,7 @@
                 <w:rStyle w:val="Hypertextovodkaz"/>
                 <w:noProof/>
               </w:rPr>
-              <w:t>Použité technologie</w:t>
+              <w:t>Tvorba postavy</w:t>
             </w:r>
             <w:r>
               <w:rPr>
@@ -1783,7 +2311,7 @@
                 <w:noProof/>
                 <w:webHidden/>
               </w:rPr>
-              <w:instrText xml:space="preserve"> PAGEREF _Toc215262263 \h </w:instrText>
+              <w:instrText xml:space="preserve"> PAGEREF _Toc216029517 \h </w:instrText>
             </w:r>
             <w:r>
               <w:rPr>
@@ -1827,13 +2355,13 @@
               <w:lang w:eastAsia="cs-CZ"/>
             </w:rPr>
           </w:pPr>
-          <w:hyperlink w:anchor="_Toc215262264" w:history="1">
+          <w:hyperlink w:anchor="_Toc216029518" w:history="1">
             <w:r>
               <w:rPr>
                 <w:rStyle w:val="Hypertextovodkaz"/>
                 <w:noProof/>
               </w:rPr>
-              <w:t>4.1</w:t>
+              <w:t>5.1</w:t>
             </w:r>
             <w:r>
               <w:rPr>
@@ -1848,7 +2376,7 @@
                 <w:rStyle w:val="Hypertextovodkaz"/>
                 <w:noProof/>
               </w:rPr>
-              <w:t>Unity</w:t>
+              <w:t>Pohyb</w:t>
             </w:r>
             <w:r>
               <w:rPr>
@@ -1869,7 +2397,93 @@
                 <w:noProof/>
                 <w:webHidden/>
               </w:rPr>
-              <w:instrText xml:space="preserve"> PAGEREF _Toc215262264 \h </w:instrText>
+              <w:instrText xml:space="preserve"> PAGEREF _Toc216029518 \h </w:instrText>
+            </w:r>
+            <w:r>
+              <w:rPr>
+                <w:noProof/>
+                <w:webHidden/>
+              </w:rPr>
+            </w:r>
+            <w:r>
+              <w:rPr>
+                <w:noProof/>
+                <w:webHidden/>
+              </w:rPr>
+              <w:fldChar w:fldCharType="separate"/>
+            </w:r>
+            <w:r>
+              <w:rPr>
+                <w:noProof/>
+                <w:webHidden/>
+              </w:rPr>
+              <w:t>12</w:t>
+            </w:r>
+            <w:r>
+              <w:rPr>
+                <w:noProof/>
+                <w:webHidden/>
+              </w:rPr>
+              <w:fldChar w:fldCharType="end"/>
+            </w:r>
+          </w:hyperlink>
+        </w:p>
+        <w:p>
+          <w:pPr>
+            <w:pStyle w:val="Obsah1"/>
+            <w:tabs>
+              <w:tab w:val="left" w:pos="480"/>
+              <w:tab w:val="right" w:leader="dot" w:pos="8828"/>
+            </w:tabs>
+            <w:rPr>
+              <w:rFonts w:asciiTheme="minorHAnsi" w:eastAsiaTheme="minorEastAsia" w:hAnsiTheme="minorHAnsi"/>
+              <w:noProof/>
+              <w:lang w:eastAsia="cs-CZ"/>
+            </w:rPr>
+          </w:pPr>
+          <w:hyperlink w:anchor="_Toc216029519" w:history="1">
+            <w:r>
+              <w:rPr>
+                <w:rStyle w:val="Hypertextovodkaz"/>
+                <w:noProof/>
+              </w:rPr>
+              <w:t>6.</w:t>
+            </w:r>
+            <w:r>
+              <w:rPr>
+                <w:rFonts w:asciiTheme="minorHAnsi" w:eastAsiaTheme="minorEastAsia" w:hAnsiTheme="minorHAnsi"/>
+                <w:noProof/>
+                <w:lang w:eastAsia="cs-CZ"/>
+              </w:rPr>
+              <w:tab/>
+            </w:r>
+            <w:r>
+              <w:rPr>
+                <w:rStyle w:val="Hypertextovodkaz"/>
+                <w:noProof/>
+              </w:rPr>
+              <w:t>Kontrola dopravních předpisů</w:t>
+            </w:r>
+            <w:r>
+              <w:rPr>
+                <w:noProof/>
+                <w:webHidden/>
+              </w:rPr>
+              <w:tab/>
+            </w:r>
+            <w:r>
+              <w:rPr>
+                <w:noProof/>
+                <w:webHidden/>
+              </w:rPr>
+              <w:fldChar w:fldCharType="begin"/>
+            </w:r>
+            <w:r>
+              <w:rPr>
+                <w:noProof/>
+                <w:webHidden/>
+              </w:rPr>
+              <w:instrText xml:space="preserve"> PAGEREF _Toc216029519 \h </w:instrText>
             </w:r>
             <w:r>
               <w:rPr>
@@ -1913,13 +2527,13 @@
               <w:lang w:eastAsia="cs-CZ"/>
             </w:rPr>
           </w:pPr>
-          <w:hyperlink w:anchor="_Toc215262265" w:history="1">
+          <w:hyperlink w:anchor="_Toc216029520" w:history="1">
             <w:r>
               <w:rPr>
                 <w:rStyle w:val="Hypertextovodkaz"/>
                 <w:noProof/>
               </w:rPr>
-              <w:t>4.2</w:t>
+              <w:t>6.1</w:t>
             </w:r>
             <w:r>
               <w:rPr>
@@ -1934,7 +2548,7 @@
                 <w:rStyle w:val="Hypertextovodkaz"/>
                 <w:noProof/>
               </w:rPr>
-              <w:t>C#</w:t>
+              <w:t>Dopravní značky</w:t>
             </w:r>
             <w:r>
               <w:rPr>
@@ -1955,7 +2569,7 @@
                 <w:noProof/>
                 <w:webHidden/>
               </w:rPr>
-              <w:instrText xml:space="preserve"> PAGEREF _Toc215262265 \h </w:instrText>
+              <w:instrText xml:space="preserve"> PAGEREF _Toc216029520 \h </w:instrText>
             </w:r>
             <w:r>
               <w:rPr>
@@ -1999,13 +2613,13 @@
               <w:lang w:eastAsia="cs-CZ"/>
             </w:rPr>
           </w:pPr>
-          <w:hyperlink w:anchor="_Toc215262266" w:history="1">
+          <w:hyperlink w:anchor="_Toc216029521" w:history="1">
             <w:r>
               <w:rPr>
                 <w:rStyle w:val="Hypertextovodkaz"/>
                 <w:noProof/>
               </w:rPr>
-              <w:t>4.3</w:t>
+              <w:t>6.2</w:t>
             </w:r>
             <w:r>
               <w:rPr>
@@ -2020,7 +2634,7 @@
                 <w:rStyle w:val="Hypertextovodkaz"/>
                 <w:noProof/>
               </w:rPr>
-              <w:t>Blender</w:t>
+              <w:t>Rychlostní limit</w:t>
             </w:r>
             <w:r>
               <w:rPr>
@@ -2041,7 +2655,179 @@
                 <w:noProof/>
                 <w:webHidden/>
               </w:rPr>
-              <w:instrText xml:space="preserve"> PAGEREF _Toc215262266 \h </w:instrText>
+              <w:instrText xml:space="preserve"> PAGEREF _Toc216029521 \h </w:instrText>
+            </w:r>
+            <w:r>
+              <w:rPr>
+                <w:noProof/>
+                <w:webHidden/>
+              </w:rPr>
+            </w:r>
+            <w:r>
+              <w:rPr>
+                <w:noProof/>
+                <w:webHidden/>
+              </w:rPr>
+              <w:fldChar w:fldCharType="separate"/>
+            </w:r>
+            <w:r>
+              <w:rPr>
+                <w:noProof/>
+                <w:webHidden/>
+              </w:rPr>
+              <w:t>12</w:t>
+            </w:r>
+            <w:r>
+              <w:rPr>
+                <w:noProof/>
+                <w:webHidden/>
+              </w:rPr>
+              <w:fldChar w:fldCharType="end"/>
+            </w:r>
+          </w:hyperlink>
+        </w:p>
+        <w:p>
+          <w:pPr>
+            <w:pStyle w:val="Obsah2"/>
+            <w:tabs>
+              <w:tab w:val="left" w:pos="960"/>
+              <w:tab w:val="right" w:leader="dot" w:pos="8828"/>
+            </w:tabs>
+            <w:rPr>
+              <w:rFonts w:asciiTheme="minorHAnsi" w:eastAsiaTheme="minorEastAsia" w:hAnsiTheme="minorHAnsi"/>
+              <w:noProof/>
+              <w:lang w:eastAsia="cs-CZ"/>
+            </w:rPr>
+          </w:pPr>
+          <w:hyperlink w:anchor="_Toc216029522" w:history="1">
+            <w:r>
+              <w:rPr>
+                <w:rStyle w:val="Hypertextovodkaz"/>
+                <w:noProof/>
+              </w:rPr>
+              <w:t>6.3</w:t>
+            </w:r>
+            <w:r>
+              <w:rPr>
+                <w:rFonts w:asciiTheme="minorHAnsi" w:eastAsiaTheme="minorEastAsia" w:hAnsiTheme="minorHAnsi"/>
+                <w:noProof/>
+                <w:lang w:eastAsia="cs-CZ"/>
+              </w:rPr>
+              <w:tab/>
+            </w:r>
+            <w:r>
+              <w:rPr>
+                <w:rStyle w:val="Hypertextovodkaz"/>
+                <w:noProof/>
+              </w:rPr>
+              <w:t>Kontrola přednosti</w:t>
+            </w:r>
+            <w:r>
+              <w:rPr>
+                <w:noProof/>
+                <w:webHidden/>
+              </w:rPr>
+              <w:tab/>
+            </w:r>
+            <w:r>
+              <w:rPr>
+                <w:noProof/>
+                <w:webHidden/>
+              </w:rPr>
+              <w:fldChar w:fldCharType="begin"/>
+            </w:r>
+            <w:r>
+              <w:rPr>
+                <w:noProof/>
+                <w:webHidden/>
+              </w:rPr>
+              <w:instrText xml:space="preserve"> PAGEREF _Toc216029522 \h </w:instrText>
+            </w:r>
+            <w:r>
+              <w:rPr>
+                <w:noProof/>
+                <w:webHidden/>
+              </w:rPr>
+            </w:r>
+            <w:r>
+              <w:rPr>
+                <w:noProof/>
+                <w:webHidden/>
+              </w:rPr>
+              <w:fldChar w:fldCharType="separate"/>
+            </w:r>
+            <w:r>
+              <w:rPr>
+                <w:noProof/>
+                <w:webHidden/>
+              </w:rPr>
+              <w:t>12</w:t>
+            </w:r>
+            <w:r>
+              <w:rPr>
+                <w:noProof/>
+                <w:webHidden/>
+              </w:rPr>
+              <w:fldChar w:fldCharType="end"/>
+            </w:r>
+          </w:hyperlink>
+        </w:p>
+        <w:p>
+          <w:pPr>
+            <w:pStyle w:val="Obsah2"/>
+            <w:tabs>
+              <w:tab w:val="left" w:pos="960"/>
+              <w:tab w:val="right" w:leader="dot" w:pos="8828"/>
+            </w:tabs>
+            <w:rPr>
+              <w:rFonts w:asciiTheme="minorHAnsi" w:eastAsiaTheme="minorEastAsia" w:hAnsiTheme="minorHAnsi"/>
+              <w:noProof/>
+              <w:lang w:eastAsia="cs-CZ"/>
+            </w:rPr>
+          </w:pPr>
+          <w:hyperlink w:anchor="_Toc216029523" w:history="1">
+            <w:r>
+              <w:rPr>
+                <w:rStyle w:val="Hypertextovodkaz"/>
+                <w:noProof/>
+              </w:rPr>
+              <w:t>6.4</w:t>
+            </w:r>
+            <w:r>
+              <w:rPr>
+                <w:rFonts w:asciiTheme="minorHAnsi" w:eastAsiaTheme="minorEastAsia" w:hAnsiTheme="minorHAnsi"/>
+                <w:noProof/>
+                <w:lang w:eastAsia="cs-CZ"/>
+              </w:rPr>
+              <w:tab/>
+            </w:r>
+            <w:r>
+              <w:rPr>
+                <w:rStyle w:val="Hypertextovodkaz"/>
+                <w:noProof/>
+              </w:rPr>
+              <w:t>Funkcionalita semaforů</w:t>
+            </w:r>
+            <w:r>
+              <w:rPr>
+                <w:noProof/>
+                <w:webHidden/>
+              </w:rPr>
+              <w:tab/>
+            </w:r>
+            <w:r>
+              <w:rPr>
+                <w:noProof/>
+                <w:webHidden/>
+              </w:rPr>
+              <w:fldChar w:fldCharType="begin"/>
+            </w:r>
+            <w:r>
+              <w:rPr>
+                <w:noProof/>
+                <w:webHidden/>
+              </w:rPr>
+              <w:instrText xml:space="preserve"> PAGEREF _Toc216029523 \h </w:instrText>
             </w:r>
             <w:r>
               <w:rPr>
@@ -2085,13 +2871,13 @@
               <w:lang w:eastAsia="cs-CZ"/>
             </w:rPr>
           </w:pPr>
-          <w:hyperlink w:anchor="_Toc215262267" w:history="1">
+          <w:hyperlink w:anchor="_Toc216029524" w:history="1">
             <w:r>
               <w:rPr>
                 <w:rStyle w:val="Hypertextovodkaz"/>
                 <w:noProof/>
               </w:rPr>
-              <w:t>5.</w:t>
+              <w:t>7.</w:t>
             </w:r>
             <w:r>
               <w:rPr>
@@ -2106,7 +2892,7 @@
                 <w:rStyle w:val="Hypertextovodkaz"/>
                 <w:noProof/>
               </w:rPr>
-              <w:t>Herní úrovně</w:t>
+              <w:t>Grafická stránka hry</w:t>
             </w:r>
             <w:r>
               <w:rPr>
@@ -2127,7 +2913,7 @@
                 <w:noProof/>
                 <w:webHidden/>
               </w:rPr>
-              <w:instrText xml:space="preserve"> PAGEREF _Toc215262267 \h </w:instrText>
+              <w:instrText xml:space="preserve"> PAGEREF _Toc216029524 \h </w:instrText>
             </w:r>
             <w:r>
               <w:rPr>
@@ -2171,13 +2957,13 @@
               <w:lang w:eastAsia="cs-CZ"/>
             </w:rPr>
           </w:pPr>
-          <w:hyperlink w:anchor="_Toc215262268" w:history="1">
+          <w:hyperlink w:anchor="_Toc216029525" w:history="1">
             <w:r>
               <w:rPr>
                 <w:rStyle w:val="Hypertextovodkaz"/>
                 <w:noProof/>
               </w:rPr>
-              <w:t>5.1</w:t>
+              <w:t>7.1</w:t>
             </w:r>
             <w:r>
               <w:rPr>
@@ -2192,7 +2978,7 @@
                 <w:rStyle w:val="Hypertextovodkaz"/>
                 <w:noProof/>
               </w:rPr>
-              <w:t>Úroveň 1</w:t>
+              <w:t>Šipky určující směr jízdy</w:t>
             </w:r>
             <w:r>
               <w:rPr>
@@ -2213,7 +2999,7 @@
                 <w:noProof/>
                 <w:webHidden/>
               </w:rPr>
-              <w:instrText xml:space="preserve"> PAGEREF _Toc215262268 \h </w:instrText>
+              <w:instrText xml:space="preserve"> PAGEREF _Toc216029525 \h </w:instrText>
             </w:r>
             <w:r>
               <w:rPr>
@@ -2257,13 +3043,13 @@
               <w:lang w:eastAsia="cs-CZ"/>
             </w:rPr>
           </w:pPr>
-          <w:hyperlink w:anchor="_Toc215262269" w:history="1">
+          <w:hyperlink w:anchor="_Toc216029526" w:history="1">
             <w:r>
               <w:rPr>
                 <w:rStyle w:val="Hypertextovodkaz"/>
                 <w:noProof/>
               </w:rPr>
-              <w:t>5.2</w:t>
+              <w:t>7.2</w:t>
             </w:r>
             <w:r>
               <w:rPr>
@@ -2278,7 +3064,7 @@
                 <w:rStyle w:val="Hypertextovodkaz"/>
                 <w:noProof/>
               </w:rPr>
-              <w:t>Úroveň 2</w:t>
+              <w:t>Dopravní značky</w:t>
             </w:r>
             <w:r>
               <w:rPr>
@@ -2299,7 +3085,7 @@
                 <w:noProof/>
                 <w:webHidden/>
               </w:rPr>
-              <w:instrText xml:space="preserve"> PAGEREF _Toc215262269 \h </w:instrText>
+              <w:instrText xml:space="preserve"> PAGEREF _Toc216029526 \h </w:instrText>
             </w:r>
             <w:r>
               <w:rPr>
@@ -2319,7 +3105,7 @@
                 <w:noProof/>
                 <w:webHidden/>
               </w:rPr>
-              <w:t>12</w:t>
+              <w:t>13</w:t>
             </w:r>
             <w:r>
               <w:rPr>
@@ -2343,13 +3129,13 @@
               <w:lang w:eastAsia="cs-CZ"/>
             </w:rPr>
           </w:pPr>
-          <w:hyperlink w:anchor="_Toc215262270" w:history="1">
+          <w:hyperlink w:anchor="_Toc216029527" w:history="1">
             <w:r>
               <w:rPr>
                 <w:rStyle w:val="Hypertextovodkaz"/>
                 <w:noProof/>
               </w:rPr>
-              <w:t>5.3</w:t>
+              <w:t>7.3</w:t>
             </w:r>
             <w:r>
               <w:rPr>
@@ -2364,7 +3150,7 @@
                 <w:rStyle w:val="Hypertextovodkaz"/>
                 <w:noProof/>
               </w:rPr>
-              <w:t>Úroveň 3</w:t>
+              <w:t>Souhrn nesplněných dopravních předpisů</w:t>
             </w:r>
             <w:r>
               <w:rPr>
@@ -2385,7 +3171,7 @@
                 <w:noProof/>
                 <w:webHidden/>
               </w:rPr>
-              <w:instrText xml:space="preserve"> PAGEREF _Toc215262270 \h </w:instrText>
+              <w:instrText xml:space="preserve"> PAGEREF _Toc216029527 \h </w:instrText>
             </w:r>
             <w:r>
               <w:rPr>
@@ -2405,7 +3191,7 @@
                 <w:noProof/>
                 <w:webHidden/>
               </w:rPr>
-              <w:t>12</w:t>
+              <w:t>13</w:t>
             </w:r>
             <w:r>
               <w:rPr>
@@ -2429,13 +3215,13 @@
               <w:lang w:eastAsia="cs-CZ"/>
             </w:rPr>
           </w:pPr>
-          <w:hyperlink w:anchor="_Toc215262271" w:history="1">
+          <w:hyperlink w:anchor="_Toc216029528" w:history="1">
             <w:r>
               <w:rPr>
                 <w:rStyle w:val="Hypertextovodkaz"/>
                 <w:noProof/>
               </w:rPr>
-              <w:t>5.4</w:t>
+              <w:t>7.4</w:t>
             </w:r>
             <w:r>
               <w:rPr>
@@ -2450,7 +3236,7 @@
                 <w:rStyle w:val="Hypertextovodkaz"/>
                 <w:noProof/>
               </w:rPr>
-              <w:t>Úroveň 4</w:t>
+              <w:t>Materiály</w:t>
             </w:r>
             <w:r>
               <w:rPr>
@@ -2471,7 +3257,7 @@
                 <w:noProof/>
                 <w:webHidden/>
               </w:rPr>
-              <w:instrText xml:space="preserve"> PAGEREF _Toc215262271 \h </w:instrText>
+              <w:instrText xml:space="preserve"> PAGEREF _Toc216029528 \h </w:instrText>
             </w:r>
             <w:r>
               <w:rPr>
@@ -2491,1211 +3277,7 @@
                 <w:noProof/>
                 <w:webHidden/>
               </w:rPr>
-              <w:t>12</w:t>
-            </w:r>
-            <w:r>
-              <w:rPr>
-                <w:noProof/>
-                <w:webHidden/>
-              </w:rPr>
-              <w:fldChar w:fldCharType="end"/>
-            </w:r>
-          </w:hyperlink>
-        </w:p>
-        <w:p>
-          <w:pPr>
-            <w:pStyle w:val="Obsah2"/>
-            <w:tabs>
-              <w:tab w:val="left" w:pos="960"/>
-              <w:tab w:val="right" w:leader="dot" w:pos="8828"/>
-            </w:tabs>
-            <w:rPr>
-              <w:rFonts w:asciiTheme="minorHAnsi" w:eastAsiaTheme="minorEastAsia" w:hAnsiTheme="minorHAnsi"/>
-              <w:noProof/>
-              <w:lang w:eastAsia="cs-CZ"/>
-            </w:rPr>
-          </w:pPr>
-          <w:hyperlink w:anchor="_Toc215262272" w:history="1">
-            <w:r>
-              <w:rPr>
-                <w:rStyle w:val="Hypertextovodkaz"/>
-                <w:noProof/>
-              </w:rPr>
-              <w:t>5.5</w:t>
-            </w:r>
-            <w:r>
-              <w:rPr>
-                <w:rFonts w:asciiTheme="minorHAnsi" w:eastAsiaTheme="minorEastAsia" w:hAnsiTheme="minorHAnsi"/>
-                <w:noProof/>
-                <w:lang w:eastAsia="cs-CZ"/>
-              </w:rPr>
-              <w:tab/>
-            </w:r>
-            <w:r>
-              <w:rPr>
-                <w:rStyle w:val="Hypertextovodkaz"/>
-                <w:noProof/>
-              </w:rPr>
-              <w:t>Úroveň 5</w:t>
-            </w:r>
-            <w:r>
-              <w:rPr>
-                <w:noProof/>
-                <w:webHidden/>
-              </w:rPr>
-              <w:tab/>
-            </w:r>
-            <w:r>
-              <w:rPr>
-                <w:noProof/>
-                <w:webHidden/>
-              </w:rPr>
-              <w:fldChar w:fldCharType="begin"/>
-            </w:r>
-            <w:r>
-              <w:rPr>
-                <w:noProof/>
-                <w:webHidden/>
-              </w:rPr>
-              <w:instrText xml:space="preserve"> PAGEREF _Toc215262272 \h </w:instrText>
-            </w:r>
-            <w:r>
-              <w:rPr>
-                <w:noProof/>
-                <w:webHidden/>
-              </w:rPr>
-            </w:r>
-            <w:r>
-              <w:rPr>
-                <w:noProof/>
-                <w:webHidden/>
-              </w:rPr>
-              <w:fldChar w:fldCharType="separate"/>
-            </w:r>
-            <w:r>
-              <w:rPr>
-                <w:noProof/>
-                <w:webHidden/>
-              </w:rPr>
-              <w:t>12</w:t>
-            </w:r>
-            <w:r>
-              <w:rPr>
-                <w:noProof/>
-                <w:webHidden/>
-              </w:rPr>
-              <w:fldChar w:fldCharType="end"/>
-            </w:r>
-          </w:hyperlink>
-        </w:p>
-        <w:p>
-          <w:pPr>
-            <w:pStyle w:val="Obsah1"/>
-            <w:tabs>
-              <w:tab w:val="left" w:pos="480"/>
-              <w:tab w:val="right" w:leader="dot" w:pos="8828"/>
-            </w:tabs>
-            <w:rPr>
-              <w:rFonts w:asciiTheme="minorHAnsi" w:eastAsiaTheme="minorEastAsia" w:hAnsiTheme="minorHAnsi"/>
-              <w:noProof/>
-              <w:lang w:eastAsia="cs-CZ"/>
-            </w:rPr>
-          </w:pPr>
-          <w:hyperlink w:anchor="_Toc215262273" w:history="1">
-            <w:r>
-              <w:rPr>
-                <w:rStyle w:val="Hypertextovodkaz"/>
-                <w:noProof/>
-              </w:rPr>
-              <w:t>6.</w:t>
-            </w:r>
-            <w:r>
-              <w:rPr>
-                <w:rFonts w:asciiTheme="minorHAnsi" w:eastAsiaTheme="minorEastAsia" w:hAnsiTheme="minorHAnsi"/>
-                <w:noProof/>
-                <w:lang w:eastAsia="cs-CZ"/>
-              </w:rPr>
-              <w:tab/>
-            </w:r>
-            <w:r>
-              <w:rPr>
-                <w:rStyle w:val="Hypertextovodkaz"/>
-                <w:noProof/>
-              </w:rPr>
-              <w:t>Tvorba postavy</w:t>
-            </w:r>
-            <w:r>
-              <w:rPr>
-                <w:noProof/>
-                <w:webHidden/>
-              </w:rPr>
-              <w:tab/>
-            </w:r>
-            <w:r>
-              <w:rPr>
-                <w:noProof/>
-                <w:webHidden/>
-              </w:rPr>
-              <w:fldChar w:fldCharType="begin"/>
-            </w:r>
-            <w:r>
-              <w:rPr>
-                <w:noProof/>
-                <w:webHidden/>
-              </w:rPr>
-              <w:instrText xml:space="preserve"> PAGEREF _Toc215262273 \h </w:instrText>
-            </w:r>
-            <w:r>
-              <w:rPr>
-                <w:noProof/>
-                <w:webHidden/>
-              </w:rPr>
-            </w:r>
-            <w:r>
-              <w:rPr>
-                <w:noProof/>
-                <w:webHidden/>
-              </w:rPr>
-              <w:fldChar w:fldCharType="separate"/>
-            </w:r>
-            <w:r>
-              <w:rPr>
-                <w:noProof/>
-                <w:webHidden/>
-              </w:rPr>
               <w:t>13</w:t>
-            </w:r>
-            <w:r>
-              <w:rPr>
-                <w:noProof/>
-                <w:webHidden/>
-              </w:rPr>
-              <w:fldChar w:fldCharType="end"/>
-            </w:r>
-          </w:hyperlink>
-        </w:p>
-        <w:p>
-          <w:pPr>
-            <w:pStyle w:val="Obsah2"/>
-            <w:tabs>
-              <w:tab w:val="left" w:pos="960"/>
-              <w:tab w:val="right" w:leader="dot" w:pos="8828"/>
-            </w:tabs>
-            <w:rPr>
-              <w:rFonts w:asciiTheme="minorHAnsi" w:eastAsiaTheme="minorEastAsia" w:hAnsiTheme="minorHAnsi"/>
-              <w:noProof/>
-              <w:lang w:eastAsia="cs-CZ"/>
-            </w:rPr>
-          </w:pPr>
-          <w:hyperlink w:anchor="_Toc215262274" w:history="1">
-            <w:r>
-              <w:rPr>
-                <w:rStyle w:val="Hypertextovodkaz"/>
-                <w:noProof/>
-              </w:rPr>
-              <w:t>6.1</w:t>
-            </w:r>
-            <w:r>
-              <w:rPr>
-                <w:rFonts w:asciiTheme="minorHAnsi" w:eastAsiaTheme="minorEastAsia" w:hAnsiTheme="minorHAnsi"/>
-                <w:noProof/>
-                <w:lang w:eastAsia="cs-CZ"/>
-              </w:rPr>
-              <w:tab/>
-            </w:r>
-            <w:r>
-              <w:rPr>
-                <w:rStyle w:val="Hypertextovodkaz"/>
-                <w:noProof/>
-              </w:rPr>
-              <w:t>Pohyb</w:t>
-            </w:r>
-            <w:r>
-              <w:rPr>
-                <w:noProof/>
-                <w:webHidden/>
-              </w:rPr>
-              <w:tab/>
-            </w:r>
-            <w:r>
-              <w:rPr>
-                <w:noProof/>
-                <w:webHidden/>
-              </w:rPr>
-              <w:fldChar w:fldCharType="begin"/>
-            </w:r>
-            <w:r>
-              <w:rPr>
-                <w:noProof/>
-                <w:webHidden/>
-              </w:rPr>
-              <w:instrText xml:space="preserve"> PAGEREF _Toc215262274 \h </w:instrText>
-            </w:r>
-            <w:r>
-              <w:rPr>
-                <w:noProof/>
-                <w:webHidden/>
-              </w:rPr>
-            </w:r>
-            <w:r>
-              <w:rPr>
-                <w:noProof/>
-                <w:webHidden/>
-              </w:rPr>
-              <w:fldChar w:fldCharType="separate"/>
-            </w:r>
-            <w:r>
-              <w:rPr>
-                <w:noProof/>
-                <w:webHidden/>
-              </w:rPr>
-              <w:t>13</w:t>
-            </w:r>
-            <w:r>
-              <w:rPr>
-                <w:noProof/>
-                <w:webHidden/>
-              </w:rPr>
-              <w:fldChar w:fldCharType="end"/>
-            </w:r>
-          </w:hyperlink>
-        </w:p>
-        <w:p>
-          <w:pPr>
-            <w:pStyle w:val="Obsah1"/>
-            <w:tabs>
-              <w:tab w:val="left" w:pos="480"/>
-              <w:tab w:val="right" w:leader="dot" w:pos="8828"/>
-            </w:tabs>
-            <w:rPr>
-              <w:rFonts w:asciiTheme="minorHAnsi" w:eastAsiaTheme="minorEastAsia" w:hAnsiTheme="minorHAnsi"/>
-              <w:noProof/>
-              <w:lang w:eastAsia="cs-CZ"/>
-            </w:rPr>
-          </w:pPr>
-          <w:hyperlink w:anchor="_Toc215262275" w:history="1">
-            <w:r>
-              <w:rPr>
-                <w:rStyle w:val="Hypertextovodkaz"/>
-                <w:noProof/>
-              </w:rPr>
-              <w:t>7.</w:t>
-            </w:r>
-            <w:r>
-              <w:rPr>
-                <w:rFonts w:asciiTheme="minorHAnsi" w:eastAsiaTheme="minorEastAsia" w:hAnsiTheme="minorHAnsi"/>
-                <w:noProof/>
-                <w:lang w:eastAsia="cs-CZ"/>
-              </w:rPr>
-              <w:tab/>
-            </w:r>
-            <w:r>
-              <w:rPr>
-                <w:rStyle w:val="Hypertextovodkaz"/>
-                <w:noProof/>
-              </w:rPr>
-              <w:t>Kontrola dopravních předpisů</w:t>
-            </w:r>
-            <w:r>
-              <w:rPr>
-                <w:noProof/>
-                <w:webHidden/>
-              </w:rPr>
-              <w:tab/>
-            </w:r>
-            <w:r>
-              <w:rPr>
-                <w:noProof/>
-                <w:webHidden/>
-              </w:rPr>
-              <w:fldChar w:fldCharType="begin"/>
-            </w:r>
-            <w:r>
-              <w:rPr>
-                <w:noProof/>
-                <w:webHidden/>
-              </w:rPr>
-              <w:instrText xml:space="preserve"> PAGEREF _Toc215262275 \h </w:instrText>
-            </w:r>
-            <w:r>
-              <w:rPr>
-                <w:noProof/>
-                <w:webHidden/>
-              </w:rPr>
-            </w:r>
-            <w:r>
-              <w:rPr>
-                <w:noProof/>
-                <w:webHidden/>
-              </w:rPr>
-              <w:fldChar w:fldCharType="separate"/>
-            </w:r>
-            <w:r>
-              <w:rPr>
-                <w:noProof/>
-                <w:webHidden/>
-              </w:rPr>
-              <w:t>13</w:t>
-            </w:r>
-            <w:r>
-              <w:rPr>
-                <w:noProof/>
-                <w:webHidden/>
-              </w:rPr>
-              <w:fldChar w:fldCharType="end"/>
-            </w:r>
-          </w:hyperlink>
-        </w:p>
-        <w:p>
-          <w:pPr>
-            <w:pStyle w:val="Obsah2"/>
-            <w:tabs>
-              <w:tab w:val="left" w:pos="960"/>
-              <w:tab w:val="right" w:leader="dot" w:pos="8828"/>
-            </w:tabs>
-            <w:rPr>
-              <w:rFonts w:asciiTheme="minorHAnsi" w:eastAsiaTheme="minorEastAsia" w:hAnsiTheme="minorHAnsi"/>
-              <w:noProof/>
-              <w:lang w:eastAsia="cs-CZ"/>
-            </w:rPr>
-          </w:pPr>
-          <w:hyperlink w:anchor="_Toc215262276" w:history="1">
-            <w:r>
-              <w:rPr>
-                <w:rStyle w:val="Hypertextovodkaz"/>
-                <w:noProof/>
-              </w:rPr>
-              <w:t>7.1</w:t>
-            </w:r>
-            <w:r>
-              <w:rPr>
-                <w:rFonts w:asciiTheme="minorHAnsi" w:eastAsiaTheme="minorEastAsia" w:hAnsiTheme="minorHAnsi"/>
-                <w:noProof/>
-                <w:lang w:eastAsia="cs-CZ"/>
-              </w:rPr>
-              <w:tab/>
-            </w:r>
-            <w:r>
-              <w:rPr>
-                <w:rStyle w:val="Hypertextovodkaz"/>
-                <w:noProof/>
-              </w:rPr>
-              <w:t>Dopravní značky</w:t>
-            </w:r>
-            <w:r>
-              <w:rPr>
-                <w:noProof/>
-                <w:webHidden/>
-              </w:rPr>
-              <w:tab/>
-            </w:r>
-            <w:r>
-              <w:rPr>
-                <w:noProof/>
-                <w:webHidden/>
-              </w:rPr>
-              <w:fldChar w:fldCharType="begin"/>
-            </w:r>
-            <w:r>
-              <w:rPr>
-                <w:noProof/>
-                <w:webHidden/>
-              </w:rPr>
-              <w:instrText xml:space="preserve"> PAGEREF _Toc215262276 \h </w:instrText>
-            </w:r>
-            <w:r>
-              <w:rPr>
-                <w:noProof/>
-                <w:webHidden/>
-              </w:rPr>
-            </w:r>
-            <w:r>
-              <w:rPr>
-                <w:noProof/>
-                <w:webHidden/>
-              </w:rPr>
-              <w:fldChar w:fldCharType="separate"/>
-            </w:r>
-            <w:r>
-              <w:rPr>
-                <w:noProof/>
-                <w:webHidden/>
-              </w:rPr>
-              <w:t>13</w:t>
-            </w:r>
-            <w:r>
-              <w:rPr>
-                <w:noProof/>
-                <w:webHidden/>
-              </w:rPr>
-              <w:fldChar w:fldCharType="end"/>
-            </w:r>
-          </w:hyperlink>
-        </w:p>
-        <w:p>
-          <w:pPr>
-            <w:pStyle w:val="Obsah2"/>
-            <w:tabs>
-              <w:tab w:val="left" w:pos="960"/>
-              <w:tab w:val="right" w:leader="dot" w:pos="8828"/>
-            </w:tabs>
-            <w:rPr>
-              <w:rFonts w:asciiTheme="minorHAnsi" w:eastAsiaTheme="minorEastAsia" w:hAnsiTheme="minorHAnsi"/>
-              <w:noProof/>
-              <w:lang w:eastAsia="cs-CZ"/>
-            </w:rPr>
-          </w:pPr>
-          <w:hyperlink w:anchor="_Toc215262277" w:history="1">
-            <w:r>
-              <w:rPr>
-                <w:rStyle w:val="Hypertextovodkaz"/>
-                <w:noProof/>
-              </w:rPr>
-              <w:t>7.2</w:t>
-            </w:r>
-            <w:r>
-              <w:rPr>
-                <w:rFonts w:asciiTheme="minorHAnsi" w:eastAsiaTheme="minorEastAsia" w:hAnsiTheme="minorHAnsi"/>
-                <w:noProof/>
-                <w:lang w:eastAsia="cs-CZ"/>
-              </w:rPr>
-              <w:tab/>
-            </w:r>
-            <w:r>
-              <w:rPr>
-                <w:rStyle w:val="Hypertextovodkaz"/>
-                <w:noProof/>
-              </w:rPr>
-              <w:t>Rychlostní limit</w:t>
-            </w:r>
-            <w:r>
-              <w:rPr>
-                <w:noProof/>
-                <w:webHidden/>
-              </w:rPr>
-              <w:tab/>
-            </w:r>
-            <w:r>
-              <w:rPr>
-                <w:noProof/>
-                <w:webHidden/>
-              </w:rPr>
-              <w:fldChar w:fldCharType="begin"/>
-            </w:r>
-            <w:r>
-              <w:rPr>
-                <w:noProof/>
-                <w:webHidden/>
-              </w:rPr>
-              <w:instrText xml:space="preserve"> PAGEREF _Toc215262277 \h </w:instrText>
-            </w:r>
-            <w:r>
-              <w:rPr>
-                <w:noProof/>
-                <w:webHidden/>
-              </w:rPr>
-            </w:r>
-            <w:r>
-              <w:rPr>
-                <w:noProof/>
-                <w:webHidden/>
-              </w:rPr>
-              <w:fldChar w:fldCharType="separate"/>
-            </w:r>
-            <w:r>
-              <w:rPr>
-                <w:noProof/>
-                <w:webHidden/>
-              </w:rPr>
-              <w:t>13</w:t>
-            </w:r>
-            <w:r>
-              <w:rPr>
-                <w:noProof/>
-                <w:webHidden/>
-              </w:rPr>
-              <w:fldChar w:fldCharType="end"/>
-            </w:r>
-          </w:hyperlink>
-        </w:p>
-        <w:p>
-          <w:pPr>
-            <w:pStyle w:val="Obsah2"/>
-            <w:tabs>
-              <w:tab w:val="left" w:pos="960"/>
-              <w:tab w:val="right" w:leader="dot" w:pos="8828"/>
-            </w:tabs>
-            <w:rPr>
-              <w:rFonts w:asciiTheme="minorHAnsi" w:eastAsiaTheme="minorEastAsia" w:hAnsiTheme="minorHAnsi"/>
-              <w:noProof/>
-              <w:lang w:eastAsia="cs-CZ"/>
-            </w:rPr>
-          </w:pPr>
-          <w:hyperlink w:anchor="_Toc215262278" w:history="1">
-            <w:r>
-              <w:rPr>
-                <w:rStyle w:val="Hypertextovodkaz"/>
-                <w:noProof/>
-              </w:rPr>
-              <w:t>7.3</w:t>
-            </w:r>
-            <w:r>
-              <w:rPr>
-                <w:rFonts w:asciiTheme="minorHAnsi" w:eastAsiaTheme="minorEastAsia" w:hAnsiTheme="minorHAnsi"/>
-                <w:noProof/>
-                <w:lang w:eastAsia="cs-CZ"/>
-              </w:rPr>
-              <w:tab/>
-            </w:r>
-            <w:r>
-              <w:rPr>
-                <w:rStyle w:val="Hypertextovodkaz"/>
-                <w:noProof/>
-              </w:rPr>
-              <w:t>Kontrola přednosti</w:t>
-            </w:r>
-            <w:r>
-              <w:rPr>
-                <w:noProof/>
-                <w:webHidden/>
-              </w:rPr>
-              <w:tab/>
-            </w:r>
-            <w:r>
-              <w:rPr>
-                <w:noProof/>
-                <w:webHidden/>
-              </w:rPr>
-              <w:fldChar w:fldCharType="begin"/>
-            </w:r>
-            <w:r>
-              <w:rPr>
-                <w:noProof/>
-                <w:webHidden/>
-              </w:rPr>
-              <w:instrText xml:space="preserve"> PAGEREF _Toc215262278 \h </w:instrText>
-            </w:r>
-            <w:r>
-              <w:rPr>
-                <w:noProof/>
-                <w:webHidden/>
-              </w:rPr>
-            </w:r>
-            <w:r>
-              <w:rPr>
-                <w:noProof/>
-                <w:webHidden/>
-              </w:rPr>
-              <w:fldChar w:fldCharType="separate"/>
-            </w:r>
-            <w:r>
-              <w:rPr>
-                <w:noProof/>
-                <w:webHidden/>
-              </w:rPr>
-              <w:t>13</w:t>
-            </w:r>
-            <w:r>
-              <w:rPr>
-                <w:noProof/>
-                <w:webHidden/>
-              </w:rPr>
-              <w:fldChar w:fldCharType="end"/>
-            </w:r>
-          </w:hyperlink>
-        </w:p>
-        <w:p>
-          <w:pPr>
-            <w:pStyle w:val="Obsah2"/>
-            <w:tabs>
-              <w:tab w:val="left" w:pos="960"/>
-              <w:tab w:val="right" w:leader="dot" w:pos="8828"/>
-            </w:tabs>
-            <w:rPr>
-              <w:rFonts w:asciiTheme="minorHAnsi" w:eastAsiaTheme="minorEastAsia" w:hAnsiTheme="minorHAnsi"/>
-              <w:noProof/>
-              <w:lang w:eastAsia="cs-CZ"/>
-            </w:rPr>
-          </w:pPr>
-          <w:hyperlink w:anchor="_Toc215262279" w:history="1">
-            <w:r>
-              <w:rPr>
-                <w:rStyle w:val="Hypertextovodkaz"/>
-                <w:noProof/>
-              </w:rPr>
-              <w:t>7.4</w:t>
-            </w:r>
-            <w:r>
-              <w:rPr>
-                <w:rFonts w:asciiTheme="minorHAnsi" w:eastAsiaTheme="minorEastAsia" w:hAnsiTheme="minorHAnsi"/>
-                <w:noProof/>
-                <w:lang w:eastAsia="cs-CZ"/>
-              </w:rPr>
-              <w:tab/>
-            </w:r>
-            <w:r>
-              <w:rPr>
-                <w:rStyle w:val="Hypertextovodkaz"/>
-                <w:noProof/>
-              </w:rPr>
-              <w:t>Funkcionalita semaforů</w:t>
-            </w:r>
-            <w:r>
-              <w:rPr>
-                <w:noProof/>
-                <w:webHidden/>
-              </w:rPr>
-              <w:tab/>
-            </w:r>
-            <w:r>
-              <w:rPr>
-                <w:noProof/>
-                <w:webHidden/>
-              </w:rPr>
-              <w:fldChar w:fldCharType="begin"/>
-            </w:r>
-            <w:r>
-              <w:rPr>
-                <w:noProof/>
-                <w:webHidden/>
-              </w:rPr>
-              <w:instrText xml:space="preserve"> PAGEREF _Toc215262279 \h </w:instrText>
-            </w:r>
-            <w:r>
-              <w:rPr>
-                <w:noProof/>
-                <w:webHidden/>
-              </w:rPr>
-            </w:r>
-            <w:r>
-              <w:rPr>
-                <w:noProof/>
-                <w:webHidden/>
-              </w:rPr>
-              <w:fldChar w:fldCharType="separate"/>
-            </w:r>
-            <w:r>
-              <w:rPr>
-                <w:noProof/>
-                <w:webHidden/>
-              </w:rPr>
-              <w:t>13</w:t>
-            </w:r>
-            <w:r>
-              <w:rPr>
-                <w:noProof/>
-                <w:webHidden/>
-              </w:rPr>
-              <w:fldChar w:fldCharType="end"/>
-            </w:r>
-          </w:hyperlink>
-        </w:p>
-        <w:p>
-          <w:pPr>
-            <w:pStyle w:val="Obsah1"/>
-            <w:tabs>
-              <w:tab w:val="left" w:pos="480"/>
-              <w:tab w:val="right" w:leader="dot" w:pos="8828"/>
-            </w:tabs>
-            <w:rPr>
-              <w:rFonts w:asciiTheme="minorHAnsi" w:eastAsiaTheme="minorEastAsia" w:hAnsiTheme="minorHAnsi"/>
-              <w:noProof/>
-              <w:lang w:eastAsia="cs-CZ"/>
-            </w:rPr>
-          </w:pPr>
-          <w:hyperlink w:anchor="_Toc215262280" w:history="1">
-            <w:r>
-              <w:rPr>
-                <w:rStyle w:val="Hypertextovodkaz"/>
-                <w:noProof/>
-              </w:rPr>
-              <w:t>8.</w:t>
-            </w:r>
-            <w:r>
-              <w:rPr>
-                <w:rFonts w:asciiTheme="minorHAnsi" w:eastAsiaTheme="minorEastAsia" w:hAnsiTheme="minorHAnsi"/>
-                <w:noProof/>
-                <w:lang w:eastAsia="cs-CZ"/>
-              </w:rPr>
-              <w:tab/>
-            </w:r>
-            <w:r>
-              <w:rPr>
-                <w:rStyle w:val="Hypertextovodkaz"/>
-                <w:noProof/>
-              </w:rPr>
-              <w:t>Grafická stránka hry</w:t>
-            </w:r>
-            <w:r>
-              <w:rPr>
-                <w:noProof/>
-                <w:webHidden/>
-              </w:rPr>
-              <w:tab/>
-            </w:r>
-            <w:r>
-              <w:rPr>
-                <w:noProof/>
-                <w:webHidden/>
-              </w:rPr>
-              <w:fldChar w:fldCharType="begin"/>
-            </w:r>
-            <w:r>
-              <w:rPr>
-                <w:noProof/>
-                <w:webHidden/>
-              </w:rPr>
-              <w:instrText xml:space="preserve"> PAGEREF _Toc215262280 \h </w:instrText>
-            </w:r>
-            <w:r>
-              <w:rPr>
-                <w:noProof/>
-                <w:webHidden/>
-              </w:rPr>
-            </w:r>
-            <w:r>
-              <w:rPr>
-                <w:noProof/>
-                <w:webHidden/>
-              </w:rPr>
-              <w:fldChar w:fldCharType="separate"/>
-            </w:r>
-            <w:r>
-              <w:rPr>
-                <w:noProof/>
-                <w:webHidden/>
-              </w:rPr>
-              <w:t>13</w:t>
-            </w:r>
-            <w:r>
-              <w:rPr>
-                <w:noProof/>
-                <w:webHidden/>
-              </w:rPr>
-              <w:fldChar w:fldCharType="end"/>
-            </w:r>
-          </w:hyperlink>
-        </w:p>
-        <w:p>
-          <w:pPr>
-            <w:pStyle w:val="Obsah2"/>
-            <w:tabs>
-              <w:tab w:val="left" w:pos="960"/>
-              <w:tab w:val="right" w:leader="dot" w:pos="8828"/>
-            </w:tabs>
-            <w:rPr>
-              <w:rFonts w:asciiTheme="minorHAnsi" w:eastAsiaTheme="minorEastAsia" w:hAnsiTheme="minorHAnsi"/>
-              <w:noProof/>
-              <w:lang w:eastAsia="cs-CZ"/>
-            </w:rPr>
-          </w:pPr>
-          <w:hyperlink w:anchor="_Toc215262281" w:history="1">
-            <w:r>
-              <w:rPr>
-                <w:rStyle w:val="Hypertextovodkaz"/>
-                <w:noProof/>
-              </w:rPr>
-              <w:t>8.1</w:t>
-            </w:r>
-            <w:r>
-              <w:rPr>
-                <w:rFonts w:asciiTheme="minorHAnsi" w:eastAsiaTheme="minorEastAsia" w:hAnsiTheme="minorHAnsi"/>
-                <w:noProof/>
-                <w:lang w:eastAsia="cs-CZ"/>
-              </w:rPr>
-              <w:tab/>
-            </w:r>
-            <w:r>
-              <w:rPr>
-                <w:rStyle w:val="Hypertextovodkaz"/>
-                <w:noProof/>
-              </w:rPr>
-              <w:t>Šipky určující směr jízdy</w:t>
-            </w:r>
-            <w:r>
-              <w:rPr>
-                <w:noProof/>
-                <w:webHidden/>
-              </w:rPr>
-              <w:tab/>
-            </w:r>
-            <w:r>
-              <w:rPr>
-                <w:noProof/>
-                <w:webHidden/>
-              </w:rPr>
-              <w:fldChar w:fldCharType="begin"/>
-            </w:r>
-            <w:r>
-              <w:rPr>
-                <w:noProof/>
-                <w:webHidden/>
-              </w:rPr>
-              <w:instrText xml:space="preserve"> PAGEREF _Toc215262281 \h </w:instrText>
-            </w:r>
-            <w:r>
-              <w:rPr>
-                <w:noProof/>
-                <w:webHidden/>
-              </w:rPr>
-            </w:r>
-            <w:r>
-              <w:rPr>
-                <w:noProof/>
-                <w:webHidden/>
-              </w:rPr>
-              <w:fldChar w:fldCharType="separate"/>
-            </w:r>
-            <w:r>
-              <w:rPr>
-                <w:noProof/>
-                <w:webHidden/>
-              </w:rPr>
-              <w:t>13</w:t>
-            </w:r>
-            <w:r>
-              <w:rPr>
-                <w:noProof/>
-                <w:webHidden/>
-              </w:rPr>
-              <w:fldChar w:fldCharType="end"/>
-            </w:r>
-          </w:hyperlink>
-        </w:p>
-        <w:p>
-          <w:pPr>
-            <w:pStyle w:val="Obsah2"/>
-            <w:tabs>
-              <w:tab w:val="left" w:pos="960"/>
-              <w:tab w:val="right" w:leader="dot" w:pos="8828"/>
-            </w:tabs>
-            <w:rPr>
-              <w:rFonts w:asciiTheme="minorHAnsi" w:eastAsiaTheme="minorEastAsia" w:hAnsiTheme="minorHAnsi"/>
-              <w:noProof/>
-              <w:lang w:eastAsia="cs-CZ"/>
-            </w:rPr>
-          </w:pPr>
-          <w:hyperlink w:anchor="_Toc215262282" w:history="1">
-            <w:r>
-              <w:rPr>
-                <w:rStyle w:val="Hypertextovodkaz"/>
-                <w:noProof/>
-              </w:rPr>
-              <w:t>8.2</w:t>
-            </w:r>
-            <w:r>
-              <w:rPr>
-                <w:rFonts w:asciiTheme="minorHAnsi" w:eastAsiaTheme="minorEastAsia" w:hAnsiTheme="minorHAnsi"/>
-                <w:noProof/>
-                <w:lang w:eastAsia="cs-CZ"/>
-              </w:rPr>
-              <w:tab/>
-            </w:r>
-            <w:r>
-              <w:rPr>
-                <w:rStyle w:val="Hypertextovodkaz"/>
-                <w:noProof/>
-              </w:rPr>
-              <w:t>Dopravní značky</w:t>
-            </w:r>
-            <w:r>
-              <w:rPr>
-                <w:noProof/>
-                <w:webHidden/>
-              </w:rPr>
-              <w:tab/>
-            </w:r>
-            <w:r>
-              <w:rPr>
-                <w:noProof/>
-                <w:webHidden/>
-              </w:rPr>
-              <w:fldChar w:fldCharType="begin"/>
-            </w:r>
-            <w:r>
-              <w:rPr>
-                <w:noProof/>
-                <w:webHidden/>
-              </w:rPr>
-              <w:instrText xml:space="preserve"> PAGEREF _Toc215262282 \h </w:instrText>
-            </w:r>
-            <w:r>
-              <w:rPr>
-                <w:noProof/>
-                <w:webHidden/>
-              </w:rPr>
-            </w:r>
-            <w:r>
-              <w:rPr>
-                <w:noProof/>
-                <w:webHidden/>
-              </w:rPr>
-              <w:fldChar w:fldCharType="separate"/>
-            </w:r>
-            <w:r>
-              <w:rPr>
-                <w:noProof/>
-                <w:webHidden/>
-              </w:rPr>
-              <w:t>13</w:t>
-            </w:r>
-            <w:r>
-              <w:rPr>
-                <w:noProof/>
-                <w:webHidden/>
-              </w:rPr>
-              <w:fldChar w:fldCharType="end"/>
-            </w:r>
-          </w:hyperlink>
-        </w:p>
-        <w:p>
-          <w:pPr>
-            <w:pStyle w:val="Obsah2"/>
-            <w:tabs>
-              <w:tab w:val="left" w:pos="960"/>
-              <w:tab w:val="right" w:leader="dot" w:pos="8828"/>
-            </w:tabs>
-            <w:rPr>
-              <w:rFonts w:asciiTheme="minorHAnsi" w:eastAsiaTheme="minorEastAsia" w:hAnsiTheme="minorHAnsi"/>
-              <w:noProof/>
-              <w:lang w:eastAsia="cs-CZ"/>
-            </w:rPr>
-          </w:pPr>
-          <w:hyperlink w:anchor="_Toc215262283" w:history="1">
-            <w:r>
-              <w:rPr>
-                <w:rStyle w:val="Hypertextovodkaz"/>
-                <w:noProof/>
-              </w:rPr>
-              <w:t>8.3</w:t>
-            </w:r>
-            <w:r>
-              <w:rPr>
-                <w:rFonts w:asciiTheme="minorHAnsi" w:eastAsiaTheme="minorEastAsia" w:hAnsiTheme="minorHAnsi"/>
-                <w:noProof/>
-                <w:lang w:eastAsia="cs-CZ"/>
-              </w:rPr>
-              <w:tab/>
-            </w:r>
-            <w:r>
-              <w:rPr>
-                <w:rStyle w:val="Hypertextovodkaz"/>
-                <w:noProof/>
-              </w:rPr>
-              <w:t>Souhrn nesplněných dopravních předpisů</w:t>
-            </w:r>
-            <w:r>
-              <w:rPr>
-                <w:noProof/>
-                <w:webHidden/>
-              </w:rPr>
-              <w:tab/>
-            </w:r>
-            <w:r>
-              <w:rPr>
-                <w:noProof/>
-                <w:webHidden/>
-              </w:rPr>
-              <w:fldChar w:fldCharType="begin"/>
-            </w:r>
-            <w:r>
-              <w:rPr>
-                <w:noProof/>
-                <w:webHidden/>
-              </w:rPr>
-              <w:instrText xml:space="preserve"> PAGEREF _Toc215262283 \h </w:instrText>
-            </w:r>
-            <w:r>
-              <w:rPr>
-                <w:noProof/>
-                <w:webHidden/>
-              </w:rPr>
-            </w:r>
-            <w:r>
-              <w:rPr>
-                <w:noProof/>
-                <w:webHidden/>
-              </w:rPr>
-              <w:fldChar w:fldCharType="separate"/>
-            </w:r>
-            <w:r>
-              <w:rPr>
-                <w:noProof/>
-                <w:webHidden/>
-              </w:rPr>
-              <w:t>13</w:t>
-            </w:r>
-            <w:r>
-              <w:rPr>
-                <w:noProof/>
-                <w:webHidden/>
-              </w:rPr>
-              <w:fldChar w:fldCharType="end"/>
-            </w:r>
-          </w:hyperlink>
-        </w:p>
-        <w:p>
-          <w:pPr>
-            <w:pStyle w:val="Obsah2"/>
-            <w:tabs>
-              <w:tab w:val="left" w:pos="960"/>
-              <w:tab w:val="right" w:leader="dot" w:pos="8828"/>
-            </w:tabs>
-            <w:rPr>
-              <w:rFonts w:asciiTheme="minorHAnsi" w:eastAsiaTheme="minorEastAsia" w:hAnsiTheme="minorHAnsi"/>
-              <w:noProof/>
-              <w:lang w:eastAsia="cs-CZ"/>
-            </w:rPr>
-          </w:pPr>
-          <w:hyperlink w:anchor="_Toc215262284" w:history="1">
-            <w:r>
-              <w:rPr>
-                <w:rStyle w:val="Hypertextovodkaz"/>
-                <w:noProof/>
-              </w:rPr>
-              <w:t>8.4</w:t>
-            </w:r>
-            <w:r>
-              <w:rPr>
-                <w:rFonts w:asciiTheme="minorHAnsi" w:eastAsiaTheme="minorEastAsia" w:hAnsiTheme="minorHAnsi"/>
-                <w:noProof/>
-                <w:lang w:eastAsia="cs-CZ"/>
-              </w:rPr>
-              <w:tab/>
-            </w:r>
-            <w:r>
-              <w:rPr>
-                <w:rStyle w:val="Hypertextovodkaz"/>
-                <w:noProof/>
-              </w:rPr>
-              <w:t>Materiály</w:t>
-            </w:r>
-            <w:r>
-              <w:rPr>
-                <w:noProof/>
-                <w:webHidden/>
-              </w:rPr>
-              <w:tab/>
-            </w:r>
-            <w:r>
-              <w:rPr>
-                <w:noProof/>
-                <w:webHidden/>
-              </w:rPr>
-              <w:fldChar w:fldCharType="begin"/>
-            </w:r>
-            <w:r>
-              <w:rPr>
-                <w:noProof/>
-                <w:webHidden/>
-              </w:rPr>
-              <w:instrText xml:space="preserve"> PAGEREF _Toc215262284 \h </w:instrText>
-            </w:r>
-            <w:r>
-              <w:rPr>
-                <w:noProof/>
-                <w:webHidden/>
-              </w:rPr>
-            </w:r>
-            <w:r>
-              <w:rPr>
-                <w:noProof/>
-                <w:webHidden/>
-              </w:rPr>
-              <w:fldChar w:fldCharType="separate"/>
-            </w:r>
-            <w:r>
-              <w:rPr>
-                <w:noProof/>
-                <w:webHidden/>
-              </w:rPr>
-              <w:t>13</w:t>
-            </w:r>
-            <w:r>
-              <w:rPr>
-                <w:noProof/>
-                <w:webHidden/>
-              </w:rPr>
-              <w:fldChar w:fldCharType="end"/>
-            </w:r>
-          </w:hyperlink>
-        </w:p>
-        <w:p>
-          <w:pPr>
-            <w:pStyle w:val="Obsah1"/>
-            <w:tabs>
-              <w:tab w:val="left" w:pos="480"/>
-              <w:tab w:val="right" w:leader="dot" w:pos="8828"/>
-            </w:tabs>
-            <w:rPr>
-              <w:rFonts w:asciiTheme="minorHAnsi" w:eastAsiaTheme="minorEastAsia" w:hAnsiTheme="minorHAnsi"/>
-              <w:noProof/>
-              <w:lang w:eastAsia="cs-CZ"/>
-            </w:rPr>
-          </w:pPr>
-          <w:hyperlink w:anchor="_Toc215262285" w:history="1">
-            <w:r>
-              <w:rPr>
-                <w:rStyle w:val="Hypertextovodkaz"/>
-                <w:noProof/>
-              </w:rPr>
-              <w:t>9.</w:t>
-            </w:r>
-            <w:r>
-              <w:rPr>
-                <w:rFonts w:asciiTheme="minorHAnsi" w:eastAsiaTheme="minorEastAsia" w:hAnsiTheme="minorHAnsi"/>
-                <w:noProof/>
-                <w:lang w:eastAsia="cs-CZ"/>
-              </w:rPr>
-              <w:tab/>
-            </w:r>
-            <w:r>
-              <w:rPr>
-                <w:rStyle w:val="Hypertextovodkaz"/>
-                <w:noProof/>
-              </w:rPr>
-              <w:t>Závěr</w:t>
-            </w:r>
-            <w:r>
-              <w:rPr>
-                <w:noProof/>
-                <w:webHidden/>
-              </w:rPr>
-              <w:tab/>
-            </w:r>
-            <w:r>
-              <w:rPr>
-                <w:noProof/>
-                <w:webHidden/>
-              </w:rPr>
-              <w:fldChar w:fldCharType="begin"/>
-            </w:r>
-            <w:r>
-              <w:rPr>
-                <w:noProof/>
-                <w:webHidden/>
-              </w:rPr>
-              <w:instrText xml:space="preserve"> PAGEREF _Toc215262285 \h </w:instrText>
-            </w:r>
-            <w:r>
-              <w:rPr>
-                <w:noProof/>
-                <w:webHidden/>
-              </w:rPr>
-            </w:r>
-            <w:r>
-              <w:rPr>
-                <w:noProof/>
-                <w:webHidden/>
-              </w:rPr>
-              <w:fldChar w:fldCharType="separate"/>
-            </w:r>
-            <w:r>
-              <w:rPr>
-                <w:noProof/>
-                <w:webHidden/>
-              </w:rPr>
-              <w:t>14</w:t>
             </w:r>
             <w:r>
               <w:rPr>
@@ -3712,7 +3294,6 @@
               <w:b/>
               <w:bCs/>
             </w:rPr>
-            <w:lastRenderedPageBreak/>
             <w:fldChar w:fldCharType="end"/>
           </w:r>
         </w:p>
@@ -3729,47 +3310,154 @@
     </w:p>
     <w:p>
       <w:pPr>
-        <w:spacing w:after="160" w:line="278" w:lineRule="auto"/>
-        <w:jc w:val="left"/>
-      </w:pPr>
-    </w:p>
-    <w:p>
-      <w:pPr>
         <w:pStyle w:val="Nadpis1"/>
         <w:numPr>
           <w:ilvl w:val="0"/>
-          <w:numId w:val="3"/>
+          <w:numId w:val="0"/>
         </w:numPr>
+      </w:pPr>
+      <w:proofErr w:type="spellStart"/>
+      <w:r>
+        <w:lastRenderedPageBreak/>
+        <w:t>Seznam</w:t>
+      </w:r>
+      <w:proofErr w:type="spellEnd"/>
+      <w:r>
+        <w:t xml:space="preserve"> </w:t>
+      </w:r>
+      <w:proofErr w:type="spellStart"/>
+      <w:r>
+        <w:t>obrázků</w:t>
+      </w:r>
+      <w:proofErr w:type="spellEnd"/>
+      <w:r>
+        <w:t xml:space="preserve"> a </w:t>
+      </w:r>
+      <w:proofErr w:type="spellStart"/>
+      <w:r>
+        <w:t>tabulek</w:t>
+      </w:r>
+      <w:proofErr w:type="spellEnd"/>
+    </w:p>
+    <w:p>
+      <w:pPr>
+        <w:pStyle w:val="Seznamobrzk"/>
+        <w:tabs>
+          <w:tab w:val="left" w:pos="720"/>
+          <w:tab w:val="right" w:leader="dot" w:pos="8828"/>
+        </w:tabs>
         <w:rPr>
-          <w:lang w:val="cs-CZ"/>
+          <w:rFonts w:asciiTheme="minorHAnsi" w:eastAsiaTheme="minorEastAsia" w:hAnsiTheme="minorHAnsi"/>
+          <w:lang w:eastAsia="cs-CZ"/>
         </w:rPr>
       </w:pPr>
-      <w:bookmarkStart w:id="2" w:name="_Toc215262258"/>
-      <w:r>
+      <w:r>
+        <w:fldChar w:fldCharType="begin"/>
+      </w:r>
+      <w:r>
+        <w:instrText xml:space="preserve"> TOC \f f \h \z \t "Citát,1" \c "Obrázek" </w:instrText>
+      </w:r>
+      <w:r>
+        <w:fldChar w:fldCharType="separate"/>
+      </w:r>
+      <w:hyperlink w:anchor="_Toc215762693" w:history="1">
+        <w:r>
+          <w:rPr>
+            <w:rStyle w:val="Hypertextovodkaz"/>
+          </w:rPr>
+          <w:t>Obrázek 1 - Nastavení průhledného materiálu</w:t>
+        </w:r>
+        <w:r>
+          <w:rPr>
+            <w:webHidden/>
+          </w:rPr>
+          <w:tab/>
+        </w:r>
+        <w:r>
+          <w:rPr>
+            <w:webHidden/>
+          </w:rPr>
+          <w:fldChar w:fldCharType="begin"/>
+        </w:r>
+        <w:r>
+          <w:rPr>
+            <w:webHidden/>
+          </w:rPr>
+          <w:instrText xml:space="preserve"> PAGEREF _Toc215762693 \h </w:instrText>
+        </w:r>
+        <w:r>
+          <w:rPr>
+            <w:webHidden/>
+          </w:rPr>
+        </w:r>
+        <w:r>
+          <w:rPr>
+            <w:webHidden/>
+          </w:rPr>
+          <w:fldChar w:fldCharType="separate"/>
+        </w:r>
+        <w:r>
+          <w:rPr>
+            <w:webHidden/>
+          </w:rPr>
+          <w:t>15</w:t>
+        </w:r>
+        <w:r>
+          <w:rPr>
+            <w:webHidden/>
+          </w:rPr>
+          <w:fldChar w:fldCharType="end"/>
+        </w:r>
+      </w:hyperlink>
+    </w:p>
+    <w:p>
+      <w:pPr>
+        <w:spacing w:after="160" w:line="278" w:lineRule="auto"/>
+        <w:jc w:val="left"/>
+      </w:pPr>
+      <w:r>
+        <w:fldChar w:fldCharType="end"/>
+      </w:r>
+    </w:p>
+    <w:p>
+      <w:pPr>
+        <w:spacing w:after="160" w:line="278" w:lineRule="auto"/>
+        <w:jc w:val="left"/>
         <w:rPr>
-          <w:lang w:val="cs-CZ"/>
+          <w:rFonts w:eastAsiaTheme="majorEastAsia" w:cstheme="majorBidi"/>
+          <w:b/>
+          <w:smallCaps/>
+          <w:kern w:val="36"/>
+          <w:sz w:val="36"/>
+          <w:szCs w:val="36"/>
+          <w:lang w:val="en-US"/>
         </w:rPr>
+      </w:pPr>
+      <w:r>
+        <w:br w:type="page"/>
+      </w:r>
+    </w:p>
+    <w:p>
+      <w:pPr>
+        <w:pStyle w:val="Nadpis1"/>
+        <w:numPr>
+          <w:ilvl w:val="0"/>
+          <w:numId w:val="0"/>
+        </w:numPr>
+      </w:pPr>
+      <w:proofErr w:type="spellStart"/>
+      <w:r>
+        <w:lastRenderedPageBreak/>
         <w:t>Úvod</w:t>
       </w:r>
-      <w:bookmarkEnd w:id="2"/>
+      <w:proofErr w:type="spellEnd"/>
     </w:p>
     <w:p>
       <w:pPr>
         <w:pStyle w:val="Zkladntext"/>
-        <w:spacing w:before="1" w:line="360" w:lineRule="auto"/>
-        <w:ind w:left="720" w:right="109"/>
-        <w:jc w:val="both"/>
-      </w:pPr>
-      <w:r>
-        <w:t xml:space="preserve">Cílem této práce je vytvoření </w:t>
-      </w:r>
-      <w:proofErr w:type="gramStart"/>
-      <w:r>
-        <w:t>3D</w:t>
-      </w:r>
-      <w:proofErr w:type="gramEnd"/>
-      <w:r>
-        <w:t xml:space="preserve"> dopravní hry, která by v budoucnu mohla sloužit pro </w:t>
+      </w:pPr>
+      <w:r>
+        <w:t xml:space="preserve">Cílem této práce je vytvoření 3D dopravní hry, která by v budoucnu mohla sloužit pro </w:t>
       </w:r>
       <w:r>
         <w:t>osvojení</w:t>
@@ -3887,34 +3575,6 @@
     </w:p>
     <w:p>
       <w:pPr>
-        <w:ind w:firstLine="360"/>
-        <w:rPr>
-          <w:b/>
-          <w:bCs/>
-        </w:rPr>
-      </w:pPr>
-      <w:r>
-        <w:rPr>
-          <w:b/>
-          <w:bCs/>
-        </w:rPr>
-        <w:lastRenderedPageBreak/>
-        <w:t>Seznam obrázků a tabulek</w:t>
-      </w:r>
-    </w:p>
-    <w:p/>
-    <w:p>
-      <w:pPr>
-        <w:spacing w:after="160" w:line="278" w:lineRule="auto"/>
-        <w:jc w:val="left"/>
-      </w:pPr>
-      <w:r>
-        <w:br w:type="page"/>
-      </w:r>
-    </w:p>
-    <w:p/>
-    <w:p>
-      <w:pPr>
         <w:pStyle w:val="Nadpis01"/>
         <w:rPr>
           <w:lang w:val="cs-CZ"/>
@@ -3924,196 +3584,338 @@
         <w:rPr>
           <w:lang w:val="cs-CZ"/>
         </w:rPr>
+        <w:lastRenderedPageBreak/>
         <w:t>Teoretická část</w:t>
       </w:r>
     </w:p>
     <w:p>
       <w:pPr>
         <w:pStyle w:val="Nadpis1"/>
-        <w:numPr>
-          <w:ilvl w:val="0"/>
-          <w:numId w:val="3"/>
-        </w:numPr>
-        <w:rPr>
-          <w:lang w:val="cs-CZ"/>
-        </w:rPr>
-      </w:pPr>
-      <w:bookmarkStart w:id="3" w:name="_Toc215262259"/>
-      <w:r>
-        <w:rPr>
-          <w:lang w:val="cs-CZ"/>
-        </w:rPr>
-        <w:t>Rešerše</w:t>
+      </w:pPr>
+      <w:r>
+        <w:t xml:space="preserve"> </w:t>
+      </w:r>
+      <w:bookmarkStart w:id="2" w:name="_Toc216029505"/>
+      <w:r>
+        <w:t>Inspirace</w:t>
+      </w:r>
+      <w:bookmarkEnd w:id="2"/>
+    </w:p>
+    <w:p>
+      <w:r>
+        <w:t xml:space="preserve">City Car </w:t>
+      </w:r>
+      <w:proofErr w:type="spellStart"/>
+      <w:r>
+        <w:t>Driving</w:t>
+      </w:r>
+      <w:proofErr w:type="spellEnd"/>
+      <w:r>
+        <w:t xml:space="preserve"> je simulátor zaměřený na běžnou městskou silniční dopravu. Řeší různé dopravní situace</w:t>
+      </w:r>
+      <w:r>
+        <w:t xml:space="preserve"> (např. křižovatky, řízení se semafory, </w:t>
+      </w:r>
+      <w:r>
+        <w:t>kruhové objezdy, železniční přejezdy</w:t>
+      </w:r>
+      <w:r>
+        <w:t>)</w:t>
+      </w:r>
+      <w:r>
+        <w:t xml:space="preserve">, které běžně nastávají i v reálném světě. </w:t>
+      </w:r>
+      <w:r>
+        <w:t xml:space="preserve">Před jízdou v ostrém provozu navíc simulátor umožňuje naučení ovládání auta s otáčením volantu, blinkry, pedály i řazením na speciální mapě autodromu. Simulátor navíc počítá se změnou </w:t>
+      </w:r>
+      <w:r>
+        <w:t>jízdních</w:t>
+      </w:r>
+      <w:r>
+        <w:t xml:space="preserve"> vlastností auta i vozovky při změně počasí. Při </w:t>
+      </w:r>
+      <w:r>
+        <w:t>dešti</w:t>
+      </w:r>
+      <w:r>
+        <w:t xml:space="preserve"> je vozovka </w:t>
+      </w:r>
+      <w:r>
+        <w:t>kluzčí,</w:t>
+      </w:r>
+      <w:r>
+        <w:t xml:space="preserve"> a proto je potřeba nižší rychlosti a vyšší opatrnosti</w:t>
+      </w:r>
+      <w:r>
+        <w:t xml:space="preserve">, obzvláště když opravdu neznáte jízdu auta za těchto neideálních podmínek. </w:t>
+      </w:r>
+      <w:r>
+        <w:t xml:space="preserve">Auta řízené programem se čas od času chovají neočekávatelně, což má simulovat jakékoliv chyby a nepředvídatelné chování řidičů. </w:t>
+      </w:r>
+      <w:r>
+        <w:t>Při pohledu na dopravní předpisy hráčům radí, jak by se měli správně zachovat v určité situaci. Simulátor následně uloží rozhodnutí hráče</w:t>
+      </w:r>
+      <w:r>
+        <w:t xml:space="preserve"> a špatné z nich </w:t>
+      </w:r>
+      <w:r>
+        <w:t>si poté</w:t>
+      </w:r>
+      <w:r>
+        <w:t xml:space="preserve"> hráč</w:t>
+      </w:r>
+      <w:r>
+        <w:t xml:space="preserve"> může zobrazit v okně Statistiky</w:t>
+      </w:r>
+      <w:r>
+        <w:t>.</w:t>
+      </w:r>
+      <w:r>
+        <w:t xml:space="preserve"> </w:t>
+      </w:r>
+      <w:r>
+        <w:t>[1]</w:t>
+      </w:r>
+    </w:p>
+    <w:p>
+      <w:r>
+        <w:t xml:space="preserve">Další inspirací byl </w:t>
+      </w:r>
+      <w:proofErr w:type="spellStart"/>
+      <w:r>
+        <w:t>Virtual</w:t>
+      </w:r>
+      <w:proofErr w:type="spellEnd"/>
+      <w:r>
+        <w:t xml:space="preserve"> Driving School</w:t>
+      </w:r>
+      <w:r>
+        <w:t xml:space="preserve"> (dále VDS)</w:t>
+      </w:r>
+      <w:r>
+        <w:t xml:space="preserve">. VDS je simulátor </w:t>
+      </w:r>
+      <w:r>
+        <w:t>s trochu jiným přístupem. Hráč má pevně danou cestu. Při zastavení u křižovatky ukazují šipky</w:t>
+      </w:r>
+      <w:r>
+        <w:t xml:space="preserve"> (nebo text)</w:t>
+      </w:r>
+      <w:r>
+        <w:t xml:space="preserve"> před aut</w:t>
+      </w:r>
+      <w:r>
+        <w:t>em</w:t>
+      </w:r>
+      <w:r>
+        <w:t xml:space="preserve"> směr jízdy, jakou se má hráč vydat. Šipkami tak ale hráči zamezuje přehledný výhled na cestu čímž může způsobit dopravní nehodu. </w:t>
+      </w:r>
+      <w:r>
+        <w:t>Taky je velice malým písmem ukazatelem rychlosti tachometr a otáčkoměr. Hráč trpící dalekozrakostí tak nemusí vidět ukazatele, které by pro něho měli být naprosto zřetelné. Na druhou stranu je simulátor vybaven navigací, která hráči v jakýchkoliv nepřesností uvádí správnou trasu</w:t>
+      </w:r>
+      <w:r>
+        <w:t xml:space="preserve"> vyznačenou modrou barvou na zeleném pozadí. </w:t>
+      </w:r>
+      <w:r>
+        <w:t>VDS také</w:t>
+      </w:r>
+      <w:r>
+        <w:t xml:space="preserve"> ukazuje směr potencionální pokračování jízdy při zatočení volantu. Tento ukazatel lze vidět v Tutorial Mode i při běžném provozu. V Tutorial Mode si hráč osvojí chování auta při snaze nenarazit do kuželů, které testují schopnosti hráče v ovládání auta. </w:t>
+      </w:r>
+      <w:r>
+        <w:t>[2]</w:t>
+      </w:r>
+    </w:p>
+    <w:p>
+      <w:pPr>
+        <w:spacing w:after="160" w:line="278" w:lineRule="auto"/>
+        <w:jc w:val="left"/>
+      </w:pPr>
+      <w:r>
+        <w:br w:type="page"/>
+      </w:r>
+    </w:p>
+    <w:p>
+      <w:pPr>
+        <w:pStyle w:val="Nadpis1"/>
+      </w:pPr>
+      <w:bookmarkStart w:id="3" w:name="_Toc216029506"/>
+      <w:r>
+        <w:lastRenderedPageBreak/>
+        <w:t>Dopravní předpisy</w:t>
       </w:r>
       <w:bookmarkEnd w:id="3"/>
     </w:p>
     <w:p>
+      <w:r>
+        <w:t xml:space="preserve">Dopravní předpisy určují základní pravidla silničního provozu. Umožňují nejlepší kombinaci rychlosti a bezpečnosti při jízdě od bodu A do bodu B. </w:t>
+      </w:r>
+      <w:r>
+        <w:t>Zajišťují,</w:t>
+      </w:r>
+      <w:r>
+        <w:t xml:space="preserve"> aby chodci i řidiči předcházeli </w:t>
+      </w:r>
+      <w:r>
+        <w:t>nehodám,</w:t>
+      </w:r>
+      <w:r>
+        <w:t xml:space="preserve"> jakmile dávají dostatečnou pozornost na silnici a znají pravidla silničního provozu. Mezi základní prvky patří zejména dopravní značení, úprava přednosti na křižovatkách, omezení rychlosti v různých typech úseků. Důležitou roli má i sledování dopravní situaci nejen před sebou, ale i okolo sebe. Přizpůsobit rychlost dění či okolí, ve kterém se hráč pohybuje a dodržovat minimální odstup mezi vozidly. </w:t>
+      </w:r>
+      <w:r>
+        <w:t>Součástí předpisů jsou také pravidla pro jízdu v jízdních pruzích, správné předjíždění (které se ovšem čerstvě novým řidičům nedoporučuje) i objíždění překážek. Řidiči se musí řídit také pokyny policie nebo osob pověřených řízením dopravy, které mají vždy přednost před světelnými signály i dopravními značkami. Neméně důležitou oblastí je chování na železničních přejezdech, kde je povinnost zastavit při výstražných signálech a dbát zvýšené opatrnosti kvůli delší brzdné dráze vlaků. Jestliže železniční přejezd nemá bezpečnostní závory</w:t>
+      </w:r>
+      <w:r>
+        <w:t xml:space="preserve">, je třeba rozhlédnout se na obě strany kolejiště a po přesvědčení, že je situace bezpečná, pomalu přejet na druhou stranu kolejiště. </w:t>
+      </w:r>
+    </w:p>
+    <w:p>
+      <w:pPr>
+        <w:pStyle w:val="Nadpis1"/>
+      </w:pPr>
+      <w:bookmarkStart w:id="4" w:name="_Toc216029507"/>
+      <w:r>
+        <w:t>Použité technologie</w:t>
+      </w:r>
+      <w:bookmarkEnd w:id="4"/>
+    </w:p>
+    <w:p/>
+    <w:p>
       <w:pPr>
         <w:pStyle w:val="Nadpis2"/>
-        <w:rPr>
-          <w:lang w:val="cs-CZ"/>
-        </w:rPr>
-      </w:pPr>
-      <w:r>
-        <w:rPr>
-          <w:lang w:val="cs-CZ"/>
-        </w:rPr>
+      </w:pPr>
+      <w:r>
         <w:t xml:space="preserve"> </w:t>
       </w:r>
-      <w:bookmarkStart w:id="4" w:name="_Toc215262260"/>
-      <w:r>
-        <w:rPr>
-          <w:lang w:val="cs-CZ"/>
-        </w:rPr>
-        <w:t>Inspirace</w:t>
-      </w:r>
-      <w:bookmarkEnd w:id="4"/>
-    </w:p>
-    <w:p>
-      <w:r>
-        <w:t xml:space="preserve">City Car </w:t>
-      </w:r>
-      <w:proofErr w:type="spellStart"/>
-      <w:r>
-        <w:t>Driving</w:t>
-      </w:r>
-      <w:proofErr w:type="spellEnd"/>
-      <w:r>
-        <w:t xml:space="preserve"> je simulátor zaměřený na běžnou městskou silniční dopravu. Řeší různé dopravní situace</w:t>
-      </w:r>
-      <w:r>
-        <w:t xml:space="preserve"> (např. křižovatky, řízení se semafory, </w:t>
-      </w:r>
-      <w:r>
-        <w:t>kruhové objezdy, železniční přejezdy</w:t>
-      </w:r>
-      <w:r>
-        <w:t>)</w:t>
-      </w:r>
-      <w:r>
-        <w:t xml:space="preserve">, které běžně nastávají i </w:t>
-      </w:r>
-      <w:r>
-        <w:t xml:space="preserve">v reálném světě. </w:t>
-      </w:r>
-      <w:r>
-        <w:t xml:space="preserve">Před jízdou v ostrém provozu navíc simulátor umožňuje naučení ovládání auta s otáčením volantu, blinkry, pedály i řazením na speciální mapě autodromu. Simulátor navíc počítá se změnou </w:t>
-      </w:r>
-      <w:r>
-        <w:t>jízdních</w:t>
-      </w:r>
-      <w:r>
-        <w:t xml:space="preserve"> vlastností auta i vozovky při změně počasí. Při </w:t>
-      </w:r>
-      <w:r>
-        <w:t>dešti</w:t>
-      </w:r>
-      <w:r>
-        <w:t xml:space="preserve"> je vozovka </w:t>
-      </w:r>
-      <w:r>
-        <w:t>kluzčí,</w:t>
-      </w:r>
-      <w:r>
-        <w:t xml:space="preserve"> a proto je potřeba nižší rychlosti a vyšší opatrnosti</w:t>
-      </w:r>
-      <w:r>
-        <w:t xml:space="preserve">, obzvláště když opravdu neznáte jízdu auta za těchto neideálních podmínek. </w:t>
-      </w:r>
-      <w:r>
-        <w:t xml:space="preserve">Auta řízené programem se čas od času chovají neočekávatelně, což má simulovat jakékoliv chyby a nepředvídatelné chování řidičů. </w:t>
-      </w:r>
-      <w:r>
-        <w:t>Při pohledu na dopravní předpisy hráčům radí, jak by se měli správně zachovat v určité situaci. Simulátor následně uloží rozhodnutí hráče</w:t>
-      </w:r>
-      <w:r>
-        <w:t xml:space="preserve"> a špatné z nich </w:t>
-      </w:r>
-      <w:r>
-        <w:t>si poté</w:t>
-      </w:r>
-      <w:r>
-        <w:t xml:space="preserve"> hráč</w:t>
-      </w:r>
-      <w:r>
-        <w:t xml:space="preserve"> může zobrazit v okně Statistiky</w:t>
-      </w:r>
-      <w:r>
-        <w:t>.</w:t>
-      </w:r>
-    </w:p>
-    <w:p>
-      <w:r>
-        <w:t xml:space="preserve">Další inspirací byl </w:t>
-      </w:r>
-      <w:proofErr w:type="spellStart"/>
-      <w:r>
-        <w:t>Virtual</w:t>
-      </w:r>
-      <w:proofErr w:type="spellEnd"/>
+      <w:bookmarkStart w:id="5" w:name="_Toc216029508"/>
+      <w:r>
+        <w:t>Unity</w:t>
+      </w:r>
+      <w:bookmarkEnd w:id="5"/>
+    </w:p>
+    <w:p/>
+    <w:p>
+      <w:pPr>
+        <w:pStyle w:val="Nadpis2"/>
+      </w:pPr>
       <w:r>
         <w:t xml:space="preserve"> </w:t>
       </w:r>
-      <w:proofErr w:type="spellStart"/>
-      <w:r>
-        <w:t>Driving</w:t>
-      </w:r>
-      <w:proofErr w:type="spellEnd"/>
+      <w:bookmarkStart w:id="6" w:name="_Toc216029509"/>
+      <w:r>
+        <w:t>C#</w:t>
+      </w:r>
+      <w:bookmarkEnd w:id="6"/>
+    </w:p>
+    <w:p/>
+    <w:p>
+      <w:pPr>
+        <w:pStyle w:val="Nadpis2"/>
+      </w:pPr>
       <w:r>
         <w:t xml:space="preserve"> </w:t>
       </w:r>
-      <w:proofErr w:type="spellStart"/>
-      <w:r>
-        <w:t>School</w:t>
-      </w:r>
-      <w:proofErr w:type="spellEnd"/>
-      <w:r>
-        <w:t xml:space="preserve"> (dále VDS)</w:t>
-      </w:r>
-      <w:r>
-        <w:t xml:space="preserve">. VDS je simulátor </w:t>
-      </w:r>
-      <w:r>
-        <w:t>s trochu jiným přístupem. Hráč má pevně danou cestu. Při zastavení u křižovatky ukazují šipky</w:t>
-      </w:r>
-      <w:r>
-        <w:t xml:space="preserve"> (nebo text)</w:t>
-      </w:r>
-      <w:r>
-        <w:t xml:space="preserve"> před aut</w:t>
-      </w:r>
-      <w:r>
-        <w:t>em</w:t>
-      </w:r>
-      <w:r>
-        <w:t xml:space="preserve"> směr jízdy, jakou se má hráč vydat. Šipkami tak ale hráči zamezuje přehledný výhled na cestu čímž může způsobit dopravní nehodu. </w:t>
-      </w:r>
-      <w:r>
-        <w:t>Taky je velice malým písmem ukazatelem rychlosti tachometr a otáčkoměr. Hráč trpící dalekozrakostí tak nemusí vidět ukazatele, které by pro něho měli být naprosto zřetelné. Na druhou stranu je simulátor vybaven navigací, která hráči v jakýchkoliv nepřesností uvádí správnou trasu</w:t>
-      </w:r>
-      <w:r>
-        <w:t xml:space="preserve"> vyznačenou modrou barvou na zeleném pozadí. Také VDS ukazuje směr potencionální pokračování jízdy při zatočení volantu. Tento ukazatel lze vidět v </w:t>
-      </w:r>
-      <w:proofErr w:type="spellStart"/>
-      <w:r>
-        <w:t>Tutorial</w:t>
-      </w:r>
-      <w:proofErr w:type="spellEnd"/>
-      <w:r>
-        <w:t xml:space="preserve"> Mode i při běžném provozu. V </w:t>
-      </w:r>
-      <w:proofErr w:type="spellStart"/>
-      <w:r>
-        <w:t>Tutorial</w:t>
-      </w:r>
-      <w:proofErr w:type="spellEnd"/>
-      <w:r>
-        <w:t xml:space="preserve"> Mode si hráč osvojí chování auta při snaze nenarazit do kuželů, které testují schopnosti hráče v ovládání auta. </w:t>
-      </w:r>
-    </w:p>
+      <w:bookmarkStart w:id="7" w:name="_Toc216029510"/>
+      <w:r>
+        <w:t>Blender</w:t>
+      </w:r>
+      <w:bookmarkEnd w:id="7"/>
+    </w:p>
+    <w:p/>
+    <w:p>
+      <w:pPr>
+        <w:pStyle w:val="Nadpis1"/>
+      </w:pPr>
+      <w:bookmarkStart w:id="8" w:name="_Toc216029511"/>
+      <w:r>
+        <w:t>Herní úrovně</w:t>
+      </w:r>
+      <w:bookmarkEnd w:id="8"/>
+    </w:p>
+    <w:p/>
     <w:p>
       <w:pPr>
         <w:pStyle w:val="Nadpis2"/>
+      </w:pPr>
+      <w:r>
+        <w:lastRenderedPageBreak/>
+        <w:t xml:space="preserve"> </w:t>
+      </w:r>
+      <w:bookmarkStart w:id="9" w:name="_Toc216029512"/>
+      <w:r>
+        <w:t>Úroveň 1</w:t>
+      </w:r>
+      <w:bookmarkEnd w:id="9"/>
+    </w:p>
+    <w:p/>
+    <w:p>
+      <w:pPr>
+        <w:pStyle w:val="Nadpis2"/>
+      </w:pPr>
+      <w:r>
+        <w:t xml:space="preserve"> </w:t>
+      </w:r>
+      <w:bookmarkStart w:id="10" w:name="_Toc216029513"/>
+      <w:r>
+        <w:t>Úroveň 2</w:t>
+      </w:r>
+      <w:bookmarkEnd w:id="10"/>
+    </w:p>
+    <w:p/>
+    <w:p>
+      <w:pPr>
+        <w:pStyle w:val="Nadpis2"/>
+      </w:pPr>
+      <w:r>
+        <w:t xml:space="preserve"> </w:t>
+      </w:r>
+      <w:bookmarkStart w:id="11" w:name="_Toc216029514"/>
+      <w:r>
+        <w:t>Úroveň 3</w:t>
+      </w:r>
+      <w:bookmarkEnd w:id="11"/>
+    </w:p>
+    <w:p/>
+    <w:p>
+      <w:pPr>
+        <w:pStyle w:val="Nadpis2"/>
+      </w:pPr>
+      <w:r>
+        <w:t xml:space="preserve"> </w:t>
+      </w:r>
+      <w:bookmarkStart w:id="12" w:name="_Toc216029515"/>
+      <w:r>
+        <w:t>Úroveň 4</w:t>
+      </w:r>
+      <w:bookmarkEnd w:id="12"/>
+    </w:p>
+    <w:p/>
+    <w:p>
+      <w:pPr>
+        <w:pStyle w:val="Nadpis2"/>
+      </w:pPr>
+      <w:r>
+        <w:t xml:space="preserve"> </w:t>
+      </w:r>
+      <w:bookmarkStart w:id="13" w:name="_Toc216029516"/>
+      <w:r>
+        <w:t>Úroveň 5</w:t>
+      </w:r>
+      <w:bookmarkEnd w:id="13"/>
+    </w:p>
+    <w:p/>
+    <w:p>
+      <w:pPr>
+        <w:spacing w:after="160" w:line="278" w:lineRule="auto"/>
+        <w:jc w:val="left"/>
+      </w:pPr>
+      <w:r>
+        <w:br w:type="page"/>
+      </w:r>
+    </w:p>
+    <w:p>
+      <w:pPr>
+        <w:pStyle w:val="Nadpis01"/>
         <w:rPr>
           <w:lang w:val="cs-CZ"/>
         </w:rPr>
@@ -4123,539 +3925,180 @@
           <w:lang w:val="cs-CZ"/>
         </w:rPr>
         <w:lastRenderedPageBreak/>
+        <w:t>Praktická část</w:t>
+      </w:r>
+    </w:p>
+    <w:p>
+      <w:pPr>
+        <w:pStyle w:val="Nadpis1"/>
+      </w:pPr>
+      <w:bookmarkStart w:id="14" w:name="_Toc216029517"/>
+      <w:r>
+        <w:t>Tvorba postavy</w:t>
+      </w:r>
+      <w:bookmarkEnd w:id="14"/>
+    </w:p>
+    <w:p/>
+    <w:p>
+      <w:pPr>
+        <w:pStyle w:val="Nadpis2"/>
+      </w:pPr>
+      <w:r>
         <w:t xml:space="preserve"> </w:t>
       </w:r>
-      <w:bookmarkStart w:id="5" w:name="_Toc215262261"/>
+      <w:bookmarkStart w:id="15" w:name="_Toc216029518"/>
+      <w:r>
+        <w:t>Pohyb</w:t>
+      </w:r>
+      <w:bookmarkEnd w:id="15"/>
+    </w:p>
+    <w:p/>
+    <w:p>
+      <w:pPr>
+        <w:pStyle w:val="Nadpis1"/>
+      </w:pPr>
+      <w:bookmarkStart w:id="16" w:name="_Toc216029519"/>
+      <w:r>
+        <w:t>Kontrola dopravních předpisů</w:t>
+      </w:r>
+      <w:bookmarkEnd w:id="16"/>
+    </w:p>
+    <w:p/>
+    <w:p>
+      <w:pPr>
+        <w:pStyle w:val="Nadpis2"/>
+      </w:pPr>
+      <w:r>
+        <w:t xml:space="preserve"> </w:t>
+      </w:r>
+      <w:bookmarkStart w:id="17" w:name="_Toc216029520"/>
+      <w:r>
+        <w:t>Dopravní značky</w:t>
+      </w:r>
+      <w:bookmarkEnd w:id="17"/>
+    </w:p>
+    <w:p/>
+    <w:p>
+      <w:pPr>
+        <w:pStyle w:val="Nadpis2"/>
+      </w:pPr>
+      <w:bookmarkStart w:id="18" w:name="_Toc216029521"/>
+      <w:r>
+        <w:t>Rychlostní limit</w:t>
+      </w:r>
+      <w:bookmarkEnd w:id="18"/>
+    </w:p>
+    <w:p/>
+    <w:p>
+      <w:pPr>
+        <w:pStyle w:val="Nadpis2"/>
+      </w:pPr>
+      <w:r>
+        <w:t xml:space="preserve"> </w:t>
+      </w:r>
+      <w:bookmarkStart w:id="19" w:name="_Toc216029522"/>
+      <w:r>
+        <w:t>Kontrola přednosti</w:t>
+      </w:r>
+      <w:bookmarkEnd w:id="19"/>
+    </w:p>
+    <w:p/>
+    <w:p>
+      <w:pPr>
+        <w:pStyle w:val="Nadpis2"/>
+      </w:pPr>
+      <w:r>
+        <w:t xml:space="preserve"> </w:t>
+      </w:r>
+      <w:bookmarkStart w:id="20" w:name="_Toc216029523"/>
+      <w:r>
+        <w:t>Funkcionalita semaforů</w:t>
+      </w:r>
+      <w:bookmarkEnd w:id="20"/>
+    </w:p>
+    <w:p/>
+    <w:p>
+      <w:pPr>
+        <w:pStyle w:val="Nadpis1"/>
+      </w:pPr>
+      <w:bookmarkStart w:id="21" w:name="_Toc216029524"/>
+      <w:r>
+        <w:t>Grafická stránka hry</w:t>
+      </w:r>
+      <w:bookmarkEnd w:id="21"/>
+    </w:p>
+    <w:p/>
+    <w:p>
+      <w:pPr>
+        <w:pStyle w:val="Nadpis2"/>
+      </w:pPr>
+      <w:r>
+        <w:t xml:space="preserve"> </w:t>
+      </w:r>
+      <w:bookmarkStart w:id="22" w:name="_Toc216029525"/>
+      <w:r>
+        <w:t>Šipky určující směr jízdy</w:t>
+      </w:r>
+      <w:bookmarkEnd w:id="22"/>
+    </w:p>
+    <w:p/>
+    <w:p>
+      <w:pPr>
+        <w:pStyle w:val="Nadpis2"/>
+      </w:pPr>
+      <w:r>
+        <w:lastRenderedPageBreak/>
+        <w:t xml:space="preserve"> </w:t>
+      </w:r>
+      <w:bookmarkStart w:id="23" w:name="_Toc216029526"/>
+      <w:r>
+        <w:t>Dopravní značky</w:t>
+      </w:r>
+      <w:bookmarkEnd w:id="23"/>
+    </w:p>
+    <w:p/>
+    <w:p>
+      <w:pPr>
+        <w:pStyle w:val="Nadpis2"/>
+      </w:pPr>
+      <w:r>
+        <w:t xml:space="preserve"> </w:t>
+      </w:r>
+      <w:bookmarkStart w:id="24" w:name="_Toc216029527"/>
+      <w:r>
+        <w:t>Souhrn nesplněných dopravních předpisů</w:t>
+      </w:r>
+      <w:bookmarkEnd w:id="24"/>
+    </w:p>
+    <w:p/>
+    <w:p>
+      <w:pPr>
+        <w:pStyle w:val="Nadpis2"/>
+      </w:pPr>
+      <w:r>
+        <w:t xml:space="preserve"> </w:t>
+      </w:r>
+      <w:bookmarkStart w:id="25" w:name="_Toc216029528"/>
+      <w:r>
+        <w:t>Materiály</w:t>
+      </w:r>
+      <w:bookmarkEnd w:id="25"/>
+    </w:p>
+    <w:p/>
+    <w:p>
+      <w:pPr>
+        <w:keepNext/>
+      </w:pPr>
       <w:r>
         <w:rPr>
-          <w:lang w:val="cs-CZ"/>
-        </w:rPr>
-        <w:t>Dopravní předpisy</w:t>
-      </w:r>
-      <w:bookmarkEnd w:id="5"/>
-    </w:p>
-    <w:p>
-      <w:pPr>
-        <w:pStyle w:val="Nadpis1"/>
-        <w:numPr>
-          <w:ilvl w:val="0"/>
-          <w:numId w:val="3"/>
-        </w:numPr>
-        <w:rPr>
-          <w:lang w:val="cs-CZ"/>
-        </w:rPr>
-      </w:pPr>
-      <w:bookmarkStart w:id="6" w:name="_Toc215262262"/>
-      <w:r>
-        <w:rPr>
-          <w:lang w:val="cs-CZ"/>
-        </w:rPr>
-        <w:t>Herní vývojové prostředí</w:t>
-      </w:r>
-      <w:bookmarkEnd w:id="6"/>
-    </w:p>
-    <w:p>
-      <w:pPr>
-        <w:pStyle w:val="Nadpis1"/>
-        <w:numPr>
-          <w:ilvl w:val="0"/>
-          <w:numId w:val="3"/>
-        </w:numPr>
-        <w:rPr>
-          <w:lang w:val="cs-CZ"/>
-        </w:rPr>
-      </w:pPr>
-      <w:bookmarkStart w:id="7" w:name="_Toc215262263"/>
-      <w:r>
-        <w:rPr>
-          <w:lang w:val="cs-CZ"/>
-        </w:rPr>
-        <w:t>Použité technologie</w:t>
-      </w:r>
-      <w:bookmarkEnd w:id="7"/>
-    </w:p>
-    <w:p>
-      <w:pPr>
-        <w:pStyle w:val="Nadpis2"/>
-        <w:rPr>
-          <w:lang w:val="cs-CZ"/>
-        </w:rPr>
-      </w:pPr>
-      <w:r>
-        <w:rPr>
-          <w:lang w:val="cs-CZ"/>
-        </w:rPr>
-        <w:t xml:space="preserve"> </w:t>
-      </w:r>
-      <w:bookmarkStart w:id="8" w:name="_Toc215262264"/>
-      <w:r>
-        <w:rPr>
-          <w:lang w:val="cs-CZ"/>
-        </w:rPr>
-        <w:t>Unity</w:t>
-      </w:r>
-      <w:bookmarkEnd w:id="8"/>
-    </w:p>
-    <w:p>
-      <w:pPr>
-        <w:pStyle w:val="Nadpis2"/>
-        <w:rPr>
-          <w:lang w:val="cs-CZ"/>
-        </w:rPr>
-      </w:pPr>
-      <w:r>
-        <w:rPr>
-          <w:lang w:val="cs-CZ"/>
-        </w:rPr>
-        <w:t xml:space="preserve"> </w:t>
-      </w:r>
-      <w:bookmarkStart w:id="9" w:name="_Toc215262265"/>
-      <w:r>
-        <w:rPr>
-          <w:lang w:val="cs-CZ"/>
-        </w:rPr>
-        <w:t>C#</w:t>
-      </w:r>
-      <w:bookmarkEnd w:id="9"/>
-    </w:p>
-    <w:p>
-      <w:pPr>
-        <w:pStyle w:val="Nadpis2"/>
-        <w:rPr>
-          <w:lang w:val="cs-CZ"/>
-        </w:rPr>
-      </w:pPr>
-      <w:r>
-        <w:rPr>
-          <w:lang w:val="cs-CZ"/>
-        </w:rPr>
-        <w:t xml:space="preserve"> </w:t>
-      </w:r>
-      <w:bookmarkStart w:id="10" w:name="_Toc215262266"/>
-      <w:proofErr w:type="spellStart"/>
-      <w:r>
-        <w:rPr>
-          <w:lang w:val="cs-CZ"/>
-        </w:rPr>
-        <w:t>Blender</w:t>
-      </w:r>
-      <w:bookmarkEnd w:id="10"/>
-      <w:proofErr w:type="spellEnd"/>
-    </w:p>
-    <w:p>
-      <w:pPr>
-        <w:pStyle w:val="Nadpis1"/>
-        <w:numPr>
-          <w:ilvl w:val="0"/>
-          <w:numId w:val="3"/>
-        </w:numPr>
-        <w:rPr>
-          <w:lang w:val="cs-CZ"/>
-        </w:rPr>
-      </w:pPr>
-      <w:bookmarkStart w:id="11" w:name="_Toc215262267"/>
-      <w:r>
-        <w:rPr>
-          <w:lang w:val="cs-CZ"/>
-        </w:rPr>
-        <w:t>Herní úrovně</w:t>
-      </w:r>
-      <w:bookmarkEnd w:id="11"/>
-    </w:p>
-    <w:p>
-      <w:pPr>
-        <w:pStyle w:val="Nadpis2"/>
-        <w:rPr>
-          <w:lang w:val="cs-CZ"/>
-        </w:rPr>
-      </w:pPr>
-      <w:r>
-        <w:rPr>
-          <w:lang w:val="cs-CZ"/>
-        </w:rPr>
-        <w:t xml:space="preserve"> </w:t>
-      </w:r>
-      <w:bookmarkStart w:id="12" w:name="_Toc215262268"/>
-      <w:r>
-        <w:rPr>
-          <w:lang w:val="cs-CZ"/>
-        </w:rPr>
-        <w:t>Úroveň 1</w:t>
-      </w:r>
-      <w:bookmarkEnd w:id="12"/>
-    </w:p>
-    <w:p>
-      <w:pPr>
-        <w:pStyle w:val="Nadpis2"/>
-        <w:rPr>
-          <w:lang w:val="cs-CZ"/>
-        </w:rPr>
-      </w:pPr>
-      <w:r>
-        <w:rPr>
-          <w:lang w:val="cs-CZ"/>
-        </w:rPr>
-        <w:t xml:space="preserve"> </w:t>
-      </w:r>
-      <w:bookmarkStart w:id="13" w:name="_Toc215262269"/>
-      <w:r>
-        <w:rPr>
-          <w:lang w:val="cs-CZ"/>
-        </w:rPr>
-        <w:t>Úroveň 2</w:t>
-      </w:r>
-      <w:bookmarkEnd w:id="13"/>
-    </w:p>
-    <w:p>
-      <w:pPr>
-        <w:pStyle w:val="Nadpis2"/>
-        <w:rPr>
-          <w:lang w:val="cs-CZ"/>
-        </w:rPr>
-      </w:pPr>
-      <w:r>
-        <w:rPr>
-          <w:lang w:val="cs-CZ"/>
-        </w:rPr>
-        <w:t xml:space="preserve"> </w:t>
-      </w:r>
-      <w:bookmarkStart w:id="14" w:name="_Toc215262270"/>
-      <w:r>
-        <w:rPr>
-          <w:lang w:val="cs-CZ"/>
-        </w:rPr>
-        <w:t>Úroveň 3</w:t>
-      </w:r>
-      <w:bookmarkEnd w:id="14"/>
-    </w:p>
-    <w:p>
-      <w:pPr>
-        <w:pStyle w:val="Nadpis2"/>
-        <w:rPr>
-          <w:lang w:val="cs-CZ"/>
-        </w:rPr>
-      </w:pPr>
-      <w:r>
-        <w:rPr>
-          <w:lang w:val="cs-CZ"/>
-        </w:rPr>
-        <w:t xml:space="preserve"> </w:t>
-      </w:r>
-      <w:bookmarkStart w:id="15" w:name="_Toc215262271"/>
-      <w:r>
-        <w:rPr>
-          <w:lang w:val="cs-CZ"/>
-        </w:rPr>
-        <w:t>Úroveň 4</w:t>
-      </w:r>
-      <w:bookmarkEnd w:id="15"/>
-    </w:p>
-    <w:p>
-      <w:pPr>
-        <w:pStyle w:val="Nadpis2"/>
-        <w:rPr>
-          <w:lang w:val="cs-CZ"/>
-        </w:rPr>
-      </w:pPr>
-      <w:r>
-        <w:rPr>
-          <w:lang w:val="cs-CZ"/>
-        </w:rPr>
-        <w:t xml:space="preserve"> </w:t>
-      </w:r>
-      <w:bookmarkStart w:id="16" w:name="_Toc215262272"/>
-      <w:r>
-        <w:rPr>
-          <w:lang w:val="cs-CZ"/>
-        </w:rPr>
-        <w:t>Úroveň 5</w:t>
-      </w:r>
-      <w:bookmarkEnd w:id="16"/>
-    </w:p>
-    <w:p>
-      <w:pPr>
-        <w:spacing w:after="160" w:line="278" w:lineRule="auto"/>
-        <w:jc w:val="left"/>
-      </w:pPr>
-    </w:p>
-    <w:p>
-      <w:pPr>
-        <w:pStyle w:val="Nadpis01"/>
-        <w:rPr>
-          <w:lang w:val="cs-CZ"/>
-        </w:rPr>
-      </w:pPr>
-      <w:r>
-        <w:rPr>
-          <w:lang w:val="cs-CZ"/>
-        </w:rPr>
-        <w:t>Praktická část</w:t>
-      </w:r>
-    </w:p>
-    <w:p>
-      <w:pPr>
-        <w:pStyle w:val="Nadpis1"/>
-        <w:numPr>
-          <w:ilvl w:val="0"/>
-          <w:numId w:val="3"/>
-        </w:numPr>
-        <w:rPr>
-          <w:lang w:val="cs-CZ"/>
-        </w:rPr>
-      </w:pPr>
-      <w:bookmarkStart w:id="17" w:name="_Toc215262273"/>
-      <w:r>
-        <w:rPr>
-          <w:lang w:val="cs-CZ"/>
+          <w:noProof/>
         </w:rPr>
         <w:lastRenderedPageBreak/>
-        <w:t>Tvorba postavy</w:t>
-      </w:r>
-      <w:bookmarkEnd w:id="17"/>
-    </w:p>
-    <w:p>
-      <w:pPr>
-        <w:pStyle w:val="Nadpis2"/>
-        <w:rPr>
-          <w:lang w:val="cs-CZ"/>
-        </w:rPr>
-      </w:pPr>
-      <w:r>
-        <w:rPr>
-          <w:lang w:val="cs-CZ"/>
-        </w:rPr>
-        <w:t xml:space="preserve"> </w:t>
-      </w:r>
-      <w:bookmarkStart w:id="18" w:name="_Toc215262274"/>
-      <w:r>
-        <w:rPr>
-          <w:lang w:val="cs-CZ"/>
-        </w:rPr>
-        <w:t>Pohyb</w:t>
-      </w:r>
-      <w:bookmarkEnd w:id="18"/>
-    </w:p>
-    <w:p>
-      <w:pPr>
-        <w:pStyle w:val="Nadpis1"/>
-        <w:numPr>
-          <w:ilvl w:val="0"/>
-          <w:numId w:val="3"/>
-        </w:numPr>
-        <w:rPr>
-          <w:lang w:val="cs-CZ"/>
-        </w:rPr>
-      </w:pPr>
-      <w:bookmarkStart w:id="19" w:name="_Toc215262275"/>
-      <w:r>
-        <w:rPr>
-          <w:lang w:val="cs-CZ"/>
-        </w:rPr>
-        <w:t>Kontrola dopravních předpisů</w:t>
-      </w:r>
-      <w:bookmarkEnd w:id="19"/>
-    </w:p>
-    <w:p>
-      <w:pPr>
-        <w:pStyle w:val="Nadpis2"/>
-        <w:rPr>
-          <w:lang w:val="cs-CZ"/>
-        </w:rPr>
-      </w:pPr>
-      <w:r>
-        <w:rPr>
-          <w:lang w:val="cs-CZ"/>
-        </w:rPr>
-        <w:t xml:space="preserve"> </w:t>
-      </w:r>
-      <w:bookmarkStart w:id="20" w:name="_Toc215262276"/>
-      <w:r>
-        <w:rPr>
-          <w:lang w:val="cs-CZ"/>
-        </w:rPr>
-        <w:t>Dopravní značky</w:t>
-      </w:r>
-      <w:bookmarkEnd w:id="20"/>
-    </w:p>
-    <w:p>
-      <w:pPr>
-        <w:pStyle w:val="Nadpis2"/>
-        <w:rPr>
-          <w:lang w:val="cs-CZ"/>
-        </w:rPr>
-      </w:pPr>
-      <w:bookmarkStart w:id="21" w:name="_Toc215262277"/>
-      <w:r>
-        <w:rPr>
-          <w:lang w:val="cs-CZ"/>
-        </w:rPr>
-        <w:t>Rychlostní limit</w:t>
-      </w:r>
-      <w:bookmarkEnd w:id="21"/>
-    </w:p>
-    <w:p>
-      <w:pPr>
-        <w:pStyle w:val="Nadpis2"/>
-        <w:rPr>
-          <w:lang w:val="cs-CZ"/>
-        </w:rPr>
-      </w:pPr>
-      <w:r>
-        <w:rPr>
-          <w:lang w:val="cs-CZ"/>
-        </w:rPr>
-        <w:t xml:space="preserve"> </w:t>
-      </w:r>
-      <w:bookmarkStart w:id="22" w:name="_Toc215262278"/>
-      <w:r>
-        <w:rPr>
-          <w:lang w:val="cs-CZ"/>
-        </w:rPr>
-        <w:t>Kontrola přednosti</w:t>
-      </w:r>
-      <w:bookmarkEnd w:id="22"/>
-    </w:p>
-    <w:p>
-      <w:pPr>
-        <w:pStyle w:val="Nadpis2"/>
-        <w:rPr>
-          <w:lang w:val="cs-CZ"/>
-        </w:rPr>
-      </w:pPr>
-      <w:r>
-        <w:rPr>
-          <w:lang w:val="cs-CZ"/>
-        </w:rPr>
-        <w:t xml:space="preserve"> </w:t>
-      </w:r>
-      <w:bookmarkStart w:id="23" w:name="_Toc215262279"/>
-      <w:r>
-        <w:rPr>
-          <w:lang w:val="cs-CZ"/>
-        </w:rPr>
-        <w:t>Funkcionalita semaforů</w:t>
-      </w:r>
-      <w:bookmarkEnd w:id="23"/>
-    </w:p>
-    <w:p>
-      <w:pPr>
-        <w:pStyle w:val="Nadpis1"/>
-        <w:numPr>
-          <w:ilvl w:val="0"/>
-          <w:numId w:val="3"/>
-        </w:numPr>
-        <w:rPr>
-          <w:lang w:val="cs-CZ"/>
-        </w:rPr>
-      </w:pPr>
-      <w:bookmarkStart w:id="24" w:name="_Toc215262280"/>
-      <w:r>
-        <w:rPr>
-          <w:lang w:val="cs-CZ"/>
-        </w:rPr>
-        <w:t>Grafická stránka hry</w:t>
-      </w:r>
-      <w:bookmarkEnd w:id="24"/>
-    </w:p>
-    <w:p>
-      <w:pPr>
-        <w:pStyle w:val="Nadpis2"/>
-        <w:rPr>
-          <w:lang w:val="cs-CZ"/>
-        </w:rPr>
-      </w:pPr>
-      <w:r>
-        <w:rPr>
-          <w:lang w:val="cs-CZ"/>
-        </w:rPr>
-        <w:t xml:space="preserve"> </w:t>
-      </w:r>
-      <w:bookmarkStart w:id="25" w:name="_Toc215262281"/>
-      <w:r>
-        <w:rPr>
-          <w:lang w:val="cs-CZ"/>
-        </w:rPr>
-        <w:t>Šipky určující směr jízdy</w:t>
-      </w:r>
-      <w:bookmarkEnd w:id="25"/>
-    </w:p>
-    <w:p>
-      <w:pPr>
-        <w:pStyle w:val="Nadpis2"/>
-        <w:rPr>
-          <w:lang w:val="cs-CZ"/>
-        </w:rPr>
-      </w:pPr>
-      <w:r>
-        <w:rPr>
-          <w:lang w:val="cs-CZ"/>
-        </w:rPr>
-        <w:t xml:space="preserve"> </w:t>
-      </w:r>
-      <w:bookmarkStart w:id="26" w:name="_Toc215262282"/>
-      <w:r>
-        <w:rPr>
-          <w:lang w:val="cs-CZ"/>
-        </w:rPr>
-        <w:t>Dopravní značky</w:t>
-      </w:r>
-      <w:bookmarkEnd w:id="26"/>
-    </w:p>
-    <w:p>
-      <w:pPr>
-        <w:pStyle w:val="Nadpis2"/>
-        <w:rPr>
-          <w:lang w:val="cs-CZ"/>
-        </w:rPr>
-      </w:pPr>
-      <w:r>
-        <w:rPr>
-          <w:lang w:val="cs-CZ"/>
-        </w:rPr>
-        <w:t xml:space="preserve"> </w:t>
-      </w:r>
-      <w:bookmarkStart w:id="27" w:name="_Toc215262283"/>
-      <w:r>
-        <w:rPr>
-          <w:lang w:val="cs-CZ"/>
-        </w:rPr>
-        <w:t>Souhrn nesplněných dopravních předpisů</w:t>
-      </w:r>
-      <w:bookmarkEnd w:id="27"/>
-    </w:p>
-    <w:p>
-      <w:pPr>
-        <w:pStyle w:val="Nadpis2"/>
-        <w:rPr>
-          <w:lang w:val="cs-CZ"/>
-        </w:rPr>
-      </w:pPr>
-      <w:r>
-        <w:rPr>
-          <w:lang w:val="cs-CZ"/>
-        </w:rPr>
-        <w:t xml:space="preserve"> </w:t>
-      </w:r>
-      <w:bookmarkStart w:id="28" w:name="_Toc215262284"/>
-      <w:r>
-        <w:rPr>
-          <w:lang w:val="cs-CZ"/>
-        </w:rPr>
-        <w:t>Materiály</w:t>
-      </w:r>
-      <w:bookmarkEnd w:id="28"/>
-    </w:p>
-    <w:p>
-      <w:pPr>
-        <w:keepNext/>
-      </w:pPr>
-      <w:r>
-        <w:lastRenderedPageBreak/>
         <w:drawing>
-          <wp:inline distT="0" distB="0" distL="0" distR="0" wp14:anchorId="73571150" wp14:editId="684CA77B">
-            <wp:extent cx="4229690" cy="6277851"/>
+          <wp:inline distT="0" distB="0" distL="0" distR="0" wp14:anchorId="73571150" wp14:editId="47C897AE">
+            <wp:extent cx="4213770" cy="6277851"/>
             <wp:effectExtent l="0" t="0" r="0" b="8890"/>
-            <wp:docPr id="1503129016" name="Obrázek 1" descr="Obsah obrázku text, snímek obrazovky, Multimediální software, software&#10;&#10;Obsah generovaný pomocí AI může být nesprávný."/>
+            <wp:docPr id="1503129016" name="Obrázek 1"/>
             <wp:cNvGraphicFramePr>
               <a:graphicFrameLocks xmlns:a="http://schemas.openxmlformats.org/drawingml/2006/main" noChangeAspect="1"/>
             </wp:cNvGraphicFramePr>
@@ -4663,11 +4106,17 @@
               <a:graphicData uri="http://schemas.openxmlformats.org/drawingml/2006/picture">
                 <pic:pic xmlns:pic="http://schemas.openxmlformats.org/drawingml/2006/picture">
                   <pic:nvPicPr>
-                    <pic:cNvPr id="1503129016" name="Obrázek 1" descr="Obsah obrázku text, snímek obrazovky, Multimediální software, software&#10;&#10;Obsah generovaný pomocí AI může být nesprávný."/>
+                    <pic:cNvPr id="1503129016" name="Obrázek 1"/>
                     <pic:cNvPicPr/>
                   </pic:nvPicPr>
                   <pic:blipFill>
-                    <a:blip r:embed="rId9"/>
+                    <a:blip r:embed="rId9">
+                      <a:extLst>
+                        <a:ext uri="{28A0092B-C50C-407E-A947-70E740481C1C}">
+                          <a14:useLocalDpi xmlns:a14="http://schemas.microsoft.com/office/drawing/2010/main" val="0"/>
+                        </a:ext>
+                      </a:extLst>
+                    </a:blip>
                     <a:stretch>
                       <a:fillRect/>
                     </a:stretch>
@@ -4675,7 +4124,7 @@
                   <pic:spPr>
                     <a:xfrm>
                       <a:off x="0" y="0"/>
-                      <a:ext cx="4229690" cy="6277851"/>
+                      <a:ext cx="4213770" cy="6277851"/>
                     </a:xfrm>
                     <a:prstGeom prst="rect">
                       <a:avLst/>
@@ -4692,26 +4141,31 @@
       <w:pPr>
         <w:pStyle w:val="Titulek"/>
       </w:pPr>
-      <w:r>
-        <w:t xml:space="preserve">Obrázek </w:t>
-      </w:r>
-      <w:r>
-        <w:fldChar w:fldCharType="begin"/>
-      </w:r>
-      <w:r>
-        <w:instrText xml:space="preserve"> SEQ Obrázek \* ARABIC </w:instrText>
-      </w:r>
-      <w:r>
-        <w:fldChar w:fldCharType="separate"/>
-      </w:r>
-      <w:r>
-        <w:t>1</w:t>
-      </w:r>
-      <w:r>
-        <w:fldChar w:fldCharType="end"/>
-      </w:r>
-      <w:r>
-        <w:t xml:space="preserve"> - Nastavení průhlednosti</w:t>
+      <w:bookmarkStart w:id="26" w:name="_Toc215762693"/>
+      <w:r>
+        <w:t>Nastavení</w:t>
+      </w:r>
+      <w:r>
+        <w:t xml:space="preserve"> průhledného materiálu</w:t>
+      </w:r>
+      <w:bookmarkEnd w:id="26"/>
+    </w:p>
+    <w:p>
+      <w:pPr>
+        <w:spacing w:after="160" w:line="278" w:lineRule="auto"/>
+        <w:jc w:val="left"/>
+        <w:rPr>
+          <w:rFonts w:eastAsiaTheme="majorEastAsia" w:cstheme="majorBidi"/>
+          <w:b/>
+          <w:bCs/>
+          <w:smallCaps/>
+          <w:kern w:val="36"/>
+          <w:sz w:val="44"/>
+          <w:szCs w:val="36"/>
+        </w:rPr>
+      </w:pPr>
+      <w:r>
+        <w:br w:type="page"/>
       </w:r>
     </w:p>
     <w:p>
@@ -4719,20 +4173,12 @@
         <w:pStyle w:val="Nadpis1"/>
         <w:numPr>
           <w:ilvl w:val="0"/>
-          <w:numId w:val="3"/>
+          <w:numId w:val="0"/>
         </w:numPr>
-        <w:rPr>
-          <w:lang w:val="cs-CZ"/>
-        </w:rPr>
-      </w:pPr>
-      <w:bookmarkStart w:id="29" w:name="_Toc215262285"/>
-      <w:r>
-        <w:rPr>
-          <w:lang w:val="cs-CZ"/>
-        </w:rPr>
+      </w:pPr>
+      <w:r>
         <w:t>Závěr</w:t>
       </w:r>
-      <w:bookmarkEnd w:id="29"/>
     </w:p>
     <w:p>
       <w:pPr>
@@ -4745,17 +4191,13 @@
     </w:p>
     <w:p>
       <w:pPr>
-        <w:ind w:firstLine="720"/>
-        <w:rPr>
-          <w:b/>
-          <w:bCs/>
-        </w:rPr>
-      </w:pPr>
-      <w:r>
-        <w:rPr>
-          <w:b/>
-          <w:bCs/>
-        </w:rPr>
+        <w:pStyle w:val="Nadpis1"/>
+        <w:numPr>
+          <w:ilvl w:val="0"/>
+          <w:numId w:val="0"/>
+        </w:numPr>
+      </w:pPr>
+      <w:r>
         <w:lastRenderedPageBreak/>
         <w:t>Použitá literatura</w:t>
       </w:r>
@@ -4763,29 +4205,10 @@
     <w:p>
       <w:pPr>
         <w:pStyle w:val="Odstavecseseznamem"/>
-        <w:numPr>
-          <w:ilvl w:val="0"/>
-          <w:numId w:val="12"/>
-        </w:numPr>
-      </w:pPr>
-      <w:r>
-        <w:t xml:space="preserve">CITY CAR DRIVING. City Car </w:t>
-      </w:r>
-      <w:proofErr w:type="spellStart"/>
-      <w:r>
-        <w:t>Driving</w:t>
-      </w:r>
-      <w:proofErr w:type="spellEnd"/>
-      <w:r>
-        <w:t xml:space="preserve"> on </w:t>
-      </w:r>
-      <w:proofErr w:type="spellStart"/>
-      <w:r>
-        <w:t>Steam</w:t>
-      </w:r>
-      <w:proofErr w:type="spellEnd"/>
-      <w:r>
-        <w:t xml:space="preserve"> [online]. ©2024. Dostupné z: </w:t>
+        <w:ind w:left="284" w:hanging="284"/>
+      </w:pPr>
+      <w:r>
+        <w:t xml:space="preserve">CITY CAR DRIVING. City Car Driving on Steam [online]. ©2024. Dostupné z: </w:t>
       </w:r>
       <w:hyperlink r:id="rId10" w:tgtFrame="_new" w:history="1">
         <w:r>
@@ -4799,41 +4222,10 @@
     <w:p>
       <w:pPr>
         <w:pStyle w:val="Odstavecseseznamem"/>
-      </w:pPr>
-      <w:r>
-        <w:t xml:space="preserve">VIRTUAL DRIVING SCHOOL. </w:t>
-      </w:r>
-      <w:proofErr w:type="spellStart"/>
-      <w:r>
-        <w:t>Virtual</w:t>
-      </w:r>
-      <w:proofErr w:type="spellEnd"/>
-      <w:r>
-        <w:t xml:space="preserve"> </w:t>
-      </w:r>
-      <w:proofErr w:type="spellStart"/>
-      <w:r>
-        <w:t>Driving</w:t>
-      </w:r>
-      <w:proofErr w:type="spellEnd"/>
-      <w:r>
-        <w:t xml:space="preserve"> </w:t>
-      </w:r>
-      <w:proofErr w:type="spellStart"/>
-      <w:r>
-        <w:t>School</w:t>
-      </w:r>
-      <w:proofErr w:type="spellEnd"/>
-      <w:r>
-        <w:t xml:space="preserve"> on </w:t>
-      </w:r>
-      <w:proofErr w:type="spellStart"/>
-      <w:r>
-        <w:t>Steam</w:t>
-      </w:r>
-      <w:proofErr w:type="spellEnd"/>
-      <w:r>
-        <w:t xml:space="preserve"> [online]. ©2023. Dostupné z: </w:t>
+        <w:ind w:left="284" w:hanging="284"/>
+      </w:pPr>
+      <w:r>
+        <w:t xml:space="preserve">VIRTUAL DRIVING SCHOOL. Virtual Driving School on Steam [online]. ©2023. Dostupné z: </w:t>
       </w:r>
       <w:hyperlink r:id="rId11" w:tgtFrame="_new" w:history="1">
         <w:r>
@@ -4855,17 +4247,13 @@
     </w:p>
     <w:p>
       <w:pPr>
-        <w:ind w:firstLine="567"/>
-        <w:rPr>
-          <w:b/>
-          <w:bCs/>
-        </w:rPr>
-      </w:pPr>
-      <w:r>
-        <w:rPr>
-          <w:b/>
-          <w:bCs/>
-        </w:rPr>
+        <w:pStyle w:val="Nadpis1"/>
+        <w:numPr>
+          <w:ilvl w:val="0"/>
+          <w:numId w:val="0"/>
+        </w:numPr>
+      </w:pPr>
+      <w:r>
         <w:lastRenderedPageBreak/>
         <w:t>Seznam příloh</w:t>
       </w:r>
@@ -4929,6 +4317,7 @@
         <w:docPartUnique/>
       </w:docPartObj>
     </w:sdtPr>
+    <w:sdtEndPr/>
     <w:sdtContent>
       <w:p>
         <w:pPr>
@@ -4971,6 +4360,7 @@
         <w:docPartUnique/>
       </w:docPartObj>
     </w:sdtPr>
+    <w:sdtEndPr/>
     <w:sdtContent>
       <w:p>
         <w:pPr>
@@ -5041,8 +4431,17 @@
     <w:r>
       <w:t xml:space="preserve"> </w:t>
     </w:r>
+  </w:p>
+  <w:p>
+    <w:pPr>
+      <w:pStyle w:val="Zhlav"/>
+      <w:jc w:val="center"/>
+    </w:pPr>
     <w:r>
       <w:t>Pod Koželuhy 100</w:t>
+    </w:r>
+    <w:r>
+      <w:t>, Jičín 506 01</w:t>
     </w:r>
   </w:p>
 </w:hdr>
@@ -5172,16 +4571,130 @@
     </w:lvl>
   </w:abstractNum>
   <w:abstractNum w:abstractNumId="1" w15:restartNumberingAfterBreak="0">
+    <w:nsid w:val="09C33CDE"/>
+    <w:multiLevelType w:val="hybridMultilevel"/>
+    <w:tmpl w:val="AE3E02C2"/>
+    <w:lvl w:ilvl="0" w:tplc="8CE6D610">
+      <w:start w:val="1"/>
+      <w:numFmt w:val="bullet"/>
+      <w:lvlText w:val=""/>
+      <w:lvlJc w:val="left"/>
+      <w:pPr>
+        <w:ind w:left="720" w:hanging="360"/>
+      </w:pPr>
+      <w:rPr>
+        <w:rFonts w:ascii="Symbol" w:hAnsi="Symbol" w:hint="default"/>
+      </w:rPr>
+    </w:lvl>
+    <w:lvl w:ilvl="1" w:tplc="04050003" w:tentative="1">
+      <w:start w:val="1"/>
+      <w:numFmt w:val="bullet"/>
+      <w:lvlText w:val="o"/>
+      <w:lvlJc w:val="left"/>
+      <w:pPr>
+        <w:ind w:left="1440" w:hanging="360"/>
+      </w:pPr>
+      <w:rPr>
+        <w:rFonts w:ascii="Courier New" w:hAnsi="Courier New" w:cs="Courier New" w:hint="default"/>
+      </w:rPr>
+    </w:lvl>
+    <w:lvl w:ilvl="2" w:tplc="04050005" w:tentative="1">
+      <w:start w:val="1"/>
+      <w:numFmt w:val="bullet"/>
+      <w:lvlText w:val=""/>
+      <w:lvlJc w:val="left"/>
+      <w:pPr>
+        <w:ind w:left="2160" w:hanging="360"/>
+      </w:pPr>
+      <w:rPr>
+        <w:rFonts w:ascii="Wingdings" w:hAnsi="Wingdings" w:hint="default"/>
+      </w:rPr>
+    </w:lvl>
+    <w:lvl w:ilvl="3" w:tplc="04050001" w:tentative="1">
+      <w:start w:val="1"/>
+      <w:numFmt w:val="bullet"/>
+      <w:lvlText w:val=""/>
+      <w:lvlJc w:val="left"/>
+      <w:pPr>
+        <w:ind w:left="2880" w:hanging="360"/>
+      </w:pPr>
+      <w:rPr>
+        <w:rFonts w:ascii="Symbol" w:hAnsi="Symbol" w:hint="default"/>
+      </w:rPr>
+    </w:lvl>
+    <w:lvl w:ilvl="4" w:tplc="04050003" w:tentative="1">
+      <w:start w:val="1"/>
+      <w:numFmt w:val="bullet"/>
+      <w:lvlText w:val="o"/>
+      <w:lvlJc w:val="left"/>
+      <w:pPr>
+        <w:ind w:left="3600" w:hanging="360"/>
+      </w:pPr>
+      <w:rPr>
+        <w:rFonts w:ascii="Courier New" w:hAnsi="Courier New" w:cs="Courier New" w:hint="default"/>
+      </w:rPr>
+    </w:lvl>
+    <w:lvl w:ilvl="5" w:tplc="04050005" w:tentative="1">
+      <w:start w:val="1"/>
+      <w:numFmt w:val="bullet"/>
+      <w:lvlText w:val=""/>
+      <w:lvlJc w:val="left"/>
+      <w:pPr>
+        <w:ind w:left="4320" w:hanging="360"/>
+      </w:pPr>
+      <w:rPr>
+        <w:rFonts w:ascii="Wingdings" w:hAnsi="Wingdings" w:hint="default"/>
+      </w:rPr>
+    </w:lvl>
+    <w:lvl w:ilvl="6" w:tplc="04050001" w:tentative="1">
+      <w:start w:val="1"/>
+      <w:numFmt w:val="bullet"/>
+      <w:lvlText w:val=""/>
+      <w:lvlJc w:val="left"/>
+      <w:pPr>
+        <w:ind w:left="5040" w:hanging="360"/>
+      </w:pPr>
+      <w:rPr>
+        <w:rFonts w:ascii="Symbol" w:hAnsi="Symbol" w:hint="default"/>
+      </w:rPr>
+    </w:lvl>
+    <w:lvl w:ilvl="7" w:tplc="04050003" w:tentative="1">
+      <w:start w:val="1"/>
+      <w:numFmt w:val="bullet"/>
+      <w:lvlText w:val="o"/>
+      <w:lvlJc w:val="left"/>
+      <w:pPr>
+        <w:ind w:left="5760" w:hanging="360"/>
+      </w:pPr>
+      <w:rPr>
+        <w:rFonts w:ascii="Courier New" w:hAnsi="Courier New" w:cs="Courier New" w:hint="default"/>
+      </w:rPr>
+    </w:lvl>
+    <w:lvl w:ilvl="8" w:tplc="04050005" w:tentative="1">
+      <w:start w:val="1"/>
+      <w:numFmt w:val="bullet"/>
+      <w:lvlText w:val=""/>
+      <w:lvlJc w:val="left"/>
+      <w:pPr>
+        <w:ind w:left="6480" w:hanging="360"/>
+      </w:pPr>
+      <w:rPr>
+        <w:rFonts w:ascii="Wingdings" w:hAnsi="Wingdings" w:hint="default"/>
+      </w:rPr>
+    </w:lvl>
+  </w:abstractNum>
+  <w:abstractNum w:abstractNumId="2" w15:restartNumberingAfterBreak="0">
     <w:nsid w:val="12BF57DE"/>
     <w:multiLevelType w:val="multilevel"/>
-    <w:tmpl w:val="50400276"/>
+    <w:tmpl w:val="17AC9E76"/>
     <w:lvl w:ilvl="0">
       <w:start w:val="1"/>
       <w:numFmt w:val="decimal"/>
-      <w:lvlText w:val="%1."/>
-      <w:lvlJc w:val="left"/>
-      <w:pPr>
-        <w:ind w:left="720" w:hanging="360"/>
+      <w:pStyle w:val="Nadpis1"/>
+      <w:lvlText w:val="%1"/>
+      <w:lvlJc w:val="left"/>
+      <w:pPr>
+        <w:ind w:left="360" w:hanging="360"/>
       </w:pPr>
       <w:rPr>
         <w:rFonts w:hint="default"/>
@@ -5293,7 +4806,127 @@
       </w:rPr>
     </w:lvl>
   </w:abstractNum>
-  <w:abstractNum w:abstractNumId="2" w15:restartNumberingAfterBreak="0">
+  <w:abstractNum w:abstractNumId="3" w15:restartNumberingAfterBreak="0">
+    <w:nsid w:val="139D2B36"/>
+    <w:multiLevelType w:val="hybridMultilevel"/>
+    <w:tmpl w:val="A8AC7A94"/>
+    <w:lvl w:ilvl="0" w:tplc="13C4CC56">
+      <w:start w:val="1"/>
+      <w:numFmt w:val="decimal"/>
+      <w:pStyle w:val="Titulek"/>
+      <w:suff w:val="space"/>
+      <w:lvlText w:val="Obrázek %1:"/>
+      <w:lvlJc w:val="left"/>
+      <w:pPr>
+        <w:ind w:left="720" w:hanging="360"/>
+      </w:pPr>
+      <w:rPr>
+        <w:rFonts w:ascii="Times New Roman" w:hAnsi="Times New Roman" w:cs="Times New Roman" w:hint="default"/>
+        <w:b w:val="0"/>
+        <w:bCs w:val="0"/>
+        <w:i/>
+        <w:iCs/>
+        <w:caps w:val="0"/>
+        <w:smallCaps w:val="0"/>
+        <w:strike w:val="0"/>
+        <w:dstrike w:val="0"/>
+        <w:outline w:val="0"/>
+        <w:shadow w:val="0"/>
+        <w:emboss w:val="0"/>
+        <w:imprint w:val="0"/>
+        <w:vanish w:val="0"/>
+        <w:spacing w:val="0"/>
+        <w:w w:val="99"/>
+        <w:kern w:val="0"/>
+        <w:position w:val="0"/>
+        <w:sz w:val="18"/>
+        <w:szCs w:val="18"/>
+        <w:u w:val="none"/>
+        <w:effect w:val="none"/>
+        <w:vertAlign w:val="baseline"/>
+        <w:em w:val="none"/>
+        <w:lang w:val="cs-CZ" w:eastAsia="en-US" w:bidi="ar-SA"/>
+        <w14:ligatures w14:val="none"/>
+        <w14:numForm w14:val="default"/>
+        <w14:numSpacing w14:val="default"/>
+        <w14:stylisticSets/>
+        <w14:cntxtAlts w14:val="0"/>
+      </w:rPr>
+    </w:lvl>
+    <w:lvl w:ilvl="1" w:tplc="04050019" w:tentative="1">
+      <w:start w:val="1"/>
+      <w:numFmt w:val="lowerLetter"/>
+      <w:lvlText w:val="%2."/>
+      <w:lvlJc w:val="left"/>
+      <w:pPr>
+        <w:ind w:left="1440" w:hanging="360"/>
+      </w:pPr>
+    </w:lvl>
+    <w:lvl w:ilvl="2" w:tplc="0405001B" w:tentative="1">
+      <w:start w:val="1"/>
+      <w:numFmt w:val="lowerRoman"/>
+      <w:lvlText w:val="%3."/>
+      <w:lvlJc w:val="right"/>
+      <w:pPr>
+        <w:ind w:left="2160" w:hanging="180"/>
+      </w:pPr>
+    </w:lvl>
+    <w:lvl w:ilvl="3" w:tplc="0405000F" w:tentative="1">
+      <w:start w:val="1"/>
+      <w:numFmt w:val="decimal"/>
+      <w:lvlText w:val="%4."/>
+      <w:lvlJc w:val="left"/>
+      <w:pPr>
+        <w:ind w:left="2880" w:hanging="360"/>
+      </w:pPr>
+    </w:lvl>
+    <w:lvl w:ilvl="4" w:tplc="04050019" w:tentative="1">
+      <w:start w:val="1"/>
+      <w:numFmt w:val="lowerLetter"/>
+      <w:lvlText w:val="%5."/>
+      <w:lvlJc w:val="left"/>
+      <w:pPr>
+        <w:ind w:left="3600" w:hanging="360"/>
+      </w:pPr>
+    </w:lvl>
+    <w:lvl w:ilvl="5" w:tplc="0405001B" w:tentative="1">
+      <w:start w:val="1"/>
+      <w:numFmt w:val="lowerRoman"/>
+      <w:lvlText w:val="%6."/>
+      <w:lvlJc w:val="right"/>
+      <w:pPr>
+        <w:ind w:left="4320" w:hanging="180"/>
+      </w:pPr>
+    </w:lvl>
+    <w:lvl w:ilvl="6" w:tplc="0405000F" w:tentative="1">
+      <w:start w:val="1"/>
+      <w:numFmt w:val="decimal"/>
+      <w:lvlText w:val="%7."/>
+      <w:lvlJc w:val="left"/>
+      <w:pPr>
+        <w:ind w:left="5040" w:hanging="360"/>
+      </w:pPr>
+    </w:lvl>
+    <w:lvl w:ilvl="7" w:tplc="04050019" w:tentative="1">
+      <w:start w:val="1"/>
+      <w:numFmt w:val="lowerLetter"/>
+      <w:lvlText w:val="%8."/>
+      <w:lvlJc w:val="left"/>
+      <w:pPr>
+        <w:ind w:left="5760" w:hanging="360"/>
+      </w:pPr>
+    </w:lvl>
+    <w:lvl w:ilvl="8" w:tplc="0405001B" w:tentative="1">
+      <w:start w:val="1"/>
+      <w:numFmt w:val="lowerRoman"/>
+      <w:lvlText w:val="%9."/>
+      <w:lvlJc w:val="right"/>
+      <w:pPr>
+        <w:ind w:left="6480" w:hanging="180"/>
+      </w:pPr>
+    </w:lvl>
+  </w:abstractNum>
+  <w:abstractNum w:abstractNumId="4" w15:restartNumberingAfterBreak="0">
     <w:nsid w:val="152722AD"/>
     <w:multiLevelType w:val="hybridMultilevel"/>
     <w:tmpl w:val="986612A4"/>
@@ -5382,104 +5015,130 @@
       </w:pPr>
     </w:lvl>
   </w:abstractNum>
-  <w:abstractNum w:abstractNumId="3" w15:restartNumberingAfterBreak="0">
-    <w:nsid w:val="406116B3"/>
+  <w:abstractNum w:abstractNumId="5" w15:restartNumberingAfterBreak="0">
+    <w:nsid w:val="15AD4D2C"/>
     <w:multiLevelType w:val="hybridMultilevel"/>
-    <w:tmpl w:val="90662BAE"/>
-    <w:lvl w:ilvl="0" w:tplc="1EB8BC7A">
-      <w:start w:val="1"/>
-      <w:numFmt w:val="decimal"/>
-      <w:pStyle w:val="Nadpis1"/>
-      <w:lvlText w:val="%1."/>
-      <w:lvlJc w:val="left"/>
-      <w:pPr>
-        <w:ind w:left="1429" w:hanging="360"/>
-      </w:pPr>
-    </w:lvl>
-    <w:lvl w:ilvl="1" w:tplc="04050019" w:tentative="1">
-      <w:start w:val="1"/>
-      <w:numFmt w:val="lowerLetter"/>
-      <w:lvlText w:val="%2."/>
-      <w:lvlJc w:val="left"/>
-      <w:pPr>
-        <w:ind w:left="2149" w:hanging="360"/>
-      </w:pPr>
-    </w:lvl>
-    <w:lvl w:ilvl="2" w:tplc="0405001B" w:tentative="1">
-      <w:start w:val="1"/>
-      <w:numFmt w:val="lowerRoman"/>
-      <w:lvlText w:val="%3."/>
-      <w:lvlJc w:val="right"/>
-      <w:pPr>
-        <w:ind w:left="2869" w:hanging="180"/>
-      </w:pPr>
-    </w:lvl>
-    <w:lvl w:ilvl="3" w:tplc="0405000F" w:tentative="1">
-      <w:start w:val="1"/>
-      <w:numFmt w:val="decimal"/>
-      <w:lvlText w:val="%4."/>
-      <w:lvlJc w:val="left"/>
-      <w:pPr>
-        <w:ind w:left="3589" w:hanging="360"/>
-      </w:pPr>
-    </w:lvl>
-    <w:lvl w:ilvl="4" w:tplc="04050019" w:tentative="1">
-      <w:start w:val="1"/>
-      <w:numFmt w:val="lowerLetter"/>
-      <w:lvlText w:val="%5."/>
-      <w:lvlJc w:val="left"/>
-      <w:pPr>
-        <w:ind w:left="4309" w:hanging="360"/>
-      </w:pPr>
-    </w:lvl>
-    <w:lvl w:ilvl="5" w:tplc="0405001B" w:tentative="1">
-      <w:start w:val="1"/>
-      <w:numFmt w:val="lowerRoman"/>
-      <w:lvlText w:val="%6."/>
-      <w:lvlJc w:val="right"/>
-      <w:pPr>
-        <w:ind w:left="5029" w:hanging="180"/>
-      </w:pPr>
-    </w:lvl>
-    <w:lvl w:ilvl="6" w:tplc="0405000F" w:tentative="1">
-      <w:start w:val="1"/>
-      <w:numFmt w:val="decimal"/>
-      <w:lvlText w:val="%7."/>
-      <w:lvlJc w:val="left"/>
-      <w:pPr>
-        <w:ind w:left="5749" w:hanging="360"/>
-      </w:pPr>
-    </w:lvl>
-    <w:lvl w:ilvl="7" w:tplc="04050019" w:tentative="1">
-      <w:start w:val="1"/>
-      <w:numFmt w:val="lowerLetter"/>
-      <w:lvlText w:val="%8."/>
-      <w:lvlJc w:val="left"/>
-      <w:pPr>
-        <w:ind w:left="6469" w:hanging="360"/>
-      </w:pPr>
-    </w:lvl>
-    <w:lvl w:ilvl="8" w:tplc="0405001B" w:tentative="1">
-      <w:start w:val="1"/>
-      <w:numFmt w:val="lowerRoman"/>
-      <w:lvlText w:val="%9."/>
-      <w:lvlJc w:val="right"/>
-      <w:pPr>
-        <w:ind w:left="7189" w:hanging="180"/>
-      </w:pPr>
+    <w:tmpl w:val="BA4EE68E"/>
+    <w:lvl w:ilvl="0" w:tplc="04050001">
+      <w:start w:val="1"/>
+      <w:numFmt w:val="bullet"/>
+      <w:lvlText w:val=""/>
+      <w:lvlJc w:val="left"/>
+      <w:pPr>
+        <w:ind w:left="720" w:hanging="360"/>
+      </w:pPr>
+      <w:rPr>
+        <w:rFonts w:ascii="Symbol" w:hAnsi="Symbol" w:hint="default"/>
+      </w:rPr>
+    </w:lvl>
+    <w:lvl w:ilvl="1" w:tplc="04050003" w:tentative="1">
+      <w:start w:val="1"/>
+      <w:numFmt w:val="bullet"/>
+      <w:lvlText w:val="o"/>
+      <w:lvlJc w:val="left"/>
+      <w:pPr>
+        <w:ind w:left="1440" w:hanging="360"/>
+      </w:pPr>
+      <w:rPr>
+        <w:rFonts w:ascii="Courier New" w:hAnsi="Courier New" w:cs="Courier New" w:hint="default"/>
+      </w:rPr>
+    </w:lvl>
+    <w:lvl w:ilvl="2" w:tplc="04050005" w:tentative="1">
+      <w:start w:val="1"/>
+      <w:numFmt w:val="bullet"/>
+      <w:lvlText w:val=""/>
+      <w:lvlJc w:val="left"/>
+      <w:pPr>
+        <w:ind w:left="2160" w:hanging="360"/>
+      </w:pPr>
+      <w:rPr>
+        <w:rFonts w:ascii="Wingdings" w:hAnsi="Wingdings" w:hint="default"/>
+      </w:rPr>
+    </w:lvl>
+    <w:lvl w:ilvl="3" w:tplc="04050001" w:tentative="1">
+      <w:start w:val="1"/>
+      <w:numFmt w:val="bullet"/>
+      <w:lvlText w:val=""/>
+      <w:lvlJc w:val="left"/>
+      <w:pPr>
+        <w:ind w:left="2880" w:hanging="360"/>
+      </w:pPr>
+      <w:rPr>
+        <w:rFonts w:ascii="Symbol" w:hAnsi="Symbol" w:hint="default"/>
+      </w:rPr>
+    </w:lvl>
+    <w:lvl w:ilvl="4" w:tplc="04050003" w:tentative="1">
+      <w:start w:val="1"/>
+      <w:numFmt w:val="bullet"/>
+      <w:lvlText w:val="o"/>
+      <w:lvlJc w:val="left"/>
+      <w:pPr>
+        <w:ind w:left="3600" w:hanging="360"/>
+      </w:pPr>
+      <w:rPr>
+        <w:rFonts w:ascii="Courier New" w:hAnsi="Courier New" w:cs="Courier New" w:hint="default"/>
+      </w:rPr>
+    </w:lvl>
+    <w:lvl w:ilvl="5" w:tplc="04050005" w:tentative="1">
+      <w:start w:val="1"/>
+      <w:numFmt w:val="bullet"/>
+      <w:lvlText w:val=""/>
+      <w:lvlJc w:val="left"/>
+      <w:pPr>
+        <w:ind w:left="4320" w:hanging="360"/>
+      </w:pPr>
+      <w:rPr>
+        <w:rFonts w:ascii="Wingdings" w:hAnsi="Wingdings" w:hint="default"/>
+      </w:rPr>
+    </w:lvl>
+    <w:lvl w:ilvl="6" w:tplc="04050001" w:tentative="1">
+      <w:start w:val="1"/>
+      <w:numFmt w:val="bullet"/>
+      <w:lvlText w:val=""/>
+      <w:lvlJc w:val="left"/>
+      <w:pPr>
+        <w:ind w:left="5040" w:hanging="360"/>
+      </w:pPr>
+      <w:rPr>
+        <w:rFonts w:ascii="Symbol" w:hAnsi="Symbol" w:hint="default"/>
+      </w:rPr>
+    </w:lvl>
+    <w:lvl w:ilvl="7" w:tplc="04050003" w:tentative="1">
+      <w:start w:val="1"/>
+      <w:numFmt w:val="bullet"/>
+      <w:lvlText w:val="o"/>
+      <w:lvlJc w:val="left"/>
+      <w:pPr>
+        <w:ind w:left="5760" w:hanging="360"/>
+      </w:pPr>
+      <w:rPr>
+        <w:rFonts w:ascii="Courier New" w:hAnsi="Courier New" w:cs="Courier New" w:hint="default"/>
+      </w:rPr>
+    </w:lvl>
+    <w:lvl w:ilvl="8" w:tplc="04050005" w:tentative="1">
+      <w:start w:val="1"/>
+      <w:numFmt w:val="bullet"/>
+      <w:lvlText w:val=""/>
+      <w:lvlJc w:val="left"/>
+      <w:pPr>
+        <w:ind w:left="6480" w:hanging="360"/>
+      </w:pPr>
+      <w:rPr>
+        <w:rFonts w:ascii="Wingdings" w:hAnsi="Wingdings" w:hint="default"/>
+      </w:rPr>
     </w:lvl>
   </w:abstractNum>
-  <w:abstractNum w:abstractNumId="4" w15:restartNumberingAfterBreak="0">
-    <w:nsid w:val="4A1D05F5"/>
+  <w:abstractNum w:abstractNumId="6" w15:restartNumberingAfterBreak="0">
+    <w:nsid w:val="39B349DA"/>
     <w:multiLevelType w:val="hybridMultilevel"/>
-    <w:tmpl w:val="50F66FB2"/>
-    <w:lvl w:ilvl="0" w:tplc="94EE091E">
+    <w:tmpl w:val="2D80D3B2"/>
+    <w:lvl w:ilvl="0" w:tplc="D6BC8B26">
       <w:start w:val="1"/>
       <w:numFmt w:val="decimal"/>
       <w:lvlText w:val="[%1]"/>
       <w:lvlJc w:val="left"/>
       <w:pPr>
-        <w:ind w:left="1440" w:hanging="852"/>
+        <w:ind w:left="720" w:hanging="360"/>
       </w:pPr>
       <w:rPr>
         <w:rFonts w:ascii="Calibri" w:eastAsia="Calibri" w:hAnsi="Calibri" w:cs="Calibri" w:hint="default"/>
@@ -5494,111 +5153,318 @@
         <w:lang w:val="cs-CZ" w:eastAsia="en-US" w:bidi="ar-SA"/>
       </w:rPr>
     </w:lvl>
-    <w:lvl w:ilvl="1" w:tplc="2080318E">
-      <w:numFmt w:val="bullet"/>
-      <w:lvlText w:val="•"/>
-      <w:lvlJc w:val="left"/>
-      <w:pPr>
-        <w:ind w:left="2216" w:hanging="852"/>
-      </w:pPr>
-      <w:rPr>
-        <w:rFonts w:hint="default"/>
+    <w:lvl w:ilvl="1" w:tplc="FFFFFFFF" w:tentative="1">
+      <w:start w:val="1"/>
+      <w:numFmt w:val="bullet"/>
+      <w:lvlText w:val="o"/>
+      <w:lvlJc w:val="left"/>
+      <w:pPr>
+        <w:ind w:left="1440" w:hanging="360"/>
+      </w:pPr>
+      <w:rPr>
+        <w:rFonts w:ascii="Courier New" w:hAnsi="Courier New" w:cs="Courier New" w:hint="default"/>
+      </w:rPr>
+    </w:lvl>
+    <w:lvl w:ilvl="2" w:tplc="FFFFFFFF" w:tentative="1">
+      <w:start w:val="1"/>
+      <w:numFmt w:val="bullet"/>
+      <w:lvlText w:val=""/>
+      <w:lvlJc w:val="left"/>
+      <w:pPr>
+        <w:ind w:left="2160" w:hanging="360"/>
+      </w:pPr>
+      <w:rPr>
+        <w:rFonts w:ascii="Wingdings" w:hAnsi="Wingdings" w:hint="default"/>
+      </w:rPr>
+    </w:lvl>
+    <w:lvl w:ilvl="3" w:tplc="FFFFFFFF" w:tentative="1">
+      <w:start w:val="1"/>
+      <w:numFmt w:val="bullet"/>
+      <w:lvlText w:val=""/>
+      <w:lvlJc w:val="left"/>
+      <w:pPr>
+        <w:ind w:left="2880" w:hanging="360"/>
+      </w:pPr>
+      <w:rPr>
+        <w:rFonts w:ascii="Symbol" w:hAnsi="Symbol" w:hint="default"/>
+      </w:rPr>
+    </w:lvl>
+    <w:lvl w:ilvl="4" w:tplc="FFFFFFFF" w:tentative="1">
+      <w:start w:val="1"/>
+      <w:numFmt w:val="bullet"/>
+      <w:lvlText w:val="o"/>
+      <w:lvlJc w:val="left"/>
+      <w:pPr>
+        <w:ind w:left="3600" w:hanging="360"/>
+      </w:pPr>
+      <w:rPr>
+        <w:rFonts w:ascii="Courier New" w:hAnsi="Courier New" w:cs="Courier New" w:hint="default"/>
+      </w:rPr>
+    </w:lvl>
+    <w:lvl w:ilvl="5" w:tplc="FFFFFFFF" w:tentative="1">
+      <w:start w:val="1"/>
+      <w:numFmt w:val="bullet"/>
+      <w:lvlText w:val=""/>
+      <w:lvlJc w:val="left"/>
+      <w:pPr>
+        <w:ind w:left="4320" w:hanging="360"/>
+      </w:pPr>
+      <w:rPr>
+        <w:rFonts w:ascii="Wingdings" w:hAnsi="Wingdings" w:hint="default"/>
+      </w:rPr>
+    </w:lvl>
+    <w:lvl w:ilvl="6" w:tplc="FFFFFFFF" w:tentative="1">
+      <w:start w:val="1"/>
+      <w:numFmt w:val="bullet"/>
+      <w:lvlText w:val=""/>
+      <w:lvlJc w:val="left"/>
+      <w:pPr>
+        <w:ind w:left="5040" w:hanging="360"/>
+      </w:pPr>
+      <w:rPr>
+        <w:rFonts w:ascii="Symbol" w:hAnsi="Symbol" w:hint="default"/>
+      </w:rPr>
+    </w:lvl>
+    <w:lvl w:ilvl="7" w:tplc="FFFFFFFF" w:tentative="1">
+      <w:start w:val="1"/>
+      <w:numFmt w:val="bullet"/>
+      <w:lvlText w:val="o"/>
+      <w:lvlJc w:val="left"/>
+      <w:pPr>
+        <w:ind w:left="5760" w:hanging="360"/>
+      </w:pPr>
+      <w:rPr>
+        <w:rFonts w:ascii="Courier New" w:hAnsi="Courier New" w:cs="Courier New" w:hint="default"/>
+      </w:rPr>
+    </w:lvl>
+    <w:lvl w:ilvl="8" w:tplc="FFFFFFFF" w:tentative="1">
+      <w:start w:val="1"/>
+      <w:numFmt w:val="bullet"/>
+      <w:lvlText w:val=""/>
+      <w:lvlJc w:val="left"/>
+      <w:pPr>
+        <w:ind w:left="6480" w:hanging="360"/>
+      </w:pPr>
+      <w:rPr>
+        <w:rFonts w:ascii="Wingdings" w:hAnsi="Wingdings" w:hint="default"/>
+      </w:rPr>
+    </w:lvl>
+  </w:abstractNum>
+  <w:abstractNum w:abstractNumId="7" w15:restartNumberingAfterBreak="0">
+    <w:nsid w:val="406116B3"/>
+    <w:multiLevelType w:val="hybridMultilevel"/>
+    <w:tmpl w:val="08B2F568"/>
+    <w:lvl w:ilvl="0" w:tplc="1CE4C30E">
+      <w:start w:val="1"/>
+      <w:numFmt w:val="decimal"/>
+      <w:lvlText w:val="%1."/>
+      <w:lvlJc w:val="left"/>
+      <w:pPr>
+        <w:ind w:left="1429" w:hanging="360"/>
+      </w:pPr>
+    </w:lvl>
+    <w:lvl w:ilvl="1" w:tplc="04050019" w:tentative="1">
+      <w:start w:val="1"/>
+      <w:numFmt w:val="lowerLetter"/>
+      <w:lvlText w:val="%2."/>
+      <w:lvlJc w:val="left"/>
+      <w:pPr>
+        <w:ind w:left="2149" w:hanging="360"/>
+      </w:pPr>
+    </w:lvl>
+    <w:lvl w:ilvl="2" w:tplc="0405001B" w:tentative="1">
+      <w:start w:val="1"/>
+      <w:numFmt w:val="lowerRoman"/>
+      <w:lvlText w:val="%3."/>
+      <w:lvlJc w:val="right"/>
+      <w:pPr>
+        <w:ind w:left="2869" w:hanging="180"/>
+      </w:pPr>
+    </w:lvl>
+    <w:lvl w:ilvl="3" w:tplc="0405000F" w:tentative="1">
+      <w:start w:val="1"/>
+      <w:numFmt w:val="decimal"/>
+      <w:lvlText w:val="%4."/>
+      <w:lvlJc w:val="left"/>
+      <w:pPr>
+        <w:ind w:left="3589" w:hanging="360"/>
+      </w:pPr>
+    </w:lvl>
+    <w:lvl w:ilvl="4" w:tplc="04050019" w:tentative="1">
+      <w:start w:val="1"/>
+      <w:numFmt w:val="lowerLetter"/>
+      <w:lvlText w:val="%5."/>
+      <w:lvlJc w:val="left"/>
+      <w:pPr>
+        <w:ind w:left="4309" w:hanging="360"/>
+      </w:pPr>
+    </w:lvl>
+    <w:lvl w:ilvl="5" w:tplc="0405001B" w:tentative="1">
+      <w:start w:val="1"/>
+      <w:numFmt w:val="lowerRoman"/>
+      <w:lvlText w:val="%6."/>
+      <w:lvlJc w:val="right"/>
+      <w:pPr>
+        <w:ind w:left="5029" w:hanging="180"/>
+      </w:pPr>
+    </w:lvl>
+    <w:lvl w:ilvl="6" w:tplc="0405000F" w:tentative="1">
+      <w:start w:val="1"/>
+      <w:numFmt w:val="decimal"/>
+      <w:lvlText w:val="%7."/>
+      <w:lvlJc w:val="left"/>
+      <w:pPr>
+        <w:ind w:left="5749" w:hanging="360"/>
+      </w:pPr>
+    </w:lvl>
+    <w:lvl w:ilvl="7" w:tplc="04050019" w:tentative="1">
+      <w:start w:val="1"/>
+      <w:numFmt w:val="lowerLetter"/>
+      <w:lvlText w:val="%8."/>
+      <w:lvlJc w:val="left"/>
+      <w:pPr>
+        <w:ind w:left="6469" w:hanging="360"/>
+      </w:pPr>
+    </w:lvl>
+    <w:lvl w:ilvl="8" w:tplc="0405001B" w:tentative="1">
+      <w:start w:val="1"/>
+      <w:numFmt w:val="lowerRoman"/>
+      <w:lvlText w:val="%9."/>
+      <w:lvlJc w:val="right"/>
+      <w:pPr>
+        <w:ind w:left="7189" w:hanging="180"/>
+      </w:pPr>
+    </w:lvl>
+  </w:abstractNum>
+  <w:abstractNum w:abstractNumId="8" w15:restartNumberingAfterBreak="0">
+    <w:nsid w:val="472E7878"/>
+    <w:multiLevelType w:val="hybridMultilevel"/>
+    <w:tmpl w:val="2DBA9288"/>
+    <w:lvl w:ilvl="0" w:tplc="04050001">
+      <w:start w:val="1"/>
+      <w:numFmt w:val="bullet"/>
+      <w:lvlText w:val=""/>
+      <w:lvlJc w:val="left"/>
+      <w:pPr>
+        <w:ind w:left="720" w:hanging="360"/>
+      </w:pPr>
+      <w:rPr>
+        <w:rFonts w:ascii="Symbol" w:hAnsi="Symbol" w:hint="default"/>
+        <w:b w:val="0"/>
+        <w:bCs w:val="0"/>
+        <w:i w:val="0"/>
+        <w:iCs w:val="0"/>
+        <w:spacing w:val="-2"/>
+        <w:w w:val="99"/>
+        <w:sz w:val="20"/>
+        <w:szCs w:val="20"/>
         <w:lang w:val="cs-CZ" w:eastAsia="en-US" w:bidi="ar-SA"/>
       </w:rPr>
     </w:lvl>
-    <w:lvl w:ilvl="2" w:tplc="A2A64740">
-      <w:numFmt w:val="bullet"/>
-      <w:lvlText w:val="•"/>
-      <w:lvlJc w:val="left"/>
-      <w:pPr>
-        <w:ind w:left="2993" w:hanging="852"/>
-      </w:pPr>
-      <w:rPr>
-        <w:rFonts w:hint="default"/>
-        <w:lang w:val="cs-CZ" w:eastAsia="en-US" w:bidi="ar-SA"/>
-      </w:rPr>
-    </w:lvl>
-    <w:lvl w:ilvl="3" w:tplc="CC5C60DE">
-      <w:numFmt w:val="bullet"/>
-      <w:lvlText w:val="•"/>
-      <w:lvlJc w:val="left"/>
-      <w:pPr>
-        <w:ind w:left="3769" w:hanging="852"/>
-      </w:pPr>
-      <w:rPr>
-        <w:rFonts w:hint="default"/>
-        <w:lang w:val="cs-CZ" w:eastAsia="en-US" w:bidi="ar-SA"/>
-      </w:rPr>
-    </w:lvl>
-    <w:lvl w:ilvl="4" w:tplc="9C1C8DB8">
-      <w:numFmt w:val="bullet"/>
-      <w:lvlText w:val="•"/>
-      <w:lvlJc w:val="left"/>
-      <w:pPr>
-        <w:ind w:left="4546" w:hanging="852"/>
-      </w:pPr>
-      <w:rPr>
-        <w:rFonts w:hint="default"/>
-        <w:lang w:val="cs-CZ" w:eastAsia="en-US" w:bidi="ar-SA"/>
-      </w:rPr>
-    </w:lvl>
-    <w:lvl w:ilvl="5" w:tplc="37F408C2">
-      <w:numFmt w:val="bullet"/>
-      <w:lvlText w:val="•"/>
-      <w:lvlJc w:val="left"/>
-      <w:pPr>
-        <w:ind w:left="5323" w:hanging="852"/>
-      </w:pPr>
-      <w:rPr>
-        <w:rFonts w:hint="default"/>
-        <w:lang w:val="cs-CZ" w:eastAsia="en-US" w:bidi="ar-SA"/>
-      </w:rPr>
-    </w:lvl>
-    <w:lvl w:ilvl="6" w:tplc="53D8DA06">
-      <w:numFmt w:val="bullet"/>
-      <w:lvlText w:val="•"/>
-      <w:lvlJc w:val="left"/>
-      <w:pPr>
-        <w:ind w:left="6099" w:hanging="852"/>
-      </w:pPr>
-      <w:rPr>
-        <w:rFonts w:hint="default"/>
-        <w:lang w:val="cs-CZ" w:eastAsia="en-US" w:bidi="ar-SA"/>
-      </w:rPr>
-    </w:lvl>
-    <w:lvl w:ilvl="7" w:tplc="D7347A30">
-      <w:numFmt w:val="bullet"/>
-      <w:lvlText w:val="•"/>
-      <w:lvlJc w:val="left"/>
-      <w:pPr>
-        <w:ind w:left="6876" w:hanging="852"/>
-      </w:pPr>
-      <w:rPr>
-        <w:rFonts w:hint="default"/>
-        <w:lang w:val="cs-CZ" w:eastAsia="en-US" w:bidi="ar-SA"/>
-      </w:rPr>
-    </w:lvl>
-    <w:lvl w:ilvl="8" w:tplc="28CA52E2">
-      <w:numFmt w:val="bullet"/>
-      <w:lvlText w:val="•"/>
-      <w:lvlJc w:val="left"/>
-      <w:pPr>
-        <w:ind w:left="7653" w:hanging="852"/>
-      </w:pPr>
-      <w:rPr>
-        <w:rFonts w:hint="default"/>
-        <w:lang w:val="cs-CZ" w:eastAsia="en-US" w:bidi="ar-SA"/>
+    <w:lvl w:ilvl="1" w:tplc="FFFFFFFF" w:tentative="1">
+      <w:start w:val="1"/>
+      <w:numFmt w:val="bullet"/>
+      <w:lvlText w:val="o"/>
+      <w:lvlJc w:val="left"/>
+      <w:pPr>
+        <w:ind w:left="1440" w:hanging="360"/>
+      </w:pPr>
+      <w:rPr>
+        <w:rFonts w:ascii="Courier New" w:hAnsi="Courier New" w:cs="Courier New" w:hint="default"/>
+      </w:rPr>
+    </w:lvl>
+    <w:lvl w:ilvl="2" w:tplc="FFFFFFFF" w:tentative="1">
+      <w:start w:val="1"/>
+      <w:numFmt w:val="bullet"/>
+      <w:lvlText w:val=""/>
+      <w:lvlJc w:val="left"/>
+      <w:pPr>
+        <w:ind w:left="2160" w:hanging="360"/>
+      </w:pPr>
+      <w:rPr>
+        <w:rFonts w:ascii="Wingdings" w:hAnsi="Wingdings" w:hint="default"/>
+      </w:rPr>
+    </w:lvl>
+    <w:lvl w:ilvl="3" w:tplc="FFFFFFFF" w:tentative="1">
+      <w:start w:val="1"/>
+      <w:numFmt w:val="bullet"/>
+      <w:lvlText w:val=""/>
+      <w:lvlJc w:val="left"/>
+      <w:pPr>
+        <w:ind w:left="2880" w:hanging="360"/>
+      </w:pPr>
+      <w:rPr>
+        <w:rFonts w:ascii="Symbol" w:hAnsi="Symbol" w:hint="default"/>
+      </w:rPr>
+    </w:lvl>
+    <w:lvl w:ilvl="4" w:tplc="FFFFFFFF" w:tentative="1">
+      <w:start w:val="1"/>
+      <w:numFmt w:val="bullet"/>
+      <w:lvlText w:val="o"/>
+      <w:lvlJc w:val="left"/>
+      <w:pPr>
+        <w:ind w:left="3600" w:hanging="360"/>
+      </w:pPr>
+      <w:rPr>
+        <w:rFonts w:ascii="Courier New" w:hAnsi="Courier New" w:cs="Courier New" w:hint="default"/>
+      </w:rPr>
+    </w:lvl>
+    <w:lvl w:ilvl="5" w:tplc="FFFFFFFF" w:tentative="1">
+      <w:start w:val="1"/>
+      <w:numFmt w:val="bullet"/>
+      <w:lvlText w:val=""/>
+      <w:lvlJc w:val="left"/>
+      <w:pPr>
+        <w:ind w:left="4320" w:hanging="360"/>
+      </w:pPr>
+      <w:rPr>
+        <w:rFonts w:ascii="Wingdings" w:hAnsi="Wingdings" w:hint="default"/>
+      </w:rPr>
+    </w:lvl>
+    <w:lvl w:ilvl="6" w:tplc="FFFFFFFF" w:tentative="1">
+      <w:start w:val="1"/>
+      <w:numFmt w:val="bullet"/>
+      <w:lvlText w:val=""/>
+      <w:lvlJc w:val="left"/>
+      <w:pPr>
+        <w:ind w:left="5040" w:hanging="360"/>
+      </w:pPr>
+      <w:rPr>
+        <w:rFonts w:ascii="Symbol" w:hAnsi="Symbol" w:hint="default"/>
+      </w:rPr>
+    </w:lvl>
+    <w:lvl w:ilvl="7" w:tplc="FFFFFFFF" w:tentative="1">
+      <w:start w:val="1"/>
+      <w:numFmt w:val="bullet"/>
+      <w:lvlText w:val="o"/>
+      <w:lvlJc w:val="left"/>
+      <w:pPr>
+        <w:ind w:left="5760" w:hanging="360"/>
+      </w:pPr>
+      <w:rPr>
+        <w:rFonts w:ascii="Courier New" w:hAnsi="Courier New" w:cs="Courier New" w:hint="default"/>
+      </w:rPr>
+    </w:lvl>
+    <w:lvl w:ilvl="8" w:tplc="FFFFFFFF" w:tentative="1">
+      <w:start w:val="1"/>
+      <w:numFmt w:val="bullet"/>
+      <w:lvlText w:val=""/>
+      <w:lvlJc w:val="left"/>
+      <w:pPr>
+        <w:ind w:left="6480" w:hanging="360"/>
+      </w:pPr>
+      <w:rPr>
+        <w:rFonts w:ascii="Wingdings" w:hAnsi="Wingdings" w:hint="default"/>
       </w:rPr>
     </w:lvl>
   </w:abstractNum>
-  <w:abstractNum w:abstractNumId="5" w15:restartNumberingAfterBreak="0">
-    <w:nsid w:val="517A75E3"/>
+  <w:abstractNum w:abstractNumId="9" w15:restartNumberingAfterBreak="0">
+    <w:nsid w:val="49A047A0"/>
     <w:multiLevelType w:val="hybridMultilevel"/>
-    <w:tmpl w:val="23D06E2C"/>
-    <w:lvl w:ilvl="0" w:tplc="2D8A4E42">
+    <w:tmpl w:val="FA202686"/>
+    <w:lvl w:ilvl="0" w:tplc="94EE091E">
       <w:start w:val="1"/>
       <w:numFmt w:val="decimal"/>
-      <w:pStyle w:val="Odstavecseseznamem"/>
       <w:lvlText w:val="[%1]"/>
       <w:lvlJc w:val="left"/>
       <w:pPr>
@@ -5617,6 +5483,250 @@
         <w:lang w:val="cs-CZ" w:eastAsia="en-US" w:bidi="ar-SA"/>
       </w:rPr>
     </w:lvl>
+    <w:lvl w:ilvl="1" w:tplc="04050003" w:tentative="1">
+      <w:start w:val="1"/>
+      <w:numFmt w:val="bullet"/>
+      <w:lvlText w:val="o"/>
+      <w:lvlJc w:val="left"/>
+      <w:pPr>
+        <w:ind w:left="1440" w:hanging="360"/>
+      </w:pPr>
+      <w:rPr>
+        <w:rFonts w:ascii="Courier New" w:hAnsi="Courier New" w:cs="Courier New" w:hint="default"/>
+      </w:rPr>
+    </w:lvl>
+    <w:lvl w:ilvl="2" w:tplc="04050005" w:tentative="1">
+      <w:start w:val="1"/>
+      <w:numFmt w:val="bullet"/>
+      <w:lvlText w:val=""/>
+      <w:lvlJc w:val="left"/>
+      <w:pPr>
+        <w:ind w:left="2160" w:hanging="360"/>
+      </w:pPr>
+      <w:rPr>
+        <w:rFonts w:ascii="Wingdings" w:hAnsi="Wingdings" w:hint="default"/>
+      </w:rPr>
+    </w:lvl>
+    <w:lvl w:ilvl="3" w:tplc="04050001" w:tentative="1">
+      <w:start w:val="1"/>
+      <w:numFmt w:val="bullet"/>
+      <w:lvlText w:val=""/>
+      <w:lvlJc w:val="left"/>
+      <w:pPr>
+        <w:ind w:left="2880" w:hanging="360"/>
+      </w:pPr>
+      <w:rPr>
+        <w:rFonts w:ascii="Symbol" w:hAnsi="Symbol" w:hint="default"/>
+      </w:rPr>
+    </w:lvl>
+    <w:lvl w:ilvl="4" w:tplc="04050003" w:tentative="1">
+      <w:start w:val="1"/>
+      <w:numFmt w:val="bullet"/>
+      <w:lvlText w:val="o"/>
+      <w:lvlJc w:val="left"/>
+      <w:pPr>
+        <w:ind w:left="3600" w:hanging="360"/>
+      </w:pPr>
+      <w:rPr>
+        <w:rFonts w:ascii="Courier New" w:hAnsi="Courier New" w:cs="Courier New" w:hint="default"/>
+      </w:rPr>
+    </w:lvl>
+    <w:lvl w:ilvl="5" w:tplc="04050005" w:tentative="1">
+      <w:start w:val="1"/>
+      <w:numFmt w:val="bullet"/>
+      <w:lvlText w:val=""/>
+      <w:lvlJc w:val="left"/>
+      <w:pPr>
+        <w:ind w:left="4320" w:hanging="360"/>
+      </w:pPr>
+      <w:rPr>
+        <w:rFonts w:ascii="Wingdings" w:hAnsi="Wingdings" w:hint="default"/>
+      </w:rPr>
+    </w:lvl>
+    <w:lvl w:ilvl="6" w:tplc="04050001" w:tentative="1">
+      <w:start w:val="1"/>
+      <w:numFmt w:val="bullet"/>
+      <w:lvlText w:val=""/>
+      <w:lvlJc w:val="left"/>
+      <w:pPr>
+        <w:ind w:left="5040" w:hanging="360"/>
+      </w:pPr>
+      <w:rPr>
+        <w:rFonts w:ascii="Symbol" w:hAnsi="Symbol" w:hint="default"/>
+      </w:rPr>
+    </w:lvl>
+    <w:lvl w:ilvl="7" w:tplc="04050003" w:tentative="1">
+      <w:start w:val="1"/>
+      <w:numFmt w:val="bullet"/>
+      <w:lvlText w:val="o"/>
+      <w:lvlJc w:val="left"/>
+      <w:pPr>
+        <w:ind w:left="5760" w:hanging="360"/>
+      </w:pPr>
+      <w:rPr>
+        <w:rFonts w:ascii="Courier New" w:hAnsi="Courier New" w:cs="Courier New" w:hint="default"/>
+      </w:rPr>
+    </w:lvl>
+    <w:lvl w:ilvl="8" w:tplc="04050005" w:tentative="1">
+      <w:start w:val="1"/>
+      <w:numFmt w:val="bullet"/>
+      <w:lvlText w:val=""/>
+      <w:lvlJc w:val="left"/>
+      <w:pPr>
+        <w:ind w:left="6480" w:hanging="360"/>
+      </w:pPr>
+      <w:rPr>
+        <w:rFonts w:ascii="Wingdings" w:hAnsi="Wingdings" w:hint="default"/>
+      </w:rPr>
+    </w:lvl>
+  </w:abstractNum>
+  <w:abstractNum w:abstractNumId="10" w15:restartNumberingAfterBreak="0">
+    <w:nsid w:val="4A1D05F5"/>
+    <w:multiLevelType w:val="hybridMultilevel"/>
+    <w:tmpl w:val="50F66FB2"/>
+    <w:lvl w:ilvl="0" w:tplc="94EE091E">
+      <w:start w:val="1"/>
+      <w:numFmt w:val="decimal"/>
+      <w:lvlText w:val="[%1]"/>
+      <w:lvlJc w:val="left"/>
+      <w:pPr>
+        <w:ind w:left="1440" w:hanging="852"/>
+      </w:pPr>
+      <w:rPr>
+        <w:rFonts w:ascii="Calibri" w:eastAsia="Calibri" w:hAnsi="Calibri" w:cs="Calibri" w:hint="default"/>
+        <w:b w:val="0"/>
+        <w:bCs w:val="0"/>
+        <w:i w:val="0"/>
+        <w:iCs w:val="0"/>
+        <w:spacing w:val="-2"/>
+        <w:w w:val="99"/>
+        <w:sz w:val="20"/>
+        <w:szCs w:val="20"/>
+        <w:lang w:val="cs-CZ" w:eastAsia="en-US" w:bidi="ar-SA"/>
+      </w:rPr>
+    </w:lvl>
+    <w:lvl w:ilvl="1" w:tplc="2080318E">
+      <w:numFmt w:val="bullet"/>
+      <w:lvlText w:val="•"/>
+      <w:lvlJc w:val="left"/>
+      <w:pPr>
+        <w:ind w:left="2216" w:hanging="852"/>
+      </w:pPr>
+      <w:rPr>
+        <w:rFonts w:hint="default"/>
+        <w:lang w:val="cs-CZ" w:eastAsia="en-US" w:bidi="ar-SA"/>
+      </w:rPr>
+    </w:lvl>
+    <w:lvl w:ilvl="2" w:tplc="A2A64740">
+      <w:numFmt w:val="bullet"/>
+      <w:lvlText w:val="•"/>
+      <w:lvlJc w:val="left"/>
+      <w:pPr>
+        <w:ind w:left="2993" w:hanging="852"/>
+      </w:pPr>
+      <w:rPr>
+        <w:rFonts w:hint="default"/>
+        <w:lang w:val="cs-CZ" w:eastAsia="en-US" w:bidi="ar-SA"/>
+      </w:rPr>
+    </w:lvl>
+    <w:lvl w:ilvl="3" w:tplc="CC5C60DE">
+      <w:numFmt w:val="bullet"/>
+      <w:lvlText w:val="•"/>
+      <w:lvlJc w:val="left"/>
+      <w:pPr>
+        <w:ind w:left="3769" w:hanging="852"/>
+      </w:pPr>
+      <w:rPr>
+        <w:rFonts w:hint="default"/>
+        <w:lang w:val="cs-CZ" w:eastAsia="en-US" w:bidi="ar-SA"/>
+      </w:rPr>
+    </w:lvl>
+    <w:lvl w:ilvl="4" w:tplc="9C1C8DB8">
+      <w:numFmt w:val="bullet"/>
+      <w:lvlText w:val="•"/>
+      <w:lvlJc w:val="left"/>
+      <w:pPr>
+        <w:ind w:left="4546" w:hanging="852"/>
+      </w:pPr>
+      <w:rPr>
+        <w:rFonts w:hint="default"/>
+        <w:lang w:val="cs-CZ" w:eastAsia="en-US" w:bidi="ar-SA"/>
+      </w:rPr>
+    </w:lvl>
+    <w:lvl w:ilvl="5" w:tplc="37F408C2">
+      <w:numFmt w:val="bullet"/>
+      <w:lvlText w:val="•"/>
+      <w:lvlJc w:val="left"/>
+      <w:pPr>
+        <w:ind w:left="5323" w:hanging="852"/>
+      </w:pPr>
+      <w:rPr>
+        <w:rFonts w:hint="default"/>
+        <w:lang w:val="cs-CZ" w:eastAsia="en-US" w:bidi="ar-SA"/>
+      </w:rPr>
+    </w:lvl>
+    <w:lvl w:ilvl="6" w:tplc="53D8DA06">
+      <w:numFmt w:val="bullet"/>
+      <w:lvlText w:val="•"/>
+      <w:lvlJc w:val="left"/>
+      <w:pPr>
+        <w:ind w:left="6099" w:hanging="852"/>
+      </w:pPr>
+      <w:rPr>
+        <w:rFonts w:hint="default"/>
+        <w:lang w:val="cs-CZ" w:eastAsia="en-US" w:bidi="ar-SA"/>
+      </w:rPr>
+    </w:lvl>
+    <w:lvl w:ilvl="7" w:tplc="D7347A30">
+      <w:numFmt w:val="bullet"/>
+      <w:lvlText w:val="•"/>
+      <w:lvlJc w:val="left"/>
+      <w:pPr>
+        <w:ind w:left="6876" w:hanging="852"/>
+      </w:pPr>
+      <w:rPr>
+        <w:rFonts w:hint="default"/>
+        <w:lang w:val="cs-CZ" w:eastAsia="en-US" w:bidi="ar-SA"/>
+      </w:rPr>
+    </w:lvl>
+    <w:lvl w:ilvl="8" w:tplc="28CA52E2">
+      <w:numFmt w:val="bullet"/>
+      <w:lvlText w:val="•"/>
+      <w:lvlJc w:val="left"/>
+      <w:pPr>
+        <w:ind w:left="7653" w:hanging="852"/>
+      </w:pPr>
+      <w:rPr>
+        <w:rFonts w:hint="default"/>
+        <w:lang w:val="cs-CZ" w:eastAsia="en-US" w:bidi="ar-SA"/>
+      </w:rPr>
+    </w:lvl>
+  </w:abstractNum>
+  <w:abstractNum w:abstractNumId="11" w15:restartNumberingAfterBreak="0">
+    <w:nsid w:val="517A75E3"/>
+    <w:multiLevelType w:val="hybridMultilevel"/>
+    <w:tmpl w:val="23D06E2C"/>
+    <w:lvl w:ilvl="0" w:tplc="2D8A4E42">
+      <w:start w:val="1"/>
+      <w:numFmt w:val="decimal"/>
+      <w:lvlText w:val="[%1]"/>
+      <w:lvlJc w:val="left"/>
+      <w:pPr>
+        <w:ind w:left="720" w:hanging="360"/>
+      </w:pPr>
+      <w:rPr>
+        <w:rFonts w:ascii="Calibri" w:eastAsia="Calibri" w:hAnsi="Calibri" w:cs="Calibri" w:hint="default"/>
+        <w:b w:val="0"/>
+        <w:bCs w:val="0"/>
+        <w:i w:val="0"/>
+        <w:iCs w:val="0"/>
+        <w:spacing w:val="-2"/>
+        <w:w w:val="99"/>
+        <w:sz w:val="20"/>
+        <w:szCs w:val="20"/>
+        <w:lang w:val="cs-CZ" w:eastAsia="en-US" w:bidi="ar-SA"/>
+      </w:rPr>
+    </w:lvl>
     <w:lvl w:ilvl="1" w:tplc="04050019" w:tentative="1">
       <w:start w:val="1"/>
       <w:numFmt w:val="lowerLetter"/>
@@ -5690,7 +5800,7 @@
       </w:pPr>
     </w:lvl>
   </w:abstractNum>
-  <w:abstractNum w:abstractNumId="6" w15:restartNumberingAfterBreak="0">
+  <w:abstractNum w:abstractNumId="12" w15:restartNumberingAfterBreak="0">
     <w:nsid w:val="57A10462"/>
     <w:multiLevelType w:val="hybridMultilevel"/>
     <w:tmpl w:val="8A36AC6E"/>
@@ -5803,7 +5913,120 @@
       </w:rPr>
     </w:lvl>
   </w:abstractNum>
-  <w:abstractNum w:abstractNumId="7" w15:restartNumberingAfterBreak="0">
+  <w:abstractNum w:abstractNumId="13" w15:restartNumberingAfterBreak="0">
+    <w:nsid w:val="67F610B0"/>
+    <w:multiLevelType w:val="hybridMultilevel"/>
+    <w:tmpl w:val="E67A9212"/>
+    <w:lvl w:ilvl="0" w:tplc="04050001">
+      <w:start w:val="1"/>
+      <w:numFmt w:val="bullet"/>
+      <w:lvlText w:val=""/>
+      <w:lvlJc w:val="left"/>
+      <w:pPr>
+        <w:ind w:left="720" w:hanging="360"/>
+      </w:pPr>
+      <w:rPr>
+        <w:rFonts w:ascii="Symbol" w:hAnsi="Symbol" w:hint="default"/>
+      </w:rPr>
+    </w:lvl>
+    <w:lvl w:ilvl="1" w:tplc="04050003" w:tentative="1">
+      <w:start w:val="1"/>
+      <w:numFmt w:val="bullet"/>
+      <w:lvlText w:val="o"/>
+      <w:lvlJc w:val="left"/>
+      <w:pPr>
+        <w:ind w:left="1440" w:hanging="360"/>
+      </w:pPr>
+      <w:rPr>
+        <w:rFonts w:ascii="Courier New" w:hAnsi="Courier New" w:cs="Courier New" w:hint="default"/>
+      </w:rPr>
+    </w:lvl>
+    <w:lvl w:ilvl="2" w:tplc="04050005" w:tentative="1">
+      <w:start w:val="1"/>
+      <w:numFmt w:val="bullet"/>
+      <w:lvlText w:val=""/>
+      <w:lvlJc w:val="left"/>
+      <w:pPr>
+        <w:ind w:left="2160" w:hanging="360"/>
+      </w:pPr>
+      <w:rPr>
+        <w:rFonts w:ascii="Wingdings" w:hAnsi="Wingdings" w:hint="default"/>
+      </w:rPr>
+    </w:lvl>
+    <w:lvl w:ilvl="3" w:tplc="04050001" w:tentative="1">
+      <w:start w:val="1"/>
+      <w:numFmt w:val="bullet"/>
+      <w:lvlText w:val=""/>
+      <w:lvlJc w:val="left"/>
+      <w:pPr>
+        <w:ind w:left="2880" w:hanging="360"/>
+      </w:pPr>
+      <w:rPr>
+        <w:rFonts w:ascii="Symbol" w:hAnsi="Symbol" w:hint="default"/>
+      </w:rPr>
+    </w:lvl>
+    <w:lvl w:ilvl="4" w:tplc="04050003" w:tentative="1">
+      <w:start w:val="1"/>
+      <w:numFmt w:val="bullet"/>
+      <w:lvlText w:val="o"/>
+      <w:lvlJc w:val="left"/>
+      <w:pPr>
+        <w:ind w:left="3600" w:hanging="360"/>
+      </w:pPr>
+      <w:rPr>
+        <w:rFonts w:ascii="Courier New" w:hAnsi="Courier New" w:cs="Courier New" w:hint="default"/>
+      </w:rPr>
+    </w:lvl>
+    <w:lvl w:ilvl="5" w:tplc="04050005" w:tentative="1">
+      <w:start w:val="1"/>
+      <w:numFmt w:val="bullet"/>
+      <w:lvlText w:val=""/>
+      <w:lvlJc w:val="left"/>
+      <w:pPr>
+        <w:ind w:left="4320" w:hanging="360"/>
+      </w:pPr>
+      <w:rPr>
+        <w:rFonts w:ascii="Wingdings" w:hAnsi="Wingdings" w:hint="default"/>
+      </w:rPr>
+    </w:lvl>
+    <w:lvl w:ilvl="6" w:tplc="04050001" w:tentative="1">
+      <w:start w:val="1"/>
+      <w:numFmt w:val="bullet"/>
+      <w:lvlText w:val=""/>
+      <w:lvlJc w:val="left"/>
+      <w:pPr>
+        <w:ind w:left="5040" w:hanging="360"/>
+      </w:pPr>
+      <w:rPr>
+        <w:rFonts w:ascii="Symbol" w:hAnsi="Symbol" w:hint="default"/>
+      </w:rPr>
+    </w:lvl>
+    <w:lvl w:ilvl="7" w:tplc="04050003" w:tentative="1">
+      <w:start w:val="1"/>
+      <w:numFmt w:val="bullet"/>
+      <w:lvlText w:val="o"/>
+      <w:lvlJc w:val="left"/>
+      <w:pPr>
+        <w:ind w:left="5760" w:hanging="360"/>
+      </w:pPr>
+      <w:rPr>
+        <w:rFonts w:ascii="Courier New" w:hAnsi="Courier New" w:cs="Courier New" w:hint="default"/>
+      </w:rPr>
+    </w:lvl>
+    <w:lvl w:ilvl="8" w:tplc="04050005" w:tentative="1">
+      <w:start w:val="1"/>
+      <w:numFmt w:val="bullet"/>
+      <w:lvlText w:val=""/>
+      <w:lvlJc w:val="left"/>
+      <w:pPr>
+        <w:ind w:left="6480" w:hanging="360"/>
+      </w:pPr>
+      <w:rPr>
+        <w:rFonts w:ascii="Wingdings" w:hAnsi="Wingdings" w:hint="default"/>
+      </w:rPr>
+    </w:lvl>
+  </w:abstractNum>
+  <w:abstractNum w:abstractNumId="14" w15:restartNumberingAfterBreak="0">
     <w:nsid w:val="770669DB"/>
     <w:multiLevelType w:val="hybridMultilevel"/>
     <w:tmpl w:val="8B945714"/>
@@ -5916,13 +6139,14 @@
       </w:rPr>
     </w:lvl>
   </w:abstractNum>
-  <w:abstractNum w:abstractNumId="8" w15:restartNumberingAfterBreak="0">
+  <w:abstractNum w:abstractNumId="15" w15:restartNumberingAfterBreak="0">
     <w:nsid w:val="773D3258"/>
     <w:multiLevelType w:val="hybridMultilevel"/>
-    <w:tmpl w:val="8DF2152E"/>
-    <w:lvl w:ilvl="0" w:tplc="04050001">
-      <w:start w:val="1"/>
-      <w:numFmt w:val="bullet"/>
+    <w:tmpl w:val="0574713E"/>
+    <w:lvl w:ilvl="0" w:tplc="D5001A84">
+      <w:start w:val="1"/>
+      <w:numFmt w:val="bullet"/>
+      <w:pStyle w:val="Odstavecseseznamem"/>
       <w:lvlText w:val=""/>
       <w:lvlJc w:val="left"/>
       <w:pPr>
@@ -6028,7 +6252,7 @@
       </w:rPr>
     </w:lvl>
   </w:abstractNum>
-  <w:abstractNum w:abstractNumId="9" w15:restartNumberingAfterBreak="0">
+  <w:abstractNum w:abstractNumId="16" w15:restartNumberingAfterBreak="0">
     <w:nsid w:val="7FB50A5E"/>
     <w:multiLevelType w:val="hybridMultilevel"/>
     <w:tmpl w:val="9E965FDE"/>
@@ -6118,46 +6342,73 @@
     </w:lvl>
   </w:abstractNum>
   <w:num w:numId="1" w16cid:durableId="572160292">
-    <w:abstractNumId w:val="2"/>
+    <w:abstractNumId w:val="4"/>
   </w:num>
   <w:num w:numId="2" w16cid:durableId="1956523950">
-    <w:abstractNumId w:val="2"/>
+    <w:abstractNumId w:val="4"/>
     <w:lvlOverride w:ilvl="0">
       <w:startOverride w:val="1"/>
     </w:lvlOverride>
   </w:num>
   <w:num w:numId="3" w16cid:durableId="1266303450">
-    <w:abstractNumId w:val="1"/>
+    <w:abstractNumId w:val="2"/>
   </w:num>
   <w:num w:numId="4" w16cid:durableId="63069478">
-    <w:abstractNumId w:val="9"/>
+    <w:abstractNumId w:val="16"/>
   </w:num>
   <w:num w:numId="5" w16cid:durableId="819618405">
     <w:abstractNumId w:val="0"/>
   </w:num>
   <w:num w:numId="6" w16cid:durableId="194199314">
-    <w:abstractNumId w:val="8"/>
+    <w:abstractNumId w:val="15"/>
   </w:num>
   <w:num w:numId="7" w16cid:durableId="1949963513">
-    <w:abstractNumId w:val="3"/>
+    <w:abstractNumId w:val="7"/>
   </w:num>
   <w:num w:numId="8" w16cid:durableId="146285056">
-    <w:abstractNumId w:val="6"/>
+    <w:abstractNumId w:val="12"/>
   </w:num>
   <w:num w:numId="9" w16cid:durableId="1752698713">
-    <w:abstractNumId w:val="7"/>
+    <w:abstractNumId w:val="14"/>
   </w:num>
   <w:num w:numId="10" w16cid:durableId="97264827">
-    <w:abstractNumId w:val="5"/>
+    <w:abstractNumId w:val="11"/>
   </w:num>
   <w:num w:numId="11" w16cid:durableId="2092853149">
-    <w:abstractNumId w:val="4"/>
+    <w:abstractNumId w:val="10"/>
   </w:num>
   <w:num w:numId="12" w16cid:durableId="1003819474">
-    <w:abstractNumId w:val="5"/>
+    <w:abstractNumId w:val="11"/>
     <w:lvlOverride w:ilvl="0">
       <w:startOverride w:val="1"/>
     </w:lvlOverride>
+  </w:num>
+  <w:num w:numId="13" w16cid:durableId="716316335">
+    <w:abstractNumId w:val="13"/>
+  </w:num>
+  <w:num w:numId="14" w16cid:durableId="756709702">
+    <w:abstractNumId w:val="9"/>
+  </w:num>
+  <w:num w:numId="15" w16cid:durableId="1127965279">
+    <w:abstractNumId w:val="3"/>
+  </w:num>
+  <w:num w:numId="16" w16cid:durableId="1608735386">
+    <w:abstractNumId w:val="1"/>
+  </w:num>
+  <w:num w:numId="17" w16cid:durableId="1757166763">
+    <w:abstractNumId w:val="6"/>
+  </w:num>
+  <w:num w:numId="18" w16cid:durableId="342439861">
+    <w:abstractNumId w:val="6"/>
+    <w:lvlOverride w:ilvl="0">
+      <w:startOverride w:val="1"/>
+    </w:lvlOverride>
+  </w:num>
+  <w:num w:numId="19" w16cid:durableId="1630622966">
+    <w:abstractNumId w:val="8"/>
+  </w:num>
+  <w:num w:numId="20" w16cid:durableId="1196310198">
+    <w:abstractNumId w:val="5"/>
   </w:num>
 </w:numbering>
 </file>
@@ -6361,7 +6612,7 @@
     <w:lsdException w:name="Medium Shading 2 Accent 1" w:uiPriority="64"/>
     <w:lsdException w:name="Medium List 1 Accent 1" w:uiPriority="65"/>
     <w:lsdException w:name="Revision" w:semiHidden="1"/>
-    <w:lsdException w:name="List Paragraph" w:uiPriority="1" w:qFormat="1"/>
+    <w:lsdException w:name="List Paragraph" w:uiPriority="34" w:qFormat="1"/>
     <w:lsdException w:name="Quote" w:uiPriority="29" w:qFormat="1"/>
     <w:lsdException w:name="Intense Quote" w:uiPriority="30" w:qFormat="1"/>
     <w:lsdException w:name="Medium List 2 Accent 1" w:uiPriority="66"/>
@@ -6581,12 +6832,12 @@
     <w:autoRedefine/>
     <w:uiPriority w:val="9"/>
     <w:qFormat/>
-    <w:rsid w:val="008E6444"/>
+    <w:rsid w:val="004D147C"/>
     <w:pPr>
       <w:keepNext/>
       <w:keepLines/>
       <w:numPr>
-        <w:numId w:val="7"/>
+        <w:numId w:val="3"/>
       </w:numPr>
       <w:suppressLineNumbers/>
       <w:spacing w:before="360" w:after="360"/>
@@ -6612,13 +6863,13 @@
     <w:uiPriority w:val="9"/>
     <w:unhideWhenUsed/>
     <w:qFormat/>
-    <w:rsid w:val="00C85B42"/>
+    <w:rsid w:val="00C33C2C"/>
     <w:pPr>
       <w:numPr>
         <w:ilvl w:val="1"/>
-        <w:numId w:val="3"/>
       </w:numPr>
       <w:spacing w:before="160" w:after="320"/>
+      <w:ind w:left="0" w:firstLine="0"/>
       <w:jc w:val="left"/>
       <w:outlineLvl w:val="1"/>
     </w:pPr>
@@ -6636,7 +6887,7 @@
     <w:uiPriority w:val="9"/>
     <w:unhideWhenUsed/>
     <w:qFormat/>
-    <w:rsid w:val="00BE2F15"/>
+    <w:rsid w:val="00C33C2C"/>
     <w:pPr>
       <w:spacing w:after="280"/>
       <w:outlineLvl w:val="2"/>
@@ -6778,6 +7029,7 @@
   <w:style w:type="character" w:default="1" w:styleId="Standardnpsmoodstavce">
     <w:name w:val="Default Paragraph Font"/>
     <w:uiPriority w:val="1"/>
+    <w:semiHidden/>
     <w:unhideWhenUsed/>
   </w:style>
   <w:style w:type="table" w:default="1" w:styleId="Normlntabulka">
@@ -6807,7 +7059,7 @@
     <w:basedOn w:val="Standardnpsmoodstavce"/>
     <w:link w:val="Nadpis1"/>
     <w:uiPriority w:val="9"/>
-    <w:rsid w:val="008E6444"/>
+    <w:rsid w:val="004D147C"/>
     <w:rPr>
       <w:rFonts w:ascii="Times New Roman" w:eastAsiaTheme="majorEastAsia" w:hAnsi="Times New Roman" w:cstheme="majorBidi"/>
       <w:b/>
@@ -6823,7 +7075,7 @@
     <w:basedOn w:val="Standardnpsmoodstavce"/>
     <w:link w:val="Nadpis2"/>
     <w:uiPriority w:val="9"/>
-    <w:rsid w:val="00C85B42"/>
+    <w:rsid w:val="00C33C2C"/>
     <w:rPr>
       <w:rFonts w:ascii="Times New Roman" w:eastAsiaTheme="majorEastAsia" w:hAnsi="Times New Roman" w:cstheme="majorBidi"/>
       <w:b/>
@@ -6838,7 +7090,7 @@
     <w:basedOn w:val="Standardnpsmoodstavce"/>
     <w:link w:val="Nadpis3"/>
     <w:uiPriority w:val="9"/>
-    <w:rsid w:val="00BE2F15"/>
+    <w:rsid w:val="00C33C2C"/>
     <w:rPr>
       <w:rFonts w:ascii="Times New Roman" w:eastAsiaTheme="majorEastAsia" w:hAnsi="Times New Roman" w:cstheme="majorBidi"/>
       <w:b/>
@@ -6846,7 +7098,6 @@
       <w:kern w:val="36"/>
       <w:sz w:val="28"/>
       <w:szCs w:val="28"/>
-      <w:lang w:val="cs-CZ"/>
     </w:rPr>
   </w:style>
   <w:style w:type="character" w:customStyle="1" w:styleId="Nadpis4Char">
@@ -7012,19 +7263,20 @@
     <w:basedOn w:val="Normln"/>
     <w:next w:val="Default"/>
     <w:autoRedefine/>
-    <w:uiPriority w:val="1"/>
+    <w:uiPriority w:val="34"/>
     <w:qFormat/>
-    <w:rsid w:val="00F25239"/>
+    <w:rsid w:val="00E23702"/>
     <w:pPr>
       <w:numPr>
-        <w:numId w:val="10"/>
+        <w:numId w:val="6"/>
       </w:numPr>
-      <w:spacing w:line="240" w:lineRule="auto"/>
+      <w:spacing w:after="200" w:line="276" w:lineRule="auto"/>
+      <w:ind w:left="714" w:hanging="357"/>
       <w:contextualSpacing/>
       <w:jc w:val="left"/>
     </w:pPr>
     <w:rPr>
-      <w:i/>
+      <w:iCs/>
     </w:rPr>
   </w:style>
   <w:style w:type="paragraph" w:styleId="Citt">
@@ -7294,11 +7546,15 @@
     <w:name w:val="caption"/>
     <w:basedOn w:val="Normln"/>
     <w:next w:val="Normln"/>
+    <w:autoRedefine/>
     <w:uiPriority w:val="35"/>
     <w:unhideWhenUsed/>
     <w:qFormat/>
-    <w:rsid w:val="00BC352E"/>
+    <w:rsid w:val="00EC55B3"/>
     <w:pPr>
+      <w:numPr>
+        <w:numId w:val="15"/>
+      </w:numPr>
       <w:spacing w:after="200" w:line="240" w:lineRule="auto"/>
     </w:pPr>
     <w:rPr>
@@ -7327,13 +7583,12 @@
     <w:uiPriority w:val="1"/>
     <w:unhideWhenUsed/>
     <w:qFormat/>
-    <w:rsid w:val="00E64F96"/>
+    <w:rsid w:val="004D147C"/>
     <w:pPr>
       <w:widowControl w:val="0"/>
       <w:autoSpaceDE w:val="0"/>
       <w:autoSpaceDN w:val="0"/>
-      <w:spacing w:after="0" w:line="240" w:lineRule="auto"/>
-      <w:jc w:val="left"/>
+      <w:spacing w:after="0" w:line="360" w:lineRule="auto"/>
     </w:pPr>
     <w:rPr>
       <w:rFonts w:eastAsia="Times New Roman" w:cs="Times New Roman"/>
@@ -7346,7 +7601,7 @@
     <w:basedOn w:val="Standardnpsmoodstavce"/>
     <w:link w:val="Zkladntext"/>
     <w:uiPriority w:val="1"/>
-    <w:rsid w:val="00E64F96"/>
+    <w:rsid w:val="004D147C"/>
     <w:rPr>
       <w:rFonts w:ascii="Times New Roman" w:eastAsia="Times New Roman" w:hAnsi="Times New Roman" w:cs="Times New Roman"/>
       <w:kern w:val="0"/>
@@ -7373,7 +7628,7 @@
     <w:link w:val="Nadpis01Char"/>
     <w:autoRedefine/>
     <w:qFormat/>
-    <w:rsid w:val="00F25239"/>
+    <w:rsid w:val="00C33C2C"/>
     <w:rPr>
       <w:rFonts w:ascii="Times New Roman" w:eastAsiaTheme="majorEastAsia" w:hAnsi="Times New Roman" w:cstheme="majorBidi"/>
       <w:b/>
@@ -7388,7 +7643,7 @@
     <w:name w:val="Nadpis 0.1 Char"/>
     <w:basedOn w:val="Nadpis1Char"/>
     <w:link w:val="Nadpis01"/>
-    <w:rsid w:val="00F25239"/>
+    <w:rsid w:val="00C33C2C"/>
     <w:rPr>
       <w:rFonts w:ascii="Times New Roman" w:eastAsiaTheme="majorEastAsia" w:hAnsi="Times New Roman" w:cstheme="majorBidi"/>
       <w:b/>
@@ -7441,6 +7696,18 @@
         <w:insideV w:val="single" w:sz="4" w:space="0" w:color="auto"/>
       </w:tblBorders>
     </w:tblPr>
+  </w:style>
+  <w:style w:type="character" w:styleId="Sledovanodkaz">
+    <w:name w:val="FollowedHyperlink"/>
+    <w:basedOn w:val="Standardnpsmoodstavce"/>
+    <w:uiPriority w:val="99"/>
+    <w:semiHidden/>
+    <w:unhideWhenUsed/>
+    <w:rsid w:val="00E701B9"/>
+    <w:rPr>
+      <w:color w:val="96607D" w:themeColor="followedHyperlink"/>
+      <w:u w:val="single"/>
+    </w:rPr>
   </w:style>
 </w:styles>
 </file>

--- a/Documents/IMP - Dokumentace.docx
+++ b/Documents/IMP - Dokumentace.docx
@@ -10,6 +10,13 @@
           <w:bCs/>
         </w:rPr>
       </w:pPr>
+      <w:r>
+        <w:rPr>
+          <w:b/>
+          <w:bCs/>
+        </w:rPr>
+        <w:t xml:space="preserve"> </w:t>
+      </w:r>
       <w:r>
         <w:rPr>
           <w:b/>
@@ -1224,7 +1231,6 @@
             </w:tabs>
             <w:rPr>
               <w:rFonts w:asciiTheme="minorHAnsi" w:eastAsiaTheme="minorEastAsia" w:hAnsiTheme="minorHAnsi"/>
-              <w:noProof/>
               <w:lang w:eastAsia="cs-CZ"/>
             </w:rPr>
           </w:pPr>
@@ -1241,14 +1247,12 @@
             <w:r>
               <w:rPr>
                 <w:rStyle w:val="Hypertextovodkaz"/>
-                <w:noProof/>
               </w:rPr>
               <w:t>1.</w:t>
             </w:r>
             <w:r>
               <w:rPr>
                 <w:rFonts w:asciiTheme="minorHAnsi" w:eastAsiaTheme="minorEastAsia" w:hAnsiTheme="minorHAnsi"/>
-                <w:noProof/>
                 <w:lang w:eastAsia="cs-CZ"/>
               </w:rPr>
               <w:tab/>
@@ -1256,54 +1260,46 @@
             <w:r>
               <w:rPr>
                 <w:rStyle w:val="Hypertextovodkaz"/>
-                <w:noProof/>
               </w:rPr>
               <w:t>Inspirace</w:t>
             </w:r>
             <w:r>
               <w:rPr>
-                <w:noProof/>
                 <w:webHidden/>
               </w:rPr>
               <w:tab/>
             </w:r>
             <w:r>
               <w:rPr>
-                <w:noProof/>
                 <w:webHidden/>
               </w:rPr>
               <w:fldChar w:fldCharType="begin"/>
             </w:r>
             <w:r>
               <w:rPr>
-                <w:noProof/>
                 <w:webHidden/>
               </w:rPr>
               <w:instrText xml:space="preserve"> PAGEREF _Toc216029505 \h </w:instrText>
             </w:r>
             <w:r>
               <w:rPr>
-                <w:noProof/>
-                <w:webHidden/>
-              </w:rPr>
-            </w:r>
-            <w:r>
-              <w:rPr>
-                <w:noProof/>
+                <w:webHidden/>
+              </w:rPr>
+            </w:r>
+            <w:r>
+              <w:rPr>
                 <w:webHidden/>
               </w:rPr>
               <w:fldChar w:fldCharType="separate"/>
             </w:r>
             <w:r>
               <w:rPr>
-                <w:noProof/>
                 <w:webHidden/>
               </w:rPr>
               <w:t>9</w:t>
             </w:r>
             <w:r>
               <w:rPr>
-                <w:noProof/>
                 <w:webHidden/>
               </w:rPr>
               <w:fldChar w:fldCharType="end"/>
@@ -1319,7 +1315,6 @@
             </w:tabs>
             <w:rPr>
               <w:rFonts w:asciiTheme="minorHAnsi" w:eastAsiaTheme="minorEastAsia" w:hAnsiTheme="minorHAnsi"/>
-              <w:noProof/>
               <w:lang w:eastAsia="cs-CZ"/>
             </w:rPr>
           </w:pPr>
@@ -1327,14 +1322,12 @@
             <w:r>
               <w:rPr>
                 <w:rStyle w:val="Hypertextovodkaz"/>
-                <w:noProof/>
               </w:rPr>
               <w:t>2.</w:t>
             </w:r>
             <w:r>
               <w:rPr>
                 <w:rFonts w:asciiTheme="minorHAnsi" w:eastAsiaTheme="minorEastAsia" w:hAnsiTheme="minorHAnsi"/>
-                <w:noProof/>
                 <w:lang w:eastAsia="cs-CZ"/>
               </w:rPr>
               <w:tab/>
@@ -1342,54 +1335,46 @@
             <w:r>
               <w:rPr>
                 <w:rStyle w:val="Hypertextovodkaz"/>
-                <w:noProof/>
               </w:rPr>
               <w:t>Dopravní předpisy</w:t>
             </w:r>
             <w:r>
               <w:rPr>
-                <w:noProof/>
                 <w:webHidden/>
               </w:rPr>
               <w:tab/>
             </w:r>
             <w:r>
               <w:rPr>
-                <w:noProof/>
                 <w:webHidden/>
               </w:rPr>
               <w:fldChar w:fldCharType="begin"/>
             </w:r>
             <w:r>
               <w:rPr>
-                <w:noProof/>
                 <w:webHidden/>
               </w:rPr>
               <w:instrText xml:space="preserve"> PAGEREF _Toc216029506 \h </w:instrText>
             </w:r>
             <w:r>
               <w:rPr>
-                <w:noProof/>
-                <w:webHidden/>
-              </w:rPr>
-            </w:r>
-            <w:r>
-              <w:rPr>
-                <w:noProof/>
+                <w:webHidden/>
+              </w:rPr>
+            </w:r>
+            <w:r>
+              <w:rPr>
                 <w:webHidden/>
               </w:rPr>
               <w:fldChar w:fldCharType="separate"/>
             </w:r>
             <w:r>
               <w:rPr>
-                <w:noProof/>
                 <w:webHidden/>
               </w:rPr>
               <w:t>10</w:t>
             </w:r>
             <w:r>
               <w:rPr>
-                <w:noProof/>
                 <w:webHidden/>
               </w:rPr>
               <w:fldChar w:fldCharType="end"/>
@@ -1405,7 +1390,6 @@
             </w:tabs>
             <w:rPr>
               <w:rFonts w:asciiTheme="minorHAnsi" w:eastAsiaTheme="minorEastAsia" w:hAnsiTheme="minorHAnsi"/>
-              <w:noProof/>
               <w:lang w:eastAsia="cs-CZ"/>
             </w:rPr>
           </w:pPr>
@@ -1413,14 +1397,12 @@
             <w:r>
               <w:rPr>
                 <w:rStyle w:val="Hypertextovodkaz"/>
-                <w:noProof/>
               </w:rPr>
               <w:t>3.</w:t>
             </w:r>
             <w:r>
               <w:rPr>
                 <w:rFonts w:asciiTheme="minorHAnsi" w:eastAsiaTheme="minorEastAsia" w:hAnsiTheme="minorHAnsi"/>
-                <w:noProof/>
                 <w:lang w:eastAsia="cs-CZ"/>
               </w:rPr>
               <w:tab/>
@@ -1428,54 +1410,46 @@
             <w:r>
               <w:rPr>
                 <w:rStyle w:val="Hypertextovodkaz"/>
-                <w:noProof/>
               </w:rPr>
               <w:t>Použité technologie</w:t>
             </w:r>
             <w:r>
               <w:rPr>
-                <w:noProof/>
                 <w:webHidden/>
               </w:rPr>
               <w:tab/>
             </w:r>
             <w:r>
               <w:rPr>
-                <w:noProof/>
                 <w:webHidden/>
               </w:rPr>
               <w:fldChar w:fldCharType="begin"/>
             </w:r>
             <w:r>
               <w:rPr>
-                <w:noProof/>
                 <w:webHidden/>
               </w:rPr>
               <w:instrText xml:space="preserve"> PAGEREF _Toc216029507 \h </w:instrText>
             </w:r>
             <w:r>
               <w:rPr>
-                <w:noProof/>
-                <w:webHidden/>
-              </w:rPr>
-            </w:r>
-            <w:r>
-              <w:rPr>
-                <w:noProof/>
+                <w:webHidden/>
+              </w:rPr>
+            </w:r>
+            <w:r>
+              <w:rPr>
                 <w:webHidden/>
               </w:rPr>
               <w:fldChar w:fldCharType="separate"/>
             </w:r>
             <w:r>
               <w:rPr>
-                <w:noProof/>
                 <w:webHidden/>
               </w:rPr>
               <w:t>10</w:t>
             </w:r>
             <w:r>
               <w:rPr>
-                <w:noProof/>
                 <w:webHidden/>
               </w:rPr>
               <w:fldChar w:fldCharType="end"/>
@@ -1491,7 +1465,6 @@
             </w:tabs>
             <w:rPr>
               <w:rFonts w:asciiTheme="minorHAnsi" w:eastAsiaTheme="minorEastAsia" w:hAnsiTheme="minorHAnsi"/>
-              <w:noProof/>
               <w:lang w:eastAsia="cs-CZ"/>
             </w:rPr>
           </w:pPr>
@@ -1499,14 +1472,12 @@
             <w:r>
               <w:rPr>
                 <w:rStyle w:val="Hypertextovodkaz"/>
-                <w:noProof/>
               </w:rPr>
               <w:t>3.1</w:t>
             </w:r>
             <w:r>
               <w:rPr>
                 <w:rFonts w:asciiTheme="minorHAnsi" w:eastAsiaTheme="minorEastAsia" w:hAnsiTheme="minorHAnsi"/>
-                <w:noProof/>
                 <w:lang w:eastAsia="cs-CZ"/>
               </w:rPr>
               <w:tab/>
@@ -1514,54 +1485,46 @@
             <w:r>
               <w:rPr>
                 <w:rStyle w:val="Hypertextovodkaz"/>
-                <w:noProof/>
               </w:rPr>
               <w:t>Unity</w:t>
             </w:r>
             <w:r>
               <w:rPr>
-                <w:noProof/>
                 <w:webHidden/>
               </w:rPr>
               <w:tab/>
             </w:r>
             <w:r>
               <w:rPr>
-                <w:noProof/>
                 <w:webHidden/>
               </w:rPr>
               <w:fldChar w:fldCharType="begin"/>
             </w:r>
             <w:r>
               <w:rPr>
-                <w:noProof/>
                 <w:webHidden/>
               </w:rPr>
               <w:instrText xml:space="preserve"> PAGEREF _Toc216029508 \h </w:instrText>
             </w:r>
             <w:r>
               <w:rPr>
-                <w:noProof/>
-                <w:webHidden/>
-              </w:rPr>
-            </w:r>
-            <w:r>
-              <w:rPr>
-                <w:noProof/>
+                <w:webHidden/>
+              </w:rPr>
+            </w:r>
+            <w:r>
+              <w:rPr>
                 <w:webHidden/>
               </w:rPr>
               <w:fldChar w:fldCharType="separate"/>
             </w:r>
             <w:r>
               <w:rPr>
-                <w:noProof/>
                 <w:webHidden/>
               </w:rPr>
               <w:t>10</w:t>
             </w:r>
             <w:r>
               <w:rPr>
-                <w:noProof/>
                 <w:webHidden/>
               </w:rPr>
               <w:fldChar w:fldCharType="end"/>
@@ -1577,7 +1540,6 @@
             </w:tabs>
             <w:rPr>
               <w:rFonts w:asciiTheme="minorHAnsi" w:eastAsiaTheme="minorEastAsia" w:hAnsiTheme="minorHAnsi"/>
-              <w:noProof/>
               <w:lang w:eastAsia="cs-CZ"/>
             </w:rPr>
           </w:pPr>
@@ -1585,14 +1547,12 @@
             <w:r>
               <w:rPr>
                 <w:rStyle w:val="Hypertextovodkaz"/>
-                <w:noProof/>
               </w:rPr>
               <w:t>3.2</w:t>
             </w:r>
             <w:r>
               <w:rPr>
                 <w:rFonts w:asciiTheme="minorHAnsi" w:eastAsiaTheme="minorEastAsia" w:hAnsiTheme="minorHAnsi"/>
-                <w:noProof/>
                 <w:lang w:eastAsia="cs-CZ"/>
               </w:rPr>
               <w:tab/>
@@ -1600,54 +1560,46 @@
             <w:r>
               <w:rPr>
                 <w:rStyle w:val="Hypertextovodkaz"/>
-                <w:noProof/>
               </w:rPr>
               <w:t>C#</w:t>
             </w:r>
             <w:r>
               <w:rPr>
-                <w:noProof/>
                 <w:webHidden/>
               </w:rPr>
               <w:tab/>
             </w:r>
             <w:r>
               <w:rPr>
-                <w:noProof/>
                 <w:webHidden/>
               </w:rPr>
               <w:fldChar w:fldCharType="begin"/>
             </w:r>
             <w:r>
               <w:rPr>
-                <w:noProof/>
                 <w:webHidden/>
               </w:rPr>
               <w:instrText xml:space="preserve"> PAGEREF _Toc216029509 \h </w:instrText>
             </w:r>
             <w:r>
               <w:rPr>
-                <w:noProof/>
-                <w:webHidden/>
-              </w:rPr>
-            </w:r>
-            <w:r>
-              <w:rPr>
-                <w:noProof/>
+                <w:webHidden/>
+              </w:rPr>
+            </w:r>
+            <w:r>
+              <w:rPr>
                 <w:webHidden/>
               </w:rPr>
               <w:fldChar w:fldCharType="separate"/>
             </w:r>
             <w:r>
               <w:rPr>
-                <w:noProof/>
                 <w:webHidden/>
               </w:rPr>
               <w:t>10</w:t>
             </w:r>
             <w:r>
               <w:rPr>
-                <w:noProof/>
                 <w:webHidden/>
               </w:rPr>
               <w:fldChar w:fldCharType="end"/>
@@ -1663,7 +1615,6 @@
             </w:tabs>
             <w:rPr>
               <w:rFonts w:asciiTheme="minorHAnsi" w:eastAsiaTheme="minorEastAsia" w:hAnsiTheme="minorHAnsi"/>
-              <w:noProof/>
               <w:lang w:eastAsia="cs-CZ"/>
             </w:rPr>
           </w:pPr>
@@ -1671,14 +1622,12 @@
             <w:r>
               <w:rPr>
                 <w:rStyle w:val="Hypertextovodkaz"/>
-                <w:noProof/>
               </w:rPr>
               <w:t>3.3</w:t>
             </w:r>
             <w:r>
               <w:rPr>
                 <w:rFonts w:asciiTheme="minorHAnsi" w:eastAsiaTheme="minorEastAsia" w:hAnsiTheme="minorHAnsi"/>
-                <w:noProof/>
                 <w:lang w:eastAsia="cs-CZ"/>
               </w:rPr>
               <w:tab/>
@@ -1686,54 +1635,46 @@
             <w:r>
               <w:rPr>
                 <w:rStyle w:val="Hypertextovodkaz"/>
-                <w:noProof/>
               </w:rPr>
               <w:t>Blender</w:t>
             </w:r>
             <w:r>
               <w:rPr>
-                <w:noProof/>
                 <w:webHidden/>
               </w:rPr>
               <w:tab/>
             </w:r>
             <w:r>
               <w:rPr>
-                <w:noProof/>
                 <w:webHidden/>
               </w:rPr>
               <w:fldChar w:fldCharType="begin"/>
             </w:r>
             <w:r>
               <w:rPr>
-                <w:noProof/>
                 <w:webHidden/>
               </w:rPr>
               <w:instrText xml:space="preserve"> PAGEREF _Toc216029510 \h </w:instrText>
             </w:r>
             <w:r>
               <w:rPr>
-                <w:noProof/>
-                <w:webHidden/>
-              </w:rPr>
-            </w:r>
-            <w:r>
-              <w:rPr>
-                <w:noProof/>
+                <w:webHidden/>
+              </w:rPr>
+            </w:r>
+            <w:r>
+              <w:rPr>
                 <w:webHidden/>
               </w:rPr>
               <w:fldChar w:fldCharType="separate"/>
             </w:r>
             <w:r>
               <w:rPr>
-                <w:noProof/>
                 <w:webHidden/>
               </w:rPr>
               <w:t>10</w:t>
             </w:r>
             <w:r>
               <w:rPr>
-                <w:noProof/>
                 <w:webHidden/>
               </w:rPr>
               <w:fldChar w:fldCharType="end"/>
@@ -1749,7 +1690,6 @@
             </w:tabs>
             <w:rPr>
               <w:rFonts w:asciiTheme="minorHAnsi" w:eastAsiaTheme="minorEastAsia" w:hAnsiTheme="minorHAnsi"/>
-              <w:noProof/>
               <w:lang w:eastAsia="cs-CZ"/>
             </w:rPr>
           </w:pPr>
@@ -1757,14 +1697,12 @@
             <w:r>
               <w:rPr>
                 <w:rStyle w:val="Hypertextovodkaz"/>
-                <w:noProof/>
               </w:rPr>
               <w:t>4.</w:t>
             </w:r>
             <w:r>
               <w:rPr>
                 <w:rFonts w:asciiTheme="minorHAnsi" w:eastAsiaTheme="minorEastAsia" w:hAnsiTheme="minorHAnsi"/>
-                <w:noProof/>
                 <w:lang w:eastAsia="cs-CZ"/>
               </w:rPr>
               <w:tab/>
@@ -1772,54 +1710,46 @@
             <w:r>
               <w:rPr>
                 <w:rStyle w:val="Hypertextovodkaz"/>
-                <w:noProof/>
               </w:rPr>
               <w:t>Herní úrovně</w:t>
             </w:r>
             <w:r>
               <w:rPr>
-                <w:noProof/>
                 <w:webHidden/>
               </w:rPr>
               <w:tab/>
             </w:r>
             <w:r>
               <w:rPr>
-                <w:noProof/>
                 <w:webHidden/>
               </w:rPr>
               <w:fldChar w:fldCharType="begin"/>
             </w:r>
             <w:r>
               <w:rPr>
-                <w:noProof/>
                 <w:webHidden/>
               </w:rPr>
               <w:instrText xml:space="preserve"> PAGEREF _Toc216029511 \h </w:instrText>
             </w:r>
             <w:r>
               <w:rPr>
-                <w:noProof/>
-                <w:webHidden/>
-              </w:rPr>
-            </w:r>
-            <w:r>
-              <w:rPr>
-                <w:noProof/>
+                <w:webHidden/>
+              </w:rPr>
+            </w:r>
+            <w:r>
+              <w:rPr>
                 <w:webHidden/>
               </w:rPr>
               <w:fldChar w:fldCharType="separate"/>
             </w:r>
             <w:r>
               <w:rPr>
-                <w:noProof/>
                 <w:webHidden/>
               </w:rPr>
               <w:t>10</w:t>
             </w:r>
             <w:r>
               <w:rPr>
-                <w:noProof/>
                 <w:webHidden/>
               </w:rPr>
               <w:fldChar w:fldCharType="end"/>
@@ -1835,7 +1765,6 @@
             </w:tabs>
             <w:rPr>
               <w:rFonts w:asciiTheme="minorHAnsi" w:eastAsiaTheme="minorEastAsia" w:hAnsiTheme="minorHAnsi"/>
-              <w:noProof/>
               <w:lang w:eastAsia="cs-CZ"/>
             </w:rPr>
           </w:pPr>
@@ -1843,14 +1772,12 @@
             <w:r>
               <w:rPr>
                 <w:rStyle w:val="Hypertextovodkaz"/>
-                <w:noProof/>
               </w:rPr>
               <w:t>4.1</w:t>
             </w:r>
             <w:r>
               <w:rPr>
                 <w:rFonts w:asciiTheme="minorHAnsi" w:eastAsiaTheme="minorEastAsia" w:hAnsiTheme="minorHAnsi"/>
-                <w:noProof/>
                 <w:lang w:eastAsia="cs-CZ"/>
               </w:rPr>
               <w:tab/>
@@ -1858,54 +1785,46 @@
             <w:r>
               <w:rPr>
                 <w:rStyle w:val="Hypertextovodkaz"/>
-                <w:noProof/>
               </w:rPr>
               <w:t>Úroveň 1</w:t>
             </w:r>
             <w:r>
               <w:rPr>
-                <w:noProof/>
                 <w:webHidden/>
               </w:rPr>
               <w:tab/>
             </w:r>
             <w:r>
               <w:rPr>
-                <w:noProof/>
                 <w:webHidden/>
               </w:rPr>
               <w:fldChar w:fldCharType="begin"/>
             </w:r>
             <w:r>
               <w:rPr>
-                <w:noProof/>
                 <w:webHidden/>
               </w:rPr>
               <w:instrText xml:space="preserve"> PAGEREF _Toc216029512 \h </w:instrText>
             </w:r>
             <w:r>
               <w:rPr>
-                <w:noProof/>
-                <w:webHidden/>
-              </w:rPr>
-            </w:r>
-            <w:r>
-              <w:rPr>
-                <w:noProof/>
+                <w:webHidden/>
+              </w:rPr>
+            </w:r>
+            <w:r>
+              <w:rPr>
                 <w:webHidden/>
               </w:rPr>
               <w:fldChar w:fldCharType="separate"/>
             </w:r>
             <w:r>
               <w:rPr>
-                <w:noProof/>
                 <w:webHidden/>
               </w:rPr>
               <w:t>11</w:t>
             </w:r>
             <w:r>
               <w:rPr>
-                <w:noProof/>
                 <w:webHidden/>
               </w:rPr>
               <w:fldChar w:fldCharType="end"/>
@@ -1921,7 +1840,6 @@
             </w:tabs>
             <w:rPr>
               <w:rFonts w:asciiTheme="minorHAnsi" w:eastAsiaTheme="minorEastAsia" w:hAnsiTheme="minorHAnsi"/>
-              <w:noProof/>
               <w:lang w:eastAsia="cs-CZ"/>
             </w:rPr>
           </w:pPr>
@@ -1929,14 +1847,12 @@
             <w:r>
               <w:rPr>
                 <w:rStyle w:val="Hypertextovodkaz"/>
-                <w:noProof/>
               </w:rPr>
               <w:t>4.2</w:t>
             </w:r>
             <w:r>
               <w:rPr>
                 <w:rFonts w:asciiTheme="minorHAnsi" w:eastAsiaTheme="minorEastAsia" w:hAnsiTheme="minorHAnsi"/>
-                <w:noProof/>
                 <w:lang w:eastAsia="cs-CZ"/>
               </w:rPr>
               <w:tab/>
@@ -1944,54 +1860,46 @@
             <w:r>
               <w:rPr>
                 <w:rStyle w:val="Hypertextovodkaz"/>
-                <w:noProof/>
               </w:rPr>
               <w:t>Úroveň 2</w:t>
             </w:r>
             <w:r>
               <w:rPr>
-                <w:noProof/>
                 <w:webHidden/>
               </w:rPr>
               <w:tab/>
             </w:r>
             <w:r>
               <w:rPr>
-                <w:noProof/>
                 <w:webHidden/>
               </w:rPr>
               <w:fldChar w:fldCharType="begin"/>
             </w:r>
             <w:r>
               <w:rPr>
-                <w:noProof/>
                 <w:webHidden/>
               </w:rPr>
               <w:instrText xml:space="preserve"> PAGEREF _Toc216029513 \h </w:instrText>
             </w:r>
             <w:r>
               <w:rPr>
-                <w:noProof/>
-                <w:webHidden/>
-              </w:rPr>
-            </w:r>
-            <w:r>
-              <w:rPr>
-                <w:noProof/>
+                <w:webHidden/>
+              </w:rPr>
+            </w:r>
+            <w:r>
+              <w:rPr>
                 <w:webHidden/>
               </w:rPr>
               <w:fldChar w:fldCharType="separate"/>
             </w:r>
             <w:r>
               <w:rPr>
-                <w:noProof/>
                 <w:webHidden/>
               </w:rPr>
               <w:t>11</w:t>
             </w:r>
             <w:r>
               <w:rPr>
-                <w:noProof/>
                 <w:webHidden/>
               </w:rPr>
               <w:fldChar w:fldCharType="end"/>
@@ -2007,7 +1915,6 @@
             </w:tabs>
             <w:rPr>
               <w:rFonts w:asciiTheme="minorHAnsi" w:eastAsiaTheme="minorEastAsia" w:hAnsiTheme="minorHAnsi"/>
-              <w:noProof/>
               <w:lang w:eastAsia="cs-CZ"/>
             </w:rPr>
           </w:pPr>
@@ -2015,14 +1922,12 @@
             <w:r>
               <w:rPr>
                 <w:rStyle w:val="Hypertextovodkaz"/>
-                <w:noProof/>
               </w:rPr>
               <w:t>4.3</w:t>
             </w:r>
             <w:r>
               <w:rPr>
                 <w:rFonts w:asciiTheme="minorHAnsi" w:eastAsiaTheme="minorEastAsia" w:hAnsiTheme="minorHAnsi"/>
-                <w:noProof/>
                 <w:lang w:eastAsia="cs-CZ"/>
               </w:rPr>
               <w:tab/>
@@ -2030,54 +1935,46 @@
             <w:r>
               <w:rPr>
                 <w:rStyle w:val="Hypertextovodkaz"/>
-                <w:noProof/>
               </w:rPr>
               <w:t>Úroveň 3</w:t>
             </w:r>
             <w:r>
               <w:rPr>
-                <w:noProof/>
                 <w:webHidden/>
               </w:rPr>
               <w:tab/>
             </w:r>
             <w:r>
               <w:rPr>
-                <w:noProof/>
                 <w:webHidden/>
               </w:rPr>
               <w:fldChar w:fldCharType="begin"/>
             </w:r>
             <w:r>
               <w:rPr>
-                <w:noProof/>
                 <w:webHidden/>
               </w:rPr>
               <w:instrText xml:space="preserve"> PAGEREF _Toc216029514 \h </w:instrText>
             </w:r>
             <w:r>
               <w:rPr>
-                <w:noProof/>
-                <w:webHidden/>
-              </w:rPr>
-            </w:r>
-            <w:r>
-              <w:rPr>
-                <w:noProof/>
+                <w:webHidden/>
+              </w:rPr>
+            </w:r>
+            <w:r>
+              <w:rPr>
                 <w:webHidden/>
               </w:rPr>
               <w:fldChar w:fldCharType="separate"/>
             </w:r>
             <w:r>
               <w:rPr>
-                <w:noProof/>
                 <w:webHidden/>
               </w:rPr>
               <w:t>11</w:t>
             </w:r>
             <w:r>
               <w:rPr>
-                <w:noProof/>
                 <w:webHidden/>
               </w:rPr>
               <w:fldChar w:fldCharType="end"/>
@@ -2093,7 +1990,6 @@
             </w:tabs>
             <w:rPr>
               <w:rFonts w:asciiTheme="minorHAnsi" w:eastAsiaTheme="minorEastAsia" w:hAnsiTheme="minorHAnsi"/>
-              <w:noProof/>
               <w:lang w:eastAsia="cs-CZ"/>
             </w:rPr>
           </w:pPr>
@@ -2101,14 +1997,12 @@
             <w:r>
               <w:rPr>
                 <w:rStyle w:val="Hypertextovodkaz"/>
-                <w:noProof/>
               </w:rPr>
               <w:t>4.4</w:t>
             </w:r>
             <w:r>
               <w:rPr>
                 <w:rFonts w:asciiTheme="minorHAnsi" w:eastAsiaTheme="minorEastAsia" w:hAnsiTheme="minorHAnsi"/>
-                <w:noProof/>
                 <w:lang w:eastAsia="cs-CZ"/>
               </w:rPr>
               <w:tab/>
@@ -2116,54 +2010,46 @@
             <w:r>
               <w:rPr>
                 <w:rStyle w:val="Hypertextovodkaz"/>
-                <w:noProof/>
               </w:rPr>
               <w:t>Úroveň 4</w:t>
             </w:r>
             <w:r>
               <w:rPr>
-                <w:noProof/>
                 <w:webHidden/>
               </w:rPr>
               <w:tab/>
             </w:r>
             <w:r>
               <w:rPr>
-                <w:noProof/>
                 <w:webHidden/>
               </w:rPr>
               <w:fldChar w:fldCharType="begin"/>
             </w:r>
             <w:r>
               <w:rPr>
-                <w:noProof/>
                 <w:webHidden/>
               </w:rPr>
               <w:instrText xml:space="preserve"> PAGEREF _Toc216029515 \h </w:instrText>
             </w:r>
             <w:r>
               <w:rPr>
-                <w:noProof/>
-                <w:webHidden/>
-              </w:rPr>
-            </w:r>
-            <w:r>
-              <w:rPr>
-                <w:noProof/>
+                <w:webHidden/>
+              </w:rPr>
+            </w:r>
+            <w:r>
+              <w:rPr>
                 <w:webHidden/>
               </w:rPr>
               <w:fldChar w:fldCharType="separate"/>
             </w:r>
             <w:r>
               <w:rPr>
-                <w:noProof/>
                 <w:webHidden/>
               </w:rPr>
               <w:t>11</w:t>
             </w:r>
             <w:r>
               <w:rPr>
-                <w:noProof/>
                 <w:webHidden/>
               </w:rPr>
               <w:fldChar w:fldCharType="end"/>
@@ -2179,7 +2065,6 @@
             </w:tabs>
             <w:rPr>
               <w:rFonts w:asciiTheme="minorHAnsi" w:eastAsiaTheme="minorEastAsia" w:hAnsiTheme="minorHAnsi"/>
-              <w:noProof/>
               <w:lang w:eastAsia="cs-CZ"/>
             </w:rPr>
           </w:pPr>
@@ -2187,14 +2072,12 @@
             <w:r>
               <w:rPr>
                 <w:rStyle w:val="Hypertextovodkaz"/>
-                <w:noProof/>
               </w:rPr>
               <w:t>4.5</w:t>
             </w:r>
             <w:r>
               <w:rPr>
                 <w:rFonts w:asciiTheme="minorHAnsi" w:eastAsiaTheme="minorEastAsia" w:hAnsiTheme="minorHAnsi"/>
-                <w:noProof/>
                 <w:lang w:eastAsia="cs-CZ"/>
               </w:rPr>
               <w:tab/>
@@ -2202,54 +2085,46 @@
             <w:r>
               <w:rPr>
                 <w:rStyle w:val="Hypertextovodkaz"/>
-                <w:noProof/>
               </w:rPr>
               <w:t>Úroveň 5</w:t>
             </w:r>
             <w:r>
               <w:rPr>
-                <w:noProof/>
                 <w:webHidden/>
               </w:rPr>
               <w:tab/>
             </w:r>
             <w:r>
               <w:rPr>
-                <w:noProof/>
                 <w:webHidden/>
               </w:rPr>
               <w:fldChar w:fldCharType="begin"/>
             </w:r>
             <w:r>
               <w:rPr>
-                <w:noProof/>
                 <w:webHidden/>
               </w:rPr>
               <w:instrText xml:space="preserve"> PAGEREF _Toc216029516 \h </w:instrText>
             </w:r>
             <w:r>
               <w:rPr>
-                <w:noProof/>
-                <w:webHidden/>
-              </w:rPr>
-            </w:r>
-            <w:r>
-              <w:rPr>
-                <w:noProof/>
+                <w:webHidden/>
+              </w:rPr>
+            </w:r>
+            <w:r>
+              <w:rPr>
                 <w:webHidden/>
               </w:rPr>
               <w:fldChar w:fldCharType="separate"/>
             </w:r>
             <w:r>
               <w:rPr>
-                <w:noProof/>
                 <w:webHidden/>
               </w:rPr>
               <w:t>11</w:t>
             </w:r>
             <w:r>
               <w:rPr>
-                <w:noProof/>
                 <w:webHidden/>
               </w:rPr>
               <w:fldChar w:fldCharType="end"/>
@@ -2265,7 +2140,6 @@
             </w:tabs>
             <w:rPr>
               <w:rFonts w:asciiTheme="minorHAnsi" w:eastAsiaTheme="minorEastAsia" w:hAnsiTheme="minorHAnsi"/>
-              <w:noProof/>
               <w:lang w:eastAsia="cs-CZ"/>
             </w:rPr>
           </w:pPr>
@@ -2273,14 +2147,12 @@
             <w:r>
               <w:rPr>
                 <w:rStyle w:val="Hypertextovodkaz"/>
-                <w:noProof/>
               </w:rPr>
               <w:t>5.</w:t>
             </w:r>
             <w:r>
               <w:rPr>
                 <w:rFonts w:asciiTheme="minorHAnsi" w:eastAsiaTheme="minorEastAsia" w:hAnsiTheme="minorHAnsi"/>
-                <w:noProof/>
                 <w:lang w:eastAsia="cs-CZ"/>
               </w:rPr>
               <w:tab/>
@@ -2288,54 +2160,46 @@
             <w:r>
               <w:rPr>
                 <w:rStyle w:val="Hypertextovodkaz"/>
-                <w:noProof/>
               </w:rPr>
               <w:t>Tvorba postavy</w:t>
             </w:r>
             <w:r>
               <w:rPr>
-                <w:noProof/>
                 <w:webHidden/>
               </w:rPr>
               <w:tab/>
             </w:r>
             <w:r>
               <w:rPr>
-                <w:noProof/>
                 <w:webHidden/>
               </w:rPr>
               <w:fldChar w:fldCharType="begin"/>
             </w:r>
             <w:r>
               <w:rPr>
-                <w:noProof/>
                 <w:webHidden/>
               </w:rPr>
               <w:instrText xml:space="preserve"> PAGEREF _Toc216029517 \h </w:instrText>
             </w:r>
             <w:r>
               <w:rPr>
-                <w:noProof/>
-                <w:webHidden/>
-              </w:rPr>
-            </w:r>
-            <w:r>
-              <w:rPr>
-                <w:noProof/>
+                <w:webHidden/>
+              </w:rPr>
+            </w:r>
+            <w:r>
+              <w:rPr>
                 <w:webHidden/>
               </w:rPr>
               <w:fldChar w:fldCharType="separate"/>
             </w:r>
             <w:r>
               <w:rPr>
-                <w:noProof/>
                 <w:webHidden/>
               </w:rPr>
               <w:t>12</w:t>
             </w:r>
             <w:r>
               <w:rPr>
-                <w:noProof/>
                 <w:webHidden/>
               </w:rPr>
               <w:fldChar w:fldCharType="end"/>
@@ -2351,7 +2215,6 @@
             </w:tabs>
             <w:rPr>
               <w:rFonts w:asciiTheme="minorHAnsi" w:eastAsiaTheme="minorEastAsia" w:hAnsiTheme="minorHAnsi"/>
-              <w:noProof/>
               <w:lang w:eastAsia="cs-CZ"/>
             </w:rPr>
           </w:pPr>
@@ -2359,14 +2222,12 @@
             <w:r>
               <w:rPr>
                 <w:rStyle w:val="Hypertextovodkaz"/>
-                <w:noProof/>
               </w:rPr>
               <w:t>5.1</w:t>
             </w:r>
             <w:r>
               <w:rPr>
                 <w:rFonts w:asciiTheme="minorHAnsi" w:eastAsiaTheme="minorEastAsia" w:hAnsiTheme="minorHAnsi"/>
-                <w:noProof/>
                 <w:lang w:eastAsia="cs-CZ"/>
               </w:rPr>
               <w:tab/>
@@ -2374,54 +2235,46 @@
             <w:r>
               <w:rPr>
                 <w:rStyle w:val="Hypertextovodkaz"/>
-                <w:noProof/>
               </w:rPr>
               <w:t>Pohyb</w:t>
             </w:r>
             <w:r>
               <w:rPr>
-                <w:noProof/>
                 <w:webHidden/>
               </w:rPr>
               <w:tab/>
             </w:r>
             <w:r>
               <w:rPr>
-                <w:noProof/>
                 <w:webHidden/>
               </w:rPr>
               <w:fldChar w:fldCharType="begin"/>
             </w:r>
             <w:r>
               <w:rPr>
-                <w:noProof/>
                 <w:webHidden/>
               </w:rPr>
               <w:instrText xml:space="preserve"> PAGEREF _Toc216029518 \h </w:instrText>
             </w:r>
             <w:r>
               <w:rPr>
-                <w:noProof/>
-                <w:webHidden/>
-              </w:rPr>
-            </w:r>
-            <w:r>
-              <w:rPr>
-                <w:noProof/>
+                <w:webHidden/>
+              </w:rPr>
+            </w:r>
+            <w:r>
+              <w:rPr>
                 <w:webHidden/>
               </w:rPr>
               <w:fldChar w:fldCharType="separate"/>
             </w:r>
             <w:r>
               <w:rPr>
-                <w:noProof/>
                 <w:webHidden/>
               </w:rPr>
               <w:t>12</w:t>
             </w:r>
             <w:r>
               <w:rPr>
-                <w:noProof/>
                 <w:webHidden/>
               </w:rPr>
               <w:fldChar w:fldCharType="end"/>
@@ -2437,7 +2290,6 @@
             </w:tabs>
             <w:rPr>
               <w:rFonts w:asciiTheme="minorHAnsi" w:eastAsiaTheme="minorEastAsia" w:hAnsiTheme="minorHAnsi"/>
-              <w:noProof/>
               <w:lang w:eastAsia="cs-CZ"/>
             </w:rPr>
           </w:pPr>
@@ -2445,14 +2297,12 @@
             <w:r>
               <w:rPr>
                 <w:rStyle w:val="Hypertextovodkaz"/>
-                <w:noProof/>
               </w:rPr>
               <w:t>6.</w:t>
             </w:r>
             <w:r>
               <w:rPr>
                 <w:rFonts w:asciiTheme="minorHAnsi" w:eastAsiaTheme="minorEastAsia" w:hAnsiTheme="minorHAnsi"/>
-                <w:noProof/>
                 <w:lang w:eastAsia="cs-CZ"/>
               </w:rPr>
               <w:tab/>
@@ -2460,54 +2310,46 @@
             <w:r>
               <w:rPr>
                 <w:rStyle w:val="Hypertextovodkaz"/>
-                <w:noProof/>
               </w:rPr>
               <w:t>Kontrola dopravních předpisů</w:t>
             </w:r>
             <w:r>
               <w:rPr>
-                <w:noProof/>
                 <w:webHidden/>
               </w:rPr>
               <w:tab/>
             </w:r>
             <w:r>
               <w:rPr>
-                <w:noProof/>
                 <w:webHidden/>
               </w:rPr>
               <w:fldChar w:fldCharType="begin"/>
             </w:r>
             <w:r>
               <w:rPr>
-                <w:noProof/>
                 <w:webHidden/>
               </w:rPr>
               <w:instrText xml:space="preserve"> PAGEREF _Toc216029519 \h </w:instrText>
             </w:r>
             <w:r>
               <w:rPr>
-                <w:noProof/>
-                <w:webHidden/>
-              </w:rPr>
-            </w:r>
-            <w:r>
-              <w:rPr>
-                <w:noProof/>
+                <w:webHidden/>
+              </w:rPr>
+            </w:r>
+            <w:r>
+              <w:rPr>
                 <w:webHidden/>
               </w:rPr>
               <w:fldChar w:fldCharType="separate"/>
             </w:r>
             <w:r>
               <w:rPr>
-                <w:noProof/>
                 <w:webHidden/>
               </w:rPr>
               <w:t>12</w:t>
             </w:r>
             <w:r>
               <w:rPr>
-                <w:noProof/>
                 <w:webHidden/>
               </w:rPr>
               <w:fldChar w:fldCharType="end"/>
@@ -2523,7 +2365,6 @@
             </w:tabs>
             <w:rPr>
               <w:rFonts w:asciiTheme="minorHAnsi" w:eastAsiaTheme="minorEastAsia" w:hAnsiTheme="minorHAnsi"/>
-              <w:noProof/>
               <w:lang w:eastAsia="cs-CZ"/>
             </w:rPr>
           </w:pPr>
@@ -2531,14 +2372,12 @@
             <w:r>
               <w:rPr>
                 <w:rStyle w:val="Hypertextovodkaz"/>
-                <w:noProof/>
               </w:rPr>
               <w:t>6.1</w:t>
             </w:r>
             <w:r>
               <w:rPr>
                 <w:rFonts w:asciiTheme="minorHAnsi" w:eastAsiaTheme="minorEastAsia" w:hAnsiTheme="minorHAnsi"/>
-                <w:noProof/>
                 <w:lang w:eastAsia="cs-CZ"/>
               </w:rPr>
               <w:tab/>
@@ -2546,54 +2385,46 @@
             <w:r>
               <w:rPr>
                 <w:rStyle w:val="Hypertextovodkaz"/>
-                <w:noProof/>
               </w:rPr>
               <w:t>Dopravní značky</w:t>
             </w:r>
             <w:r>
               <w:rPr>
-                <w:noProof/>
                 <w:webHidden/>
               </w:rPr>
               <w:tab/>
             </w:r>
             <w:r>
               <w:rPr>
-                <w:noProof/>
                 <w:webHidden/>
               </w:rPr>
               <w:fldChar w:fldCharType="begin"/>
             </w:r>
             <w:r>
               <w:rPr>
-                <w:noProof/>
                 <w:webHidden/>
               </w:rPr>
               <w:instrText xml:space="preserve"> PAGEREF _Toc216029520 \h </w:instrText>
             </w:r>
             <w:r>
               <w:rPr>
-                <w:noProof/>
-                <w:webHidden/>
-              </w:rPr>
-            </w:r>
-            <w:r>
-              <w:rPr>
-                <w:noProof/>
+                <w:webHidden/>
+              </w:rPr>
+            </w:r>
+            <w:r>
+              <w:rPr>
                 <w:webHidden/>
               </w:rPr>
               <w:fldChar w:fldCharType="separate"/>
             </w:r>
             <w:r>
               <w:rPr>
-                <w:noProof/>
                 <w:webHidden/>
               </w:rPr>
               <w:t>12</w:t>
             </w:r>
             <w:r>
               <w:rPr>
-                <w:noProof/>
                 <w:webHidden/>
               </w:rPr>
               <w:fldChar w:fldCharType="end"/>
@@ -2609,7 +2440,6 @@
             </w:tabs>
             <w:rPr>
               <w:rFonts w:asciiTheme="minorHAnsi" w:eastAsiaTheme="minorEastAsia" w:hAnsiTheme="minorHAnsi"/>
-              <w:noProof/>
               <w:lang w:eastAsia="cs-CZ"/>
             </w:rPr>
           </w:pPr>
@@ -2617,14 +2447,12 @@
             <w:r>
               <w:rPr>
                 <w:rStyle w:val="Hypertextovodkaz"/>
-                <w:noProof/>
               </w:rPr>
               <w:t>6.2</w:t>
             </w:r>
             <w:r>
               <w:rPr>
                 <w:rFonts w:asciiTheme="minorHAnsi" w:eastAsiaTheme="minorEastAsia" w:hAnsiTheme="minorHAnsi"/>
-                <w:noProof/>
                 <w:lang w:eastAsia="cs-CZ"/>
               </w:rPr>
               <w:tab/>
@@ -2632,54 +2460,46 @@
             <w:r>
               <w:rPr>
                 <w:rStyle w:val="Hypertextovodkaz"/>
-                <w:noProof/>
               </w:rPr>
               <w:t>Rychlostní limit</w:t>
             </w:r>
             <w:r>
               <w:rPr>
-                <w:noProof/>
                 <w:webHidden/>
               </w:rPr>
               <w:tab/>
             </w:r>
             <w:r>
               <w:rPr>
-                <w:noProof/>
                 <w:webHidden/>
               </w:rPr>
               <w:fldChar w:fldCharType="begin"/>
             </w:r>
             <w:r>
               <w:rPr>
-                <w:noProof/>
                 <w:webHidden/>
               </w:rPr>
               <w:instrText xml:space="preserve"> PAGEREF _Toc216029521 \h </w:instrText>
             </w:r>
             <w:r>
               <w:rPr>
-                <w:noProof/>
-                <w:webHidden/>
-              </w:rPr>
-            </w:r>
-            <w:r>
-              <w:rPr>
-                <w:noProof/>
+                <w:webHidden/>
+              </w:rPr>
+            </w:r>
+            <w:r>
+              <w:rPr>
                 <w:webHidden/>
               </w:rPr>
               <w:fldChar w:fldCharType="separate"/>
             </w:r>
             <w:r>
               <w:rPr>
-                <w:noProof/>
                 <w:webHidden/>
               </w:rPr>
               <w:t>12</w:t>
             </w:r>
             <w:r>
               <w:rPr>
-                <w:noProof/>
                 <w:webHidden/>
               </w:rPr>
               <w:fldChar w:fldCharType="end"/>
@@ -2695,7 +2515,6 @@
             </w:tabs>
             <w:rPr>
               <w:rFonts w:asciiTheme="minorHAnsi" w:eastAsiaTheme="minorEastAsia" w:hAnsiTheme="minorHAnsi"/>
-              <w:noProof/>
               <w:lang w:eastAsia="cs-CZ"/>
             </w:rPr>
           </w:pPr>
@@ -2703,14 +2522,12 @@
             <w:r>
               <w:rPr>
                 <w:rStyle w:val="Hypertextovodkaz"/>
-                <w:noProof/>
               </w:rPr>
               <w:t>6.3</w:t>
             </w:r>
             <w:r>
               <w:rPr>
                 <w:rFonts w:asciiTheme="minorHAnsi" w:eastAsiaTheme="minorEastAsia" w:hAnsiTheme="minorHAnsi"/>
-                <w:noProof/>
                 <w:lang w:eastAsia="cs-CZ"/>
               </w:rPr>
               <w:tab/>
@@ -2718,54 +2535,46 @@
             <w:r>
               <w:rPr>
                 <w:rStyle w:val="Hypertextovodkaz"/>
-                <w:noProof/>
               </w:rPr>
               <w:t>Kontrola přednosti</w:t>
             </w:r>
             <w:r>
               <w:rPr>
-                <w:noProof/>
                 <w:webHidden/>
               </w:rPr>
               <w:tab/>
             </w:r>
             <w:r>
               <w:rPr>
-                <w:noProof/>
                 <w:webHidden/>
               </w:rPr>
               <w:fldChar w:fldCharType="begin"/>
             </w:r>
             <w:r>
               <w:rPr>
-                <w:noProof/>
                 <w:webHidden/>
               </w:rPr>
               <w:instrText xml:space="preserve"> PAGEREF _Toc216029522 \h </w:instrText>
             </w:r>
             <w:r>
               <w:rPr>
-                <w:noProof/>
-                <w:webHidden/>
-              </w:rPr>
-            </w:r>
-            <w:r>
-              <w:rPr>
-                <w:noProof/>
+                <w:webHidden/>
+              </w:rPr>
+            </w:r>
+            <w:r>
+              <w:rPr>
                 <w:webHidden/>
               </w:rPr>
               <w:fldChar w:fldCharType="separate"/>
             </w:r>
             <w:r>
               <w:rPr>
-                <w:noProof/>
                 <w:webHidden/>
               </w:rPr>
               <w:t>12</w:t>
             </w:r>
             <w:r>
               <w:rPr>
-                <w:noProof/>
                 <w:webHidden/>
               </w:rPr>
               <w:fldChar w:fldCharType="end"/>
@@ -2781,7 +2590,6 @@
             </w:tabs>
             <w:rPr>
               <w:rFonts w:asciiTheme="minorHAnsi" w:eastAsiaTheme="minorEastAsia" w:hAnsiTheme="minorHAnsi"/>
-              <w:noProof/>
               <w:lang w:eastAsia="cs-CZ"/>
             </w:rPr>
           </w:pPr>
@@ -2789,14 +2597,12 @@
             <w:r>
               <w:rPr>
                 <w:rStyle w:val="Hypertextovodkaz"/>
-                <w:noProof/>
               </w:rPr>
               <w:t>6.4</w:t>
             </w:r>
             <w:r>
               <w:rPr>
                 <w:rFonts w:asciiTheme="minorHAnsi" w:eastAsiaTheme="minorEastAsia" w:hAnsiTheme="minorHAnsi"/>
-                <w:noProof/>
                 <w:lang w:eastAsia="cs-CZ"/>
               </w:rPr>
               <w:tab/>
@@ -2804,54 +2610,46 @@
             <w:r>
               <w:rPr>
                 <w:rStyle w:val="Hypertextovodkaz"/>
-                <w:noProof/>
               </w:rPr>
               <w:t>Funkcionalita semaforů</w:t>
             </w:r>
             <w:r>
               <w:rPr>
-                <w:noProof/>
                 <w:webHidden/>
               </w:rPr>
               <w:tab/>
             </w:r>
             <w:r>
               <w:rPr>
-                <w:noProof/>
                 <w:webHidden/>
               </w:rPr>
               <w:fldChar w:fldCharType="begin"/>
             </w:r>
             <w:r>
               <w:rPr>
-                <w:noProof/>
                 <w:webHidden/>
               </w:rPr>
               <w:instrText xml:space="preserve"> PAGEREF _Toc216029523 \h </w:instrText>
             </w:r>
             <w:r>
               <w:rPr>
-                <w:noProof/>
-                <w:webHidden/>
-              </w:rPr>
-            </w:r>
-            <w:r>
-              <w:rPr>
-                <w:noProof/>
+                <w:webHidden/>
+              </w:rPr>
+            </w:r>
+            <w:r>
+              <w:rPr>
                 <w:webHidden/>
               </w:rPr>
               <w:fldChar w:fldCharType="separate"/>
             </w:r>
             <w:r>
               <w:rPr>
-                <w:noProof/>
                 <w:webHidden/>
               </w:rPr>
               <w:t>12</w:t>
             </w:r>
             <w:r>
               <w:rPr>
-                <w:noProof/>
                 <w:webHidden/>
               </w:rPr>
               <w:fldChar w:fldCharType="end"/>
@@ -2867,7 +2665,6 @@
             </w:tabs>
             <w:rPr>
               <w:rFonts w:asciiTheme="minorHAnsi" w:eastAsiaTheme="minorEastAsia" w:hAnsiTheme="minorHAnsi"/>
-              <w:noProof/>
               <w:lang w:eastAsia="cs-CZ"/>
             </w:rPr>
           </w:pPr>
@@ -2875,14 +2672,12 @@
             <w:r>
               <w:rPr>
                 <w:rStyle w:val="Hypertextovodkaz"/>
-                <w:noProof/>
               </w:rPr>
               <w:t>7.</w:t>
             </w:r>
             <w:r>
               <w:rPr>
                 <w:rFonts w:asciiTheme="minorHAnsi" w:eastAsiaTheme="minorEastAsia" w:hAnsiTheme="minorHAnsi"/>
-                <w:noProof/>
                 <w:lang w:eastAsia="cs-CZ"/>
               </w:rPr>
               <w:tab/>
@@ -2890,54 +2685,46 @@
             <w:r>
               <w:rPr>
                 <w:rStyle w:val="Hypertextovodkaz"/>
-                <w:noProof/>
               </w:rPr>
               <w:t>Grafická stránka hry</w:t>
             </w:r>
             <w:r>
               <w:rPr>
-                <w:noProof/>
                 <w:webHidden/>
               </w:rPr>
               <w:tab/>
             </w:r>
             <w:r>
               <w:rPr>
-                <w:noProof/>
                 <w:webHidden/>
               </w:rPr>
               <w:fldChar w:fldCharType="begin"/>
             </w:r>
             <w:r>
               <w:rPr>
-                <w:noProof/>
                 <w:webHidden/>
               </w:rPr>
               <w:instrText xml:space="preserve"> PAGEREF _Toc216029524 \h </w:instrText>
             </w:r>
             <w:r>
               <w:rPr>
-                <w:noProof/>
-                <w:webHidden/>
-              </w:rPr>
-            </w:r>
-            <w:r>
-              <w:rPr>
-                <w:noProof/>
+                <w:webHidden/>
+              </w:rPr>
+            </w:r>
+            <w:r>
+              <w:rPr>
                 <w:webHidden/>
               </w:rPr>
               <w:fldChar w:fldCharType="separate"/>
             </w:r>
             <w:r>
               <w:rPr>
-                <w:noProof/>
                 <w:webHidden/>
               </w:rPr>
               <w:t>12</w:t>
             </w:r>
             <w:r>
               <w:rPr>
-                <w:noProof/>
                 <w:webHidden/>
               </w:rPr>
               <w:fldChar w:fldCharType="end"/>
@@ -2953,7 +2740,6 @@
             </w:tabs>
             <w:rPr>
               <w:rFonts w:asciiTheme="minorHAnsi" w:eastAsiaTheme="minorEastAsia" w:hAnsiTheme="minorHAnsi"/>
-              <w:noProof/>
               <w:lang w:eastAsia="cs-CZ"/>
             </w:rPr>
           </w:pPr>
@@ -2961,14 +2747,12 @@
             <w:r>
               <w:rPr>
                 <w:rStyle w:val="Hypertextovodkaz"/>
-                <w:noProof/>
               </w:rPr>
               <w:t>7.1</w:t>
             </w:r>
             <w:r>
               <w:rPr>
                 <w:rFonts w:asciiTheme="minorHAnsi" w:eastAsiaTheme="minorEastAsia" w:hAnsiTheme="minorHAnsi"/>
-                <w:noProof/>
                 <w:lang w:eastAsia="cs-CZ"/>
               </w:rPr>
               <w:tab/>
@@ -2976,54 +2760,46 @@
             <w:r>
               <w:rPr>
                 <w:rStyle w:val="Hypertextovodkaz"/>
-                <w:noProof/>
               </w:rPr>
               <w:t>Šipky určující směr jízdy</w:t>
             </w:r>
             <w:r>
               <w:rPr>
-                <w:noProof/>
                 <w:webHidden/>
               </w:rPr>
               <w:tab/>
             </w:r>
             <w:r>
               <w:rPr>
-                <w:noProof/>
                 <w:webHidden/>
               </w:rPr>
               <w:fldChar w:fldCharType="begin"/>
             </w:r>
             <w:r>
               <w:rPr>
-                <w:noProof/>
                 <w:webHidden/>
               </w:rPr>
               <w:instrText xml:space="preserve"> PAGEREF _Toc216029525 \h </w:instrText>
             </w:r>
             <w:r>
               <w:rPr>
-                <w:noProof/>
-                <w:webHidden/>
-              </w:rPr>
-            </w:r>
-            <w:r>
-              <w:rPr>
-                <w:noProof/>
+                <w:webHidden/>
+              </w:rPr>
+            </w:r>
+            <w:r>
+              <w:rPr>
                 <w:webHidden/>
               </w:rPr>
               <w:fldChar w:fldCharType="separate"/>
             </w:r>
             <w:r>
               <w:rPr>
-                <w:noProof/>
                 <w:webHidden/>
               </w:rPr>
               <w:t>12</w:t>
             </w:r>
             <w:r>
               <w:rPr>
-                <w:noProof/>
                 <w:webHidden/>
               </w:rPr>
               <w:fldChar w:fldCharType="end"/>
@@ -3039,7 +2815,6 @@
             </w:tabs>
             <w:rPr>
               <w:rFonts w:asciiTheme="minorHAnsi" w:eastAsiaTheme="minorEastAsia" w:hAnsiTheme="minorHAnsi"/>
-              <w:noProof/>
               <w:lang w:eastAsia="cs-CZ"/>
             </w:rPr>
           </w:pPr>
@@ -3047,14 +2822,12 @@
             <w:r>
               <w:rPr>
                 <w:rStyle w:val="Hypertextovodkaz"/>
-                <w:noProof/>
               </w:rPr>
               <w:t>7.2</w:t>
             </w:r>
             <w:r>
               <w:rPr>
                 <w:rFonts w:asciiTheme="minorHAnsi" w:eastAsiaTheme="minorEastAsia" w:hAnsiTheme="minorHAnsi"/>
-                <w:noProof/>
                 <w:lang w:eastAsia="cs-CZ"/>
               </w:rPr>
               <w:tab/>
@@ -3062,54 +2835,46 @@
             <w:r>
               <w:rPr>
                 <w:rStyle w:val="Hypertextovodkaz"/>
-                <w:noProof/>
               </w:rPr>
               <w:t>Dopravní značky</w:t>
             </w:r>
             <w:r>
               <w:rPr>
-                <w:noProof/>
                 <w:webHidden/>
               </w:rPr>
               <w:tab/>
             </w:r>
             <w:r>
               <w:rPr>
-                <w:noProof/>
                 <w:webHidden/>
               </w:rPr>
               <w:fldChar w:fldCharType="begin"/>
             </w:r>
             <w:r>
               <w:rPr>
-                <w:noProof/>
                 <w:webHidden/>
               </w:rPr>
               <w:instrText xml:space="preserve"> PAGEREF _Toc216029526 \h </w:instrText>
             </w:r>
             <w:r>
               <w:rPr>
-                <w:noProof/>
-                <w:webHidden/>
-              </w:rPr>
-            </w:r>
-            <w:r>
-              <w:rPr>
-                <w:noProof/>
+                <w:webHidden/>
+              </w:rPr>
+            </w:r>
+            <w:r>
+              <w:rPr>
                 <w:webHidden/>
               </w:rPr>
               <w:fldChar w:fldCharType="separate"/>
             </w:r>
             <w:r>
               <w:rPr>
-                <w:noProof/>
                 <w:webHidden/>
               </w:rPr>
               <w:t>13</w:t>
             </w:r>
             <w:r>
               <w:rPr>
-                <w:noProof/>
                 <w:webHidden/>
               </w:rPr>
               <w:fldChar w:fldCharType="end"/>
@@ -3125,7 +2890,6 @@
             </w:tabs>
             <w:rPr>
               <w:rFonts w:asciiTheme="minorHAnsi" w:eastAsiaTheme="minorEastAsia" w:hAnsiTheme="minorHAnsi"/>
-              <w:noProof/>
               <w:lang w:eastAsia="cs-CZ"/>
             </w:rPr>
           </w:pPr>
@@ -3133,14 +2897,12 @@
             <w:r>
               <w:rPr>
                 <w:rStyle w:val="Hypertextovodkaz"/>
-                <w:noProof/>
               </w:rPr>
               <w:t>7.3</w:t>
             </w:r>
             <w:r>
               <w:rPr>
                 <w:rFonts w:asciiTheme="minorHAnsi" w:eastAsiaTheme="minorEastAsia" w:hAnsiTheme="minorHAnsi"/>
-                <w:noProof/>
                 <w:lang w:eastAsia="cs-CZ"/>
               </w:rPr>
               <w:tab/>
@@ -3148,54 +2910,46 @@
             <w:r>
               <w:rPr>
                 <w:rStyle w:val="Hypertextovodkaz"/>
-                <w:noProof/>
               </w:rPr>
               <w:t>Souhrn nesplněných dopravních předpisů</w:t>
             </w:r>
             <w:r>
               <w:rPr>
-                <w:noProof/>
                 <w:webHidden/>
               </w:rPr>
               <w:tab/>
             </w:r>
             <w:r>
               <w:rPr>
-                <w:noProof/>
                 <w:webHidden/>
               </w:rPr>
               <w:fldChar w:fldCharType="begin"/>
             </w:r>
             <w:r>
               <w:rPr>
-                <w:noProof/>
                 <w:webHidden/>
               </w:rPr>
               <w:instrText xml:space="preserve"> PAGEREF _Toc216029527 \h </w:instrText>
             </w:r>
             <w:r>
               <w:rPr>
-                <w:noProof/>
-                <w:webHidden/>
-              </w:rPr>
-            </w:r>
-            <w:r>
-              <w:rPr>
-                <w:noProof/>
+                <w:webHidden/>
+              </w:rPr>
+            </w:r>
+            <w:r>
+              <w:rPr>
                 <w:webHidden/>
               </w:rPr>
               <w:fldChar w:fldCharType="separate"/>
             </w:r>
             <w:r>
               <w:rPr>
-                <w:noProof/>
                 <w:webHidden/>
               </w:rPr>
               <w:t>13</w:t>
             </w:r>
             <w:r>
               <w:rPr>
-                <w:noProof/>
                 <w:webHidden/>
               </w:rPr>
               <w:fldChar w:fldCharType="end"/>
@@ -3211,7 +2965,6 @@
             </w:tabs>
             <w:rPr>
               <w:rFonts w:asciiTheme="minorHAnsi" w:eastAsiaTheme="minorEastAsia" w:hAnsiTheme="minorHAnsi"/>
-              <w:noProof/>
               <w:lang w:eastAsia="cs-CZ"/>
             </w:rPr>
           </w:pPr>
@@ -3219,14 +2972,12 @@
             <w:r>
               <w:rPr>
                 <w:rStyle w:val="Hypertextovodkaz"/>
-                <w:noProof/>
               </w:rPr>
               <w:t>7.4</w:t>
             </w:r>
             <w:r>
               <w:rPr>
                 <w:rFonts w:asciiTheme="minorHAnsi" w:eastAsiaTheme="minorEastAsia" w:hAnsiTheme="minorHAnsi"/>
-                <w:noProof/>
                 <w:lang w:eastAsia="cs-CZ"/>
               </w:rPr>
               <w:tab/>
@@ -3234,54 +2985,46 @@
             <w:r>
               <w:rPr>
                 <w:rStyle w:val="Hypertextovodkaz"/>
-                <w:noProof/>
               </w:rPr>
               <w:t>Materiály</w:t>
             </w:r>
             <w:r>
               <w:rPr>
-                <w:noProof/>
                 <w:webHidden/>
               </w:rPr>
               <w:tab/>
             </w:r>
             <w:r>
               <w:rPr>
-                <w:noProof/>
                 <w:webHidden/>
               </w:rPr>
               <w:fldChar w:fldCharType="begin"/>
             </w:r>
             <w:r>
               <w:rPr>
-                <w:noProof/>
                 <w:webHidden/>
               </w:rPr>
               <w:instrText xml:space="preserve"> PAGEREF _Toc216029528 \h </w:instrText>
             </w:r>
             <w:r>
               <w:rPr>
-                <w:noProof/>
-                <w:webHidden/>
-              </w:rPr>
-            </w:r>
-            <w:r>
-              <w:rPr>
-                <w:noProof/>
+                <w:webHidden/>
+              </w:rPr>
+            </w:r>
+            <w:r>
+              <w:rPr>
                 <w:webHidden/>
               </w:rPr>
               <w:fldChar w:fldCharType="separate"/>
             </w:r>
             <w:r>
               <w:rPr>
-                <w:noProof/>
                 <w:webHidden/>
               </w:rPr>
               <w:t>13</w:t>
             </w:r>
             <w:r>
               <w:rPr>
-                <w:noProof/>
                 <w:webHidden/>
               </w:rPr>
               <w:fldChar w:fldCharType="end"/>
@@ -3315,29 +3058,17 @@
           <w:ilvl w:val="0"/>
           <w:numId w:val="0"/>
         </w:numPr>
-      </w:pPr>
-      <w:proofErr w:type="spellStart"/>
-      <w:r>
+        <w:rPr>
+          <w:lang w:val="cs-CZ"/>
+        </w:rPr>
+      </w:pPr>
+      <w:r>
+        <w:rPr>
+          <w:lang w:val="cs-CZ"/>
+        </w:rPr>
         <w:lastRenderedPageBreak/>
-        <w:t>Seznam</w:t>
-      </w:r>
-      <w:proofErr w:type="spellEnd"/>
-      <w:r>
-        <w:t xml:space="preserve"> </w:t>
-      </w:r>
-      <w:proofErr w:type="spellStart"/>
-      <w:r>
-        <w:t>obrázků</w:t>
-      </w:r>
-      <w:proofErr w:type="spellEnd"/>
-      <w:r>
-        <w:t xml:space="preserve"> a </w:t>
-      </w:r>
-      <w:proofErr w:type="spellStart"/>
-      <w:r>
-        <w:t>tabulek</w:t>
-      </w:r>
-      <w:proofErr w:type="spellEnd"/>
+        <w:t>Seznam obrázků a tabulek</w:t>
+      </w:r>
     </w:p>
     <w:p>
       <w:pPr>
@@ -3423,6 +3154,32 @@
       <w:pPr>
         <w:spacing w:after="160" w:line="278" w:lineRule="auto"/>
         <w:jc w:val="left"/>
+      </w:pPr>
+      <w:r>
+        <w:fldChar w:fldCharType="begin"/>
+      </w:r>
+      <w:r>
+        <w:instrText xml:space="preserve"> TOC \h \z \c "Obrázek" </w:instrText>
+      </w:r>
+      <w:r>
+        <w:fldChar w:fldCharType="separate"/>
+      </w:r>
+      <w:r>
+        <w:rPr>
+          <w:b/>
+          <w:bCs/>
+          <w:noProof/>
+        </w:rPr>
+        <w:t>Nenalezena položka seznamu obrázků.</w:t>
+      </w:r>
+      <w:r>
+        <w:fldChar w:fldCharType="end"/>
+      </w:r>
+    </w:p>
+    <w:p>
+      <w:pPr>
+        <w:spacing w:after="160" w:line="278" w:lineRule="auto"/>
+        <w:jc w:val="left"/>
         <w:rPr>
           <w:rFonts w:eastAsiaTheme="majorEastAsia" w:cstheme="majorBidi"/>
           <w:b/>
@@ -3430,7 +3187,6 @@
           <w:kern w:val="36"/>
           <w:sz w:val="36"/>
           <w:szCs w:val="36"/>
-          <w:lang w:val="en-US"/>
         </w:rPr>
       </w:pPr>
       <w:r>
@@ -3444,13 +3200,17 @@
           <w:ilvl w:val="0"/>
           <w:numId w:val="0"/>
         </w:numPr>
-      </w:pPr>
-      <w:proofErr w:type="spellStart"/>
-      <w:r>
+        <w:rPr>
+          <w:lang w:val="cs-CZ"/>
+        </w:rPr>
+      </w:pPr>
+      <w:r>
+        <w:rPr>
+          <w:lang w:val="cs-CZ"/>
+        </w:rPr>
         <w:lastRenderedPageBreak/>
         <w:t>Úvod</w:t>
       </w:r>
-      <w:proofErr w:type="spellEnd"/>
     </w:p>
     <w:p>
       <w:pPr>
@@ -3591,27 +3351,28 @@
     <w:p>
       <w:pPr>
         <w:pStyle w:val="Nadpis1"/>
-      </w:pPr>
-      <w:r>
+        <w:rPr>
+          <w:lang w:val="cs-CZ"/>
+        </w:rPr>
+      </w:pPr>
+      <w:r>
+        <w:rPr>
+          <w:lang w:val="cs-CZ"/>
+        </w:rPr>
         <w:t xml:space="preserve"> </w:t>
       </w:r>
       <w:bookmarkStart w:id="2" w:name="_Toc216029505"/>
       <w:r>
+        <w:rPr>
+          <w:lang w:val="cs-CZ"/>
+        </w:rPr>
         <w:t>Inspirace</w:t>
       </w:r>
       <w:bookmarkEnd w:id="2"/>
     </w:p>
     <w:p>
       <w:r>
-        <w:t xml:space="preserve">City Car </w:t>
-      </w:r>
-      <w:proofErr w:type="spellStart"/>
-      <w:r>
-        <w:t>Driving</w:t>
-      </w:r>
-      <w:proofErr w:type="spellEnd"/>
-      <w:r>
-        <w:t xml:space="preserve"> je simulátor zaměřený na běžnou městskou silniční dopravu. Řeší různé dopravní situace</w:t>
+        <w:t>City Car Driving je simulátor zaměřený na běžnou městskou silniční dopravu. Řeší různé dopravní situace</w:t>
       </w:r>
       <w:r>
         <w:t xml:space="preserve"> (např. křižovatky, řízení se semafory, </w:t>
@@ -3671,23 +3432,12 @@
         <w:t>.</w:t>
       </w:r>
       <w:r>
-        <w:t xml:space="preserve"> </w:t>
-      </w:r>
-      <w:r>
-        <w:t>[1]</w:t>
-      </w:r>
-    </w:p>
-    <w:p>
-      <w:r>
-        <w:t xml:space="preserve">Další inspirací byl </w:t>
-      </w:r>
-      <w:proofErr w:type="spellStart"/>
-      <w:r>
-        <w:t>Virtual</w:t>
-      </w:r>
-      <w:proofErr w:type="spellEnd"/>
-      <w:r>
-        <w:t xml:space="preserve"> Driving School</w:t>
+        <w:t xml:space="preserve"> [1]</w:t>
+      </w:r>
+    </w:p>
+    <w:p>
+      <w:r>
+        <w:t>Další inspirací byl Virtual Driving School</w:t>
       </w:r>
       <w:r>
         <w:t xml:space="preserve"> (dále VDS)</w:t>
@@ -3738,9 +3488,15 @@
     <w:p>
       <w:pPr>
         <w:pStyle w:val="Nadpis1"/>
+        <w:rPr>
+          <w:lang w:val="cs-CZ"/>
+        </w:rPr>
       </w:pPr>
       <w:bookmarkStart w:id="3" w:name="_Toc216029506"/>
       <w:r>
+        <w:rPr>
+          <w:lang w:val="cs-CZ"/>
+        </w:rPr>
         <w:lastRenderedPageBreak/>
         <w:t>Dopravní předpisy</w:t>
       </w:r>
@@ -3772,9 +3528,15 @@
     <w:p>
       <w:pPr>
         <w:pStyle w:val="Nadpis1"/>
+        <w:rPr>
+          <w:lang w:val="cs-CZ"/>
+        </w:rPr>
       </w:pPr>
       <w:bookmarkStart w:id="4" w:name="_Toc216029507"/>
       <w:r>
+        <w:rPr>
+          <w:lang w:val="cs-CZ"/>
+        </w:rPr>
         <w:t>Použité technologie</w:t>
       </w:r>
       <w:bookmarkEnd w:id="4"/>
@@ -3783,12 +3545,21 @@
     <w:p>
       <w:pPr>
         <w:pStyle w:val="Nadpis2"/>
-      </w:pPr>
-      <w:r>
+        <w:rPr>
+          <w:lang w:val="cs-CZ"/>
+        </w:rPr>
+      </w:pPr>
+      <w:r>
+        <w:rPr>
+          <w:lang w:val="cs-CZ"/>
+        </w:rPr>
         <w:t xml:space="preserve"> </w:t>
       </w:r>
       <w:bookmarkStart w:id="5" w:name="_Toc216029508"/>
       <w:r>
+        <w:rPr>
+          <w:lang w:val="cs-CZ"/>
+        </w:rPr>
         <w:t>Unity</w:t>
       </w:r>
       <w:bookmarkEnd w:id="5"/>
@@ -3797,12 +3568,21 @@
     <w:p>
       <w:pPr>
         <w:pStyle w:val="Nadpis2"/>
-      </w:pPr>
-      <w:r>
+        <w:rPr>
+          <w:lang w:val="cs-CZ"/>
+        </w:rPr>
+      </w:pPr>
+      <w:r>
+        <w:rPr>
+          <w:lang w:val="cs-CZ"/>
+        </w:rPr>
         <w:t xml:space="preserve"> </w:t>
       </w:r>
       <w:bookmarkStart w:id="6" w:name="_Toc216029509"/>
       <w:r>
+        <w:rPr>
+          <w:lang w:val="cs-CZ"/>
+        </w:rPr>
         <w:t>C#</w:t>
       </w:r>
       <w:bookmarkEnd w:id="6"/>
@@ -3811,23 +3591,58 @@
     <w:p>
       <w:pPr>
         <w:pStyle w:val="Nadpis2"/>
-      </w:pPr>
-      <w:r>
+        <w:rPr>
+          <w:lang w:val="cs-CZ"/>
+        </w:rPr>
+      </w:pPr>
+      <w:r>
+        <w:rPr>
+          <w:lang w:val="cs-CZ"/>
+        </w:rPr>
         <w:t xml:space="preserve"> </w:t>
       </w:r>
       <w:bookmarkStart w:id="7" w:name="_Toc216029510"/>
-      <w:r>
+      <w:proofErr w:type="spellStart"/>
+      <w:r>
+        <w:rPr>
+          <w:lang w:val="cs-CZ"/>
+        </w:rPr>
         <w:t>Blender</w:t>
       </w:r>
       <w:bookmarkEnd w:id="7"/>
+      <w:proofErr w:type="spellEnd"/>
     </w:p>
     <w:p/>
     <w:p>
       <w:pPr>
+        <w:pStyle w:val="Nadpis2"/>
+      </w:pPr>
+      <w:proofErr w:type="spellStart"/>
+      <w:r>
+        <w:t>Tinkercad</w:t>
+      </w:r>
+      <w:proofErr w:type="spellEnd"/>
+    </w:p>
+    <w:p>
+      <w:pPr>
+        <w:rPr>
+          <w:lang w:val="en-US"/>
+        </w:rPr>
+      </w:pPr>
+    </w:p>
+    <w:p>
+      <w:pPr>
         <w:pStyle w:val="Nadpis1"/>
+        <w:rPr>
+          <w:lang w:val="cs-CZ"/>
+        </w:rPr>
       </w:pPr>
       <w:bookmarkStart w:id="8" w:name="_Toc216029511"/>
       <w:r>
+        <w:rPr>
+          <w:lang w:val="cs-CZ"/>
+        </w:rPr>
+        <w:lastRenderedPageBreak/>
         <w:t>Herní úrovně</w:t>
       </w:r>
       <w:bookmarkEnd w:id="8"/>
@@ -3836,250 +3651,553 @@
     <w:p>
       <w:pPr>
         <w:pStyle w:val="Nadpis2"/>
-      </w:pPr>
-      <w:r>
+        <w:rPr>
+          <w:lang w:val="cs-CZ"/>
+        </w:rPr>
+      </w:pPr>
+      <w:r>
+        <w:rPr>
+          <w:lang w:val="cs-CZ"/>
+        </w:rPr>
+        <w:t xml:space="preserve"> </w:t>
+      </w:r>
+      <w:bookmarkStart w:id="9" w:name="_Toc216029512"/>
+      <w:r>
+        <w:rPr>
+          <w:lang w:val="cs-CZ"/>
+        </w:rPr>
+        <w:t>Úroveň 1</w:t>
+      </w:r>
+      <w:bookmarkEnd w:id="9"/>
+    </w:p>
+    <w:p>
+      <w:r>
+        <w:t xml:space="preserve">První úroveň je určena pro úplné začátečníky. Obsahuje nejzákladnější dopravní </w:t>
+      </w:r>
+      <w:proofErr w:type="gramStart"/>
+      <w:r>
+        <w:t>předpis</w:t>
+      </w:r>
+      <w:proofErr w:type="gramEnd"/>
+      <w:r>
+        <w:t xml:space="preserve"> kterým je maximální </w:t>
+      </w:r>
+      <w:r>
+        <w:t>povolen</w:t>
+      </w:r>
+      <w:r>
+        <w:t>á</w:t>
+      </w:r>
+      <w:r>
+        <w:t xml:space="preserve"> rychlost </w:t>
+      </w:r>
+      <w:r>
+        <w:t>(50km za hodinu). Také se hráči seznamují se jízdou v jízdním pruhu a zatáčením do jiných ulic bez nechtěného vjezdu do protisměru. Hráč má za úkol dojet a zaparkovat u nedalekého obchodu</w:t>
+      </w:r>
+      <w:r>
+        <w:t xml:space="preserve">, následně pokračovat podle směru jízdy šipek a </w:t>
+      </w:r>
+      <w:r>
+        <w:t>dokončit úroveň u určeného domu.</w:t>
+      </w:r>
+    </w:p>
+    <w:p>
+      <w:pPr>
+        <w:pStyle w:val="Nadpis2"/>
+        <w:rPr>
+          <w:lang w:val="cs-CZ"/>
+        </w:rPr>
+      </w:pPr>
+      <w:r>
+        <w:rPr>
+          <w:lang w:val="cs-CZ"/>
+        </w:rPr>
+        <w:t xml:space="preserve"> </w:t>
+      </w:r>
+      <w:bookmarkStart w:id="10" w:name="_Toc216029513"/>
+      <w:r>
+        <w:rPr>
+          <w:lang w:val="cs-CZ"/>
+        </w:rPr>
+        <w:t>Úroveň 2</w:t>
+      </w:r>
+      <w:bookmarkEnd w:id="10"/>
+    </w:p>
+    <w:p>
+      <w:r>
+        <w:t>Druhá úroveň</w:t>
+      </w:r>
+    </w:p>
+    <w:p>
+      <w:pPr>
+        <w:pStyle w:val="Nadpis2"/>
+        <w:rPr>
+          <w:lang w:val="cs-CZ"/>
+        </w:rPr>
+      </w:pPr>
+      <w:r>
+        <w:rPr>
+          <w:lang w:val="cs-CZ"/>
+        </w:rPr>
+        <w:t xml:space="preserve"> </w:t>
+      </w:r>
+      <w:bookmarkStart w:id="11" w:name="_Toc216029514"/>
+      <w:r>
+        <w:rPr>
+          <w:lang w:val="cs-CZ"/>
+        </w:rPr>
+        <w:t>Úroveň 3</w:t>
+      </w:r>
+      <w:bookmarkEnd w:id="11"/>
+    </w:p>
+    <w:p/>
+    <w:p>
+      <w:pPr>
+        <w:pStyle w:val="Nadpis2"/>
+        <w:rPr>
+          <w:lang w:val="cs-CZ"/>
+        </w:rPr>
+      </w:pPr>
+      <w:r>
+        <w:rPr>
+          <w:lang w:val="cs-CZ"/>
+        </w:rPr>
+        <w:t xml:space="preserve"> </w:t>
+      </w:r>
+      <w:bookmarkStart w:id="12" w:name="_Toc216029515"/>
+      <w:r>
+        <w:rPr>
+          <w:lang w:val="cs-CZ"/>
+        </w:rPr>
+        <w:t>Úroveň 4</w:t>
+      </w:r>
+      <w:bookmarkEnd w:id="12"/>
+    </w:p>
+    <w:p/>
+    <w:p>
+      <w:pPr>
+        <w:pStyle w:val="Nadpis2"/>
+        <w:rPr>
+          <w:lang w:val="cs-CZ"/>
+        </w:rPr>
+      </w:pPr>
+      <w:r>
+        <w:rPr>
+          <w:lang w:val="cs-CZ"/>
+        </w:rPr>
+        <w:t xml:space="preserve"> </w:t>
+      </w:r>
+      <w:bookmarkStart w:id="13" w:name="_Toc216029516"/>
+      <w:r>
+        <w:rPr>
+          <w:lang w:val="cs-CZ"/>
+        </w:rPr>
+        <w:t>Úroveň 5</w:t>
+      </w:r>
+      <w:bookmarkEnd w:id="13"/>
+    </w:p>
+    <w:p/>
+    <w:p>
+      <w:pPr>
+        <w:spacing w:after="160" w:line="278" w:lineRule="auto"/>
+        <w:jc w:val="left"/>
+      </w:pPr>
+      <w:r>
+        <w:br w:type="page"/>
+      </w:r>
+    </w:p>
+    <w:p>
+      <w:pPr>
+        <w:pStyle w:val="Nadpis01"/>
+        <w:rPr>
+          <w:lang w:val="cs-CZ"/>
+        </w:rPr>
+      </w:pPr>
+      <w:r>
+        <w:rPr>
+          <w:lang w:val="cs-CZ"/>
+        </w:rPr>
+        <w:lastRenderedPageBreak/>
+        <w:t>Praktická část</w:t>
+      </w:r>
+    </w:p>
+    <w:p>
+      <w:pPr>
+        <w:pStyle w:val="Nadpis1"/>
+        <w:rPr>
+          <w:lang w:val="cs-CZ"/>
+        </w:rPr>
+      </w:pPr>
+      <w:bookmarkStart w:id="14" w:name="_Toc216029517"/>
+      <w:r>
+        <w:rPr>
+          <w:lang w:val="cs-CZ"/>
+        </w:rPr>
+        <w:t>Tvorba postavy</w:t>
+      </w:r>
+      <w:bookmarkEnd w:id="14"/>
+    </w:p>
+    <w:p/>
+    <w:p>
+      <w:pPr>
+        <w:pStyle w:val="Nadpis2"/>
+        <w:rPr>
+          <w:lang w:val="cs-CZ"/>
+        </w:rPr>
+      </w:pPr>
+      <w:r>
+        <w:rPr>
+          <w:lang w:val="cs-CZ"/>
+        </w:rPr>
+        <w:t xml:space="preserve"> </w:t>
+      </w:r>
+      <w:bookmarkStart w:id="15" w:name="_Toc216029518"/>
+      <w:r>
+        <w:rPr>
+          <w:lang w:val="cs-CZ"/>
+        </w:rPr>
+        <w:t>Pohyb</w:t>
+      </w:r>
+      <w:bookmarkEnd w:id="15"/>
+    </w:p>
+    <w:p/>
+    <w:p>
+      <w:pPr>
+        <w:pStyle w:val="Nadpis1"/>
+        <w:rPr>
+          <w:lang w:val="cs-CZ"/>
+        </w:rPr>
+      </w:pPr>
+      <w:bookmarkStart w:id="16" w:name="_Toc216029519"/>
+      <w:r>
+        <w:rPr>
+          <w:lang w:val="cs-CZ"/>
+        </w:rPr>
+        <w:t>Kontrola dopravních předpisů</w:t>
+      </w:r>
+      <w:bookmarkEnd w:id="16"/>
+    </w:p>
+    <w:p/>
+    <w:p>
+      <w:pPr>
+        <w:pStyle w:val="Nadpis2"/>
+        <w:rPr>
+          <w:lang w:val="cs-CZ"/>
+        </w:rPr>
+      </w:pPr>
+      <w:r>
+        <w:rPr>
+          <w:lang w:val="cs-CZ"/>
+        </w:rPr>
+        <w:t xml:space="preserve"> </w:t>
+      </w:r>
+      <w:bookmarkStart w:id="17" w:name="_Toc216029520"/>
+      <w:r>
+        <w:rPr>
+          <w:lang w:val="cs-CZ"/>
+        </w:rPr>
+        <w:t>Dopravní značky</w:t>
+      </w:r>
+      <w:bookmarkEnd w:id="17"/>
+    </w:p>
+    <w:p/>
+    <w:p>
+      <w:pPr>
+        <w:pStyle w:val="Nadpis2"/>
+        <w:rPr>
+          <w:lang w:val="cs-CZ"/>
+        </w:rPr>
+      </w:pPr>
+      <w:bookmarkStart w:id="18" w:name="_Toc216029521"/>
+      <w:r>
+        <w:rPr>
+          <w:lang w:val="cs-CZ"/>
+        </w:rPr>
+        <w:t>Rychlostní limit</w:t>
+      </w:r>
+      <w:bookmarkEnd w:id="18"/>
+    </w:p>
+    <w:p>
+      <w:r>
+        <w:t>Kontrolu rychlosti stanovuje</w:t>
+      </w:r>
+      <w:r>
+        <w:t xml:space="preserve"> neviditelný</w:t>
+      </w:r>
+      <w:r>
+        <w:t xml:space="preserve"> objekt, který</w:t>
+      </w:r>
+      <w:r>
+        <w:t xml:space="preserve"> po přejezdu hráčem nastaví maximální povolenou rychlost na 50 km v hodině. Hlavní skript, který počítá rychlost hráče, </w:t>
+      </w:r>
+      <w:r>
+        <w:t>neustále kontroluje, zda rychlost hráče je vyšší, než je maximální povolená rychlost.</w:t>
+      </w:r>
+    </w:p>
+    <w:p/>
+    <w:p>
+      <w:pPr>
+        <w:pStyle w:val="Nadpis2"/>
+        <w:rPr>
+          <w:lang w:val="cs-CZ"/>
+        </w:rPr>
+      </w:pPr>
+      <w:r>
+        <w:rPr>
+          <w:lang w:val="cs-CZ"/>
+        </w:rPr>
+        <w:t xml:space="preserve"> </w:t>
+      </w:r>
+      <w:bookmarkStart w:id="19" w:name="_Toc216029522"/>
+      <w:r>
+        <w:rPr>
+          <w:lang w:val="cs-CZ"/>
+        </w:rPr>
+        <w:t>Kontrola přednosti</w:t>
+      </w:r>
+      <w:bookmarkEnd w:id="19"/>
+    </w:p>
+    <w:p/>
+    <w:p>
+      <w:pPr>
+        <w:pStyle w:val="Nadpis2"/>
+        <w:rPr>
+          <w:lang w:val="cs-CZ"/>
+        </w:rPr>
+      </w:pPr>
+      <w:r>
+        <w:rPr>
+          <w:lang w:val="cs-CZ"/>
+        </w:rPr>
+        <w:t xml:space="preserve"> </w:t>
+      </w:r>
+      <w:bookmarkStart w:id="20" w:name="_Toc216029523"/>
+      <w:r>
+        <w:rPr>
+          <w:lang w:val="cs-CZ"/>
+        </w:rPr>
+        <w:t>Funkcionalita semaforů</w:t>
+      </w:r>
+      <w:bookmarkEnd w:id="20"/>
+    </w:p>
+    <w:p/>
+    <w:p>
+      <w:pPr>
+        <w:pStyle w:val="Nadpis1"/>
+        <w:rPr>
+          <w:lang w:val="cs-CZ"/>
+        </w:rPr>
+      </w:pPr>
+      <w:bookmarkStart w:id="21" w:name="_Toc216029524"/>
+      <w:r>
+        <w:rPr>
+          <w:lang w:val="cs-CZ"/>
+        </w:rPr>
+        <w:t>Grafická stránka hry</w:t>
+      </w:r>
+      <w:bookmarkEnd w:id="21"/>
+    </w:p>
+    <w:p/>
+    <w:p>
+      <w:pPr>
+        <w:pStyle w:val="Nadpis2"/>
+        <w:rPr>
+          <w:lang w:val="cs-CZ"/>
+        </w:rPr>
+      </w:pPr>
+      <w:r>
+        <w:rPr>
+          <w:lang w:val="cs-CZ"/>
+        </w:rPr>
         <w:lastRenderedPageBreak/>
         <w:t xml:space="preserve"> </w:t>
       </w:r>
-      <w:bookmarkStart w:id="9" w:name="_Toc216029512"/>
-      <w:r>
-        <w:t>Úroveň 1</w:t>
-      </w:r>
-      <w:bookmarkEnd w:id="9"/>
+      <w:bookmarkStart w:id="22" w:name="_Toc216029525"/>
+      <w:r>
+        <w:rPr>
+          <w:lang w:val="cs-CZ"/>
+        </w:rPr>
+        <w:t xml:space="preserve">Šipky určující </w:t>
+      </w:r>
+      <w:bookmarkEnd w:id="22"/>
+      <w:r>
+        <w:rPr>
+          <w:lang w:val="cs-CZ"/>
+        </w:rPr>
+        <w:t>trasu</w:t>
+      </w:r>
+    </w:p>
+    <w:p>
+      <w:r>
+        <w:t>Tři</w:t>
+      </w:r>
+      <w:r>
+        <w:t xml:space="preserve"> typy šipek určujících trasu jsou vymodelované ve webové aplikaci </w:t>
+      </w:r>
+      <w:proofErr w:type="spellStart"/>
+      <w:r>
+        <w:t>Tinker</w:t>
+      </w:r>
+      <w:r>
+        <w:t>c</w:t>
+      </w:r>
+      <w:r>
+        <w:t>ad</w:t>
+      </w:r>
+      <w:proofErr w:type="spellEnd"/>
+      <w:r>
+        <w:t xml:space="preserve">. Každá z šipek je složená z trojúhelníku, alespoň jednoho </w:t>
+      </w:r>
+      <w:r>
+        <w:t>obdélníku</w:t>
+      </w:r>
+      <w:r>
+        <w:t xml:space="preserve"> a dvou kruhů. Určují</w:t>
+      </w:r>
+      <w:r>
+        <w:t xml:space="preserve">, kdy má hráč zatočit, kdy jet rovně nebo otočit. </w:t>
+      </w:r>
+      <w:r>
+        <w:t xml:space="preserve">Změna barvy byla učiněna importováním modelů do aplikace </w:t>
+      </w:r>
+      <w:proofErr w:type="spellStart"/>
+      <w:r>
+        <w:t>Blender</w:t>
+      </w:r>
+      <w:proofErr w:type="spellEnd"/>
+      <w:r>
+        <w:t>, následné vytvoření materiálu, který jsem změnil na růžovou barvu. Modely jsou výsledkem vlastní práce.</w:t>
+      </w:r>
+    </w:p>
+    <w:p>
+      <w:r>
+        <w:rPr>
+          <w:noProof/>
+        </w:rPr>
+        <w:drawing>
+          <wp:inline distT="0" distB="0" distL="0" distR="0" wp14:anchorId="58D63B95" wp14:editId="17C068C0">
+            <wp:extent cx="5612130" cy="1282700"/>
+            <wp:effectExtent l="0" t="0" r="7620" b="0"/>
+            <wp:docPr id="1997615601" name="Obrázek 1" descr="Obsah obrázku text, snímek obrazovky, Písmo, číslo&#10;&#10;Obsah generovaný pomocí AI může být nesprávný."/>
+            <wp:cNvGraphicFramePr>
+              <a:graphicFrameLocks xmlns:a="http://schemas.openxmlformats.org/drawingml/2006/main" noChangeAspect="1"/>
+            </wp:cNvGraphicFramePr>
+            <a:graphic xmlns:a="http://schemas.openxmlformats.org/drawingml/2006/main">
+              <a:graphicData uri="http://schemas.openxmlformats.org/drawingml/2006/picture">
+                <pic:pic xmlns:pic="http://schemas.openxmlformats.org/drawingml/2006/picture">
+                  <pic:nvPicPr>
+                    <pic:cNvPr id="1997615601" name="Obrázek 1" descr="Obsah obrázku text, snímek obrazovky, Písmo, číslo&#10;&#10;Obsah generovaný pomocí AI může být nesprávný."/>
+                    <pic:cNvPicPr/>
+                  </pic:nvPicPr>
+                  <pic:blipFill>
+                    <a:blip r:embed="rId9"/>
+                    <a:stretch>
+                      <a:fillRect/>
+                    </a:stretch>
+                  </pic:blipFill>
+                  <pic:spPr>
+                    <a:xfrm>
+                      <a:off x="0" y="0"/>
+                      <a:ext cx="5612130" cy="1282700"/>
+                    </a:xfrm>
+                    <a:prstGeom prst="rect">
+                      <a:avLst/>
+                    </a:prstGeom>
+                  </pic:spPr>
+                </pic:pic>
+              </a:graphicData>
+            </a:graphic>
+          </wp:inline>
+        </w:drawing>
+      </w:r>
+    </w:p>
+    <w:p>
+      <w:pPr>
+        <w:pStyle w:val="Titulek"/>
+      </w:pPr>
+      <w:r>
+        <w:t>Modely š</w:t>
+      </w:r>
+      <w:r>
+        <w:t>ip</w:t>
+      </w:r>
+      <w:r>
+        <w:t>ek</w:t>
+      </w:r>
+      <w:r>
+        <w:t xml:space="preserve"> určující</w:t>
+      </w:r>
+      <w:r>
+        <w:t>ch</w:t>
+      </w:r>
+      <w:r>
+        <w:t xml:space="preserve"> trasu</w:t>
+      </w:r>
+    </w:p>
+    <w:p>
+      <w:pPr>
+        <w:pStyle w:val="Nadpis2"/>
+        <w:rPr>
+          <w:lang w:val="cs-CZ"/>
+        </w:rPr>
+      </w:pPr>
+      <w:r>
+        <w:rPr>
+          <w:lang w:val="cs-CZ"/>
+        </w:rPr>
+        <w:t xml:space="preserve"> </w:t>
+      </w:r>
+      <w:bookmarkStart w:id="23" w:name="_Toc216029526"/>
+      <w:r>
+        <w:rPr>
+          <w:lang w:val="cs-CZ"/>
+        </w:rPr>
+        <w:t>Dopravní značky</w:t>
+      </w:r>
+      <w:bookmarkEnd w:id="23"/>
     </w:p>
     <w:p/>
     <w:p>
       <w:pPr>
         <w:pStyle w:val="Nadpis2"/>
-      </w:pPr>
-      <w:r>
+        <w:rPr>
+          <w:lang w:val="cs-CZ"/>
+        </w:rPr>
+      </w:pPr>
+      <w:r>
+        <w:rPr>
+          <w:lang w:val="cs-CZ"/>
+        </w:rPr>
         <w:t xml:space="preserve"> </w:t>
       </w:r>
-      <w:bookmarkStart w:id="10" w:name="_Toc216029513"/>
-      <w:r>
-        <w:t>Úroveň 2</w:t>
-      </w:r>
-      <w:bookmarkEnd w:id="10"/>
+      <w:bookmarkStart w:id="24" w:name="_Toc216029527"/>
+      <w:r>
+        <w:rPr>
+          <w:lang w:val="cs-CZ"/>
+        </w:rPr>
+        <w:t>Souhrn nesplněných dopravních předpisů</w:t>
+      </w:r>
+      <w:bookmarkEnd w:id="24"/>
     </w:p>
     <w:p/>
     <w:p>
       <w:pPr>
         <w:pStyle w:val="Nadpis2"/>
-      </w:pPr>
-      <w:r>
+        <w:rPr>
+          <w:lang w:val="cs-CZ"/>
+        </w:rPr>
+      </w:pPr>
+      <w:r>
+        <w:rPr>
+          <w:lang w:val="cs-CZ"/>
+        </w:rPr>
         <w:t xml:space="preserve"> </w:t>
       </w:r>
-      <w:bookmarkStart w:id="11" w:name="_Toc216029514"/>
-      <w:r>
-        <w:t>Úroveň 3</w:t>
-      </w:r>
-      <w:bookmarkEnd w:id="11"/>
-    </w:p>
-    <w:p/>
-    <w:p>
-      <w:pPr>
-        <w:pStyle w:val="Nadpis2"/>
-      </w:pPr>
-      <w:r>
-        <w:t xml:space="preserve"> </w:t>
-      </w:r>
-      <w:bookmarkStart w:id="12" w:name="_Toc216029515"/>
-      <w:r>
-        <w:t>Úroveň 4</w:t>
-      </w:r>
-      <w:bookmarkEnd w:id="12"/>
-    </w:p>
-    <w:p/>
-    <w:p>
-      <w:pPr>
-        <w:pStyle w:val="Nadpis2"/>
-      </w:pPr>
-      <w:r>
-        <w:t xml:space="preserve"> </w:t>
-      </w:r>
-      <w:bookmarkStart w:id="13" w:name="_Toc216029516"/>
-      <w:r>
-        <w:t>Úroveň 5</w:t>
-      </w:r>
-      <w:bookmarkEnd w:id="13"/>
-    </w:p>
-    <w:p/>
-    <w:p>
-      <w:pPr>
-        <w:spacing w:after="160" w:line="278" w:lineRule="auto"/>
-        <w:jc w:val="left"/>
-      </w:pPr>
-      <w:r>
-        <w:br w:type="page"/>
-      </w:r>
-    </w:p>
-    <w:p>
-      <w:pPr>
-        <w:pStyle w:val="Nadpis01"/>
+      <w:bookmarkStart w:id="25" w:name="_Toc216029528"/>
+      <w:r>
         <w:rPr>
           <w:lang w:val="cs-CZ"/>
         </w:rPr>
-      </w:pPr>
-      <w:r>
-        <w:rPr>
-          <w:lang w:val="cs-CZ"/>
-        </w:rPr>
-        <w:lastRenderedPageBreak/>
-        <w:t>Praktická část</w:t>
-      </w:r>
-    </w:p>
-    <w:p>
-      <w:pPr>
-        <w:pStyle w:val="Nadpis1"/>
-      </w:pPr>
-      <w:bookmarkStart w:id="14" w:name="_Toc216029517"/>
-      <w:r>
-        <w:t>Tvorba postavy</w:t>
-      </w:r>
-      <w:bookmarkEnd w:id="14"/>
-    </w:p>
-    <w:p/>
-    <w:p>
-      <w:pPr>
-        <w:pStyle w:val="Nadpis2"/>
-      </w:pPr>
-      <w:r>
-        <w:t xml:space="preserve"> </w:t>
-      </w:r>
-      <w:bookmarkStart w:id="15" w:name="_Toc216029518"/>
-      <w:r>
-        <w:t>Pohyb</w:t>
-      </w:r>
-      <w:bookmarkEnd w:id="15"/>
-    </w:p>
-    <w:p/>
-    <w:p>
-      <w:pPr>
-        <w:pStyle w:val="Nadpis1"/>
-      </w:pPr>
-      <w:bookmarkStart w:id="16" w:name="_Toc216029519"/>
-      <w:r>
-        <w:t>Kontrola dopravních předpisů</w:t>
-      </w:r>
-      <w:bookmarkEnd w:id="16"/>
-    </w:p>
-    <w:p/>
-    <w:p>
-      <w:pPr>
-        <w:pStyle w:val="Nadpis2"/>
-      </w:pPr>
-      <w:r>
-        <w:t xml:space="preserve"> </w:t>
-      </w:r>
-      <w:bookmarkStart w:id="17" w:name="_Toc216029520"/>
-      <w:r>
-        <w:t>Dopravní značky</w:t>
-      </w:r>
-      <w:bookmarkEnd w:id="17"/>
-    </w:p>
-    <w:p/>
-    <w:p>
-      <w:pPr>
-        <w:pStyle w:val="Nadpis2"/>
-      </w:pPr>
-      <w:bookmarkStart w:id="18" w:name="_Toc216029521"/>
-      <w:r>
-        <w:t>Rychlostní limit</w:t>
-      </w:r>
-      <w:bookmarkEnd w:id="18"/>
-    </w:p>
-    <w:p/>
-    <w:p>
-      <w:pPr>
-        <w:pStyle w:val="Nadpis2"/>
-      </w:pPr>
-      <w:r>
-        <w:t xml:space="preserve"> </w:t>
-      </w:r>
-      <w:bookmarkStart w:id="19" w:name="_Toc216029522"/>
-      <w:r>
-        <w:t>Kontrola přednosti</w:t>
-      </w:r>
-      <w:bookmarkEnd w:id="19"/>
-    </w:p>
-    <w:p/>
-    <w:p>
-      <w:pPr>
-        <w:pStyle w:val="Nadpis2"/>
-      </w:pPr>
-      <w:r>
-        <w:t xml:space="preserve"> </w:t>
-      </w:r>
-      <w:bookmarkStart w:id="20" w:name="_Toc216029523"/>
-      <w:r>
-        <w:t>Funkcionalita semaforů</w:t>
-      </w:r>
-      <w:bookmarkEnd w:id="20"/>
-    </w:p>
-    <w:p/>
-    <w:p>
-      <w:pPr>
-        <w:pStyle w:val="Nadpis1"/>
-      </w:pPr>
-      <w:bookmarkStart w:id="21" w:name="_Toc216029524"/>
-      <w:r>
-        <w:t>Grafická stránka hry</w:t>
-      </w:r>
-      <w:bookmarkEnd w:id="21"/>
-    </w:p>
-    <w:p/>
-    <w:p>
-      <w:pPr>
-        <w:pStyle w:val="Nadpis2"/>
-      </w:pPr>
-      <w:r>
-        <w:t xml:space="preserve"> </w:t>
-      </w:r>
-      <w:bookmarkStart w:id="22" w:name="_Toc216029525"/>
-      <w:r>
-        <w:t>Šipky určující směr jízdy</w:t>
-      </w:r>
-      <w:bookmarkEnd w:id="22"/>
-    </w:p>
-    <w:p/>
-    <w:p>
-      <w:pPr>
-        <w:pStyle w:val="Nadpis2"/>
-      </w:pPr>
-      <w:r>
-        <w:lastRenderedPageBreak/>
-        <w:t xml:space="preserve"> </w:t>
-      </w:r>
-      <w:bookmarkStart w:id="23" w:name="_Toc216029526"/>
-      <w:r>
-        <w:t>Dopravní značky</w:t>
-      </w:r>
-      <w:bookmarkEnd w:id="23"/>
-    </w:p>
-    <w:p/>
-    <w:p>
-      <w:pPr>
-        <w:pStyle w:val="Nadpis2"/>
-      </w:pPr>
-      <w:r>
-        <w:t xml:space="preserve"> </w:t>
-      </w:r>
-      <w:bookmarkStart w:id="24" w:name="_Toc216029527"/>
-      <w:r>
-        <w:t>Souhrn nesplněných dopravních předpisů</w:t>
-      </w:r>
-      <w:bookmarkEnd w:id="24"/>
-    </w:p>
-    <w:p/>
-    <w:p>
-      <w:pPr>
-        <w:pStyle w:val="Nadpis2"/>
-      </w:pPr>
-      <w:r>
-        <w:t xml:space="preserve"> </w:t>
-      </w:r>
-      <w:bookmarkStart w:id="25" w:name="_Toc216029528"/>
-      <w:r>
         <w:t>Materiály</w:t>
       </w:r>
       <w:bookmarkEnd w:id="25"/>
@@ -4110,7 +4228,7 @@
                     <pic:cNvPicPr/>
                   </pic:nvPicPr>
                   <pic:blipFill>
-                    <a:blip r:embed="rId9">
+                    <a:blip r:embed="rId10">
                       <a:extLst>
                         <a:ext uri="{28A0092B-C50C-407E-A947-70E740481C1C}">
                           <a14:useLocalDpi xmlns:a14="http://schemas.microsoft.com/office/drawing/2010/main" val="0"/>
@@ -4143,10 +4261,7 @@
       </w:pPr>
       <w:bookmarkStart w:id="26" w:name="_Toc215762693"/>
       <w:r>
-        <w:t>Nastavení</w:t>
-      </w:r>
-      <w:r>
-        <w:t xml:space="preserve"> průhledného materiálu</w:t>
+        <w:t>Nastavení průhledného materiálu</w:t>
       </w:r>
       <w:bookmarkEnd w:id="26"/>
     </w:p>
@@ -4175,8 +4290,15 @@
           <w:ilvl w:val="0"/>
           <w:numId w:val="0"/>
         </w:numPr>
-      </w:pPr>
-      <w:r>
+        <w:rPr>
+          <w:lang w:val="cs-CZ"/>
+        </w:rPr>
+      </w:pPr>
+      <w:r>
+        <w:rPr>
+          <w:lang w:val="cs-CZ"/>
+        </w:rPr>
+        <w:lastRenderedPageBreak/>
         <w:t>Závěr</w:t>
       </w:r>
     </w:p>
@@ -4196,8 +4318,14 @@
           <w:ilvl w:val="0"/>
           <w:numId w:val="0"/>
         </w:numPr>
-      </w:pPr>
-      <w:r>
+        <w:rPr>
+          <w:lang w:val="cs-CZ"/>
+        </w:rPr>
+      </w:pPr>
+      <w:r>
+        <w:rPr>
+          <w:lang w:val="cs-CZ"/>
+        </w:rPr>
         <w:lastRenderedPageBreak/>
         <w:t>Použitá literatura</w:t>
       </w:r>
@@ -4210,7 +4338,7 @@
       <w:r>
         <w:t xml:space="preserve">CITY CAR DRIVING. City Car Driving on Steam [online]. ©2024. Dostupné z: </w:t>
       </w:r>
-      <w:hyperlink r:id="rId10" w:tgtFrame="_new" w:history="1">
+      <w:hyperlink r:id="rId11" w:tgtFrame="_new" w:history="1">
         <w:r>
           <w:rPr>
             <w:rStyle w:val="Hypertextovodkaz"/>
@@ -4227,7 +4355,7 @@
       <w:r>
         <w:t xml:space="preserve">VIRTUAL DRIVING SCHOOL. Virtual Driving School on Steam [online]. ©2023. Dostupné z: </w:t>
       </w:r>
-      <w:hyperlink r:id="rId11" w:tgtFrame="_new" w:history="1">
+      <w:hyperlink r:id="rId12" w:tgtFrame="_new" w:history="1">
         <w:r>
           <w:rPr>
             <w:rStyle w:val="Hypertextovodkaz"/>
@@ -4252,8 +4380,14 @@
           <w:ilvl w:val="0"/>
           <w:numId w:val="0"/>
         </w:numPr>
-      </w:pPr>
-      <w:r>
+        <w:rPr>
+          <w:lang w:val="cs-CZ"/>
+        </w:rPr>
+      </w:pPr>
+      <w:r>
+        <w:rPr>
+          <w:lang w:val="cs-CZ"/>
+        </w:rPr>
         <w:lastRenderedPageBreak/>
         <w:t>Seznam příloh</w:t>
       </w:r>
@@ -4268,8 +4402,8 @@
       </w:pPr>
     </w:p>
     <w:sectPr>
-      <w:footerReference w:type="default" r:id="rId12"/>
-      <w:footerReference w:type="first" r:id="rId13"/>
+      <w:footerReference w:type="default" r:id="rId13"/>
+      <w:footerReference w:type="first" r:id="rId14"/>
       <w:footnotePr>
         <w:pos w:val="beneathText"/>
       </w:footnotePr>
@@ -4317,7 +4451,6 @@
         <w:docPartUnique/>
       </w:docPartObj>
     </w:sdtPr>
-    <w:sdtEndPr/>
     <w:sdtContent>
       <w:p>
         <w:pPr>
@@ -4360,7 +4493,6 @@
         <w:docPartUnique/>
       </w:docPartObj>
     </w:sdtPr>
-    <w:sdtEndPr/>
     <w:sdtContent>
       <w:p>
         <w:pPr>

--- a/Documents/IMP - Dokumentace.docx
+++ b/Documents/IMP - Dokumentace.docx
@@ -2,6 +2,15 @@
 <file path=word/document.xml><?xml version="1.0" encoding="utf-8"?>
 <w:document xmlns:wpc="http://schemas.microsoft.com/office/word/2010/wordprocessingCanvas" xmlns:cx="http://schemas.microsoft.com/office/drawing/2014/chartex" xmlns:cx1="http://schemas.microsoft.com/office/drawing/2015/9/8/chartex" xmlns:cx2="http://schemas.microsoft.com/office/drawing/2015/10/21/chartex" xmlns:cx3="http://schemas.microsoft.com/office/drawing/2016/5/9/chartex" xmlns:cx4="http://schemas.microsoft.com/office/drawing/2016/5/10/chartex" xmlns:cx5="http://schemas.microsoft.com/office/drawing/2016/5/11/chartex" xmlns:cx6="http://schemas.microsoft.com/office/drawing/2016/5/12/chartex" xmlns:cx7="http://schemas.microsoft.com/office/drawing/2016/5/13/chartex" xmlns:cx8="http://schemas.microsoft.com/office/drawing/2016/5/14/chartex" xmlns:mc="http://schemas.openxmlformats.org/markup-compatibility/2006" xmlns:aink="http://schemas.microsoft.com/office/drawing/2016/ink" xmlns:am3d="http://schemas.microsoft.com/office/drawing/2017/model3d" xmlns:o="urn:schemas-microsoft-com:office:office" xmlns:oel="http://schemas.microsoft.com/office/2019/extlst" xmlns:r="http://schemas.openxmlformats.org/officeDocument/2006/relationships" xmlns:m="http://schemas.openxmlformats.org/officeDocument/2006/math" xmlns:v="urn:schemas-microsoft-com:vml" xmlns:wp14="http://schemas.microsoft.com/office/word/2010/wordprocessingDrawing" xmlns:wp="http://schemas.openxmlformats.org/drawingml/2006/wordprocessingDrawing" xmlns:w10="urn:schemas-microsoft-com:office:word" xmlns:w="http://schemas.openxmlformats.org/wordprocessingml/2006/main" xmlns:w14="http://schemas.microsoft.com/office/word/2010/wordml" xmlns:w15="http://schemas.microsoft.com/office/word/2012/wordml" xmlns:w16cex="http://schemas.microsoft.com/office/word/2018/wordml/cex" xmlns:w16cid="http://schemas.microsoft.com/office/word/2016/wordml/cid" xmlns:w16="http://schemas.microsoft.com/office/word/2018/wordml" xmlns:w16du="http://schemas.microsoft.com/office/word/2023/wordml/word16du" xmlns:w16sdtdh="http://schemas.microsoft.com/office/word/2020/wordml/sdtdatahash" xmlns:w16sdtfl="http://schemas.microsoft.com/office/word/2024/wordml/sdtformatlock" xmlns:w16se="http://schemas.microsoft.com/office/word/2015/wordml/symex" xmlns:wpg="http://schemas.microsoft.com/office/word/2010/wordprocessingGroup" xmlns:wpi="http://schemas.microsoft.com/office/word/2010/wordprocessingInk" xmlns:wne="http://schemas.microsoft.com/office/word/2006/wordml" xmlns:wps="http://schemas.microsoft.com/office/word/2010/wordprocessingShape" mc:Ignorable="w14 w15 w16se w16cid w16 w16cex w16sdtdh w16sdtfl w16du wp14">
   <w:body>
+    <w:p>
+      <w:pPr>
+        <w:jc w:val="center"/>
+        <w:rPr>
+          <w:b/>
+          <w:bCs/>
+        </w:rPr>
+      </w:pPr>
+    </w:p>
     <w:p>
       <w:pPr>
         <w:jc w:val="center"/>
@@ -97,6 +106,7 @@
         <w:jc w:val="left"/>
       </w:pPr>
       <w:r>
+        <w:lastRenderedPageBreak/>
         <w:br w:type="page"/>
       </w:r>
     </w:p>
@@ -628,10 +638,6 @@
     <w:p>
       <w:pPr>
         <w:pStyle w:val="Odstavecseseznamem"/>
-        <w:numPr>
-          <w:ilvl w:val="1"/>
-          <w:numId w:val="6"/>
-        </w:numPr>
       </w:pPr>
       <w:r>
         <w:t>tvorba nebo úprava grafických prvků, pokud jsou použity vlastní nebo cizí upravované v souladu s licencí</w:t>
@@ -640,10 +646,6 @@
     <w:p>
       <w:pPr>
         <w:pStyle w:val="Odstavecseseznamem"/>
-        <w:numPr>
-          <w:ilvl w:val="1"/>
-          <w:numId w:val="6"/>
-        </w:numPr>
       </w:pPr>
       <w:r>
         <w:t>sestavení úrovní a nastavení podstatných prvků</w:t>
@@ -652,10 +654,6 @@
     <w:p>
       <w:pPr>
         <w:pStyle w:val="Odstavecseseznamem"/>
-        <w:numPr>
-          <w:ilvl w:val="1"/>
-          <w:numId w:val="6"/>
-        </w:numPr>
       </w:pPr>
       <w:r>
         <w:t>nastavení a programování auta hráče a NPC postav</w:t>
@@ -664,12 +662,9 @@
     <w:p>
       <w:pPr>
         <w:pStyle w:val="Odstavecseseznamem"/>
-        <w:numPr>
-          <w:ilvl w:val="1"/>
-          <w:numId w:val="6"/>
-        </w:numPr>
-      </w:pPr>
-      <w:r>
+      </w:pPr>
+      <w:r>
+        <w:lastRenderedPageBreak/>
         <w:t>způsob detekce (ne)porušování dopravních předpisů</w:t>
       </w:r>
     </w:p>
@@ -678,7 +673,6 @@
         <w:spacing w:after="0" w:line="240" w:lineRule="auto"/>
       </w:pPr>
       <w:r>
-        <w:lastRenderedPageBreak/>
         <w:t xml:space="preserve">V přílohách: </w:t>
       </w:r>
     </w:p>
@@ -1861,7 +1855,19 @@
               <w:rPr>
                 <w:rStyle w:val="Hypertextovodkaz"/>
               </w:rPr>
-              <w:t>Úroveň 2</w:t>
+              <w:t>Úro</w:t>
+            </w:r>
+            <w:r>
+              <w:rPr>
+                <w:rStyle w:val="Hypertextovodkaz"/>
+              </w:rPr>
+              <w:t>v</w:t>
+            </w:r>
+            <w:r>
+              <w:rPr>
+                <w:rStyle w:val="Hypertextovodkaz"/>
+              </w:rPr>
+              <w:t>eň 2</w:t>
             </w:r>
             <w:r>
               <w:rPr>
@@ -3168,7 +3174,6 @@
         <w:rPr>
           <w:b/>
           <w:bCs/>
-          <w:noProof/>
         </w:rPr>
         <w:t>Nenalezena položka seznamu obrázků.</w:t>
       </w:r>
@@ -3541,7 +3546,6 @@
       </w:r>
       <w:bookmarkEnd w:id="4"/>
     </w:p>
-    <w:p/>
     <w:p>
       <w:pPr>
         <w:pStyle w:val="Nadpis2"/>
@@ -3564,7 +3568,32 @@
       </w:r>
       <w:bookmarkEnd w:id="5"/>
     </w:p>
-    <w:p/>
+    <w:p>
+      <w:r>
+        <w:t xml:space="preserve">Unity je herní engine používaný pro tvorbu výhradně her, ale může být použit i pro jiné aplikace, simulátory či jiné programy. Umí úzce spolupracovat s programem Microsoft Visual Studio </w:t>
+      </w:r>
+      <w:r>
+        <w:t xml:space="preserve">2022 </w:t>
+      </w:r>
+      <w:r>
+        <w:t xml:space="preserve">pro vývoj logické části hry. </w:t>
+      </w:r>
+      <w:r>
+        <w:t>Nabízí</w:t>
+      </w:r>
+      <w:r>
+        <w:t xml:space="preserve"> však i grafické okno, kde lze vidět či upravovat grafické rozhraní. Lze pracovat s 2D, 3D </w:t>
+      </w:r>
+      <w:r>
+        <w:t>prostorem i vyvíjet programy pro virtuální či rozšířenou realitu kterou poté nahrajete do speciálních brýlí podporující tyto technologie.</w:t>
+      </w:r>
+      <w:r>
+        <w:t xml:space="preserve"> Osobně jsem tento engine využil pro tvorbu většinové části hry. </w:t>
+      </w:r>
+      <w:r>
+        <w:t xml:space="preserve">Používal jsem výhradně 3D objekty pro simulování reálného světa tak, jak ho vidíme a tím co nejblíže přiblížil hráče skutečné zkušenosti. </w:t>
+      </w:r>
+    </w:p>
     <w:p>
       <w:pPr>
         <w:pStyle w:val="Nadpis2"/>
@@ -3587,7 +3616,14 @@
       </w:r>
       <w:bookmarkEnd w:id="6"/>
     </w:p>
-    <w:p/>
+    <w:p>
+      <w:r>
+        <w:t>C# je programový jazyk, který umožňuje programovat nejrůznější typy aplikací</w:t>
+      </w:r>
+      <w:r>
+        <w:t>. Nejvíce jsem tento jazyk využil v programu Microsoft Visual Studio 2022. Vyvinul jsem v tomto jazyce veškerou logiku hry, od kontroly dopravních předpisů po ovládání hráče auta. Kód lze snadno a přehledně vytvářet či upravovat.</w:t>
+      </w:r>
+    </w:p>
     <w:p>
       <w:pPr>
         <w:pStyle w:val="Nadpis2"/>
@@ -3599,10 +3635,41 @@
         <w:rPr>
           <w:lang w:val="cs-CZ"/>
         </w:rPr>
+        <w:lastRenderedPageBreak/>
+        <w:t>Tinkercad</w:t>
+      </w:r>
+    </w:p>
+    <w:p>
+      <w:r>
+        <w:t>Tinkecad je 3D modelový program od společnosti AutoCad výhradně využívaný pro tvorbu 3D modelů. Lze ho ale i využít pro tvorbu zapojení elektronických zařízení a programování kódu pro jednotlivé funkce či využití</w:t>
+      </w:r>
+      <w:r>
+        <w:t xml:space="preserve"> tzv.</w:t>
+      </w:r>
+      <w:r>
+        <w:t xml:space="preserve"> codeblocků podobným stylem</w:t>
+      </w:r>
+      <w:r>
+        <w:t>,</w:t>
+      </w:r>
+      <w:r>
+        <w:t xml:space="preserve"> jako v uživatelském prostředí Scratch. Tento program jsem využil pro tvorbu šipek ukazujících směr pro navigaci hráče pro dokončení levelu.</w:t>
+      </w:r>
+    </w:p>
+    <w:p>
+      <w:pPr>
+        <w:pStyle w:val="Nadpis2"/>
+        <w:rPr>
+          <w:lang w:val="cs-CZ"/>
+        </w:rPr>
+      </w:pPr>
+      <w:r>
+        <w:rPr>
+          <w:lang w:val="cs-CZ"/>
+        </w:rPr>
         <w:t xml:space="preserve"> </w:t>
       </w:r>
       <w:bookmarkStart w:id="7" w:name="_Toc216029510"/>
-      <w:proofErr w:type="spellStart"/>
       <w:r>
         <w:rPr>
           <w:lang w:val="cs-CZ"/>
@@ -3610,44 +3677,200 @@
         <w:t>Blender</w:t>
       </w:r>
       <w:bookmarkEnd w:id="7"/>
-      <w:proofErr w:type="spellEnd"/>
-    </w:p>
-    <w:p/>
+    </w:p>
+    <w:p>
+      <w:r>
+        <w:t>Blender je 3D modelový software</w:t>
+      </w:r>
+      <w:r>
+        <w:t xml:space="preserve"> vyvinutý společností Blender Foundation </w:t>
+      </w:r>
+      <w:r>
+        <w:t xml:space="preserve">využívaný pro tvorbu 3D objektů či animací. Mnoho tvůrců a firem ho také používá při tvorbě svých reklam které jsou následně vysílány na multimédiových platformách. Objekty lze následně exportovat do několika formátů včetně .obj nebo .svg pro laserovou přesnost například při výřezu tvaru. Tento program jsem využil pro změnu barvy šipek ukazujících směr, aby bylo zřejmé, že tyto šipky na silnici v běžném provozu nejsou. </w:t>
+      </w:r>
+    </w:p>
+    <w:p>
+      <w:pPr>
+        <w:pStyle w:val="Nadpis1"/>
+        <w:rPr>
+          <w:lang w:val="cs-CZ"/>
+        </w:rPr>
+      </w:pPr>
+      <w:bookmarkStart w:id="8" w:name="_Toc216029511"/>
+      <w:r>
+        <w:rPr>
+          <w:lang w:val="cs-CZ"/>
+        </w:rPr>
+        <w:t>Herní úrovně</w:t>
+      </w:r>
+      <w:bookmarkEnd w:id="8"/>
+    </w:p>
+    <w:p>
+      <w:r>
+        <w:t>Hra obsahuje 5 úrovní. V každé úrovni se obtížnost postupně zvyšuje a více přibližuje reálnému provozu ve světě. Hráč se zde</w:t>
+      </w:r>
+      <w:r>
+        <w:t xml:space="preserve"> například</w:t>
+      </w:r>
+      <w:r>
+        <w:t xml:space="preserve"> naučí ovládat auto, řídit se dopravními předpisy, určovat pořadí přednosti v</w:t>
+      </w:r>
+      <w:r>
+        <w:t> </w:t>
+      </w:r>
+      <w:r>
+        <w:t>jízdě</w:t>
+      </w:r>
+      <w:r>
+        <w:t xml:space="preserve">, přizpůsobit jízdu okolní situaci nebo </w:t>
+      </w:r>
+      <w:r>
+        <w:t>dát přednost chodci na přechodu pro chodce.</w:t>
+      </w:r>
+      <w:r>
+        <w:t xml:space="preserve"> </w:t>
+      </w:r>
+    </w:p>
     <w:p>
       <w:pPr>
         <w:pStyle w:val="Nadpis2"/>
-      </w:pPr>
-      <w:proofErr w:type="spellStart"/>
-      <w:r>
-        <w:t>Tinkercad</w:t>
-      </w:r>
-      <w:proofErr w:type="spellEnd"/>
-    </w:p>
-    <w:p>
-      <w:pPr>
-        <w:rPr>
-          <w:lang w:val="en-US"/>
-        </w:rPr>
-      </w:pPr>
-    </w:p>
-    <w:p>
-      <w:pPr>
-        <w:pStyle w:val="Nadpis1"/>
         <w:rPr>
           <w:lang w:val="cs-CZ"/>
         </w:rPr>
       </w:pPr>
-      <w:bookmarkStart w:id="8" w:name="_Toc216029511"/>
       <w:r>
         <w:rPr>
           <w:lang w:val="cs-CZ"/>
         </w:rPr>
+        <w:t xml:space="preserve"> </w:t>
+      </w:r>
+      <w:bookmarkStart w:id="9" w:name="_Toc216029512"/>
+      <w:r>
+        <w:rPr>
+          <w:lang w:val="cs-CZ"/>
+        </w:rPr>
+        <w:t>Úroveň 1</w:t>
+      </w:r>
+      <w:bookmarkEnd w:id="9"/>
+    </w:p>
+    <w:p>
+      <w:r>
+        <w:t xml:space="preserve">První úroveň je určena pro úplné začátečníky. Obsahuje nejzákladnější dopravní </w:t>
+      </w:r>
+      <w:proofErr w:type="gramStart"/>
+      <w:r>
+        <w:t>předpis</w:t>
+      </w:r>
+      <w:proofErr w:type="gramEnd"/>
+      <w:r>
+        <w:t xml:space="preserve"> kterým je maximální </w:t>
+      </w:r>
+      <w:r>
+        <w:t>povolen</w:t>
+      </w:r>
+      <w:r>
+        <w:t>á</w:t>
+      </w:r>
+      <w:r>
+        <w:t xml:space="preserve"> rychlost </w:t>
+      </w:r>
+      <w:r>
+        <w:t>(50km za hodinu). Také se hráči seznamují se jízdou v jízdním pruhu a zatáčením do jiných ulic bez nechtěného vjezdu do protisměru. Hráč má za úkol dojet a zaparkovat u nedalekého obchodu</w:t>
+      </w:r>
+      <w:r>
+        <w:t xml:space="preserve">, následně pokračovat podle směru jízdy šipek a </w:t>
+      </w:r>
+      <w:r>
+        <w:t>dokončit úroveň u určeného domu.</w:t>
+      </w:r>
+    </w:p>
+    <w:p>
+      <w:pPr>
+        <w:pStyle w:val="Nadpis2"/>
+        <w:rPr>
+          <w:lang w:val="cs-CZ"/>
+        </w:rPr>
+      </w:pPr>
+      <w:r>
+        <w:rPr>
+          <w:lang w:val="cs-CZ"/>
+        </w:rPr>
+        <w:t xml:space="preserve"> </w:t>
+      </w:r>
+      <w:bookmarkStart w:id="10" w:name="_Toc216029513"/>
+      <w:r>
+        <w:rPr>
+          <w:lang w:val="cs-CZ"/>
+        </w:rPr>
+        <w:t>Úroveň 2</w:t>
+      </w:r>
+      <w:bookmarkEnd w:id="10"/>
+    </w:p>
+    <w:p>
+      <w:r>
+        <w:t>Druhá úroveň</w:t>
+      </w:r>
+      <w:r>
+        <w:t xml:space="preserve"> představuje </w:t>
+      </w:r>
+      <w:r>
+        <w:t>pokročilejší jízdu po městě i přes les za městem. Obsahuje všechny kontrolní prvky z předchozí úrovně. J</w:t>
+      </w:r>
+      <w:r>
+        <w:t>e zde přidán přejezd přes koleje a informační zna</w:t>
+      </w:r>
+      <w:r>
+        <w:t xml:space="preserve">čka doporučujícící rychlost při přejezdu. Hráč má za úkol zaparkovat u nedalekého obchodu, vyjet z města k přejezdu v lese, přejet přes protisměr do obydlené ulice a zaparkovat u uvedeného domu. </w:t>
+      </w:r>
+    </w:p>
+    <w:p>
+      <w:pPr>
+        <w:pStyle w:val="Nadpis2"/>
+        <w:rPr>
+          <w:lang w:val="cs-CZ"/>
+        </w:rPr>
+      </w:pPr>
+      <w:r>
+        <w:rPr>
+          <w:lang w:val="cs-CZ"/>
+        </w:rPr>
         <w:lastRenderedPageBreak/>
-        <w:t>Herní úrovně</w:t>
-      </w:r>
-      <w:bookmarkEnd w:id="8"/>
-    </w:p>
-    <w:p/>
+        <w:t xml:space="preserve"> </w:t>
+      </w:r>
+      <w:bookmarkStart w:id="11" w:name="_Toc216029514"/>
+      <w:r>
+        <w:rPr>
+          <w:lang w:val="cs-CZ"/>
+        </w:rPr>
+        <w:t>Úroveň 3</w:t>
+      </w:r>
+      <w:bookmarkEnd w:id="11"/>
+    </w:p>
+    <w:p>
+      <w:r>
+        <w:t xml:space="preserve">Čtvrtá úroveň je jen lehce těžší než předešlá třetí úroveň. Jsou zde přidaní chodci, aby si hráč zvykl na jejich přítomnost a nebral je jako rušivý element při jízdě na silnici. </w:t>
+      </w:r>
+      <w:r>
+        <w:t xml:space="preserve">Někteří </w:t>
+      </w:r>
+      <w:r>
+        <w:t>c</w:t>
+      </w:r>
+      <w:r>
+        <w:t>hodci přecházejí po přechodu pro chodce</w:t>
+      </w:r>
+      <w:r>
+        <w:t xml:space="preserve"> pro nasimulování této </w:t>
+      </w:r>
+      <w:proofErr w:type="gramStart"/>
+      <w:r>
+        <w:t>situace</w:t>
+      </w:r>
+      <w:proofErr w:type="gramEnd"/>
+      <w:r>
+        <w:t xml:space="preserve"> aby byli hráči připravení na tuto situaci. Taktéž jsou přidány značky pro seznámení hrače s hlavní a vedlejší silnicí.</w:t>
+      </w:r>
+    </w:p>
     <w:p>
       <w:pPr>
         <w:pStyle w:val="Nadpis2"/>
@@ -3661,44 +3884,33 @@
         </w:rPr>
         <w:t xml:space="preserve"> </w:t>
       </w:r>
-      <w:bookmarkStart w:id="9" w:name="_Toc216029512"/>
+      <w:bookmarkStart w:id="12" w:name="_Toc216029515"/>
       <w:r>
         <w:rPr>
           <w:lang w:val="cs-CZ"/>
         </w:rPr>
-        <w:t>Úroveň 1</w:t>
-      </w:r>
-      <w:bookmarkEnd w:id="9"/>
-    </w:p>
-    <w:p>
-      <w:r>
-        <w:t xml:space="preserve">První úroveň je určena pro úplné začátečníky. Obsahuje nejzákladnější dopravní </w:t>
-      </w:r>
-      <w:proofErr w:type="gramStart"/>
-      <w:r>
-        <w:t>předpis</w:t>
-      </w:r>
-      <w:proofErr w:type="gramEnd"/>
-      <w:r>
-        <w:t xml:space="preserve"> kterým je maximální </w:t>
-      </w:r>
-      <w:r>
-        <w:t>povolen</w:t>
-      </w:r>
-      <w:r>
-        <w:t>á</w:t>
-      </w:r>
-      <w:r>
-        <w:t xml:space="preserve"> rychlost </w:t>
-      </w:r>
-      <w:r>
-        <w:t>(50km za hodinu). Také se hráči seznamují se jízdou v jízdním pruhu a zatáčením do jiných ulic bez nechtěného vjezdu do protisměru. Hráč má za úkol dojet a zaparkovat u nedalekého obchodu</w:t>
-      </w:r>
-      <w:r>
-        <w:t xml:space="preserve">, následně pokračovat podle směru jízdy šipek a </w:t>
-      </w:r>
-      <w:r>
-        <w:t>dokončit úroveň u určeného domu.</w:t>
+        <w:t>Úroveň 4</w:t>
+      </w:r>
+      <w:bookmarkEnd w:id="12"/>
+    </w:p>
+    <w:p>
+      <w:r>
+        <w:t>Třetí úroveň zahrňuje přítomnost dalších řidičů na vozovce. Další řidiči jsou ovládáni umělou inteligencí zahrnutou v komponenty Nav Mesh, díky které se mohou objekty pohybovat. Řidiči taktéž dodržují všechny dopravní předpisy</w:t>
+      </w:r>
+      <w:r>
+        <w:t>.</w:t>
+      </w:r>
+      <w:r>
+        <w:t xml:space="preserve"> V úrovni jsou zahrnuty všechny funkce z předešlých úrovní kromě chodců. Chodci jsou </w:t>
+      </w:r>
+      <w:r>
+        <w:t>vynechaní,</w:t>
+      </w:r>
+      <w:r>
+        <w:t xml:space="preserve"> aby si hráč zvykl na další řidiče a jejich chování.</w:t>
+      </w:r>
+      <w:r>
+        <w:t xml:space="preserve"> </w:t>
       </w:r>
     </w:p>
     <w:p>
@@ -3714,89 +3926,20 @@
         </w:rPr>
         <w:t xml:space="preserve"> </w:t>
       </w:r>
-      <w:bookmarkStart w:id="10" w:name="_Toc216029513"/>
+      <w:bookmarkStart w:id="13" w:name="_Toc216029516"/>
       <w:r>
         <w:rPr>
           <w:lang w:val="cs-CZ"/>
         </w:rPr>
-        <w:t>Úroveň 2</w:t>
-      </w:r>
-      <w:bookmarkEnd w:id="10"/>
-    </w:p>
-    <w:p>
-      <w:r>
-        <w:t>Druhá úroveň</w:t>
-      </w:r>
-    </w:p>
-    <w:p>
-      <w:pPr>
-        <w:pStyle w:val="Nadpis2"/>
-        <w:rPr>
-          <w:lang w:val="cs-CZ"/>
-        </w:rPr>
-      </w:pPr>
-      <w:r>
-        <w:rPr>
-          <w:lang w:val="cs-CZ"/>
-        </w:rPr>
-        <w:t xml:space="preserve"> </w:t>
-      </w:r>
-      <w:bookmarkStart w:id="11" w:name="_Toc216029514"/>
-      <w:r>
-        <w:rPr>
-          <w:lang w:val="cs-CZ"/>
-        </w:rPr>
-        <w:t>Úroveň 3</w:t>
-      </w:r>
-      <w:bookmarkEnd w:id="11"/>
-    </w:p>
-    <w:p/>
-    <w:p>
-      <w:pPr>
-        <w:pStyle w:val="Nadpis2"/>
-        <w:rPr>
-          <w:lang w:val="cs-CZ"/>
-        </w:rPr>
-      </w:pPr>
-      <w:r>
-        <w:rPr>
-          <w:lang w:val="cs-CZ"/>
-        </w:rPr>
-        <w:t xml:space="preserve"> </w:t>
-      </w:r>
-      <w:bookmarkStart w:id="12" w:name="_Toc216029515"/>
-      <w:r>
-        <w:rPr>
-          <w:lang w:val="cs-CZ"/>
-        </w:rPr>
-        <w:t>Úroveň 4</w:t>
-      </w:r>
-      <w:bookmarkEnd w:id="12"/>
-    </w:p>
-    <w:p/>
-    <w:p>
-      <w:pPr>
-        <w:pStyle w:val="Nadpis2"/>
-        <w:rPr>
-          <w:lang w:val="cs-CZ"/>
-        </w:rPr>
-      </w:pPr>
-      <w:r>
-        <w:rPr>
-          <w:lang w:val="cs-CZ"/>
-        </w:rPr>
-        <w:t xml:space="preserve"> </w:t>
-      </w:r>
-      <w:bookmarkStart w:id="13" w:name="_Toc216029516"/>
-      <w:r>
-        <w:rPr>
-          <w:lang w:val="cs-CZ"/>
-        </w:rPr>
         <w:t>Úroveň 5</w:t>
       </w:r>
       <w:bookmarkEnd w:id="13"/>
     </w:p>
-    <w:p/>
+    <w:p>
+      <w:r>
+        <w:t>Pátá úroveň je poslední a zároveň nejtěžší v této hře. Obsahuje chodce, další řidiče, rozhodování o přednosti jízdy a funkce z předešlých úrovní pro co nejlepěímu přiblížení situace silničnímu provozu v reálném provozu.</w:t>
+      </w:r>
+    </w:p>
     <w:p>
       <w:pPr>
         <w:spacing w:after="160" w:line="278" w:lineRule="auto"/>
@@ -3877,28 +4020,460 @@
       </w:r>
       <w:bookmarkEnd w:id="16"/>
     </w:p>
+    <w:p>
+      <w:r>
+        <w:t xml:space="preserve">Zde uvádím, jak kontroluji dodržení či porušení dopravních předpisů. </w:t>
+      </w:r>
+    </w:p>
+    <w:p>
+      <w:pPr>
+        <w:pStyle w:val="Nadpis2"/>
+        <w:rPr>
+          <w:lang w:val="cs-CZ"/>
+        </w:rPr>
+      </w:pPr>
+      <w:r>
+        <w:rPr>
+          <w:lang w:val="cs-CZ"/>
+        </w:rPr>
+        <w:t xml:space="preserve"> </w:t>
+      </w:r>
+      <w:bookmarkStart w:id="17" w:name="_Toc216029520"/>
+      <w:r>
+        <w:rPr>
+          <w:lang w:val="cs-CZ"/>
+        </w:rPr>
+        <w:t>Dopravní značky</w:t>
+      </w:r>
+      <w:bookmarkEnd w:id="17"/>
+    </w:p>
+    <w:p>
+      <w:r>
+        <w:t xml:space="preserve">Dopravní značky jsou velice důležitou součástí </w:t>
+      </w:r>
+      <w:r>
+        <w:t>každodenního provozu na vozovce. Značky dělíme na několik kategorií. Ve hře jsou nejčastěji použité zákazové, příkazové a informativní.</w:t>
+      </w:r>
+    </w:p>
+    <w:p>
+      <w:pPr>
+        <w:pStyle w:val="Nadpis3"/>
+        <w:rPr>
+          <w:lang w:val="cs-CZ"/>
+        </w:rPr>
+      </w:pPr>
+      <w:r>
+        <w:rPr>
+          <w:lang w:val="cs-CZ"/>
+        </w:rPr>
+        <w:t>Zákazové dopravní značky</w:t>
+      </w:r>
+    </w:p>
+    <w:p>
+      <w:r>
+        <w:t xml:space="preserve">Zákazové dopravní značení má za úkol předejít nejvážnějším dopravním nehodám, které mohou v nejhorším případě končí smrtí. Za tímto důvodem se uvádí nejvyšší trest při jejich porušení nejen ve hře, ale i ve skutečném provozu. </w:t>
+      </w:r>
+      <w:r>
+        <w:t>Ve hře je použita značka určující maximální povolenou rychlost</w:t>
+      </w:r>
+      <w:r>
+        <w:t>.</w:t>
+      </w:r>
+      <w:r>
+        <w:t xml:space="preserve"> [3]</w:t>
+      </w:r>
+    </w:p>
+    <w:p>
+      <w:r>
+        <w:t xml:space="preserve"> </w:t>
+      </w:r>
+      <w:r>
+        <w:rPr>
+          <w:noProof/>
+        </w:rPr>
+        <w:drawing>
+          <wp:inline distT="0" distB="0" distL="0" distR="0" wp14:anchorId="244236A8" wp14:editId="0EC96F02">
+            <wp:extent cx="1884460" cy="1884460"/>
+            <wp:effectExtent l="0" t="0" r="1905" b="1905"/>
+            <wp:docPr id="1369197728" name="Obrázek 1"/>
+            <wp:cNvGraphicFramePr>
+              <a:graphicFrameLocks xmlns:a="http://schemas.openxmlformats.org/drawingml/2006/main" noChangeAspect="1"/>
+            </wp:cNvGraphicFramePr>
+            <a:graphic xmlns:a="http://schemas.openxmlformats.org/drawingml/2006/main">
+              <a:graphicData uri="http://schemas.openxmlformats.org/drawingml/2006/picture">
+                <pic:pic xmlns:pic="http://schemas.openxmlformats.org/drawingml/2006/picture">
+                  <pic:nvPicPr>
+                    <pic:cNvPr id="1369197728" name="Obrázek 1369197728"/>
+                    <pic:cNvPicPr/>
+                  </pic:nvPicPr>
+                  <pic:blipFill>
+                    <a:blip r:embed="rId9">
+                      <a:extLst>
+                        <a:ext uri="{28A0092B-C50C-407E-A947-70E740481C1C}">
+                          <a14:useLocalDpi xmlns:a14="http://schemas.microsoft.com/office/drawing/2010/main" val="0"/>
+                        </a:ext>
+                      </a:extLst>
+                    </a:blip>
+                    <a:stretch>
+                      <a:fillRect/>
+                    </a:stretch>
+                  </pic:blipFill>
+                  <pic:spPr>
+                    <a:xfrm>
+                      <a:off x="0" y="0"/>
+                      <a:ext cx="1890411" cy="1890411"/>
+                    </a:xfrm>
+                    <a:prstGeom prst="rect">
+                      <a:avLst/>
+                    </a:prstGeom>
+                  </pic:spPr>
+                </pic:pic>
+              </a:graphicData>
+            </a:graphic>
+          </wp:inline>
+        </w:drawing>
+      </w:r>
+    </w:p>
+    <w:p>
+      <w:pPr>
+        <w:pStyle w:val="Titulek"/>
+      </w:pPr>
+      <w:r>
+        <w:t>Nejvyšší dovolená rychlost 50km/h</w:t>
+      </w:r>
+    </w:p>
+    <w:p>
+      <w:r>
+        <w:lastRenderedPageBreak/>
+        <w:drawing>
+          <wp:inline distT="0" distB="0" distL="0" distR="0" wp14:anchorId="4B4B11D5" wp14:editId="578FE5F7">
+            <wp:extent cx="4420217" cy="1857634"/>
+            <wp:effectExtent l="0" t="0" r="0" b="9525"/>
+            <wp:docPr id="369330922" name="Obrázek 1" descr="Obsah obrázku text, snímek obrazovky, Písmo, řada/pruh&#10;&#10;Obsah generovaný pomocí AI může být nesprávný."/>
+            <wp:cNvGraphicFramePr>
+              <a:graphicFrameLocks xmlns:a="http://schemas.openxmlformats.org/drawingml/2006/main" noChangeAspect="1"/>
+            </wp:cNvGraphicFramePr>
+            <a:graphic xmlns:a="http://schemas.openxmlformats.org/drawingml/2006/main">
+              <a:graphicData uri="http://schemas.openxmlformats.org/drawingml/2006/picture">
+                <pic:pic xmlns:pic="http://schemas.openxmlformats.org/drawingml/2006/picture">
+                  <pic:nvPicPr>
+                    <pic:cNvPr id="369330922" name="Obrázek 1" descr="Obsah obrázku text, snímek obrazovky, Písmo, řada/pruh&#10;&#10;Obsah generovaný pomocí AI může být nesprávný."/>
+                    <pic:cNvPicPr/>
+                  </pic:nvPicPr>
+                  <pic:blipFill>
+                    <a:blip r:embed="rId10"/>
+                    <a:stretch>
+                      <a:fillRect/>
+                    </a:stretch>
+                  </pic:blipFill>
+                  <pic:spPr>
+                    <a:xfrm>
+                      <a:off x="0" y="0"/>
+                      <a:ext cx="4420217" cy="1857634"/>
+                    </a:xfrm>
+                    <a:prstGeom prst="rect">
+                      <a:avLst/>
+                    </a:prstGeom>
+                  </pic:spPr>
+                </pic:pic>
+              </a:graphicData>
+            </a:graphic>
+          </wp:inline>
+        </w:drawing>
+      </w:r>
+    </w:p>
+    <w:p>
+      <w:pPr>
+        <w:pStyle w:val="Titulek"/>
+      </w:pPr>
+      <w:r>
+        <w:t>Kontrola dodržení nejvyšší dovolené rychlosti ve skriptu gameController</w:t>
+      </w:r>
+    </w:p>
+    <w:p>
+      <w:pPr>
+        <w:pStyle w:val="Nadpis3"/>
+        <w:rPr>
+          <w:lang w:val="cs-CZ"/>
+        </w:rPr>
+      </w:pPr>
+      <w:r>
+        <w:rPr>
+          <w:lang w:val="cs-CZ"/>
+        </w:rPr>
+        <w:t>Příkazové dopravní značky</w:t>
+      </w:r>
+    </w:p>
+    <w:p>
+      <w:r>
+        <w:rPr>
+          <w:noProof/>
+        </w:rPr>
+        <w:drawing>
+          <wp:anchor distT="0" distB="0" distL="114300" distR="114300" simplePos="0" relativeHeight="251659264" behindDoc="1" locked="0" layoutInCell="1" allowOverlap="1" wp14:anchorId="669F0590" wp14:editId="58A4A7CC">
+            <wp:simplePos x="0" y="0"/>
+            <wp:positionH relativeFrom="column">
+              <wp:posOffset>3393440</wp:posOffset>
+            </wp:positionH>
+            <wp:positionV relativeFrom="paragraph">
+              <wp:posOffset>1188582</wp:posOffset>
+            </wp:positionV>
+            <wp:extent cx="1591310" cy="1605915"/>
+            <wp:effectExtent l="0" t="0" r="8890" b="0"/>
+            <wp:wrapTight wrapText="bothSides">
+              <wp:wrapPolygon edited="0">
+                <wp:start x="0" y="0"/>
+                <wp:lineTo x="0" y="21267"/>
+                <wp:lineTo x="21462" y="21267"/>
+                <wp:lineTo x="21462" y="0"/>
+                <wp:lineTo x="0" y="0"/>
+              </wp:wrapPolygon>
+            </wp:wrapTight>
+            <wp:docPr id="444509186" name="Obrázek 3"/>
+            <wp:cNvGraphicFramePr>
+              <a:graphicFrameLocks xmlns:a="http://schemas.openxmlformats.org/drawingml/2006/main" noChangeAspect="1"/>
+            </wp:cNvGraphicFramePr>
+            <a:graphic xmlns:a="http://schemas.openxmlformats.org/drawingml/2006/main">
+              <a:graphicData uri="http://schemas.openxmlformats.org/drawingml/2006/picture">
+                <pic:pic xmlns:pic="http://schemas.openxmlformats.org/drawingml/2006/picture">
+                  <pic:nvPicPr>
+                    <pic:cNvPr id="444509186" name="Obrázek 3"/>
+                    <pic:cNvPicPr/>
+                  </pic:nvPicPr>
+                  <pic:blipFill rotWithShape="1">
+                    <a:blip r:embed="rId11" cstate="print">
+                      <a:extLst>
+                        <a:ext uri="{28A0092B-C50C-407E-A947-70E740481C1C}">
+                          <a14:useLocalDpi xmlns:a14="http://schemas.microsoft.com/office/drawing/2010/main" val="0"/>
+                        </a:ext>
+                      </a:extLst>
+                    </a:blip>
+                    <a:srcRect l="2201" t="2144" r="3133" b="4809"/>
+                    <a:stretch>
+                      <a:fillRect/>
+                    </a:stretch>
+                  </pic:blipFill>
+                  <pic:spPr bwMode="auto">
+                    <a:xfrm>
+                      <a:off x="0" y="0"/>
+                      <a:ext cx="1591310" cy="1605915"/>
+                    </a:xfrm>
+                    <a:prstGeom prst="rect">
+                      <a:avLst/>
+                    </a:prstGeom>
+                    <a:ln>
+                      <a:noFill/>
+                    </a:ln>
+                    <a:extLst>
+                      <a:ext uri="{53640926-AAD7-44D8-BBD7-CCE9431645EC}">
+                        <a14:shadowObscured xmlns:a14="http://schemas.microsoft.com/office/drawing/2010/main"/>
+                      </a:ext>
+                    </a:extLst>
+                  </pic:spPr>
+                </pic:pic>
+              </a:graphicData>
+            </a:graphic>
+            <wp14:sizeRelH relativeFrom="margin">
+              <wp14:pctWidth>0</wp14:pctWidth>
+            </wp14:sizeRelH>
+            <wp14:sizeRelV relativeFrom="margin">
+              <wp14:pctHeight>0</wp14:pctHeight>
+            </wp14:sizeRelV>
+          </wp:anchor>
+        </w:drawing>
+      </w:r>
+      <w:r>
+        <w:rPr>
+          <w:noProof/>
+        </w:rPr>
+        <w:drawing>
+          <wp:anchor distT="0" distB="0" distL="114300" distR="114300" simplePos="0" relativeHeight="251658240" behindDoc="1" locked="0" layoutInCell="1" allowOverlap="1" wp14:anchorId="26BEDA44" wp14:editId="60939AC0">
+            <wp:simplePos x="0" y="0"/>
+            <wp:positionH relativeFrom="column">
+              <wp:posOffset>-1270</wp:posOffset>
+            </wp:positionH>
+            <wp:positionV relativeFrom="paragraph">
+              <wp:posOffset>1189273</wp:posOffset>
+            </wp:positionV>
+            <wp:extent cx="1605915" cy="1605915"/>
+            <wp:effectExtent l="0" t="0" r="0" b="0"/>
+            <wp:wrapTopAndBottom/>
+            <wp:docPr id="2032669946" name="Obrázek 2" descr="Obsah obrázku symbol, kruh, logo, Grafika&#10;&#10;Obsah generovaný pomocí AI může být nesprávný."/>
+            <wp:cNvGraphicFramePr>
+              <a:graphicFrameLocks xmlns:a="http://schemas.openxmlformats.org/drawingml/2006/main" noChangeAspect="1"/>
+            </wp:cNvGraphicFramePr>
+            <a:graphic xmlns:a="http://schemas.openxmlformats.org/drawingml/2006/main">
+              <a:graphicData uri="http://schemas.openxmlformats.org/drawingml/2006/picture">
+                <pic:pic xmlns:pic="http://schemas.openxmlformats.org/drawingml/2006/picture">
+                  <pic:nvPicPr>
+                    <pic:cNvPr id="2032669946" name="Obrázek 2" descr="Obsah obrázku symbol, kruh, logo, Grafika&#10;&#10;Obsah generovaný pomocí AI může být nesprávný."/>
+                    <pic:cNvPicPr/>
+                  </pic:nvPicPr>
+                  <pic:blipFill>
+                    <a:blip r:embed="rId12">
+                      <a:extLst>
+                        <a:ext uri="{28A0092B-C50C-407E-A947-70E740481C1C}">
+                          <a14:useLocalDpi xmlns:a14="http://schemas.microsoft.com/office/drawing/2010/main" val="0"/>
+                        </a:ext>
+                      </a:extLst>
+                    </a:blip>
+                    <a:stretch>
+                      <a:fillRect/>
+                    </a:stretch>
+                  </pic:blipFill>
+                  <pic:spPr>
+                    <a:xfrm>
+                      <a:off x="0" y="0"/>
+                      <a:ext cx="1605915" cy="1605915"/>
+                    </a:xfrm>
+                    <a:prstGeom prst="rect">
+                      <a:avLst/>
+                    </a:prstGeom>
+                  </pic:spPr>
+                </pic:pic>
+              </a:graphicData>
+            </a:graphic>
+            <wp14:sizeRelH relativeFrom="margin">
+              <wp14:pctWidth>0</wp14:pctWidth>
+            </wp14:sizeRelH>
+            <wp14:sizeRelV relativeFrom="margin">
+              <wp14:pctHeight>0</wp14:pctHeight>
+            </wp14:sizeRelV>
+          </wp:anchor>
+        </w:drawing>
+      </w:r>
+      <w:r>
+        <w:t xml:space="preserve">Příkazové dopravní značky jsou méně používané, zato stejně důležité, jako výše uvedené zákazové. </w:t>
+      </w:r>
+      <w:r>
+        <w:t xml:space="preserve">Přikazují například směr jízdy nebo nejnižší dovolenou rychlost pro zachování plynulosti provozu. </w:t>
+      </w:r>
+      <w:r>
+        <w:t xml:space="preserve">Podle těchto značek </w:t>
+      </w:r>
+      <w:r>
+        <w:t>případně musí řidič změnit jízdu vozidla či jakým směrem následně pojede. Ve hře je použita značka Přikázaný směr jízdy vlevo zde a Nejnižší dovolená rychlost.</w:t>
+      </w:r>
+      <w:r>
+        <w:t xml:space="preserve"> [3]</w:t>
+      </w:r>
+    </w:p>
     <w:p/>
     <w:p>
       <w:pPr>
+        <w:pStyle w:val="Titulek"/>
+      </w:pPr>
+      <w:r>
+        <w:t>Přikázaný směr jízdy vlevo zde</w:t>
+      </w:r>
+    </w:p>
+    <w:p>
+      <w:pPr>
+        <w:pStyle w:val="Titulek"/>
+      </w:pPr>
+      <w:r>
+        <w:t>Nejnižší dovolená rychlost 20km/h</w:t>
+      </w:r>
+      <w:r>
+        <w:t xml:space="preserve"> (chtěl bych dát pod </w:t>
+      </w:r>
+      <w:proofErr w:type="gramStart"/>
+      <w:r>
+        <w:t>značku</w:t>
+      </w:r>
+      <w:proofErr w:type="gramEnd"/>
+      <w:r>
+        <w:t xml:space="preserve"> ale bohužel nevím jak)</w:t>
+      </w:r>
+    </w:p>
+    <w:p>
+      <w:pPr>
+        <w:pStyle w:val="Nadpis3"/>
+        <w:rPr>
+          <w:lang w:val="cs-CZ"/>
+        </w:rPr>
+      </w:pPr>
+      <w:r>
+        <w:rPr>
+          <w:lang w:val="cs-CZ"/>
+        </w:rPr>
+        <w:t>Informativní dopravní značky</w:t>
+      </w:r>
+    </w:p>
+    <w:p>
+      <w:pPr>
+        <w:rPr>
+          <w:noProof/>
+        </w:rPr>
+      </w:pPr>
+      <w:r>
+        <w:rPr>
+          <w:noProof/>
+        </w:rPr>
+        <w:t>Informativní dopravní značky informují o dopravní situaci následující za touto značkou</w:t>
+      </w:r>
+      <w:r>
+        <w:rPr>
+          <w:noProof/>
+        </w:rPr>
+        <w:t xml:space="preserve">, v některých případech značky mění nejvyšší dovolenou rychlost, kterou je třeba znát a dodržovat. Do této kategorie patří například značka obytné zóny stanovující nejvyšší dovolenou rychlost 20km/h pro případ nečekaného vchodu chodce na vozovku a zajisštění dostatek času pro reakci řidiče. </w:t>
+      </w:r>
+    </w:p>
+    <w:p>
+      <w:pPr>
         <w:pStyle w:val="Nadpis2"/>
         <w:rPr>
           <w:lang w:val="cs-CZ"/>
         </w:rPr>
       </w:pPr>
+      <w:bookmarkStart w:id="18" w:name="_Toc216029521"/>
       <w:r>
         <w:rPr>
           <w:lang w:val="cs-CZ"/>
         </w:rPr>
+        <w:lastRenderedPageBreak/>
+        <w:t>Rychlostní limit</w:t>
+      </w:r>
+      <w:bookmarkEnd w:id="18"/>
+    </w:p>
+    <w:p>
+      <w:r>
+        <w:t>Kontrolu rychlosti stanovuje</w:t>
+      </w:r>
+      <w:r>
+        <w:t xml:space="preserve"> neviditelný</w:t>
+      </w:r>
+      <w:r>
+        <w:t xml:space="preserve"> objekt, který</w:t>
+      </w:r>
+      <w:r>
+        <w:t xml:space="preserve"> po přejezdu hráčem nastaví maximální povolenou rychlost na 50 km v hodině. Hlavní skript, který počítá rychlost hráče, </w:t>
+      </w:r>
+      <w:r>
+        <w:t>neustále kontroluje, zda rychlost hráče je vyšší, než je maximální povolená rychlost.</w:t>
+      </w:r>
+    </w:p>
+    <w:p>
+      <w:pPr>
+        <w:pStyle w:val="Nadpis2"/>
+        <w:rPr>
+          <w:lang w:val="cs-CZ"/>
+        </w:rPr>
+      </w:pPr>
+      <w:r>
+        <w:rPr>
+          <w:lang w:val="cs-CZ"/>
+        </w:rPr>
         <w:t xml:space="preserve"> </w:t>
       </w:r>
-      <w:bookmarkStart w:id="17" w:name="_Toc216029520"/>
+      <w:bookmarkStart w:id="19" w:name="_Toc216029522"/>
       <w:r>
         <w:rPr>
           <w:lang w:val="cs-CZ"/>
         </w:rPr>
-        <w:t>Dopravní značky</w:t>
-      </w:r>
-      <w:bookmarkEnd w:id="17"/>
+        <w:t>Kontrola přednosti</w:t>
+      </w:r>
+      <w:bookmarkEnd w:id="19"/>
     </w:p>
     <w:p/>
     <w:p>
@@ -3908,35 +4483,41 @@
           <w:lang w:val="cs-CZ"/>
         </w:rPr>
       </w:pPr>
-      <w:bookmarkStart w:id="18" w:name="_Toc216029521"/>
       <w:r>
         <w:rPr>
           <w:lang w:val="cs-CZ"/>
         </w:rPr>
-        <w:t>Rychlostní limit</w:t>
-      </w:r>
-      <w:bookmarkEnd w:id="18"/>
-    </w:p>
-    <w:p>
-      <w:r>
-        <w:t>Kontrolu rychlosti stanovuje</w:t>
-      </w:r>
-      <w:r>
-        <w:t xml:space="preserve"> neviditelný</w:t>
-      </w:r>
-      <w:r>
-        <w:t xml:space="preserve"> objekt, který</w:t>
-      </w:r>
-      <w:r>
-        <w:t xml:space="preserve"> po přejezdu hráčem nastaví maximální povolenou rychlost na 50 km v hodině. Hlavní skript, který počítá rychlost hráče, </w:t>
-      </w:r>
-      <w:r>
-        <w:t>neustále kontroluje, zda rychlost hráče je vyšší, než je maximální povolená rychlost.</w:t>
-      </w:r>
+        <w:t xml:space="preserve"> </w:t>
+      </w:r>
+      <w:bookmarkStart w:id="20" w:name="_Toc216029523"/>
+      <w:r>
+        <w:rPr>
+          <w:lang w:val="cs-CZ"/>
+        </w:rPr>
+        <w:t>Funkcionalita semaforů</w:t>
+      </w:r>
+      <w:bookmarkEnd w:id="20"/>
     </w:p>
     <w:p/>
     <w:p>
       <w:pPr>
+        <w:pStyle w:val="Nadpis1"/>
+        <w:rPr>
+          <w:lang w:val="cs-CZ"/>
+        </w:rPr>
+      </w:pPr>
+      <w:bookmarkStart w:id="21" w:name="_Toc216029524"/>
+      <w:r>
+        <w:rPr>
+          <w:lang w:val="cs-CZ"/>
+        </w:rPr>
+        <w:t>Grafická stránka hry</w:t>
+      </w:r>
+      <w:bookmarkEnd w:id="21"/>
+    </w:p>
+    <w:p/>
+    <w:p>
+      <w:pPr>
         <w:pStyle w:val="Nadpis2"/>
         <w:rPr>
           <w:lang w:val="cs-CZ"/>
@@ -3948,82 +4529,18 @@
         </w:rPr>
         <w:t xml:space="preserve"> </w:t>
       </w:r>
-      <w:bookmarkStart w:id="19" w:name="_Toc216029522"/>
+      <w:bookmarkStart w:id="22" w:name="_Toc216029525"/>
       <w:r>
         <w:rPr>
           <w:lang w:val="cs-CZ"/>
         </w:rPr>
-        <w:t>Kontrola přednosti</w:t>
-      </w:r>
-      <w:bookmarkEnd w:id="19"/>
-    </w:p>
-    <w:p/>
-    <w:p>
-      <w:pPr>
-        <w:pStyle w:val="Nadpis2"/>
+        <w:t xml:space="preserve">Šipky určující </w:t>
+      </w:r>
+      <w:bookmarkEnd w:id="22"/>
+      <w:r>
         <w:rPr>
           <w:lang w:val="cs-CZ"/>
         </w:rPr>
-      </w:pPr>
-      <w:r>
-        <w:rPr>
-          <w:lang w:val="cs-CZ"/>
-        </w:rPr>
-        <w:t xml:space="preserve"> </w:t>
-      </w:r>
-      <w:bookmarkStart w:id="20" w:name="_Toc216029523"/>
-      <w:r>
-        <w:rPr>
-          <w:lang w:val="cs-CZ"/>
-        </w:rPr>
-        <w:t>Funkcionalita semaforů</w:t>
-      </w:r>
-      <w:bookmarkEnd w:id="20"/>
-    </w:p>
-    <w:p/>
-    <w:p>
-      <w:pPr>
-        <w:pStyle w:val="Nadpis1"/>
-        <w:rPr>
-          <w:lang w:val="cs-CZ"/>
-        </w:rPr>
-      </w:pPr>
-      <w:bookmarkStart w:id="21" w:name="_Toc216029524"/>
-      <w:r>
-        <w:rPr>
-          <w:lang w:val="cs-CZ"/>
-        </w:rPr>
-        <w:t>Grafická stránka hry</w:t>
-      </w:r>
-      <w:bookmarkEnd w:id="21"/>
-    </w:p>
-    <w:p/>
-    <w:p>
-      <w:pPr>
-        <w:pStyle w:val="Nadpis2"/>
-        <w:rPr>
-          <w:lang w:val="cs-CZ"/>
-        </w:rPr>
-      </w:pPr>
-      <w:r>
-        <w:rPr>
-          <w:lang w:val="cs-CZ"/>
-        </w:rPr>
-        <w:lastRenderedPageBreak/>
-        <w:t xml:space="preserve"> </w:t>
-      </w:r>
-      <w:bookmarkStart w:id="22" w:name="_Toc216029525"/>
-      <w:r>
-        <w:rPr>
-          <w:lang w:val="cs-CZ"/>
-        </w:rPr>
-        <w:t xml:space="preserve">Šipky určující </w:t>
-      </w:r>
-      <w:bookmarkEnd w:id="22"/>
-      <w:r>
-        <w:rPr>
-          <w:lang w:val="cs-CZ"/>
-        </w:rPr>
         <w:t>trasu</w:t>
       </w:r>
     </w:p>
@@ -4032,11 +4549,7 @@
         <w:t>Tři</w:t>
       </w:r>
       <w:r>
-        <w:t xml:space="preserve"> typy šipek určujících trasu jsou vymodelované ve webové aplikaci </w:t>
-      </w:r>
-      <w:proofErr w:type="spellStart"/>
-      <w:r>
-        <w:t>Tinker</w:t>
+        <w:t xml:space="preserve"> typy šipek určujících trasu jsou vymodelované ve webové aplikaci Tinker</w:t>
       </w:r>
       <w:r>
         <w:t>c</w:t>
@@ -4044,7 +4557,6 @@
       <w:r>
         <w:t>ad</w:t>
       </w:r>
-      <w:proofErr w:type="spellEnd"/>
       <w:r>
         <w:t xml:space="preserve">. Každá z šipek je složená z trojúhelníku, alespoň jednoho </w:t>
       </w:r>
@@ -4058,22 +4570,11 @@
         <w:t xml:space="preserve">, kdy má hráč zatočit, kdy jet rovně nebo otočit. </w:t>
       </w:r>
       <w:r>
-        <w:t xml:space="preserve">Změna barvy byla učiněna importováním modelů do aplikace </w:t>
-      </w:r>
-      <w:proofErr w:type="spellStart"/>
-      <w:r>
-        <w:t>Blender</w:t>
-      </w:r>
-      <w:proofErr w:type="spellEnd"/>
-      <w:r>
-        <w:t>, následné vytvoření materiálu, který jsem změnil na růžovou barvu. Modely jsou výsledkem vlastní práce.</w:t>
-      </w:r>
-    </w:p>
-    <w:p>
-      <w:r>
-        <w:rPr>
-          <w:noProof/>
-        </w:rPr>
+        <w:t>Změna barvy byla učiněna importováním modelů do aplikace Blender, následné vytvoření materiálu, který jsem změnil na růžovou barvu. Modely jsou výsledkem vlastní práce.</w:t>
+      </w:r>
+    </w:p>
+    <w:p>
+      <w:r>
         <w:drawing>
           <wp:inline distT="0" distB="0" distL="0" distR="0" wp14:anchorId="58D63B95" wp14:editId="17C068C0">
             <wp:extent cx="5612130" cy="1282700"/>
@@ -4090,7 +4591,7 @@
                     <pic:cNvPicPr/>
                   </pic:nvPicPr>
                   <pic:blipFill>
-                    <a:blip r:embed="rId9"/>
+                    <a:blip r:embed="rId13"/>
                     <a:stretch>
                       <a:fillRect/>
                     </a:stretch>
@@ -4156,6 +4657,51 @@
       </w:r>
       <w:bookmarkEnd w:id="23"/>
     </w:p>
+    <w:p>
+      <w:r>
+        <w:t xml:space="preserve">Většina dopravních značek je stažena z webové stránky </w:t>
+      </w:r>
+      <w:hyperlink r:id="rId14" w:history="1">
+        <w:r>
+          <w:rPr>
+            <w:rStyle w:val="Hypertextovodkaz"/>
+          </w:rPr>
+          <w:t>www.pngegg.com</w:t>
+        </w:r>
+      </w:hyperlink>
+      <w:r>
+        <w:t xml:space="preserve"> u kterých je uvedena licence s možností uvedení obrázku (značky) s nekomerčním účelem. Některé značky jsou </w:t>
+      </w:r>
+      <w:r>
+        <w:t xml:space="preserve">výsledkem vlastní práce. Takové značky jsou vytvořeny a zpracovány </w:t>
+      </w:r>
+      <w:r>
+        <w:lastRenderedPageBreak/>
+        <w:t>v programu Malování nebo Affinity a exportovány ve formátů png pro následné odstranění pozadí které je zachováno v alfa kanálu.</w:t>
+      </w:r>
+    </w:p>
+    <w:p>
+      <w:pPr>
+        <w:pStyle w:val="Nadpis2"/>
+        <w:rPr>
+          <w:lang w:val="cs-CZ"/>
+        </w:rPr>
+      </w:pPr>
+      <w:r>
+        <w:rPr>
+          <w:lang w:val="cs-CZ"/>
+        </w:rPr>
+        <w:t xml:space="preserve"> </w:t>
+      </w:r>
+      <w:bookmarkStart w:id="24" w:name="_Toc216029527"/>
+      <w:r>
+        <w:rPr>
+          <w:lang w:val="cs-CZ"/>
+        </w:rPr>
+        <w:t>Souhrn nesplněných dopravních předpisů</w:t>
+      </w:r>
+      <w:bookmarkEnd w:id="24"/>
+    </w:p>
     <w:p/>
     <w:p>
       <w:pPr>
@@ -4170,52 +4716,25 @@
         </w:rPr>
         <w:t xml:space="preserve"> </w:t>
       </w:r>
-      <w:bookmarkStart w:id="24" w:name="_Toc216029527"/>
+      <w:bookmarkStart w:id="25" w:name="_Toc216029528"/>
       <w:r>
         <w:rPr>
           <w:lang w:val="cs-CZ"/>
         </w:rPr>
-        <w:t>Souhrn nesplněných dopravních předpisů</w:t>
-      </w:r>
-      <w:bookmarkEnd w:id="24"/>
+        <w:t>Materiály</w:t>
+      </w:r>
+      <w:bookmarkEnd w:id="25"/>
     </w:p>
     <w:p/>
     <w:p>
       <w:pPr>
-        <w:pStyle w:val="Nadpis2"/>
-        <w:rPr>
-          <w:lang w:val="cs-CZ"/>
-        </w:rPr>
-      </w:pPr>
-      <w:r>
-        <w:rPr>
-          <w:lang w:val="cs-CZ"/>
-        </w:rPr>
-        <w:t xml:space="preserve"> </w:t>
-      </w:r>
-      <w:bookmarkStart w:id="25" w:name="_Toc216029528"/>
-      <w:r>
-        <w:rPr>
-          <w:lang w:val="cs-CZ"/>
-        </w:rPr>
-        <w:t>Materiály</w:t>
-      </w:r>
-      <w:bookmarkEnd w:id="25"/>
-    </w:p>
-    <w:p/>
-    <w:p>
-      <w:pPr>
         <w:keepNext/>
       </w:pPr>
       <w:r>
-        <w:rPr>
-          <w:noProof/>
-        </w:rPr>
-        <w:lastRenderedPageBreak/>
         <w:drawing>
-          <wp:inline distT="0" distB="0" distL="0" distR="0" wp14:anchorId="73571150" wp14:editId="47C897AE">
-            <wp:extent cx="4213770" cy="6277851"/>
-            <wp:effectExtent l="0" t="0" r="0" b="8890"/>
+          <wp:inline distT="0" distB="0" distL="0" distR="0" wp14:anchorId="73571150" wp14:editId="0B5544D6">
+            <wp:extent cx="3783942" cy="5637475"/>
+            <wp:effectExtent l="0" t="0" r="7620" b="1905"/>
             <wp:docPr id="1503129016" name="Obrázek 1"/>
             <wp:cNvGraphicFramePr>
               <a:graphicFrameLocks xmlns:a="http://schemas.openxmlformats.org/drawingml/2006/main" noChangeAspect="1"/>
@@ -4228,7 +4747,7 @@
                     <pic:cNvPicPr/>
                   </pic:nvPicPr>
                   <pic:blipFill>
-                    <a:blip r:embed="rId10">
+                    <a:blip r:embed="rId15">
                       <a:extLst>
                         <a:ext uri="{28A0092B-C50C-407E-A947-70E740481C1C}">
                           <a14:useLocalDpi xmlns:a14="http://schemas.microsoft.com/office/drawing/2010/main" val="0"/>
@@ -4242,7 +4761,7 @@
                   <pic:spPr>
                     <a:xfrm>
                       <a:off x="0" y="0"/>
-                      <a:ext cx="4213770" cy="6277851"/>
+                      <a:ext cx="3789829" cy="5646246"/>
                     </a:xfrm>
                     <a:prstGeom prst="rect">
                       <a:avLst/>
@@ -4267,24 +4786,6 @@
     </w:p>
     <w:p>
       <w:pPr>
-        <w:spacing w:after="160" w:line="278" w:lineRule="auto"/>
-        <w:jc w:val="left"/>
-        <w:rPr>
-          <w:rFonts w:eastAsiaTheme="majorEastAsia" w:cstheme="majorBidi"/>
-          <w:b/>
-          <w:bCs/>
-          <w:smallCaps/>
-          <w:kern w:val="36"/>
-          <w:sz w:val="44"/>
-          <w:szCs w:val="36"/>
-        </w:rPr>
-      </w:pPr>
-      <w:r>
-        <w:br w:type="page"/>
-      </w:r>
-    </w:p>
-    <w:p>
-      <w:pPr>
         <w:pStyle w:val="Nadpis1"/>
         <w:numPr>
           <w:ilvl w:val="0"/>
@@ -4333,12 +4834,19 @@
     <w:p>
       <w:pPr>
         <w:pStyle w:val="Odstavecseseznamem"/>
-        <w:ind w:left="284" w:hanging="284"/>
-      </w:pPr>
-      <w:r>
-        <w:t xml:space="preserve">CITY CAR DRIVING. City Car Driving on Steam [online]. ©2024. Dostupné z: </w:t>
-      </w:r>
-      <w:hyperlink r:id="rId11" w:tgtFrame="_new" w:history="1">
+        <w:ind w:left="357" w:hanging="357"/>
+      </w:pPr>
+      <w:r>
+        <w:rPr>
+          <w:i/>
+          <w:iCs w:val="0"/>
+        </w:rPr>
+        <w:t>CITY CAR DRIVING. City Car Driving</w:t>
+      </w:r>
+      <w:r>
+        <w:t xml:space="preserve"> on Steam [online]. ©2024. Dostupné z: </w:t>
+      </w:r>
+      <w:hyperlink r:id="rId16" w:tgtFrame="_new" w:history="1">
         <w:r>
           <w:rPr>
             <w:rStyle w:val="Hypertextovodkaz"/>
@@ -4346,16 +4854,47 @@
           <w:t>https://store.steampowered.com/app/493490/City_Car_Driving/</w:t>
         </w:r>
       </w:hyperlink>
+      <w:r>
+        <w:t xml:space="preserve"> </w:t>
+      </w:r>
+      <w:r>
+        <w:t>[cit. 202</w:t>
+      </w:r>
+      <w:r>
+        <w:t>5</w:t>
+      </w:r>
+      <w:r>
+        <w:t>-</w:t>
+      </w:r>
+      <w:r>
+        <w:t>12</w:t>
+      </w:r>
+      <w:r>
+        <w:t>-</w:t>
+      </w:r>
+      <w:r>
+        <w:t>13</w:t>
+      </w:r>
+      <w:r>
+        <w:t>].</w:t>
+      </w:r>
     </w:p>
     <w:p>
       <w:pPr>
         <w:pStyle w:val="Odstavecseseznamem"/>
-        <w:ind w:left="284" w:hanging="284"/>
-      </w:pPr>
-      <w:r>
-        <w:t xml:space="preserve">VIRTUAL DRIVING SCHOOL. Virtual Driving School on Steam [online]. ©2023. Dostupné z: </w:t>
-      </w:r>
-      <w:hyperlink r:id="rId12" w:tgtFrame="_new" w:history="1">
+        <w:ind w:left="357" w:hanging="357"/>
+      </w:pPr>
+      <w:r>
+        <w:rPr>
+          <w:i/>
+          <w:iCs w:val="0"/>
+        </w:rPr>
+        <w:t>VIRTUAL DRIVING SCHOOL</w:t>
+      </w:r>
+      <w:r>
+        <w:t xml:space="preserve">. Virtual Driving School on Steam [online]. ©2023. Dostupné z: </w:t>
+      </w:r>
+      <w:hyperlink r:id="rId17" w:tgtFrame="_new" w:history="1">
         <w:r>
           <w:rPr>
             <w:rStyle w:val="Hypertextovodkaz"/>
@@ -4363,6 +4902,50 @@
           <w:t>https://store.steampowered.com/app/1515220/Virtual_Driving_School/</w:t>
         </w:r>
       </w:hyperlink>
+      <w:r>
+        <w:br/>
+      </w:r>
+      <w:r>
+        <w:t>[cit. 202-</w:t>
+      </w:r>
+      <w:r>
+        <w:t>12</w:t>
+      </w:r>
+      <w:r>
+        <w:t>-</w:t>
+      </w:r>
+      <w:r>
+        <w:t>13</w:t>
+      </w:r>
+      <w:r>
+        <w:t>].</w:t>
+      </w:r>
+    </w:p>
+    <w:p>
+      <w:pPr>
+        <w:pStyle w:val="Odstavecseseznamem"/>
+        <w:ind w:left="357" w:hanging="357"/>
+      </w:pPr>
+      <w:r>
+        <w:rPr>
+          <w:i/>
+        </w:rPr>
+        <w:t>Seznam dopravních značek v Česku</w:t>
+      </w:r>
+      <w:r>
+        <w:t>. Online. In: Wikipedia: the free encyclopedia. San Francisco (CA): Wikimedia Foundation, 2001-2016. Dostupné z: </w:t>
+      </w:r>
+      <w:hyperlink r:id="rId18" w:anchor="P%C5%99%C3%ADkazov%C3%A9_dopravn%C3%AD_zna%C4%8Dky" w:history="1">
+        <w:r>
+          <w:rPr>
+            <w:rStyle w:val="Hypertextovodkaz"/>
+          </w:rPr>
+          <w:t>https://cs.wikipedia.org/wiki/Seznam_dopravn%C3%ADch_zna%C4%8Dek_v_%C4%8Cesku#P%C5%99%C3%ADkazov%C3%A9_dopravn%C3%AD_zna%C4%8Dky</w:t>
+        </w:r>
+      </w:hyperlink>
+      <w:r>
+        <w:t>. [cit. 2026-01-30].</w:t>
+      </w:r>
     </w:p>
     <w:p>
       <w:pPr>
@@ -4402,8 +4985,8 @@
       </w:pPr>
     </w:p>
     <w:sectPr>
-      <w:footerReference w:type="default" r:id="rId13"/>
-      <w:footerReference w:type="first" r:id="rId14"/>
+      <w:footerReference w:type="default" r:id="rId19"/>
+      <w:footerReference w:type="first" r:id="rId20"/>
       <w:footnotePr>
         <w:pos w:val="beneathText"/>
       </w:footnotePr>
@@ -4818,7 +5401,7 @@
   <w:abstractNum w:abstractNumId="2" w15:restartNumberingAfterBreak="0">
     <w:nsid w:val="12BF57DE"/>
     <w:multiLevelType w:val="multilevel"/>
-    <w:tmpl w:val="17AC9E76"/>
+    <w:tmpl w:val="012412B0"/>
     <w:lvl w:ilvl="0">
       <w:start w:val="1"/>
       <w:numFmt w:val="decimal"/>
@@ -4849,6 +5432,7 @@
     <w:lvl w:ilvl="2">
       <w:start w:val="1"/>
       <w:numFmt w:val="decimal"/>
+      <w:pStyle w:val="Nadpis3"/>
       <w:isLgl/>
       <w:lvlText w:val="%1.%2.%3"/>
       <w:lvlJc w:val="left"/>
@@ -4941,8 +5525,8 @@
   <w:abstractNum w:abstractNumId="3" w15:restartNumberingAfterBreak="0">
     <w:nsid w:val="139D2B36"/>
     <w:multiLevelType w:val="hybridMultilevel"/>
-    <w:tmpl w:val="A8AC7A94"/>
-    <w:lvl w:ilvl="0" w:tplc="13C4CC56">
+    <w:tmpl w:val="9E70C752"/>
+    <w:lvl w:ilvl="0" w:tplc="44781F3A">
       <w:start w:val="1"/>
       <w:numFmt w:val="decimal"/>
       <w:pStyle w:val="Titulek"/>
@@ -6274,8 +6858,8 @@
   <w:abstractNum w:abstractNumId="15" w15:restartNumberingAfterBreak="0">
     <w:nsid w:val="773D3258"/>
     <w:multiLevelType w:val="hybridMultilevel"/>
-    <w:tmpl w:val="0574713E"/>
-    <w:lvl w:ilvl="0" w:tplc="D5001A84">
+    <w:tmpl w:val="BAC236AA"/>
+    <w:lvl w:ilvl="0" w:tplc="0D90A89A">
       <w:start w:val="1"/>
       <w:numFmt w:val="bullet"/>
       <w:pStyle w:val="Odstavecseseznamem"/>
@@ -6945,7 +7529,7 @@
   <w:style w:type="paragraph" w:default="1" w:styleId="Normln">
     <w:name w:val="Normal"/>
     <w:qFormat/>
-    <w:rsid w:val="006D1911"/>
+    <w:rsid w:val="001C4373"/>
     <w:pPr>
       <w:spacing w:after="240" w:line="288" w:lineRule="auto"/>
       <w:jc w:val="both"/>
@@ -7019,9 +7603,13 @@
     <w:uiPriority w:val="9"/>
     <w:unhideWhenUsed/>
     <w:qFormat/>
-    <w:rsid w:val="00C33C2C"/>
+    <w:rsid w:val="00A8671D"/>
     <w:pPr>
+      <w:numPr>
+        <w:ilvl w:val="2"/>
+      </w:numPr>
       <w:spacing w:after="280"/>
+      <w:ind w:left="0" w:firstLine="0"/>
       <w:outlineLvl w:val="2"/>
     </w:pPr>
     <w:rPr>
@@ -7161,7 +7749,6 @@
   <w:style w:type="character" w:default="1" w:styleId="Standardnpsmoodstavce">
     <w:name w:val="Default Paragraph Font"/>
     <w:uiPriority w:val="1"/>
-    <w:semiHidden/>
     <w:unhideWhenUsed/>
   </w:style>
   <w:style w:type="table" w:default="1" w:styleId="Normlntabulka">
@@ -7222,7 +7809,7 @@
     <w:basedOn w:val="Standardnpsmoodstavce"/>
     <w:link w:val="Nadpis3"/>
     <w:uiPriority w:val="9"/>
-    <w:rsid w:val="00C33C2C"/>
+    <w:rsid w:val="00A8671D"/>
     <w:rPr>
       <w:rFonts w:ascii="Times New Roman" w:eastAsiaTheme="majorEastAsia" w:hAnsi="Times New Roman" w:cstheme="majorBidi"/>
       <w:b/>
@@ -7397,13 +7984,12 @@
     <w:autoRedefine/>
     <w:uiPriority w:val="34"/>
     <w:qFormat/>
-    <w:rsid w:val="00E23702"/>
+    <w:rsid w:val="0054210C"/>
     <w:pPr>
       <w:numPr>
         <w:numId w:val="6"/>
       </w:numPr>
       <w:spacing w:after="200" w:line="276" w:lineRule="auto"/>
-      <w:ind w:left="714" w:hanging="357"/>
       <w:contextualSpacing/>
       <w:jc w:val="left"/>
     </w:pPr>
@@ -7682,12 +8268,13 @@
     <w:uiPriority w:val="35"/>
     <w:unhideWhenUsed/>
     <w:qFormat/>
-    <w:rsid w:val="00EC55B3"/>
+    <w:rsid w:val="00E1328C"/>
     <w:pPr>
       <w:numPr>
         <w:numId w:val="15"/>
       </w:numPr>
       <w:spacing w:after="200" w:line="240" w:lineRule="auto"/>
+      <w:ind w:left="357" w:hanging="357"/>
     </w:pPr>
     <w:rPr>
       <w:i/>

--- a/Documents/IMP - Dokumentace.docx
+++ b/Documents/IMP - Dokumentace.docx
@@ -2,15 +2,6 @@
 <file path=word/document.xml><?xml version="1.0" encoding="utf-8"?>
 <w:document xmlns:wpc="http://schemas.microsoft.com/office/word/2010/wordprocessingCanvas" xmlns:cx="http://schemas.microsoft.com/office/drawing/2014/chartex" xmlns:cx1="http://schemas.microsoft.com/office/drawing/2015/9/8/chartex" xmlns:cx2="http://schemas.microsoft.com/office/drawing/2015/10/21/chartex" xmlns:cx3="http://schemas.microsoft.com/office/drawing/2016/5/9/chartex" xmlns:cx4="http://schemas.microsoft.com/office/drawing/2016/5/10/chartex" xmlns:cx5="http://schemas.microsoft.com/office/drawing/2016/5/11/chartex" xmlns:cx6="http://schemas.microsoft.com/office/drawing/2016/5/12/chartex" xmlns:cx7="http://schemas.microsoft.com/office/drawing/2016/5/13/chartex" xmlns:cx8="http://schemas.microsoft.com/office/drawing/2016/5/14/chartex" xmlns:mc="http://schemas.openxmlformats.org/markup-compatibility/2006" xmlns:aink="http://schemas.microsoft.com/office/drawing/2016/ink" xmlns:am3d="http://schemas.microsoft.com/office/drawing/2017/model3d" xmlns:o="urn:schemas-microsoft-com:office:office" xmlns:oel="http://schemas.microsoft.com/office/2019/extlst" xmlns:r="http://schemas.openxmlformats.org/officeDocument/2006/relationships" xmlns:m="http://schemas.openxmlformats.org/officeDocument/2006/math" xmlns:v="urn:schemas-microsoft-com:vml" xmlns:wp14="http://schemas.microsoft.com/office/word/2010/wordprocessingDrawing" xmlns:wp="http://schemas.openxmlformats.org/drawingml/2006/wordprocessingDrawing" xmlns:w10="urn:schemas-microsoft-com:office:word" xmlns:w="http://schemas.openxmlformats.org/wordprocessingml/2006/main" xmlns:w14="http://schemas.microsoft.com/office/word/2010/wordml" xmlns:w15="http://schemas.microsoft.com/office/word/2012/wordml" xmlns:w16cex="http://schemas.microsoft.com/office/word/2018/wordml/cex" xmlns:w16cid="http://schemas.microsoft.com/office/word/2016/wordml/cid" xmlns:w16="http://schemas.microsoft.com/office/word/2018/wordml" xmlns:w16du="http://schemas.microsoft.com/office/word/2023/wordml/word16du" xmlns:w16sdtdh="http://schemas.microsoft.com/office/word/2020/wordml/sdtdatahash" xmlns:w16sdtfl="http://schemas.microsoft.com/office/word/2024/wordml/sdtformatlock" xmlns:w16se="http://schemas.microsoft.com/office/word/2015/wordml/symex" xmlns:wpg="http://schemas.microsoft.com/office/word/2010/wordprocessingGroup" xmlns:wpi="http://schemas.microsoft.com/office/word/2010/wordprocessingInk" xmlns:wne="http://schemas.microsoft.com/office/word/2006/wordml" xmlns:wps="http://schemas.microsoft.com/office/word/2010/wordprocessingShape" mc:Ignorable="w14 w15 w16se w16cid w16 w16cex w16sdtdh w16sdtfl w16du wp14">
   <w:body>
-    <w:p>
-      <w:pPr>
-        <w:jc w:val="center"/>
-        <w:rPr>
-          <w:b/>
-          <w:bCs/>
-        </w:rPr>
-      </w:pPr>
-    </w:p>
     <w:p>
       <w:pPr>
         <w:jc w:val="center"/>
@@ -106,7 +97,6 @@
         <w:jc w:val="left"/>
       </w:pPr>
       <w:r>
-        <w:lastRenderedPageBreak/>
         <w:br w:type="page"/>
       </w:r>
     </w:p>
@@ -984,6 +974,9 @@
       </w:pPr>
       <w:r>
         <w:t>V Jičíně dne</w:t>
+      </w:r>
+      <w:r>
+        <w:t xml:space="preserve"> 15.3.2026</w:t>
       </w:r>
     </w:p>
     <w:p>
@@ -1855,19 +1848,7 @@
               <w:rPr>
                 <w:rStyle w:val="Hypertextovodkaz"/>
               </w:rPr>
-              <w:t>Úro</w:t>
-            </w:r>
-            <w:r>
-              <w:rPr>
-                <w:rStyle w:val="Hypertextovodkaz"/>
-              </w:rPr>
-              <w:t>v</w:t>
-            </w:r>
-            <w:r>
-              <w:rPr>
-                <w:rStyle w:val="Hypertextovodkaz"/>
-              </w:rPr>
-              <w:t>eň 2</w:t>
+              <w:t>Úroveň 2</w:t>
             </w:r>
             <w:r>
               <w:rPr>
@@ -3060,10 +3041,6 @@
     <w:p>
       <w:pPr>
         <w:pStyle w:val="Nadpis1"/>
-        <w:numPr>
-          <w:ilvl w:val="0"/>
-          <w:numId w:val="0"/>
-        </w:numPr>
         <w:rPr>
           <w:lang w:val="cs-CZ"/>
         </w:rPr>
@@ -3201,10 +3178,6 @@
     <w:p>
       <w:pPr>
         <w:pStyle w:val="Nadpis1"/>
-        <w:numPr>
-          <w:ilvl w:val="0"/>
-          <w:numId w:val="0"/>
-        </w:numPr>
         <w:rPr>
           <w:lang w:val="cs-CZ"/>
         </w:rPr>
@@ -3527,7 +3500,122 @@
         <w:t>Součástí předpisů jsou také pravidla pro jízdu v jízdních pruzích, správné předjíždění (které se ovšem čerstvě novým řidičům nedoporučuje) i objíždění překážek. Řidiči se musí řídit také pokyny policie nebo osob pověřených řízením dopravy, které mají vždy přednost před světelnými signály i dopravními značkami. Neméně důležitou oblastí je chování na železničních přejezdech, kde je povinnost zastavit při výstražných signálech a dbát zvýšené opatrnosti kvůli delší brzdné dráze vlaků. Jestliže železniční přejezd nemá bezpečnostní závory</w:t>
       </w:r>
       <w:r>
-        <w:t xml:space="preserve">, je třeba rozhlédnout se na obě strany kolejiště a po přesvědčení, že je situace bezpečná, pomalu přejet na druhou stranu kolejiště. </w:t>
+        <w:t xml:space="preserve">, je třeba rozhlédnout se na obě strany </w:t>
+      </w:r>
+      <w:r>
+        <w:t>přejezdu</w:t>
+      </w:r>
+      <w:r>
+        <w:t xml:space="preserve"> a po přesvědčení, že je situace bezpečná, pomalu přejet na druhou stranu </w:t>
+      </w:r>
+      <w:r>
+        <w:t>přejezdu</w:t>
+      </w:r>
+      <w:r>
+        <w:t>.</w:t>
+      </w:r>
+      <w:r>
+        <w:t xml:space="preserve"> Jako první implementuji do hry základní omezení rychlosti pro pohyb v obci. Maximální povolená rychlost v obci je nastavena na padesát kilometrů v hodině. Tato hodnota je nastavena z důvodu zvýšení bezpečnosti chodců a ostatních účastníků silničního provozu v obydlené oblasti. </w:t>
+      </w:r>
+      <w:r>
+        <w:t xml:space="preserve">Dále zavádím zákazovou dopravní značku </w:t>
+      </w:r>
+      <w:r>
+        <w:t xml:space="preserve">[3] </w:t>
+      </w:r>
+      <w:r>
+        <w:t>o maximální dovolené rychlosti 50 kilometrů v</w:t>
+      </w:r>
+      <w:r>
+        <w:t> </w:t>
+      </w:r>
+      <w:r>
+        <w:t xml:space="preserve">hodině, abychom nového hráče upozornili, že i toto pravidlo je ve hře zakomponované. Následně </w:t>
+      </w:r>
+      <w:r>
+        <w:t>zde používám příkazové dopravní</w:t>
+      </w:r>
+      <w:r>
+        <w:t xml:space="preserve"> [3]</w:t>
+      </w:r>
+      <w:r>
+        <w:t xml:space="preserve"> značky pro určení směru jízdy v případě, že by se hráč rozhodl jet </w:t>
+      </w:r>
+      <w:r>
+        <w:t>jinak</w:t>
+      </w:r>
+      <w:r>
+        <w:t xml:space="preserve"> než podle určených šipek. </w:t>
+      </w:r>
+      <w:r>
+        <w:t xml:space="preserve">Ve hře jsou použity značky typu Přikázaný směr jízdy vpravo a Přikázaný směr jízdy vlevo. </w:t>
+      </w:r>
+      <w:r>
+        <w:t xml:space="preserve">Zároveň slouží jako informativní </w:t>
+      </w:r>
+      <w:r>
+        <w:t>prvek,</w:t>
+      </w:r>
+      <w:r>
+        <w:t xml:space="preserve"> aby se hráč seznámil i s tímto typem značek, který je jinak stejně důležitý, jako typ zákazový. </w:t>
+      </w:r>
+      <w:r>
+        <w:t xml:space="preserve">Dále jsou zde zavedeny i informativní dopravní značky. [3] </w:t>
+      </w:r>
+      <w:r>
+        <w:t xml:space="preserve">Ty informují o dopravní situaci následující za touto značkou. Slouží například k účelu vyšší opatrnosti řidiče, ochrany před poškozením vlastního </w:t>
+      </w:r>
+      <w:r>
+        <w:t>vozidla</w:t>
+      </w:r>
+      <w:r>
+        <w:t xml:space="preserve"> nebo ochrany chodce na přechodu pro chodce. </w:t>
+      </w:r>
+      <w:r>
+        <w:t xml:space="preserve">Ve hře jsou obsaženy značky doporučující rychlost při přejezdu přes koleje, pro jisté přejetí kolejí bez poškození podvozku či jiných části automobilu. Následně je i zapojena značka Přechodu pro chodce, je-li zasněžený přechod nebo je jinak snížená viditelnost na vozovce, měl řidič čas zareagovat, předvídat možný vstup chodců na vozovku a případně zabrzdit svůj automobil. Ve hře </w:t>
+      </w:r>
+      <w:r>
+        <w:t>jsou obsaženy</w:t>
+      </w:r>
+      <w:r>
+        <w:t xml:space="preserve"> značky upravující přednost [3]</w:t>
+      </w:r>
+      <w:r>
+        <w:t>. Jedna z velice důležitých a základních značek je značka Hlavní pozemní komunikace. Tato značka určuje, který automobil se nachází na hlavní silnici a tím má přednostní právo pokračovat v jízdě. Při umístění u křižovatky se k této značce dodává i dodatková tabulka [3] informující řidiče, který automobil má přednostní právo pokračování v jízdě. V poslední řadě hra obsahuje semafory</w:t>
+      </w:r>
+      <w:r>
+        <w:t xml:space="preserve">, které fungují na principu světelných signálů. </w:t>
+      </w:r>
+      <w:r>
+        <w:t xml:space="preserve">Signály pro vozidla pro plynulost provozu zajištuje S1 Tříbarevná soustava s plnými signály.  </w:t>
+      </w:r>
+      <w:r>
+        <w:lastRenderedPageBreak/>
+        <w:t xml:space="preserve">[5] Červená barva značí </w:t>
+      </w:r>
+      <w:r>
+        <w:t>vozidlu,</w:t>
+      </w:r>
+      <w:r>
+        <w:t xml:space="preserve"> aby neprodleně zastavil vozidlo. Zelená dává pokyn pro </w:t>
+      </w:r>
+      <w:r>
+        <w:t xml:space="preserve">započetí jízdy do příslušného směru řidiče. </w:t>
+      </w:r>
+      <w:r>
+        <w:t xml:space="preserve">Oranžová </w:t>
+      </w:r>
+      <w:r>
+        <w:t xml:space="preserve">naopak </w:t>
+      </w:r>
+      <w:r>
+        <w:t xml:space="preserve">upozorňuje řidiče pro přípravu zastavení </w:t>
+      </w:r>
+      <w:r>
+        <w:t>vozidla,</w:t>
+      </w:r>
+      <w:r>
+        <w:t xml:space="preserve"> jelikož se brzy rozsvítí červené světlo.</w:t>
       </w:r>
     </w:p>
     <w:p>
@@ -3553,45 +3641,220 @@
           <w:lang w:val="cs-CZ"/>
         </w:rPr>
       </w:pPr>
+      <w:bookmarkStart w:id="5" w:name="_Toc216029508"/>
       <w:r>
         <w:rPr>
           <w:lang w:val="cs-CZ"/>
         </w:rPr>
+        <w:t>Unity</w:t>
+      </w:r>
+      <w:bookmarkEnd w:id="5"/>
+    </w:p>
+    <w:p>
+      <w:r>
+        <w:t xml:space="preserve">Unity je herní engine používaný pro tvorbu výhradně her, ale může být použit i pro jiné aplikace, simulátory či jiné programy. Umí úzce spolupracovat s programem Microsoft Visual Studio </w:t>
+      </w:r>
+      <w:r>
+        <w:t xml:space="preserve">2022 </w:t>
+      </w:r>
+      <w:r>
+        <w:t xml:space="preserve">pro vývoj logické části hry. </w:t>
+      </w:r>
+      <w:r>
+        <w:t>Nabízí</w:t>
+      </w:r>
+      <w:r>
+        <w:t xml:space="preserve"> však i grafické okno, kde lze vidět či upravovat grafické rozhraní. Lze pracovat s 2D, 3D </w:t>
+      </w:r>
+      <w:r>
+        <w:t>prostorem i vyvíjet programy pro virtuální či rozšířenou realitu kterou poté nahrajete do speciálních brýlí podporující tyto technologie.</w:t>
+      </w:r>
+      <w:r>
+        <w:t xml:space="preserve"> Osobně jsem tento engine využil pro tvorbu většinové části hry. </w:t>
+      </w:r>
+      <w:r>
+        <w:t>Používal jsem výhradně 3D objekty pro simulování reálného světa tak, jak ho vidíme a tím co nejblíže přiblížil hráče skutečné zkušenosti.</w:t>
+      </w:r>
+    </w:p>
+    <w:p>
+      <w:pPr>
+        <w:pStyle w:val="Nadpis2"/>
+        <w:rPr>
+          <w:lang w:val="cs-CZ"/>
+        </w:rPr>
+      </w:pPr>
+      <w:bookmarkStart w:id="6" w:name="_Toc216029509"/>
+      <w:r>
+        <w:rPr>
+          <w:lang w:val="cs-CZ"/>
+        </w:rPr>
+        <w:t>C#</w:t>
+      </w:r>
+      <w:bookmarkEnd w:id="6"/>
+    </w:p>
+    <w:p>
+      <w:r>
+        <w:t>C# je programový jazyk, který umožňuje programovat nejrůznější typy aplikací</w:t>
+      </w:r>
+      <w:r>
+        <w:t xml:space="preserve">. Nejvíce jsem tento jazyk využil v programu Microsoft Visual Studio 2022. Vyvinul jsem v tomto jazyce veškerou logiku hry, od kontroly dopravních předpisů po ovládání </w:t>
+      </w:r>
+      <w:r>
+        <w:t>auta hráče</w:t>
+      </w:r>
+      <w:r>
+        <w:t>. Kód lze snadno a přehledně vytvářet či upravovat.</w:t>
+      </w:r>
+    </w:p>
+    <w:p>
+      <w:pPr>
+        <w:pStyle w:val="Nadpis2"/>
+        <w:rPr>
+          <w:lang w:val="cs-CZ"/>
+        </w:rPr>
+      </w:pPr>
+      <w:r>
+        <w:rPr>
+          <w:lang w:val="cs-CZ"/>
+        </w:rPr>
+        <w:t>Tinkercad</w:t>
+      </w:r>
+    </w:p>
+    <w:p>
+      <w:r>
+        <w:t>Tinkecad je 3D modelový program od společnosti AutoCad výhradně využívaný pro tvorbu 3D modelů. Lze ho ale i využít pro tvorbu zapojení elektronických zařízení a programování kódu pro jednotlivé funkce či využití</w:t>
+      </w:r>
+      <w:r>
+        <w:t xml:space="preserve"> tzv.</w:t>
+      </w:r>
+      <w:r>
+        <w:t xml:space="preserve"> codeblocků podobným stylem</w:t>
+      </w:r>
+      <w:r>
+        <w:t>,</w:t>
+      </w:r>
+      <w:r>
+        <w:t xml:space="preserve"> jako v uživatelském prostředí Scratch. Tento program jsem využil pro tvorbu šipek ukazujících směr pro navigaci hráče pro dokončení levelu.</w:t>
+      </w:r>
+    </w:p>
+    <w:p>
+      <w:pPr>
+        <w:pStyle w:val="Nadpis2"/>
+        <w:rPr>
+          <w:lang w:val="cs-CZ"/>
+        </w:rPr>
+      </w:pPr>
+      <w:bookmarkStart w:id="7" w:name="_Toc216029510"/>
+      <w:r>
+        <w:rPr>
+          <w:lang w:val="cs-CZ"/>
+        </w:rPr>
+        <w:t>Blender</w:t>
+      </w:r>
+      <w:bookmarkEnd w:id="7"/>
+    </w:p>
+    <w:p>
+      <w:r>
+        <w:t>Blender je 3D modelový software</w:t>
+      </w:r>
+      <w:r>
+        <w:t xml:space="preserve"> vyvinutý společností Blender Foundation </w:t>
+      </w:r>
+      <w:r>
+        <w:t xml:space="preserve">využívaný pro tvorbu 3D objektů či animací. Mnoho tvůrců a firem ho také používá při tvorbě svých reklam které jsou následně vysílány na multimédiových platformách. Objekty lze následně exportovat do několika formátů včetně .obj nebo .svg pro laserovou přesnost například při </w:t>
+      </w:r>
+      <w:r>
+        <w:lastRenderedPageBreak/>
+        <w:t xml:space="preserve">výřezu tvaru. Tento program jsem využil pro změnu barvy šipek ukazujících směr, aby bylo zřejmé, že tyto šipky na silnici v běžném provozu nejsou. </w:t>
+      </w:r>
+    </w:p>
+    <w:p>
+      <w:pPr>
+        <w:pStyle w:val="Nadpis1"/>
+        <w:rPr>
+          <w:lang w:val="cs-CZ"/>
+        </w:rPr>
+      </w:pPr>
+      <w:bookmarkStart w:id="8" w:name="_Toc216029511"/>
+      <w:r>
+        <w:rPr>
+          <w:lang w:val="cs-CZ"/>
+        </w:rPr>
+        <w:t>Herní úrovně</w:t>
+      </w:r>
+      <w:bookmarkEnd w:id="8"/>
+    </w:p>
+    <w:p>
+      <w:r>
+        <w:t>Hra obsahuje 5 úrovní. V každé úrovni se obtížnost postupně zvyšuje a více přibližuje reálnému provozu ve světě. Hráč se zde</w:t>
+      </w:r>
+      <w:r>
+        <w:t xml:space="preserve"> například</w:t>
+      </w:r>
+      <w:r>
+        <w:t xml:space="preserve"> naučí ovládat auto, řídit se dopravními předpisy, určovat pořadí přednosti v</w:t>
+      </w:r>
+      <w:r>
+        <w:t> </w:t>
+      </w:r>
+      <w:r>
+        <w:t>jízdě</w:t>
+      </w:r>
+      <w:r>
+        <w:t xml:space="preserve">, přizpůsobit jízdu okolní situaci nebo </w:t>
+      </w:r>
+      <w:r>
+        <w:t>dát přednost chodci na přechodu pro chodce.</w:t>
+      </w:r>
+      <w:r>
         <w:t xml:space="preserve"> </w:t>
       </w:r>
-      <w:bookmarkStart w:id="5" w:name="_Toc216029508"/>
-      <w:r>
+    </w:p>
+    <w:p>
+      <w:pPr>
+        <w:pStyle w:val="Nadpis2"/>
         <w:rPr>
           <w:lang w:val="cs-CZ"/>
         </w:rPr>
-        <w:t>Unity</w:t>
-      </w:r>
-      <w:bookmarkEnd w:id="5"/>
-    </w:p>
-    <w:p>
-      <w:r>
-        <w:t xml:space="preserve">Unity je herní engine používaný pro tvorbu výhradně her, ale může být použit i pro jiné aplikace, simulátory či jiné programy. Umí úzce spolupracovat s programem Microsoft Visual Studio </w:t>
-      </w:r>
-      <w:r>
-        <w:t xml:space="preserve">2022 </w:t>
-      </w:r>
-      <w:r>
-        <w:t xml:space="preserve">pro vývoj logické části hry. </w:t>
-      </w:r>
-      <w:r>
-        <w:t>Nabízí</w:t>
-      </w:r>
-      <w:r>
-        <w:t xml:space="preserve"> však i grafické okno, kde lze vidět či upravovat grafické rozhraní. Lze pracovat s 2D, 3D </w:t>
-      </w:r>
-      <w:r>
-        <w:t>prostorem i vyvíjet programy pro virtuální či rozšířenou realitu kterou poté nahrajete do speciálních brýlí podporující tyto technologie.</w:t>
-      </w:r>
-      <w:r>
-        <w:t xml:space="preserve"> Osobně jsem tento engine využil pro tvorbu většinové části hry. </w:t>
-      </w:r>
-      <w:r>
-        <w:t xml:space="preserve">Používal jsem výhradně 3D objekty pro simulování reálného světa tak, jak ho vidíme a tím co nejblíže přiblížil hráče skutečné zkušenosti. </w:t>
+      </w:pPr>
+      <w:bookmarkStart w:id="9" w:name="_Toc216029512"/>
+      <w:r>
+        <w:rPr>
+          <w:lang w:val="cs-CZ"/>
+        </w:rPr>
+        <w:t>Úroveň 1</w:t>
+      </w:r>
+      <w:bookmarkEnd w:id="9"/>
+    </w:p>
+    <w:p>
+      <w:r>
+        <w:t xml:space="preserve">První úroveň je určena pro úplné začátečníky. Obsahuje nejzákladnější dopravní </w:t>
+      </w:r>
+      <w:proofErr w:type="gramStart"/>
+      <w:r>
+        <w:t>předpis</w:t>
+      </w:r>
+      <w:proofErr w:type="gramEnd"/>
+      <w:r>
+        <w:t xml:space="preserve"> kterým je maximální </w:t>
+      </w:r>
+      <w:r>
+        <w:t>povolen</w:t>
+      </w:r>
+      <w:r>
+        <w:t>á</w:t>
+      </w:r>
+      <w:r>
+        <w:t xml:space="preserve"> rychlost </w:t>
+      </w:r>
+      <w:r>
+        <w:t>(50km za hodinu). Také se hráči seznamují se jízdou v jízdním pruhu a zatáčením do jiných ulic bez nechtěného vjezdu do protisměru. Hráč má za úkol dojet a zaparkovat u nedalekého obchodu</w:t>
+      </w:r>
+      <w:r>
+        <w:t xml:space="preserve">, následně pokračovat podle směru jízdy šipek a </w:t>
+      </w:r>
+      <w:r>
+        <w:t>dokončit úroveň u určeného domu.</w:t>
       </w:r>
     </w:p>
     <w:p>
@@ -3601,27 +3864,137 @@
           <w:lang w:val="cs-CZ"/>
         </w:rPr>
       </w:pPr>
+      <w:bookmarkStart w:id="10" w:name="_Toc216029513"/>
       <w:r>
         <w:rPr>
           <w:lang w:val="cs-CZ"/>
         </w:rPr>
+        <w:t>Úroveň 2</w:t>
+      </w:r>
+      <w:bookmarkEnd w:id="10"/>
+    </w:p>
+    <w:p>
+      <w:r>
+        <w:t>Druhá úroveň</w:t>
+      </w:r>
+      <w:r>
+        <w:t xml:space="preserve"> představuje </w:t>
+      </w:r>
+      <w:r>
+        <w:t>pokročilejší jízdu po městě i přes les za městem. Obsahuje všechny kontrolní prvky z předchozí úrovně. J</w:t>
+      </w:r>
+      <w:r>
+        <w:t xml:space="preserve">e zde přidán přejezd přes </w:t>
+      </w:r>
+      <w:r>
+        <w:t>přejezd</w:t>
+      </w:r>
+      <w:r>
+        <w:t xml:space="preserve"> a informační zna</w:t>
+      </w:r>
+      <w:r>
+        <w:t xml:space="preserve">čka doporučujícící rychlost při přejezdu. Hráč má za úkol zaparkovat u nedalekého obchodu, vyjet z města k přejezdu v lese, přejet přes protisměr do obydlené ulice a zaparkovat u uvedeného domu. </w:t>
+      </w:r>
+    </w:p>
+    <w:p>
+      <w:pPr>
+        <w:pStyle w:val="Nadpis2"/>
+        <w:rPr>
+          <w:lang w:val="cs-CZ"/>
+        </w:rPr>
+      </w:pPr>
+      <w:bookmarkStart w:id="11" w:name="_Toc216029514"/>
+      <w:r>
+        <w:rPr>
+          <w:lang w:val="cs-CZ"/>
+        </w:rPr>
+        <w:t>Úroveň 3</w:t>
+      </w:r>
+      <w:bookmarkEnd w:id="11"/>
+    </w:p>
+    <w:p>
+      <w:r>
+        <w:t xml:space="preserve">Čtvrtá úroveň je jen lehce těžší než předešlá třetí úroveň. Jsou zde přidaní chodci, aby si hráč zvykl na jejich přítomnost a nebral je jako rušivý element při jízdě na silnici. Někteří </w:t>
+      </w:r>
+      <w:r>
+        <w:t>c</w:t>
+      </w:r>
+      <w:r>
+        <w:t>hodci přecházejí po přechodu pro chodce</w:t>
+      </w:r>
+      <w:r>
+        <w:t xml:space="preserve"> pro nasimulování této </w:t>
+      </w:r>
+      <w:proofErr w:type="gramStart"/>
+      <w:r>
+        <w:t>situace</w:t>
+      </w:r>
+      <w:proofErr w:type="gramEnd"/>
+      <w:r>
+        <w:t xml:space="preserve"> aby byli hráči připravení na tuto situaci. Taktéž jsou přidány značky pro seznámení hrače s hlavní a vedlejší silnicí.</w:t>
+      </w:r>
+    </w:p>
+    <w:p>
+      <w:pPr>
+        <w:pStyle w:val="Nadpis2"/>
+        <w:rPr>
+          <w:lang w:val="cs-CZ"/>
+        </w:rPr>
+      </w:pPr>
+      <w:bookmarkStart w:id="12" w:name="_Toc216029515"/>
+      <w:r>
+        <w:rPr>
+          <w:lang w:val="cs-CZ"/>
+        </w:rPr>
+        <w:t>Úroveň 4</w:t>
+      </w:r>
+      <w:bookmarkEnd w:id="12"/>
+    </w:p>
+    <w:p>
+      <w:r>
+        <w:t xml:space="preserve">Třetí úroveň zahrňuje přítomnost dalších řidičů na vozovce. Další řidiči jsou ovládáni umělou inteligencí zahrnutou v komponenty Nav Mesh, díky které se mohou objekty pohybovat. Řidiči taktéž dodržují všechny dopravní předpisy. V úrovni jsou zahrnuty všechny funkce </w:t>
+      </w:r>
+      <w:r>
+        <w:lastRenderedPageBreak/>
+        <w:t>z předešlých úrovní kromě chodců. Chodci jsou vynechaní, aby si hráč zvykl na další řidiče a jejich chování.</w:t>
+      </w:r>
+      <w:r>
         <w:t xml:space="preserve"> </w:t>
       </w:r>
-      <w:bookmarkStart w:id="6" w:name="_Toc216029509"/>
-      <w:r>
+    </w:p>
+    <w:p>
+      <w:pPr>
+        <w:pStyle w:val="Nadpis2"/>
         <w:rPr>
           <w:lang w:val="cs-CZ"/>
         </w:rPr>
-        <w:t>C#</w:t>
-      </w:r>
-      <w:bookmarkEnd w:id="6"/>
-    </w:p>
-    <w:p>
-      <w:r>
-        <w:t>C# je programový jazyk, který umožňuje programovat nejrůznější typy aplikací</w:t>
-      </w:r>
-      <w:r>
-        <w:t>. Nejvíce jsem tento jazyk využil v programu Microsoft Visual Studio 2022. Vyvinul jsem v tomto jazyce veškerou logiku hry, od kontroly dopravních předpisů po ovládání hráče auta. Kód lze snadno a přehledně vytvářet či upravovat.</w:t>
+      </w:pPr>
+      <w:bookmarkStart w:id="13" w:name="_Toc216029516"/>
+      <w:r>
+        <w:rPr>
+          <w:lang w:val="cs-CZ"/>
+        </w:rPr>
+        <w:t>Úroveň 5</w:t>
+      </w:r>
+      <w:bookmarkEnd w:id="13"/>
+    </w:p>
+    <w:p>
+      <w:r>
+        <w:t>Pátá úroveň je poslední a zároveň nejtěžší v této hře. Obsahuje chodce, další řidiče, rozhodování o přednosti jízdy a funkce z předešlých úrovní pro co nejlepěímu přiblížení situace silničnímu provozu v reálném provozu.</w:t>
+      </w:r>
+    </w:p>
+    <w:p>
+      <w:pPr>
+        <w:pStyle w:val="Nadpis01"/>
+        <w:rPr>
+          <w:lang w:val="cs-CZ"/>
+        </w:rPr>
+      </w:pPr>
+      <w:r>
+        <w:rPr>
+          <w:lang w:val="cs-CZ"/>
+        </w:rPr>
+        <w:t>Praktická část</w:t>
       </w:r>
     </w:p>
     <w:p>
@@ -3631,471 +4004,104 @@
           <w:lang w:val="cs-CZ"/>
         </w:rPr>
       </w:pPr>
+      <w:bookmarkStart w:id="14" w:name="_Toc216029518"/>
       <w:r>
         <w:rPr>
           <w:lang w:val="cs-CZ"/>
         </w:rPr>
-        <w:lastRenderedPageBreak/>
-        <w:t>Tinkercad</w:t>
-      </w:r>
-    </w:p>
-    <w:p>
-      <w:r>
-        <w:t>Tinkecad je 3D modelový program od společnosti AutoCad výhradně využívaný pro tvorbu 3D modelů. Lze ho ale i využít pro tvorbu zapojení elektronických zařízení a programování kódu pro jednotlivé funkce či využití</w:t>
-      </w:r>
-      <w:r>
-        <w:t xml:space="preserve"> tzv.</w:t>
-      </w:r>
-      <w:r>
-        <w:t xml:space="preserve"> codeblocků podobným stylem</w:t>
-      </w:r>
-      <w:r>
-        <w:t>,</w:t>
-      </w:r>
-      <w:r>
-        <w:t xml:space="preserve"> jako v uživatelském prostředí Scratch. Tento program jsem využil pro tvorbu šipek ukazujících směr pro navigaci hráče pro dokončení levelu.</w:t>
-      </w:r>
-    </w:p>
-    <w:p>
-      <w:pPr>
-        <w:pStyle w:val="Nadpis2"/>
+        <w:t>Pohyb</w:t>
+      </w:r>
+      <w:bookmarkEnd w:id="14"/>
+      <w:r>
         <w:rPr>
           <w:lang w:val="cs-CZ"/>
         </w:rPr>
-      </w:pPr>
-      <w:r>
-        <w:rPr>
-          <w:lang w:val="cs-CZ"/>
-        </w:rPr>
-        <w:t xml:space="preserve"> </w:t>
-      </w:r>
-      <w:bookmarkStart w:id="7" w:name="_Toc216029510"/>
-      <w:r>
-        <w:rPr>
-          <w:lang w:val="cs-CZ"/>
-        </w:rPr>
-        <w:t>Blender</w:t>
-      </w:r>
-      <w:bookmarkEnd w:id="7"/>
-    </w:p>
-    <w:p>
-      <w:r>
-        <w:t>Blender je 3D modelový software</w:t>
-      </w:r>
-      <w:r>
-        <w:t xml:space="preserve"> vyvinutý společností Blender Foundation </w:t>
-      </w:r>
-      <w:r>
-        <w:t xml:space="preserve">využívaný pro tvorbu 3D objektů či animací. Mnoho tvůrců a firem ho také používá při tvorbě svých reklam které jsou následně vysílány na multimédiových platformách. Objekty lze následně exportovat do několika formátů včetně .obj nebo .svg pro laserovou přesnost například při výřezu tvaru. Tento program jsem využil pro změnu barvy šipek ukazujících směr, aby bylo zřejmé, že tyto šipky na silnici v běžném provozu nejsou. </w:t>
-      </w:r>
-    </w:p>
-    <w:p>
-      <w:pPr>
-        <w:pStyle w:val="Nadpis1"/>
-        <w:rPr>
-          <w:lang w:val="cs-CZ"/>
-        </w:rPr>
-      </w:pPr>
-      <w:bookmarkStart w:id="8" w:name="_Toc216029511"/>
-      <w:r>
-        <w:rPr>
-          <w:lang w:val="cs-CZ"/>
-        </w:rPr>
-        <w:t>Herní úrovně</w:t>
-      </w:r>
-      <w:bookmarkEnd w:id="8"/>
-    </w:p>
-    <w:p>
-      <w:r>
-        <w:t>Hra obsahuje 5 úrovní. V každé úrovni se obtížnost postupně zvyšuje a více přibližuje reálnému provozu ve světě. Hráč se zde</w:t>
-      </w:r>
-      <w:r>
-        <w:t xml:space="preserve"> například</w:t>
-      </w:r>
-      <w:r>
-        <w:t xml:space="preserve"> naučí ovládat auto, řídit se dopravními předpisy, určovat pořadí přednosti v</w:t>
+        <w:t xml:space="preserve"> NPC postav</w:t>
+      </w:r>
+    </w:p>
+    <w:p>
+      <w:r>
+        <w:t xml:space="preserve">Pohyb NPC postav je založen na funkci NavMesh zabudovanou v Unity Editoru. Funkce NavMesh řídí </w:t>
+      </w:r>
+      <w:r>
+        <w:t xml:space="preserve">základní pohyb hráčem neovládaných postav. </w:t>
+      </w:r>
+      <w:r>
+        <w:t>Nejdříve vytvořím</w:t>
+      </w:r>
+      <w:r>
+        <w:t>e</w:t>
+      </w:r>
+      <w:r>
+        <w:t xml:space="preserve"> nové vrstvy Road a Sidewalk. </w:t>
+      </w:r>
+      <w:r>
+        <w:t xml:space="preserve">V hiearchii si také vytvoříme Empty </w:t>
+      </w:r>
+      <w:proofErr w:type="gramStart"/>
+      <w:r>
+        <w:t>object</w:t>
+      </w:r>
+      <w:proofErr w:type="gramEnd"/>
+      <w:r>
+        <w:t xml:space="preserve"> který pojmenujeme </w:t>
+      </w:r>
+      <w:r>
+        <w:t>Silnice,</w:t>
+      </w:r>
+      <w:r>
+        <w:t xml:space="preserve"> a všechny bloky silnice přesuneme pod tento objekt (aby byly všechny bloky silnice child objectem objectu </w:t>
+      </w:r>
+      <w:r>
+        <w:t>Silnice</w:t>
+      </w:r>
+      <w:r>
+        <w:t>). Toto děláme z důvodu přehlednosti v</w:t>
       </w:r>
       <w:r>
         <w:t> </w:t>
       </w:r>
       <w:r>
-        <w:t>jízdě</w:t>
-      </w:r>
-      <w:r>
-        <w:t xml:space="preserve">, přizpůsobit jízdu okolní situaci nebo </w:t>
-      </w:r>
-      <w:r>
-        <w:t>dát přednost chodci na přechodu pro chodce.</w:t>
-      </w:r>
-      <w:r>
-        <w:t xml:space="preserve"> </w:t>
-      </w:r>
-    </w:p>
-    <w:p>
-      <w:pPr>
-        <w:pStyle w:val="Nadpis2"/>
-        <w:rPr>
-          <w:lang w:val="cs-CZ"/>
-        </w:rPr>
-      </w:pPr>
-      <w:r>
-        <w:rPr>
-          <w:lang w:val="cs-CZ"/>
-        </w:rPr>
-        <w:t xml:space="preserve"> </w:t>
-      </w:r>
-      <w:bookmarkStart w:id="9" w:name="_Toc216029512"/>
-      <w:r>
-        <w:rPr>
-          <w:lang w:val="cs-CZ"/>
-        </w:rPr>
-        <w:t>Úroveň 1</w:t>
-      </w:r>
-      <w:bookmarkEnd w:id="9"/>
-    </w:p>
-    <w:p>
-      <w:r>
-        <w:t xml:space="preserve">První úroveň je určena pro úplné začátečníky. Obsahuje nejzákladnější dopravní </w:t>
-      </w:r>
-      <w:proofErr w:type="gramStart"/>
-      <w:r>
-        <w:t>předpis</w:t>
-      </w:r>
-      <w:proofErr w:type="gramEnd"/>
-      <w:r>
-        <w:t xml:space="preserve"> kterým je maximální </w:t>
-      </w:r>
-      <w:r>
-        <w:t>povolen</w:t>
-      </w:r>
-      <w:r>
-        <w:t>á</w:t>
-      </w:r>
-      <w:r>
-        <w:t xml:space="preserve"> rychlost </w:t>
-      </w:r>
-      <w:r>
-        <w:t>(50km za hodinu). Také se hráči seznamují se jízdou v jízdním pruhu a zatáčením do jiných ulic bez nechtěného vjezdu do protisměru. Hráč má za úkol dojet a zaparkovat u nedalekého obchodu</w:t>
-      </w:r>
-      <w:r>
-        <w:t xml:space="preserve">, následně pokračovat podle směru jízdy šipek a </w:t>
-      </w:r>
-      <w:r>
-        <w:t>dokončit úroveň u určeného domu.</w:t>
-      </w:r>
-    </w:p>
-    <w:p>
-      <w:pPr>
-        <w:pStyle w:val="Nadpis2"/>
-        <w:rPr>
-          <w:lang w:val="cs-CZ"/>
-        </w:rPr>
-      </w:pPr>
-      <w:r>
-        <w:rPr>
-          <w:lang w:val="cs-CZ"/>
-        </w:rPr>
-        <w:t xml:space="preserve"> </w:t>
-      </w:r>
-      <w:bookmarkStart w:id="10" w:name="_Toc216029513"/>
-      <w:r>
-        <w:rPr>
-          <w:lang w:val="cs-CZ"/>
-        </w:rPr>
-        <w:t>Úroveň 2</w:t>
-      </w:r>
-      <w:bookmarkEnd w:id="10"/>
-    </w:p>
-    <w:p>
-      <w:r>
-        <w:t>Druhá úroveň</w:t>
-      </w:r>
-      <w:r>
-        <w:t xml:space="preserve"> představuje </w:t>
-      </w:r>
-      <w:r>
-        <w:t>pokročilejší jízdu po městě i přes les za městem. Obsahuje všechny kontrolní prvky z předchozí úrovně. J</w:t>
-      </w:r>
-      <w:r>
-        <w:t>e zde přidán přejezd přes koleje a informační zna</w:t>
-      </w:r>
-      <w:r>
-        <w:t xml:space="preserve">čka doporučujícící rychlost při přejezdu. Hráč má za úkol zaparkovat u nedalekého obchodu, vyjet z města k přejezdu v lese, přejet přes protisměr do obydlené ulice a zaparkovat u uvedeného domu. </w:t>
-      </w:r>
-    </w:p>
-    <w:p>
-      <w:pPr>
-        <w:pStyle w:val="Nadpis2"/>
-        <w:rPr>
-          <w:lang w:val="cs-CZ"/>
-        </w:rPr>
-      </w:pPr>
-      <w:r>
-        <w:rPr>
-          <w:lang w:val="cs-CZ"/>
-        </w:rPr>
-        <w:lastRenderedPageBreak/>
-        <w:t xml:space="preserve"> </w:t>
-      </w:r>
-      <w:bookmarkStart w:id="11" w:name="_Toc216029514"/>
-      <w:r>
-        <w:rPr>
-          <w:lang w:val="cs-CZ"/>
-        </w:rPr>
-        <w:t>Úroveň 3</w:t>
-      </w:r>
-      <w:bookmarkEnd w:id="11"/>
-    </w:p>
-    <w:p>
-      <w:r>
-        <w:t xml:space="preserve">Čtvrtá úroveň je jen lehce těžší než předešlá třetí úroveň. Jsou zde přidaní chodci, aby si hráč zvykl na jejich přítomnost a nebral je jako rušivý element při jízdě na silnici. </w:t>
-      </w:r>
-      <w:r>
-        <w:t xml:space="preserve">Někteří </w:t>
-      </w:r>
-      <w:r>
-        <w:t>c</w:t>
-      </w:r>
-      <w:r>
-        <w:t>hodci přecházejí po přechodu pro chodce</w:t>
-      </w:r>
-      <w:r>
-        <w:t xml:space="preserve"> pro nasimulování této </w:t>
-      </w:r>
-      <w:proofErr w:type="gramStart"/>
-      <w:r>
-        <w:t>situace</w:t>
-      </w:r>
-      <w:proofErr w:type="gramEnd"/>
-      <w:r>
-        <w:t xml:space="preserve"> aby byli hráči připravení na tuto situaci. Taktéž jsou přidány značky pro seznámení hrače s hlavní a vedlejší silnicí.</w:t>
-      </w:r>
-    </w:p>
-    <w:p>
-      <w:pPr>
-        <w:pStyle w:val="Nadpis2"/>
-        <w:rPr>
-          <w:lang w:val="cs-CZ"/>
-        </w:rPr>
-      </w:pPr>
-      <w:r>
-        <w:rPr>
-          <w:lang w:val="cs-CZ"/>
-        </w:rPr>
-        <w:t xml:space="preserve"> </w:t>
-      </w:r>
-      <w:bookmarkStart w:id="12" w:name="_Toc216029515"/>
-      <w:r>
-        <w:rPr>
-          <w:lang w:val="cs-CZ"/>
-        </w:rPr>
-        <w:t>Úroveň 4</w:t>
-      </w:r>
-      <w:bookmarkEnd w:id="12"/>
-    </w:p>
-    <w:p>
-      <w:r>
-        <w:t>Třetí úroveň zahrňuje přítomnost dalších řidičů na vozovce. Další řidiči jsou ovládáni umělou inteligencí zahrnutou v komponenty Nav Mesh, díky které se mohou objekty pohybovat. Řidiči taktéž dodržují všechny dopravní předpisy</w:t>
+        <w:t>hiearchii</w:t>
+      </w:r>
+      <w:r>
+        <w:t xml:space="preserve"> a snadnější manipulací se silnicí v editoru</w:t>
+      </w:r>
+      <w:r>
+        <w:t xml:space="preserve">. </w:t>
+      </w:r>
+      <w:r>
+        <w:t>Poté si nastavíme všechny bloky silnice na</w:t>
+      </w:r>
+      <w:r>
+        <w:t xml:space="preserve">stavíme na vrstvu Road. To můžeme udělat tak, že označíme object </w:t>
+      </w:r>
+      <w:r>
+        <w:t>Silnice</w:t>
+      </w:r>
+      <w:r>
+        <w:t xml:space="preserve"> (parent object všech bloků silnice) a nastavíme jeho vrstvu na Road. </w:t>
+      </w:r>
+      <w:r>
+        <w:t>Zobrazí se</w:t>
+      </w:r>
+      <w:r>
+        <w:t xml:space="preserve"> nám dialogové okno, zda chceme změnit i vrstvu všech child objectů. </w:t>
+      </w:r>
+      <w:r>
+        <w:t>Zaškrtneme první vyznačenou možnost, tedy „Ano, změnit children“</w:t>
       </w:r>
       <w:r>
         <w:t>.</w:t>
       </w:r>
-      <w:r>
-        <w:t xml:space="preserve"> V úrovni jsou zahrnuty všechny funkce z předešlých úrovní kromě chodců. Chodci jsou </w:t>
-      </w:r>
-      <w:r>
-        <w:t>vynechaní,</w:t>
-      </w:r>
-      <w:r>
-        <w:t xml:space="preserve"> aby si hráč zvykl na další řidiče a jejich chování.</w:t>
-      </w:r>
-      <w:r>
-        <w:t xml:space="preserve"> </w:t>
-      </w:r>
-    </w:p>
-    <w:p>
-      <w:pPr>
-        <w:pStyle w:val="Nadpis2"/>
-        <w:rPr>
-          <w:lang w:val="cs-CZ"/>
-        </w:rPr>
-      </w:pPr>
-      <w:r>
-        <w:rPr>
-          <w:lang w:val="cs-CZ"/>
-        </w:rPr>
-        <w:t xml:space="preserve"> </w:t>
-      </w:r>
-      <w:bookmarkStart w:id="13" w:name="_Toc216029516"/>
-      <w:r>
-        <w:rPr>
-          <w:lang w:val="cs-CZ"/>
-        </w:rPr>
-        <w:t>Úroveň 5</w:t>
-      </w:r>
-      <w:bookmarkEnd w:id="13"/>
-    </w:p>
-    <w:p>
-      <w:r>
-        <w:t>Pátá úroveň je poslední a zároveň nejtěžší v této hře. Obsahuje chodce, další řidiče, rozhodování o přednosti jízdy a funkce z předešlých úrovní pro co nejlepěímu přiblížení situace silničnímu provozu v reálném provozu.</w:t>
-      </w:r>
-    </w:p>
-    <w:p>
-      <w:pPr>
-        <w:spacing w:after="160" w:line="278" w:lineRule="auto"/>
-        <w:jc w:val="left"/>
-      </w:pPr>
-      <w:r>
-        <w:br w:type="page"/>
-      </w:r>
-    </w:p>
-    <w:p>
-      <w:pPr>
-        <w:pStyle w:val="Nadpis01"/>
-        <w:rPr>
-          <w:lang w:val="cs-CZ"/>
-        </w:rPr>
-      </w:pPr>
-      <w:r>
-        <w:rPr>
-          <w:lang w:val="cs-CZ"/>
-        </w:rPr>
-        <w:lastRenderedPageBreak/>
-        <w:t>Praktická část</w:t>
-      </w:r>
-    </w:p>
-    <w:p>
-      <w:pPr>
-        <w:pStyle w:val="Nadpis1"/>
-        <w:rPr>
-          <w:lang w:val="cs-CZ"/>
-        </w:rPr>
-      </w:pPr>
-      <w:bookmarkStart w:id="14" w:name="_Toc216029517"/>
-      <w:r>
-        <w:rPr>
-          <w:lang w:val="cs-CZ"/>
-        </w:rPr>
-        <w:t>Tvorba postavy</w:t>
-      </w:r>
-      <w:bookmarkEnd w:id="14"/>
-    </w:p>
-    <w:p/>
-    <w:p>
-      <w:pPr>
-        <w:pStyle w:val="Nadpis2"/>
-        <w:rPr>
-          <w:lang w:val="cs-CZ"/>
-        </w:rPr>
-      </w:pPr>
-      <w:r>
-        <w:rPr>
-          <w:lang w:val="cs-CZ"/>
-        </w:rPr>
-        <w:t xml:space="preserve"> </w:t>
-      </w:r>
-      <w:bookmarkStart w:id="15" w:name="_Toc216029518"/>
-      <w:r>
-        <w:rPr>
-          <w:lang w:val="cs-CZ"/>
-        </w:rPr>
-        <w:t>Pohyb</w:t>
-      </w:r>
-      <w:bookmarkEnd w:id="15"/>
-    </w:p>
-    <w:p/>
-    <w:p>
-      <w:pPr>
-        <w:pStyle w:val="Nadpis1"/>
-        <w:rPr>
-          <w:lang w:val="cs-CZ"/>
-        </w:rPr>
-      </w:pPr>
-      <w:bookmarkStart w:id="16" w:name="_Toc216029519"/>
-      <w:r>
-        <w:rPr>
-          <w:lang w:val="cs-CZ"/>
-        </w:rPr>
-        <w:t>Kontrola dopravních předpisů</w:t>
-      </w:r>
-      <w:bookmarkEnd w:id="16"/>
-    </w:p>
-    <w:p>
-      <w:r>
-        <w:t xml:space="preserve">Zde uvádím, jak kontroluji dodržení či porušení dopravních předpisů. </w:t>
-      </w:r>
-    </w:p>
-    <w:p>
-      <w:pPr>
-        <w:pStyle w:val="Nadpis2"/>
-        <w:rPr>
-          <w:lang w:val="cs-CZ"/>
-        </w:rPr>
-      </w:pPr>
-      <w:r>
-        <w:rPr>
-          <w:lang w:val="cs-CZ"/>
-        </w:rPr>
-        <w:t xml:space="preserve"> </w:t>
-      </w:r>
-      <w:bookmarkStart w:id="17" w:name="_Toc216029520"/>
-      <w:r>
-        <w:rPr>
-          <w:lang w:val="cs-CZ"/>
-        </w:rPr>
-        <w:t>Dopravní značky</w:t>
-      </w:r>
-      <w:bookmarkEnd w:id="17"/>
-    </w:p>
-    <w:p>
-      <w:r>
-        <w:t xml:space="preserve">Dopravní značky jsou velice důležitou součástí </w:t>
-      </w:r>
-      <w:r>
-        <w:t>každodenního provozu na vozovce. Značky dělíme na několik kategorií. Ve hře jsou nejčastěji použité zákazové, příkazové a informativní.</w:t>
-      </w:r>
-    </w:p>
-    <w:p>
-      <w:pPr>
-        <w:pStyle w:val="Nadpis3"/>
-        <w:rPr>
-          <w:lang w:val="cs-CZ"/>
-        </w:rPr>
-      </w:pPr>
-      <w:r>
-        <w:rPr>
-          <w:lang w:val="cs-CZ"/>
-        </w:rPr>
-        <w:t>Zákazové dopravní značky</w:t>
-      </w:r>
-    </w:p>
-    <w:p>
-      <w:r>
-        <w:t xml:space="preserve">Zákazové dopravní značení má za úkol předejít nejvážnějším dopravním nehodám, které mohou v nejhorším případě končí smrtí. Za tímto důvodem se uvádí nejvyšší trest při jejich porušení nejen ve hře, ale i ve skutečném provozu. </w:t>
-      </w:r>
-      <w:r>
-        <w:t>Ve hře je použita značka určující maximální povolenou rychlost</w:t>
-      </w:r>
-      <w:r>
-        <w:t>.</w:t>
-      </w:r>
-      <w:r>
-        <w:t xml:space="preserve"> [3]</w:t>
-      </w:r>
-    </w:p>
-    <w:p>
-      <w:r>
-        <w:t xml:space="preserve"> </w:t>
-      </w:r>
-      <w:r>
-        <w:rPr>
-          <w:noProof/>
-        </w:rPr>
+    </w:p>
+    <w:p>
+      <w:r>
         <w:drawing>
-          <wp:inline distT="0" distB="0" distL="0" distR="0" wp14:anchorId="244236A8" wp14:editId="0EC96F02">
-            <wp:extent cx="1884460" cy="1884460"/>
-            <wp:effectExtent l="0" t="0" r="1905" b="1905"/>
-            <wp:docPr id="1369197728" name="Obrázek 1"/>
+          <wp:inline distT="0" distB="0" distL="0" distR="0" wp14:anchorId="5F944017" wp14:editId="18FA66E6">
+            <wp:extent cx="4172532" cy="1564698"/>
+            <wp:effectExtent l="0" t="0" r="0" b="0"/>
+            <wp:docPr id="631259981" name="Obrázek 1"/>
             <wp:cNvGraphicFramePr>
               <a:graphicFrameLocks xmlns:a="http://schemas.openxmlformats.org/drawingml/2006/main" noChangeAspect="1"/>
             </wp:cNvGraphicFramePr>
@@ -4103,7 +4109,7 @@
               <a:graphicData uri="http://schemas.openxmlformats.org/drawingml/2006/picture">
                 <pic:pic xmlns:pic="http://schemas.openxmlformats.org/drawingml/2006/picture">
                   <pic:nvPicPr>
-                    <pic:cNvPr id="1369197728" name="Obrázek 1369197728"/>
+                    <pic:cNvPr id="631259981" name="Obrázek 1"/>
                     <pic:cNvPicPr/>
                   </pic:nvPicPr>
                   <pic:blipFill>
@@ -4121,7 +4127,7 @@
                   <pic:spPr>
                     <a:xfrm>
                       <a:off x="0" y="0"/>
-                      <a:ext cx="1890411" cy="1890411"/>
+                      <a:ext cx="4172532" cy="1564698"/>
                     </a:xfrm>
                     <a:prstGeom prst="rect">
                       <a:avLst/>
@@ -4139,17 +4145,67 @@
         <w:pStyle w:val="Titulek"/>
       </w:pPr>
       <w:r>
-        <w:t>Nejvyšší dovolená rychlost 50km/h</w:t>
-      </w:r>
-    </w:p>
-    <w:p>
+        <w:t>Dialogové okno změny vrstvy</w:t>
+      </w:r>
+    </w:p>
+    <w:p>
+      <w:r>
+        <w:t xml:space="preserve">Poté si otevřu Navigation okno (záložka vedle inspectoru), kliknu na Areas a přidám si Sidewalk a Road. Ploše Sidewalk nastavím cenu 3 a ploše Road cenu 4. To proto, že NavMesh počítá a používá vždy nejkratší cestu k cíli. My taktéž chceme, aby chodci měli umožněno chodit přes </w:t>
+      </w:r>
+      <w:r>
+        <w:t>silnici,</w:t>
+      </w:r>
+      <w:r>
+        <w:t xml:space="preserve"> ale auta přes chodníky by jezdit neměli. Proto tato cena udává, kolik bude postavu stát cesta přes přechod na silnici a kolik použití pouze chodníku.</w:t>
+      </w:r>
+      <w:r>
+        <w:t xml:space="preserve"> Když už jsme v okně Navigation, vytvoříme a nastavíme si základní parametry NPC postav. Z Areas přepneme na Agents a zde už vidíme základní nastavení pohybu NPC. Nejdříve si </w:t>
+      </w:r>
       <w:r>
         <w:lastRenderedPageBreak/>
+        <w:t>přejmenujeme agenta na Car</w:t>
+      </w:r>
+      <w:r>
+        <w:t xml:space="preserve"> (Auto)</w:t>
+      </w:r>
+      <w:r>
+        <w:t xml:space="preserve">. </w:t>
+      </w:r>
+      <w:r>
+        <w:t>Nastavíme si Radius na šířku našeho auta, Height by měla odpovídat výšce auta, Step Height značí výšku, které může auto bez potíží vyjet. Takovýto Step znamená například výšku obrubníku</w:t>
+      </w:r>
+      <w:r>
+        <w:t>. V </w:t>
+      </w:r>
+      <w:r>
+        <w:t>poslední</w:t>
+      </w:r>
+      <w:r>
+        <w:t xml:space="preserve"> řadě si nastavíme Max Slope, který </w:t>
+      </w:r>
+      <w:r>
+        <w:t>značí,</w:t>
+      </w:r>
+      <w:r>
+        <w:t xml:space="preserve"> jaký úhel může auto vyjet a který už je přes jeho možnosti. A jelikož Drop Height i Jump Distance souvisí se skákáním (které my nepotřebujeme), necháme je na hodnotě 0. [</w:t>
+      </w:r>
+      <w:r>
+        <w:t>6</w:t>
+      </w:r>
+      <w:r>
+        <w:t>]</w:t>
+      </w:r>
+      <w:r>
+        <w:t xml:space="preserve"> Pomocí „pluska“ u Agent Types si vytvoříme dalšího agenta, kterého pojmenujeme Pedestrian (Chodec). A nastavíme podle podobných parametrů (přiměřenému chodci) jako u agenta typu Car. </w:t>
+      </w:r>
+    </w:p>
+    <w:p>
+      <w:r>
         <w:drawing>
-          <wp:inline distT="0" distB="0" distL="0" distR="0" wp14:anchorId="4B4B11D5" wp14:editId="578FE5F7">
-            <wp:extent cx="4420217" cy="1857634"/>
-            <wp:effectExtent l="0" t="0" r="0" b="9525"/>
-            <wp:docPr id="369330922" name="Obrázek 1" descr="Obsah obrázku text, snímek obrazovky, Písmo, řada/pruh&#10;&#10;Obsah generovaný pomocí AI může být nesprávný."/>
+          <wp:inline distT="0" distB="0" distL="0" distR="0" wp14:anchorId="04F1D7DB" wp14:editId="15289178">
+            <wp:extent cx="4353533" cy="4315427"/>
+            <wp:effectExtent l="0" t="0" r="9525" b="0"/>
+            <wp:docPr id="1520790049" name="Obrázek 1" descr="Obsah obrázku text, snímek obrazovky, software, diagram&#10;&#10;Obsah generovaný pomocí AI může být nesprávný."/>
             <wp:cNvGraphicFramePr>
               <a:graphicFrameLocks xmlns:a="http://schemas.openxmlformats.org/drawingml/2006/main" noChangeAspect="1"/>
             </wp:cNvGraphicFramePr>
@@ -4157,7 +4213,7 @@
               <a:graphicData uri="http://schemas.openxmlformats.org/drawingml/2006/picture">
                 <pic:pic xmlns:pic="http://schemas.openxmlformats.org/drawingml/2006/picture">
                   <pic:nvPicPr>
-                    <pic:cNvPr id="369330922" name="Obrázek 1" descr="Obsah obrázku text, snímek obrazovky, Písmo, řada/pruh&#10;&#10;Obsah generovaný pomocí AI může být nesprávný."/>
+                    <pic:cNvPr id="1520790049" name="Obrázek 1" descr="Obsah obrázku text, snímek obrazovky, software, diagram&#10;&#10;Obsah generovaný pomocí AI může být nesprávný."/>
                     <pic:cNvPicPr/>
                   </pic:nvPicPr>
                   <pic:blipFill>
@@ -4169,7 +4225,7 @@
                   <pic:spPr>
                     <a:xfrm>
                       <a:off x="0" y="0"/>
-                      <a:ext cx="4420217" cy="1857634"/>
+                      <a:ext cx="4353533" cy="4315427"/>
                     </a:xfrm>
                     <a:prstGeom prst="rect">
                       <a:avLst/>
@@ -4187,49 +4243,58 @@
         <w:pStyle w:val="Titulek"/>
       </w:pPr>
       <w:r>
-        <w:t>Kontrola dodržení nejvyšší dovolené rychlosti ve skriptu gameController</w:t>
-      </w:r>
-    </w:p>
-    <w:p>
-      <w:pPr>
-        <w:pStyle w:val="Nadpis3"/>
-        <w:rPr>
-          <w:lang w:val="cs-CZ"/>
-        </w:rPr>
-      </w:pPr>
-      <w:r>
-        <w:rPr>
-          <w:lang w:val="cs-CZ"/>
-        </w:rPr>
-        <w:t>Příkazové dopravní značky</w:t>
-      </w:r>
-    </w:p>
-    <w:p>
-      <w:r>
-        <w:rPr>
-          <w:noProof/>
-        </w:rPr>
+        <w:t>Nastavení agenta typu Car</w:t>
+      </w:r>
+    </w:p>
+    <w:p>
+      <w:r>
+        <w:t xml:space="preserve">Teď, když máme hotové definice agentů a ploch pohybu, můžeme je začít implementovat do mapy. </w:t>
+      </w:r>
+      <w:r>
+        <w:t xml:space="preserve">Nejprve jdeme implementovat NavMesh navigaci pro NPC auta. </w:t>
+      </w:r>
+      <w:r>
+        <w:t xml:space="preserve">Na </w:t>
+      </w:r>
+      <w:r>
+        <w:t>object</w:t>
+      </w:r>
+      <w:r>
+        <w:t xml:space="preserve"> Silnice (parent object pod kterým jsou všechny bloky silnice)</w:t>
+      </w:r>
+      <w:r>
+        <w:t xml:space="preserve"> přidám komponentu NavMesh Surface. </w:t>
+      </w:r>
+      <w:r>
+        <w:t xml:space="preserve">To je plocha, po které se může agent samostatně pohybovat. </w:t>
+      </w:r>
+      <w:r>
+        <w:t xml:space="preserve">V komponentně </w:t>
+      </w:r>
+      <w:r>
+        <w:t>nastavíme,</w:t>
+      </w:r>
+      <w:r>
+        <w:t xml:space="preserve"> pro jakého agenta bude surface platit</w:t>
+      </w:r>
+      <w:r>
+        <w:t xml:space="preserve"> a jeho výchozí area (v našem případě platí pro agenta Car výchozí area Road). </w:t>
+      </w:r>
+      <w:r>
+        <w:t>Jako poslední nastavíme Include Layers pouze na Road.</w:t>
+      </w:r>
+      <w:r>
+        <w:t xml:space="preserve"> A následně můžeme vytvořit plochu kliknutím na Bake (jako upéct koláček).</w:t>
+      </w:r>
+    </w:p>
+    <w:p>
+      <w:r>
+        <w:lastRenderedPageBreak/>
         <w:drawing>
-          <wp:anchor distT="0" distB="0" distL="114300" distR="114300" simplePos="0" relativeHeight="251659264" behindDoc="1" locked="0" layoutInCell="1" allowOverlap="1" wp14:anchorId="669F0590" wp14:editId="58A4A7CC">
-            <wp:simplePos x="0" y="0"/>
-            <wp:positionH relativeFrom="column">
-              <wp:posOffset>3393440</wp:posOffset>
-            </wp:positionH>
-            <wp:positionV relativeFrom="paragraph">
-              <wp:posOffset>1188582</wp:posOffset>
-            </wp:positionV>
-            <wp:extent cx="1591310" cy="1605915"/>
-            <wp:effectExtent l="0" t="0" r="8890" b="0"/>
-            <wp:wrapTight wrapText="bothSides">
-              <wp:wrapPolygon edited="0">
-                <wp:start x="0" y="0"/>
-                <wp:lineTo x="0" y="21267"/>
-                <wp:lineTo x="21462" y="21267"/>
-                <wp:lineTo x="21462" y="0"/>
-                <wp:lineTo x="0" y="0"/>
-              </wp:wrapPolygon>
-            </wp:wrapTight>
-            <wp:docPr id="444509186" name="Obrázek 3"/>
+          <wp:inline distT="0" distB="0" distL="0" distR="0" wp14:anchorId="78CA82D9" wp14:editId="1175436F">
+            <wp:extent cx="4315427" cy="4686954"/>
+            <wp:effectExtent l="0" t="0" r="9525" b="0"/>
+            <wp:docPr id="1883273757" name="Obrázek 1" descr="Obsah obrázku text, snímek obrazovky, software, číslo&#10;&#10;Obsah generovaný pomocí AI může být nesprávný."/>
             <wp:cNvGraphicFramePr>
               <a:graphicFrameLocks xmlns:a="http://schemas.openxmlformats.org/drawingml/2006/main" noChangeAspect="1"/>
             </wp:cNvGraphicFramePr>
@@ -4237,68 +4302,170 @@
               <a:graphicData uri="http://schemas.openxmlformats.org/drawingml/2006/picture">
                 <pic:pic xmlns:pic="http://schemas.openxmlformats.org/drawingml/2006/picture">
                   <pic:nvPicPr>
-                    <pic:cNvPr id="444509186" name="Obrázek 3"/>
+                    <pic:cNvPr id="1883273757" name="Obrázek 1" descr="Obsah obrázku text, snímek obrazovky, software, číslo&#10;&#10;Obsah generovaný pomocí AI může být nesprávný."/>
                     <pic:cNvPicPr/>
                   </pic:nvPicPr>
-                  <pic:blipFill rotWithShape="1">
-                    <a:blip r:embed="rId11" cstate="print">
-                      <a:extLst>
-                        <a:ext uri="{28A0092B-C50C-407E-A947-70E740481C1C}">
-                          <a14:useLocalDpi xmlns:a14="http://schemas.microsoft.com/office/drawing/2010/main" val="0"/>
-                        </a:ext>
-                      </a:extLst>
-                    </a:blip>
-                    <a:srcRect l="2201" t="2144" r="3133" b="4809"/>
+                  <pic:blipFill>
+                    <a:blip r:embed="rId11"/>
                     <a:stretch>
                       <a:fillRect/>
                     </a:stretch>
                   </pic:blipFill>
-                  <pic:spPr bwMode="auto">
+                  <pic:spPr>
                     <a:xfrm>
                       <a:off x="0" y="0"/>
-                      <a:ext cx="1591310" cy="1605915"/>
+                      <a:ext cx="4315427" cy="4686954"/>
                     </a:xfrm>
                     <a:prstGeom prst="rect">
                       <a:avLst/>
                     </a:prstGeom>
-                    <a:ln>
-                      <a:noFill/>
-                    </a:ln>
-                    <a:extLst>
-                      <a:ext uri="{53640926-AAD7-44D8-BBD7-CCE9431645EC}">
-                        <a14:shadowObscured xmlns:a14="http://schemas.microsoft.com/office/drawing/2010/main"/>
-                      </a:ext>
-                    </a:extLst>
                   </pic:spPr>
                 </pic:pic>
               </a:graphicData>
             </a:graphic>
-            <wp14:sizeRelH relativeFrom="margin">
-              <wp14:pctWidth>0</wp14:pctWidth>
-            </wp14:sizeRelH>
-            <wp14:sizeRelV relativeFrom="margin">
-              <wp14:pctHeight>0</wp14:pctHeight>
-            </wp14:sizeRelV>
-          </wp:anchor>
+          </wp:inline>
         </w:drawing>
       </w:r>
-      <w:r>
-        <w:rPr>
-          <w:noProof/>
-        </w:rPr>
+    </w:p>
+    <w:p>
+      <w:pPr>
+        <w:pStyle w:val="Titulek"/>
+      </w:pPr>
+      <w:r>
+        <w:t>Nastavení komponenty NavMesh Surface pro NPC aut</w:t>
+      </w:r>
+    </w:p>
+    <w:p>
+      <w:r>
+        <w:t xml:space="preserve">Můžeme i přidat object NavMesh Modifier Volume pomocí kterého upravujeme upečenou plochu pro náš AI navigační systém. Použijeme tento typ </w:t>
+      </w:r>
+      <w:proofErr w:type="gramStart"/>
+      <w:r>
+        <w:t>úpravy</w:t>
+      </w:r>
+      <w:proofErr w:type="gramEnd"/>
+      <w:r>
+        <w:t xml:space="preserve"> aby auta neměla tendenci si zkracovat cestu přes chodníky či jiné části Surface. V hiearchii si pravým kliknutím najdeme AI </w:t>
+      </w:r>
+      <w:r>
+        <w:sym w:font="Wingdings" w:char="F0E0"/>
+      </w:r>
+      <w:r>
+        <w:t xml:space="preserve"> NavMesh Modifier Volume, nastavíme si jeho velikost </w:t>
+      </w:r>
+      <w:r>
+        <w:t>(přes jakou plochu by auto nemělo jezdit), Area Type nastavíme jako Sidewalk (kam auto nemůže) a Affected Agents nastavíme Car.</w:t>
+      </w:r>
+      <w:r>
+        <w:t xml:space="preserve"> </w:t>
+      </w:r>
+      <w:r>
+        <w:t>Pro NPC chodce</w:t>
+      </w:r>
+      <w:r>
+        <w:t xml:space="preserve"> postupujeme stejně, jen místo agenta Car používáme Pedestrian a místo vrstvy Road použijeme Sidewalk.</w:t>
+      </w:r>
+    </w:p>
+    <w:p>
+      <w:pPr>
+        <w:spacing w:after="160" w:line="278" w:lineRule="auto"/>
+        <w:jc w:val="left"/>
+      </w:pPr>
+      <w:r>
+        <w:br w:type="page"/>
+      </w:r>
+    </w:p>
+    <w:p>
+      <w:pPr>
+        <w:pStyle w:val="Nadpis1"/>
+        <w:rPr>
+          <w:lang w:val="cs-CZ"/>
+        </w:rPr>
+      </w:pPr>
+      <w:bookmarkStart w:id="15" w:name="_Toc216029519"/>
+      <w:r>
+        <w:rPr>
+          <w:lang w:val="cs-CZ"/>
+        </w:rPr>
+        <w:lastRenderedPageBreak/>
+        <w:t>Kontrola dopravních předpisů</w:t>
+      </w:r>
+      <w:bookmarkEnd w:id="15"/>
+    </w:p>
+    <w:p>
+      <w:r>
+        <w:t>Zde uvádím, jak kontroluji dodržení či porušení dopravních předpisů</w:t>
+      </w:r>
+      <w:r>
+        <w:t xml:space="preserve"> ve hře</w:t>
+      </w:r>
+      <w:r>
+        <w:t xml:space="preserve">. </w:t>
+      </w:r>
+    </w:p>
+    <w:p>
+      <w:pPr>
+        <w:pStyle w:val="Nadpis2"/>
+        <w:rPr>
+          <w:lang w:val="cs-CZ"/>
+        </w:rPr>
+      </w:pPr>
+      <w:r>
+        <w:rPr>
+          <w:lang w:val="cs-CZ"/>
+        </w:rPr>
+        <w:t>Kontrolní válec</w:t>
+      </w:r>
+    </w:p>
+    <w:p>
+      <w:r>
+        <w:t xml:space="preserve">Kontrolní válec </w:t>
+      </w:r>
+      <w:r>
+        <w:t xml:space="preserve">je neviditelná složka na </w:t>
+      </w:r>
+      <w:proofErr w:type="gramStart"/>
+      <w:r>
+        <w:t>silnici</w:t>
+      </w:r>
+      <w:proofErr w:type="gramEnd"/>
+      <w:r>
+        <w:t xml:space="preserve"> která zaznamenává, od jakého místa začínají platit </w:t>
+      </w:r>
+      <w:r>
+        <w:t>určitá dopravní pravidla</w:t>
+      </w:r>
+      <w:r>
+        <w:t xml:space="preserve"> podle značky či semaforu poblíž válce. Má na sobě komponentu Box </w:t>
+      </w:r>
+      <w:proofErr w:type="gramStart"/>
+      <w:r>
+        <w:t>Collider</w:t>
+      </w:r>
+      <w:proofErr w:type="gramEnd"/>
+      <w:r>
+        <w:t xml:space="preserve"> u kterého je možné zapnout OnTrigger funkci. Box Collider (či obecně kterýkoliv Collider) má v</w:t>
+      </w:r>
+      <w:r>
+        <w:t>e výchozím nastavení použitelné</w:t>
+      </w:r>
+      <w:r>
+        <w:t xml:space="preserve"> 3 programové metody</w:t>
+      </w:r>
+      <w:r>
+        <w:t xml:space="preserve"> související s kolizí</w:t>
+      </w:r>
+      <w:r>
+        <w:t>: OnCollisionEnter, OnCollisionStay a OnCollisionExit.</w:t>
+      </w:r>
+    </w:p>
+    <w:p>
+      <w:r>
         <w:drawing>
-          <wp:anchor distT="0" distB="0" distL="114300" distR="114300" simplePos="0" relativeHeight="251658240" behindDoc="1" locked="0" layoutInCell="1" allowOverlap="1" wp14:anchorId="26BEDA44" wp14:editId="60939AC0">
-            <wp:simplePos x="0" y="0"/>
-            <wp:positionH relativeFrom="column">
-              <wp:posOffset>-1270</wp:posOffset>
-            </wp:positionH>
-            <wp:positionV relativeFrom="paragraph">
-              <wp:posOffset>1189273</wp:posOffset>
-            </wp:positionV>
-            <wp:extent cx="1605915" cy="1605915"/>
-            <wp:effectExtent l="0" t="0" r="0" b="0"/>
-            <wp:wrapTopAndBottom/>
-            <wp:docPr id="2032669946" name="Obrázek 2" descr="Obsah obrázku symbol, kruh, logo, Grafika&#10;&#10;Obsah generovaný pomocí AI může být nesprávný."/>
+          <wp:inline distT="0" distB="0" distL="0" distR="0" wp14:anchorId="5AA63273" wp14:editId="20418D72">
+            <wp:extent cx="5300283" cy="2525853"/>
+            <wp:effectExtent l="0" t="0" r="0" b="8255"/>
+            <wp:docPr id="411580549" name="Obrázek 1"/>
             <wp:cNvGraphicFramePr>
               <a:graphicFrameLocks xmlns:a="http://schemas.openxmlformats.org/drawingml/2006/main" noChangeAspect="1"/>
             </wp:cNvGraphicFramePr>
@@ -4306,7 +4473,7 @@
               <a:graphicData uri="http://schemas.openxmlformats.org/drawingml/2006/picture">
                 <pic:pic xmlns:pic="http://schemas.openxmlformats.org/drawingml/2006/picture">
                   <pic:nvPicPr>
-                    <pic:cNvPr id="2032669946" name="Obrázek 2" descr="Obsah obrázku symbol, kruh, logo, Grafika&#10;&#10;Obsah generovaný pomocí AI může být nesprávný."/>
+                    <pic:cNvPr id="411580549" name="Obrázek 1"/>
                     <pic:cNvPicPr/>
                   </pic:nvPicPr>
                   <pic:blipFill>
@@ -4324,7 +4491,7 @@
                   <pic:spPr>
                     <a:xfrm>
                       <a:off x="0" y="0"/>
-                      <a:ext cx="1605915" cy="1605915"/>
+                      <a:ext cx="5371012" cy="2559559"/>
                     </a:xfrm>
                     <a:prstGeom prst="rect">
                       <a:avLst/>
@@ -4333,15 +4500,209 @@
                 </pic:pic>
               </a:graphicData>
             </a:graphic>
-            <wp14:sizeRelH relativeFrom="margin">
-              <wp14:pctWidth>0</wp14:pctWidth>
-            </wp14:sizeRelH>
-            <wp14:sizeRelV relativeFrom="margin">
-              <wp14:pctHeight>0</wp14:pctHeight>
-            </wp14:sizeRelV>
-          </wp:anchor>
+          </wp:inline>
         </w:drawing>
       </w:r>
+    </w:p>
+    <w:p>
+      <w:pPr>
+        <w:pStyle w:val="Titulek"/>
+      </w:pPr>
+      <w:r>
+        <w:t xml:space="preserve">Popis kódového využití kolize objectu s jiným objectem </w:t>
+      </w:r>
+    </w:p>
+    <w:p>
+      <w:r>
+        <w:t>Poté tu máme I již zmíněné OnTrigger. OnTrigger funkce umožňuje mít 2 metody na kolizi a každá z nich dělá něco jiného, podle toho, který object s colliderem koliduje.</w:t>
+      </w:r>
+    </w:p>
+    <w:p>
+      <w:r>
+        <w:drawing>
+          <wp:inline distT="0" distB="0" distL="0" distR="0" wp14:anchorId="7E0BE744" wp14:editId="253A03E5">
+            <wp:extent cx="5339621" cy="1912244"/>
+            <wp:effectExtent l="0" t="0" r="0" b="0"/>
+            <wp:docPr id="44029478" name="Obrázek 1"/>
+            <wp:cNvGraphicFramePr>
+              <a:graphicFrameLocks xmlns:a="http://schemas.openxmlformats.org/drawingml/2006/main" noChangeAspect="1"/>
+            </wp:cNvGraphicFramePr>
+            <a:graphic xmlns:a="http://schemas.openxmlformats.org/drawingml/2006/main">
+              <a:graphicData uri="http://schemas.openxmlformats.org/drawingml/2006/picture">
+                <pic:pic xmlns:pic="http://schemas.openxmlformats.org/drawingml/2006/picture">
+                  <pic:nvPicPr>
+                    <pic:cNvPr id="44029478" name="Obrázek 1"/>
+                    <pic:cNvPicPr/>
+                  </pic:nvPicPr>
+                  <pic:blipFill>
+                    <a:blip r:embed="rId13">
+                      <a:extLst>
+                        <a:ext uri="{28A0092B-C50C-407E-A947-70E740481C1C}">
+                          <a14:useLocalDpi xmlns:a14="http://schemas.microsoft.com/office/drawing/2010/main" val="0"/>
+                        </a:ext>
+                      </a:extLst>
+                    </a:blip>
+                    <a:stretch>
+                      <a:fillRect/>
+                    </a:stretch>
+                  </pic:blipFill>
+                  <pic:spPr>
+                    <a:xfrm>
+                      <a:off x="0" y="0"/>
+                      <a:ext cx="5339621" cy="1912244"/>
+                    </a:xfrm>
+                    <a:prstGeom prst="rect">
+                      <a:avLst/>
+                    </a:prstGeom>
+                  </pic:spPr>
+                </pic:pic>
+              </a:graphicData>
+            </a:graphic>
+          </wp:inline>
+        </w:drawing>
+      </w:r>
+    </w:p>
+    <w:p>
+      <w:pPr>
+        <w:pStyle w:val="Titulek"/>
+      </w:pPr>
+      <w:r>
+        <w:t>Popis kódového využití funkce OnTrigger</w:t>
+      </w:r>
+    </w:p>
+    <w:p>
+      <w:pPr>
+        <w:pStyle w:val="Nadpis2"/>
+        <w:rPr>
+          <w:lang w:val="cs-CZ"/>
+        </w:rPr>
+      </w:pPr>
+      <w:bookmarkStart w:id="16" w:name="_Toc216029520"/>
+      <w:r>
+        <w:rPr>
+          <w:lang w:val="cs-CZ"/>
+        </w:rPr>
+        <w:lastRenderedPageBreak/>
+        <w:t>Dopravní značky</w:t>
+      </w:r>
+      <w:bookmarkEnd w:id="16"/>
+    </w:p>
+    <w:p>
+      <w:r>
+        <w:t xml:space="preserve">Dopravní značky jsou velice důležitou součástí </w:t>
+      </w:r>
+      <w:r>
+        <w:t>každodenního provozu na vozovce. Značky dělíme na několik kategorií. Ve hře jsou nejčastěji použité zákazové, příkazové a informativní.</w:t>
+      </w:r>
+    </w:p>
+    <w:p>
+      <w:pPr>
+        <w:pStyle w:val="Nadpis3"/>
+        <w:rPr>
+          <w:lang w:val="cs-CZ"/>
+        </w:rPr>
+      </w:pPr>
+      <w:r>
+        <w:rPr>
+          <w:lang w:val="cs-CZ"/>
+        </w:rPr>
+        <w:t>Zákazové dopravní značky</w:t>
+      </w:r>
+    </w:p>
+    <w:p>
+      <w:r>
+        <w:t xml:space="preserve">Zákazové dopravní značení má za úkol předejít nejvážnějším dopravním nehodám, které mohou v nejhorším případě končí smrtí. Za tímto důvodem se uvádí nejvyšší trest při jejich porušení nejen ve hře, ale i ve skutečném provozu. </w:t>
+      </w:r>
+      <w:r>
+        <w:t>Ve hře je použita značka určující maximální povolenou rychlost</w:t>
+      </w:r>
+      <w:r>
+        <w:t>.</w:t>
+      </w:r>
+      <w:r>
+        <w:t xml:space="preserve"> [3]</w:t>
+      </w:r>
+      <w:r>
+        <w:t xml:space="preserve"> Tato značka je kontrolována neviditelným válcem na silnici. Tento válec zaznamená kolizi s autem hráče a nastaví mu maximální povolenou rychlost. Jestliže je jeho současná rychlost vyšší než maximální nastavená, hráč selže a musí celou úroveň znovu opakovat.</w:t>
+      </w:r>
+    </w:p>
+    <w:p>
+      <w:r>
+        <w:drawing>
+          <wp:inline distT="0" distB="0" distL="0" distR="0" wp14:anchorId="103E08E1" wp14:editId="41E78A5B">
+            <wp:extent cx="4009524" cy="2714286"/>
+            <wp:effectExtent l="0" t="0" r="0" b="0"/>
+            <wp:docPr id="250833693" name="Obrázek 1" descr="Obsah obrázku snímek obrazovky, řada/pruh&#10;&#10;Obsah generovaný pomocí AI může být nesprávný."/>
+            <wp:cNvGraphicFramePr>
+              <a:graphicFrameLocks xmlns:a="http://schemas.openxmlformats.org/drawingml/2006/main" noChangeAspect="1"/>
+            </wp:cNvGraphicFramePr>
+            <a:graphic xmlns:a="http://schemas.openxmlformats.org/drawingml/2006/main">
+              <a:graphicData uri="http://schemas.openxmlformats.org/drawingml/2006/picture">
+                <pic:pic xmlns:pic="http://schemas.openxmlformats.org/drawingml/2006/picture">
+                  <pic:nvPicPr>
+                    <pic:cNvPr id="250833693" name="Obrázek 1" descr="Obsah obrázku snímek obrazovky, řada/pruh&#10;&#10;Obsah generovaný pomocí AI může být nesprávný."/>
+                    <pic:cNvPicPr/>
+                  </pic:nvPicPr>
+                  <pic:blipFill>
+                    <a:blip r:embed="rId14"/>
+                    <a:stretch>
+                      <a:fillRect/>
+                    </a:stretch>
+                  </pic:blipFill>
+                  <pic:spPr>
+                    <a:xfrm>
+                      <a:off x="0" y="0"/>
+                      <a:ext cx="4009524" cy="2714286"/>
+                    </a:xfrm>
+                    <a:prstGeom prst="rect">
+                      <a:avLst/>
+                    </a:prstGeom>
+                  </pic:spPr>
+                </pic:pic>
+              </a:graphicData>
+            </a:graphic>
+          </wp:inline>
+        </w:drawing>
+      </w:r>
+    </w:p>
+    <w:p>
+      <w:pPr>
+        <w:pStyle w:val="Titulek"/>
+      </w:pPr>
+      <w:r>
+        <w:t xml:space="preserve">Neviditelný </w:t>
+      </w:r>
+      <w:r>
+        <w:t xml:space="preserve">kontrolní </w:t>
+      </w:r>
+      <w:r>
+        <w:t>válec s lampou a zákazovou značkou</w:t>
+      </w:r>
+    </w:p>
+    <w:p>
+      <w:pPr>
+        <w:pStyle w:val="Titulek"/>
+        <w:numPr>
+          <w:ilvl w:val="0"/>
+          <w:numId w:val="0"/>
+        </w:numPr>
+      </w:pPr>
+    </w:p>
+    <w:p>
+      <w:pPr>
+        <w:pStyle w:val="Nadpis3"/>
+        <w:rPr>
+          <w:lang w:val="cs-CZ"/>
+        </w:rPr>
+      </w:pPr>
+      <w:r>
+        <w:rPr>
+          <w:lang w:val="cs-CZ"/>
+        </w:rPr>
+        <w:t>Příkazové dopravní značky</w:t>
+      </w:r>
+    </w:p>
+    <w:p>
       <w:r>
         <w:t xml:space="preserve">Příkazové dopravní značky jsou méně používané, zato stejně důležité, jako výše uvedené zákazové. </w:t>
       </w:r>
@@ -4357,67 +4718,375 @@
       <w:r>
         <w:t xml:space="preserve"> [3]</w:t>
       </w:r>
-    </w:p>
-    <w:p/>
+      <w:r>
+        <w:t xml:space="preserve"> Kontrolu provádíme na základě kódu</w:t>
+      </w:r>
+      <w:r>
+        <w:t>. S</w:t>
+      </w:r>
+      <w:r>
+        <w:t>oustředíme</w:t>
+      </w:r>
+      <w:r>
+        <w:t xml:space="preserve"> se, zda hráč přejel kontrolní neviditelný válec a jestliže ano</w:t>
+      </w:r>
+      <w:r>
+        <w:t>, je-li hráč na určeném bloku silnice a jeho rotace j</w:t>
+      </w:r>
+      <w:r>
+        <w:t xml:space="preserve">e </w:t>
+      </w:r>
+      <w:r>
+        <w:lastRenderedPageBreak/>
+        <w:t xml:space="preserve">v souladu se směrem příkazové značky. Jestliže jel hráč jiným </w:t>
+      </w:r>
+      <w:proofErr w:type="gramStart"/>
+      <w:r>
+        <w:t>směrem</w:t>
+      </w:r>
+      <w:proofErr w:type="gramEnd"/>
+      <w:r>
+        <w:t xml:space="preserve"> než mu příkazová značka přikázala, hráč úroveň nedokončil a musí začít úroveň znovu. (Zatím není implementováno ve hře)</w:t>
+      </w:r>
+    </w:p>
+    <w:p>
+      <w:r>
+        <w:drawing>
+          <wp:inline distT="0" distB="0" distL="0" distR="0" wp14:anchorId="755BEEDF" wp14:editId="38F82424">
+            <wp:extent cx="1246173" cy="1246173"/>
+            <wp:effectExtent l="0" t="0" r="0" b="0"/>
+            <wp:docPr id="1670262107" name="Obrázek 2" descr="Obsah obrázku symbol, kruh, logo, Grafika&#10;&#10;Obsah generovaný pomocí AI může být nesprávný."/>
+            <wp:cNvGraphicFramePr>
+              <a:graphicFrameLocks xmlns:a="http://schemas.openxmlformats.org/drawingml/2006/main" noChangeAspect="1"/>
+            </wp:cNvGraphicFramePr>
+            <a:graphic xmlns:a="http://schemas.openxmlformats.org/drawingml/2006/main">
+              <a:graphicData uri="http://schemas.openxmlformats.org/drawingml/2006/picture">
+                <pic:pic xmlns:pic="http://schemas.openxmlformats.org/drawingml/2006/picture">
+                  <pic:nvPicPr>
+                    <pic:cNvPr id="2032669946" name="Obrázek 2" descr="Obsah obrázku symbol, kruh, logo, Grafika&#10;&#10;Obsah generovaný pomocí AI může být nesprávný."/>
+                    <pic:cNvPicPr/>
+                  </pic:nvPicPr>
+                  <pic:blipFill>
+                    <a:blip r:embed="rId15" cstate="print">
+                      <a:extLst>
+                        <a:ext uri="{28A0092B-C50C-407E-A947-70E740481C1C}">
+                          <a14:useLocalDpi xmlns:a14="http://schemas.microsoft.com/office/drawing/2010/main" val="0"/>
+                        </a:ext>
+                      </a:extLst>
+                    </a:blip>
+                    <a:stretch>
+                      <a:fillRect/>
+                    </a:stretch>
+                  </pic:blipFill>
+                  <pic:spPr>
+                    <a:xfrm>
+                      <a:off x="0" y="0"/>
+                      <a:ext cx="1251894" cy="1251894"/>
+                    </a:xfrm>
+                    <a:prstGeom prst="rect">
+                      <a:avLst/>
+                    </a:prstGeom>
+                  </pic:spPr>
+                </pic:pic>
+              </a:graphicData>
+            </a:graphic>
+          </wp:inline>
+        </w:drawing>
+      </w:r>
+    </w:p>
     <w:p>
       <w:pPr>
         <w:pStyle w:val="Titulek"/>
-      </w:pPr>
+        <w:rPr>
+          <w:b/>
+          <w:bCs/>
+        </w:rPr>
+      </w:pPr>
+      <w:r>
+        <w:t xml:space="preserve">Dopravní značka </w:t>
+      </w:r>
       <w:r>
         <w:t>Přikázaný směr jízdy vlevo zde</w:t>
       </w:r>
     </w:p>
     <w:p>
       <w:pPr>
+        <w:pStyle w:val="Nadpis3"/>
+        <w:rPr>
+          <w:lang w:val="cs-CZ"/>
+        </w:rPr>
+      </w:pPr>
+      <w:r>
+        <w:rPr>
+          <w:lang w:val="cs-CZ"/>
+        </w:rPr>
+        <w:t>Informativní dopravní značky</w:t>
+      </w:r>
+    </w:p>
+    <w:p>
+      <w:r>
+        <w:t>Informativní dopravní značky informují o dopravní situaci následující za touto značkou</w:t>
+      </w:r>
+      <w:r>
+        <w:t xml:space="preserve">, v některých případech značky mění nejvyšší dovolenou rychlost, kterou je třeba znát a dodržovat. Do této kategorie patří například značka obytné zóny stanovující nejvyšší dovolenou rychlost 20km/h pro případ nečekaného vchodu chodce na vozovku a zajištění dostatek času pro reakci řidiče. </w:t>
+      </w:r>
+      <w:r>
+        <w:t>Tato značka kontroluje rychlost od doby dotknutí hráče neviditelného válce, tím změní jeho maximální povolenou rychlost (speed limit) na 20 kilometrů v hodině kterou musí po celou dobu dodržovat až po přejetí konrolního válce připojeného na značku ukončující platnost této značky. (Zatím není implementováno ve hře)</w:t>
+      </w:r>
+    </w:p>
+    <w:p>
+      <w:r>
+        <w:drawing>
+          <wp:inline distT="0" distB="0" distL="0" distR="0" wp14:anchorId="1C3A2753" wp14:editId="5F2564F4">
+            <wp:extent cx="1270450" cy="1282111"/>
+            <wp:effectExtent l="0" t="0" r="6350" b="0"/>
+            <wp:docPr id="1475167936" name="Obrázek 3" descr="Obsah obrázku symbol, číslo, Písmo, snímek obrazovky&#10;&#10;Obsah generovaný pomocí AI může být nesprávný."/>
+            <wp:cNvGraphicFramePr>
+              <a:graphicFrameLocks xmlns:a="http://schemas.openxmlformats.org/drawingml/2006/main" noChangeAspect="1"/>
+            </wp:cNvGraphicFramePr>
+            <a:graphic xmlns:a="http://schemas.openxmlformats.org/drawingml/2006/main">
+              <a:graphicData uri="http://schemas.openxmlformats.org/drawingml/2006/picture">
+                <pic:pic xmlns:pic="http://schemas.openxmlformats.org/drawingml/2006/picture">
+                  <pic:nvPicPr>
+                    <pic:cNvPr id="1475167936" name="Obrázek 3" descr="Obsah obrázku symbol, číslo, Písmo, snímek obrazovky&#10;&#10;Obsah generovaný pomocí AI může být nesprávný."/>
+                    <pic:cNvPicPr/>
+                  </pic:nvPicPr>
+                  <pic:blipFill rotWithShape="1">
+                    <a:blip r:embed="rId16" cstate="print">
+                      <a:extLst>
+                        <a:ext uri="{28A0092B-C50C-407E-A947-70E740481C1C}">
+                          <a14:useLocalDpi xmlns:a14="http://schemas.microsoft.com/office/drawing/2010/main" val="0"/>
+                        </a:ext>
+                      </a:extLst>
+                    </a:blip>
+                    <a:srcRect l="2201" t="2144" r="3133" b="4809"/>
+                    <a:stretch>
+                      <a:fillRect/>
+                    </a:stretch>
+                  </pic:blipFill>
+                  <pic:spPr bwMode="auto">
+                    <a:xfrm>
+                      <a:off x="0" y="0"/>
+                      <a:ext cx="1283863" cy="1295647"/>
+                    </a:xfrm>
+                    <a:prstGeom prst="rect">
+                      <a:avLst/>
+                    </a:prstGeom>
+                    <a:ln>
+                      <a:noFill/>
+                    </a:ln>
+                    <a:extLst>
+                      <a:ext uri="{53640926-AAD7-44D8-BBD7-CCE9431645EC}">
+                        <a14:shadowObscured xmlns:a14="http://schemas.microsoft.com/office/drawing/2010/main"/>
+                      </a:ext>
+                    </a:extLst>
+                  </pic:spPr>
+                </pic:pic>
+              </a:graphicData>
+            </a:graphic>
+          </wp:inline>
+        </w:drawing>
+      </w:r>
+    </w:p>
+    <w:p>
+      <w:pPr>
         <w:pStyle w:val="Titulek"/>
       </w:pPr>
       <w:r>
         <w:t>Nejnižší dovolená rychlost 20km/h</w:t>
       </w:r>
-      <w:r>
-        <w:t xml:space="preserve"> (chtěl bych dát pod </w:t>
+    </w:p>
+    <w:p>
+      <w:pPr>
+        <w:pStyle w:val="Nadpis2"/>
+        <w:rPr>
+          <w:lang w:val="cs-CZ"/>
+        </w:rPr>
+      </w:pPr>
+      <w:bookmarkStart w:id="17" w:name="_Toc216029521"/>
+      <w:r>
+        <w:rPr>
+          <w:lang w:val="cs-CZ"/>
+        </w:rPr>
+        <w:t>Rychlostní limit</w:t>
+      </w:r>
+      <w:bookmarkEnd w:id="17"/>
+    </w:p>
+    <w:p>
+      <w:r>
+        <w:t>Kontrolu rychlosti stanovuje</w:t>
+      </w:r>
+      <w:r>
+        <w:t xml:space="preserve"> neviditelný</w:t>
+      </w:r>
+      <w:r>
+        <w:t xml:space="preserve"> objekt, který</w:t>
+      </w:r>
+      <w:r>
+        <w:t xml:space="preserve"> po přejezdu hráčem nastaví maximální povolenou rychlost na 50 km v hodině. Hlavní skript, který počítá rychlost hráče, </w:t>
+      </w:r>
+      <w:r>
+        <w:t>neustále kontroluje, zda rychlost hráče je vyšší, než je maximální povolená rychlost.</w:t>
+      </w:r>
+      <w:r>
+        <w:t xml:space="preserve"> </w:t>
+      </w:r>
+    </w:p>
+    <w:p>
+      <w:r>
+        <w:lastRenderedPageBreak/>
+        <w:drawing>
+          <wp:inline distT="0" distB="0" distL="0" distR="0" wp14:anchorId="6CC9EB13" wp14:editId="194C1E1B">
+            <wp:extent cx="4419600" cy="1444681"/>
+            <wp:effectExtent l="0" t="0" r="0" b="3175"/>
+            <wp:docPr id="516231327" name="Obrázek 1" descr="Obsah obrázku text, snímek obrazovky, Písmo, řada/pruh&#10;&#10;Obsah generovaný pomocí AI může být nesprávný."/>
+            <wp:cNvGraphicFramePr>
+              <a:graphicFrameLocks xmlns:a="http://schemas.openxmlformats.org/drawingml/2006/main" noChangeAspect="1"/>
+            </wp:cNvGraphicFramePr>
+            <a:graphic xmlns:a="http://schemas.openxmlformats.org/drawingml/2006/main">
+              <a:graphicData uri="http://schemas.openxmlformats.org/drawingml/2006/picture">
+                <pic:pic xmlns:pic="http://schemas.openxmlformats.org/drawingml/2006/picture">
+                  <pic:nvPicPr>
+                    <pic:cNvPr id="369330922" name="Obrázek 1" descr="Obsah obrázku text, snímek obrazovky, Písmo, řada/pruh&#10;&#10;Obsah generovaný pomocí AI může být nesprávný."/>
+                    <pic:cNvPicPr/>
+                  </pic:nvPicPr>
+                  <pic:blipFill rotWithShape="1">
+                    <a:blip r:embed="rId17"/>
+                    <a:srcRect t="22219"/>
+                    <a:stretch>
+                      <a:fillRect/>
+                    </a:stretch>
+                  </pic:blipFill>
+                  <pic:spPr bwMode="auto">
+                    <a:xfrm>
+                      <a:off x="0" y="0"/>
+                      <a:ext cx="4420217" cy="1444883"/>
+                    </a:xfrm>
+                    <a:prstGeom prst="rect">
+                      <a:avLst/>
+                    </a:prstGeom>
+                    <a:ln>
+                      <a:noFill/>
+                    </a:ln>
+                    <a:extLst>
+                      <a:ext uri="{53640926-AAD7-44D8-BBD7-CCE9431645EC}">
+                        <a14:shadowObscured xmlns:a14="http://schemas.microsoft.com/office/drawing/2010/main"/>
+                      </a:ext>
+                    </a:extLst>
+                  </pic:spPr>
+                </pic:pic>
+              </a:graphicData>
+            </a:graphic>
+          </wp:inline>
+        </w:drawing>
+      </w:r>
+    </w:p>
+    <w:p>
+      <w:pPr>
+        <w:pStyle w:val="Titulek"/>
+      </w:pPr>
+      <w:r>
+        <w:t>Kontrola dodržení nejvyšší dovolené rychlosti ve skriptu gameController</w:t>
+      </w:r>
+    </w:p>
+    <w:p>
+      <w:pPr>
+        <w:pStyle w:val="Nadpis2"/>
+        <w:rPr>
+          <w:lang w:val="cs-CZ"/>
+        </w:rPr>
+      </w:pPr>
+      <w:bookmarkStart w:id="18" w:name="_Toc216029522"/>
+      <w:r>
+        <w:rPr>
+          <w:lang w:val="cs-CZ"/>
+        </w:rPr>
+        <w:t>Kontrola přednosti</w:t>
+      </w:r>
+      <w:bookmarkEnd w:id="18"/>
+    </w:p>
+    <w:p>
+      <w:r>
+        <w:t xml:space="preserve">Hráč dojede ke kontrolnímu </w:t>
+      </w:r>
+      <w:r>
+        <w:t>válci čímž aktivuje „minihru“ kontroly přednosti na křižovatce. V závislosti na křižovatce a úrovni, v jaké se hráč nachází, se určuje počet aut i značek upravujících přednost v jízdě. Při nesprávném řešení minihry se hráči odečtou 2 hráčské body. Hráč musí minihru správně vyřešit pro pokračování v úrovni.</w:t>
+      </w:r>
+      <w:r>
+        <w:t xml:space="preserve"> (Zatím neiplementováno ve hře)</w:t>
+      </w:r>
+    </w:p>
+    <w:p>
+      <w:pPr>
+        <w:pStyle w:val="Nadpis2"/>
+        <w:rPr>
+          <w:lang w:val="cs-CZ"/>
+        </w:rPr>
+      </w:pPr>
+      <w:bookmarkStart w:id="19" w:name="_Toc216029523"/>
+      <w:r>
+        <w:rPr>
+          <w:lang w:val="cs-CZ"/>
+        </w:rPr>
+        <w:t>Funkcionalita semaforů</w:t>
+      </w:r>
+      <w:bookmarkEnd w:id="19"/>
+    </w:p>
+    <w:p>
+      <w:r>
+        <w:t xml:space="preserve">Semafor má nastavené </w:t>
+      </w:r>
+      <w:r>
+        <w:t xml:space="preserve">volání jednotlivých funkcí pro signály </w:t>
       </w:r>
       <w:proofErr w:type="gramStart"/>
       <w:r>
-        <w:t>značku</w:t>
+        <w:t>Stůj!,</w:t>
       </w:r>
       <w:proofErr w:type="gramEnd"/>
       <w:r>
-        <w:t xml:space="preserve"> ale bohužel nevím jak)</w:t>
-      </w:r>
-    </w:p>
-    <w:p>
-      <w:pPr>
-        <w:pStyle w:val="Nadpis3"/>
+        <w:t xml:space="preserve"> Připrav se! a </w:t>
+      </w:r>
+      <w:proofErr w:type="gramStart"/>
+      <w:r>
+        <w:t>Jeď!.</w:t>
+      </w:r>
+      <w:proofErr w:type="gramEnd"/>
+      <w:r>
+        <w:t xml:space="preserve"> Jednotlivé funkce mají na starosti své přidružené </w:t>
+      </w:r>
+      <w:proofErr w:type="gramStart"/>
+      <w:r>
+        <w:t>světlo</w:t>
+      </w:r>
+      <w:proofErr w:type="gramEnd"/>
+      <w:r>
+        <w:t xml:space="preserve"> které zhasínají nebo rozsvěcují. Taktéž mění tag kontrolního </w:t>
+      </w:r>
+      <w:proofErr w:type="gramStart"/>
+      <w:r>
+        <w:t>válce</w:t>
+      </w:r>
+      <w:proofErr w:type="gramEnd"/>
+      <w:r>
+        <w:t xml:space="preserve"> který dá následně signál pro hráče i AI auta, jaký mají tag. AI auta mají zaimplementováno, jak se mají zachovat při změně tagu válce.</w:t>
+      </w:r>
+    </w:p>
+    <w:p>
+      <w:pPr>
+        <w:pStyle w:val="Nadpis1"/>
         <w:rPr>
           <w:lang w:val="cs-CZ"/>
         </w:rPr>
       </w:pPr>
+      <w:bookmarkStart w:id="20" w:name="_Toc216029524"/>
       <w:r>
         <w:rPr>
           <w:lang w:val="cs-CZ"/>
         </w:rPr>
-        <w:t>Informativní dopravní značky</w:t>
-      </w:r>
-    </w:p>
-    <w:p>
-      <w:pPr>
-        <w:rPr>
-          <w:noProof/>
-        </w:rPr>
-      </w:pPr>
-      <w:r>
-        <w:rPr>
-          <w:noProof/>
-        </w:rPr>
-        <w:t>Informativní dopravní značky informují o dopravní situaci následující za touto značkou</w:t>
-      </w:r>
-      <w:r>
-        <w:rPr>
-          <w:noProof/>
-        </w:rPr>
-        <w:t xml:space="preserve">, v některých případech značky mění nejvyšší dovolenou rychlost, kterou je třeba znát a dodržovat. Do této kategorie patří například značka obytné zóny stanovující nejvyšší dovolenou rychlost 20km/h pro případ nečekaného vchodu chodce na vozovku a zajisštění dostatek času pro reakci řidiče. </w:t>
-      </w:r>
+        <w:t>Grafická stránka hry</w:t>
+      </w:r>
+      <w:bookmarkEnd w:id="20"/>
     </w:p>
     <w:p>
       <w:pPr>
@@ -4426,155 +5095,53 @@
           <w:lang w:val="cs-CZ"/>
         </w:rPr>
       </w:pPr>
-      <w:bookmarkStart w:id="18" w:name="_Toc216029521"/>
+      <w:bookmarkStart w:id="21" w:name="_Toc216029525"/>
       <w:r>
         <w:rPr>
           <w:lang w:val="cs-CZ"/>
         </w:rPr>
+        <w:t xml:space="preserve">Šipky určující </w:t>
+      </w:r>
+      <w:bookmarkEnd w:id="21"/>
+      <w:r>
+        <w:rPr>
+          <w:lang w:val="cs-CZ"/>
+        </w:rPr>
+        <w:t>trasu</w:t>
+      </w:r>
+    </w:p>
+    <w:p>
+      <w:r>
+        <w:t>Tři</w:t>
+      </w:r>
+      <w:r>
+        <w:t xml:space="preserve"> typy šipek určujících trasu jsou vymodelované ve webové aplikaci Tinker</w:t>
+      </w:r>
+      <w:r>
+        <w:t>c</w:t>
+      </w:r>
+      <w:r>
+        <w:t>ad</w:t>
+      </w:r>
+      <w:r>
+        <w:t xml:space="preserve">. Každá z šipek je složená z trojúhelníku, alespoň jednoho </w:t>
+      </w:r>
+      <w:r>
+        <w:t>obdélníku</w:t>
+      </w:r>
+      <w:r>
+        <w:t xml:space="preserve"> a dvou kruhů. Určují</w:t>
+      </w:r>
+      <w:r>
+        <w:t xml:space="preserve">, kdy má hráč zatočit, kdy jet rovně nebo otočit. </w:t>
+      </w:r>
+      <w:r>
+        <w:t>Změna barvy byla učiněna importováním modelů do aplikace Blender, následné vytvoření materiálu, který jsem změnil na růžovou barvu. Modely jsou výsledkem vlastní práce.</w:t>
+      </w:r>
+    </w:p>
+    <w:p>
+      <w:r>
         <w:lastRenderedPageBreak/>
-        <w:t>Rychlostní limit</w:t>
-      </w:r>
-      <w:bookmarkEnd w:id="18"/>
-    </w:p>
-    <w:p>
-      <w:r>
-        <w:t>Kontrolu rychlosti stanovuje</w:t>
-      </w:r>
-      <w:r>
-        <w:t xml:space="preserve"> neviditelný</w:t>
-      </w:r>
-      <w:r>
-        <w:t xml:space="preserve"> objekt, který</w:t>
-      </w:r>
-      <w:r>
-        <w:t xml:space="preserve"> po přejezdu hráčem nastaví maximální povolenou rychlost na 50 km v hodině. Hlavní skript, který počítá rychlost hráče, </w:t>
-      </w:r>
-      <w:r>
-        <w:t>neustále kontroluje, zda rychlost hráče je vyšší, než je maximální povolená rychlost.</w:t>
-      </w:r>
-    </w:p>
-    <w:p>
-      <w:pPr>
-        <w:pStyle w:val="Nadpis2"/>
-        <w:rPr>
-          <w:lang w:val="cs-CZ"/>
-        </w:rPr>
-      </w:pPr>
-      <w:r>
-        <w:rPr>
-          <w:lang w:val="cs-CZ"/>
-        </w:rPr>
-        <w:t xml:space="preserve"> </w:t>
-      </w:r>
-      <w:bookmarkStart w:id="19" w:name="_Toc216029522"/>
-      <w:r>
-        <w:rPr>
-          <w:lang w:val="cs-CZ"/>
-        </w:rPr>
-        <w:t>Kontrola přednosti</w:t>
-      </w:r>
-      <w:bookmarkEnd w:id="19"/>
-    </w:p>
-    <w:p/>
-    <w:p>
-      <w:pPr>
-        <w:pStyle w:val="Nadpis2"/>
-        <w:rPr>
-          <w:lang w:val="cs-CZ"/>
-        </w:rPr>
-      </w:pPr>
-      <w:r>
-        <w:rPr>
-          <w:lang w:val="cs-CZ"/>
-        </w:rPr>
-        <w:t xml:space="preserve"> </w:t>
-      </w:r>
-      <w:bookmarkStart w:id="20" w:name="_Toc216029523"/>
-      <w:r>
-        <w:rPr>
-          <w:lang w:val="cs-CZ"/>
-        </w:rPr>
-        <w:t>Funkcionalita semaforů</w:t>
-      </w:r>
-      <w:bookmarkEnd w:id="20"/>
-    </w:p>
-    <w:p/>
-    <w:p>
-      <w:pPr>
-        <w:pStyle w:val="Nadpis1"/>
-        <w:rPr>
-          <w:lang w:val="cs-CZ"/>
-        </w:rPr>
-      </w:pPr>
-      <w:bookmarkStart w:id="21" w:name="_Toc216029524"/>
-      <w:r>
-        <w:rPr>
-          <w:lang w:val="cs-CZ"/>
-        </w:rPr>
-        <w:t>Grafická stránka hry</w:t>
-      </w:r>
-      <w:bookmarkEnd w:id="21"/>
-    </w:p>
-    <w:p/>
-    <w:p>
-      <w:pPr>
-        <w:pStyle w:val="Nadpis2"/>
-        <w:rPr>
-          <w:lang w:val="cs-CZ"/>
-        </w:rPr>
-      </w:pPr>
-      <w:r>
-        <w:rPr>
-          <w:lang w:val="cs-CZ"/>
-        </w:rPr>
-        <w:t xml:space="preserve"> </w:t>
-      </w:r>
-      <w:bookmarkStart w:id="22" w:name="_Toc216029525"/>
-      <w:r>
-        <w:rPr>
-          <w:lang w:val="cs-CZ"/>
-        </w:rPr>
-        <w:t xml:space="preserve">Šipky určující </w:t>
-      </w:r>
-      <w:bookmarkEnd w:id="22"/>
-      <w:r>
-        <w:rPr>
-          <w:lang w:val="cs-CZ"/>
-        </w:rPr>
-        <w:t>trasu</w:t>
-      </w:r>
-    </w:p>
-    <w:p>
-      <w:r>
-        <w:t>Tři</w:t>
-      </w:r>
-      <w:r>
-        <w:t xml:space="preserve"> typy šipek určujících trasu jsou vymodelované ve webové aplikaci Tinker</w:t>
-      </w:r>
-      <w:r>
-        <w:t>c</w:t>
-      </w:r>
-      <w:r>
-        <w:t>ad</w:t>
-      </w:r>
-      <w:r>
-        <w:t xml:space="preserve">. Každá z šipek je složená z trojúhelníku, alespoň jednoho </w:t>
-      </w:r>
-      <w:r>
-        <w:t>obdélníku</w:t>
-      </w:r>
-      <w:r>
-        <w:t xml:space="preserve"> a dvou kruhů. Určují</w:t>
-      </w:r>
-      <w:r>
-        <w:t xml:space="preserve">, kdy má hráč zatočit, kdy jet rovně nebo otočit. </w:t>
-      </w:r>
-      <w:r>
-        <w:t>Změna barvy byla učiněna importováním modelů do aplikace Blender, následné vytvoření materiálu, který jsem změnil na růžovou barvu. Modely jsou výsledkem vlastní práce.</w:t>
-      </w:r>
-    </w:p>
-    <w:p>
-      <w:r>
         <w:drawing>
           <wp:inline distT="0" distB="0" distL="0" distR="0" wp14:anchorId="58D63B95" wp14:editId="17C068C0">
             <wp:extent cx="5612130" cy="1282700"/>
@@ -4591,7 +5158,7 @@
                     <pic:cNvPicPr/>
                   </pic:nvPicPr>
                   <pic:blipFill>
-                    <a:blip r:embed="rId13"/>
+                    <a:blip r:embed="rId18"/>
                     <a:stretch>
                       <a:fillRect/>
                     </a:stretch>
@@ -4642,26 +5209,20 @@
           <w:lang w:val="cs-CZ"/>
         </w:rPr>
       </w:pPr>
+      <w:bookmarkStart w:id="22" w:name="_Toc216029526"/>
       <w:r>
         <w:rPr>
           <w:lang w:val="cs-CZ"/>
         </w:rPr>
-        <w:t xml:space="preserve"> </w:t>
-      </w:r>
-      <w:bookmarkStart w:id="23" w:name="_Toc216029526"/>
-      <w:r>
-        <w:rPr>
-          <w:lang w:val="cs-CZ"/>
-        </w:rPr>
         <w:t>Dopravní značky</w:t>
       </w:r>
-      <w:bookmarkEnd w:id="23"/>
+      <w:bookmarkEnd w:id="22"/>
     </w:p>
     <w:p>
       <w:r>
         <w:t xml:space="preserve">Většina dopravních značek je stažena z webové stránky </w:t>
       </w:r>
-      <w:hyperlink r:id="rId14" w:history="1">
+      <w:hyperlink r:id="rId19" w:history="1">
         <w:r>
           <w:rPr>
             <w:rStyle w:val="Hypertextovodkaz"/>
@@ -4673,11 +5234,21 @@
         <w:t xml:space="preserve"> u kterých je uvedena licence s možností uvedení obrázku (značky) s nekomerčním účelem. Některé značky jsou </w:t>
       </w:r>
       <w:r>
-        <w:t xml:space="preserve">výsledkem vlastní práce. Takové značky jsou vytvořeny a zpracovány </w:t>
-      </w:r>
-      <w:r>
-        <w:lastRenderedPageBreak/>
-        <w:t>v programu Malování nebo Affinity a exportovány ve formátů png pro následné odstranění pozadí které je zachováno v alfa kanálu.</w:t>
+        <w:t>výsledkem vlastní práce. Takové značky jsou vytvořeny a zpracovány v programu Malování nebo Affinity a exportovány ve formátů png pro následné odstranění pozadí které je zachováno v alfa kanálu.</w:t>
+      </w:r>
+      <w:r>
+        <w:t xml:space="preserve"> Odstranění pozadí se provádělo přes stránku </w:t>
+      </w:r>
+      <w:hyperlink r:id="rId20" w:history="1">
+        <w:r>
+          <w:rPr>
+            <w:rStyle w:val="Hypertextovodkaz"/>
+          </w:rPr>
+          <w:t>www.remove.bg/cs</w:t>
+        </w:r>
+      </w:hyperlink>
+      <w:r>
+        <w:t xml:space="preserve"> [7]</w:t>
       </w:r>
     </w:p>
     <w:p>
@@ -4687,110 +5258,26 @@
           <w:lang w:val="cs-CZ"/>
         </w:rPr>
       </w:pPr>
+      <w:bookmarkStart w:id="23" w:name="_Toc216029527"/>
       <w:r>
         <w:rPr>
           <w:lang w:val="cs-CZ"/>
         </w:rPr>
-        <w:t xml:space="preserve"> </w:t>
-      </w:r>
-      <w:bookmarkStart w:id="24" w:name="_Toc216029527"/>
-      <w:r>
-        <w:rPr>
-          <w:lang w:val="cs-CZ"/>
-        </w:rPr>
         <w:t>Souhrn nesplněných dopravních předpisů</w:t>
       </w:r>
-      <w:bookmarkEnd w:id="24"/>
-    </w:p>
-    <w:p/>
-    <w:p>
-      <w:pPr>
-        <w:pStyle w:val="Nadpis2"/>
-        <w:rPr>
-          <w:lang w:val="cs-CZ"/>
-        </w:rPr>
-      </w:pPr>
-      <w:r>
-        <w:rPr>
-          <w:lang w:val="cs-CZ"/>
-        </w:rPr>
-        <w:t xml:space="preserve"> </w:t>
-      </w:r>
-      <w:bookmarkStart w:id="25" w:name="_Toc216029528"/>
-      <w:r>
-        <w:rPr>
-          <w:lang w:val="cs-CZ"/>
-        </w:rPr>
-        <w:t>Materiály</w:t>
-      </w:r>
-      <w:bookmarkEnd w:id="25"/>
-    </w:p>
-    <w:p/>
-    <w:p>
-      <w:pPr>
-        <w:keepNext/>
-      </w:pPr>
-      <w:r>
-        <w:drawing>
-          <wp:inline distT="0" distB="0" distL="0" distR="0" wp14:anchorId="73571150" wp14:editId="0B5544D6">
-            <wp:extent cx="3783942" cy="5637475"/>
-            <wp:effectExtent l="0" t="0" r="7620" b="1905"/>
-            <wp:docPr id="1503129016" name="Obrázek 1"/>
-            <wp:cNvGraphicFramePr>
-              <a:graphicFrameLocks xmlns:a="http://schemas.openxmlformats.org/drawingml/2006/main" noChangeAspect="1"/>
-            </wp:cNvGraphicFramePr>
-            <a:graphic xmlns:a="http://schemas.openxmlformats.org/drawingml/2006/main">
-              <a:graphicData uri="http://schemas.openxmlformats.org/drawingml/2006/picture">
-                <pic:pic xmlns:pic="http://schemas.openxmlformats.org/drawingml/2006/picture">
-                  <pic:nvPicPr>
-                    <pic:cNvPr id="1503129016" name="Obrázek 1"/>
-                    <pic:cNvPicPr/>
-                  </pic:nvPicPr>
-                  <pic:blipFill>
-                    <a:blip r:embed="rId15">
-                      <a:extLst>
-                        <a:ext uri="{28A0092B-C50C-407E-A947-70E740481C1C}">
-                          <a14:useLocalDpi xmlns:a14="http://schemas.microsoft.com/office/drawing/2010/main" val="0"/>
-                        </a:ext>
-                      </a:extLst>
-                    </a:blip>
-                    <a:stretch>
-                      <a:fillRect/>
-                    </a:stretch>
-                  </pic:blipFill>
-                  <pic:spPr>
-                    <a:xfrm>
-                      <a:off x="0" y="0"/>
-                      <a:ext cx="3789829" cy="5646246"/>
-                    </a:xfrm>
-                    <a:prstGeom prst="rect">
-                      <a:avLst/>
-                    </a:prstGeom>
-                  </pic:spPr>
-                </pic:pic>
-              </a:graphicData>
-            </a:graphic>
-          </wp:inline>
-        </w:drawing>
-      </w:r>
-    </w:p>
-    <w:p>
-      <w:pPr>
-        <w:pStyle w:val="Titulek"/>
-      </w:pPr>
-      <w:bookmarkStart w:id="26" w:name="_Toc215762693"/>
-      <w:r>
-        <w:t>Nastavení průhledného materiálu</w:t>
-      </w:r>
-      <w:bookmarkEnd w:id="26"/>
+      <w:bookmarkEnd w:id="23"/>
+    </w:p>
+    <w:p>
+      <w:r>
+        <w:t xml:space="preserve">Nesplněné doprvní předpisy udávají, jak správně hráč splnil úroveň. Některé drobné přestupky jsou ve hře podmíněny pouze ztrátou herních bodů, většina chyb hráče hru ukončí a hráč musí absolvovat celou úroveň znovu. </w:t>
+      </w:r>
+      <w:r>
+        <w:br w:type="page"/>
+      </w:r>
     </w:p>
     <w:p>
       <w:pPr>
         <w:pStyle w:val="Nadpis1"/>
-        <w:numPr>
-          <w:ilvl w:val="0"/>
-          <w:numId w:val="0"/>
-        </w:numPr>
         <w:rPr>
           <w:lang w:val="cs-CZ"/>
         </w:rPr>
@@ -4815,10 +5302,6 @@
     <w:p>
       <w:pPr>
         <w:pStyle w:val="Nadpis1"/>
-        <w:numPr>
-          <w:ilvl w:val="0"/>
-          <w:numId w:val="0"/>
-        </w:numPr>
         <w:rPr>
           <w:lang w:val="cs-CZ"/>
         </w:rPr>
@@ -4846,7 +5329,7 @@
       <w:r>
         <w:t xml:space="preserve"> on Steam [online]. ©2024. Dostupné z: </w:t>
       </w:r>
-      <w:hyperlink r:id="rId16" w:tgtFrame="_new" w:history="1">
+      <w:hyperlink r:id="rId21" w:tgtFrame="_new" w:history="1">
         <w:r>
           <w:rPr>
             <w:rStyle w:val="Hypertextovodkaz"/>
@@ -4855,28 +5338,7 @@
         </w:r>
       </w:hyperlink>
       <w:r>
-        <w:t xml:space="preserve"> </w:t>
-      </w:r>
-      <w:r>
-        <w:t>[cit. 202</w:t>
-      </w:r>
-      <w:r>
-        <w:t>5</w:t>
-      </w:r>
-      <w:r>
-        <w:t>-</w:t>
-      </w:r>
-      <w:r>
-        <w:t>12</w:t>
-      </w:r>
-      <w:r>
-        <w:t>-</w:t>
-      </w:r>
-      <w:r>
-        <w:t>13</w:t>
-      </w:r>
-      <w:r>
-        <w:t>].</w:t>
+        <w:t xml:space="preserve"> [cit. 2025-12-13].</w:t>
       </w:r>
     </w:p>
     <w:p>
@@ -4894,7 +5356,7 @@
       <w:r>
         <w:t xml:space="preserve">. Virtual Driving School on Steam [online]. ©2023. Dostupné z: </w:t>
       </w:r>
-      <w:hyperlink r:id="rId17" w:tgtFrame="_new" w:history="1">
+      <w:hyperlink r:id="rId22" w:tgtFrame="_new" w:history="1">
         <w:r>
           <w:rPr>
             <w:rStyle w:val="Hypertextovodkaz"/>
@@ -4904,21 +5366,7 @@
       </w:hyperlink>
       <w:r>
         <w:br/>
-      </w:r>
-      <w:r>
-        <w:t>[cit. 202-</w:t>
-      </w:r>
-      <w:r>
-        <w:t>12</w:t>
-      </w:r>
-      <w:r>
-        <w:t>-</w:t>
-      </w:r>
-      <w:r>
-        <w:t>13</w:t>
-      </w:r>
-      <w:r>
-        <w:t>].</w:t>
+        <w:t>[cit. 202-12-13].</w:t>
       </w:r>
     </w:p>
     <w:p>
@@ -4933,9 +5381,15 @@
         <w:t>Seznam dopravních značek v Česku</w:t>
       </w:r>
       <w:r>
-        <w:t>. Online. In: Wikipedia: the free encyclopedia. San Francisco (CA): Wikimedia Foundation, 2001-2016. Dostupné z: </w:t>
-      </w:r>
-      <w:hyperlink r:id="rId18" w:anchor="P%C5%99%C3%ADkazov%C3%A9_dopravn%C3%AD_zna%C4%8Dky" w:history="1">
+        <w:t>. Online. In: Wikipedia: the free encyclopedia. San Francisco (CA): Wikimedia Foundation, 2001-201</w:t>
+      </w:r>
+      <w:r>
+        <w:t>7, 2026-01-26</w:t>
+      </w:r>
+      <w:r>
+        <w:t>. Dostupné z: </w:t>
+      </w:r>
+      <w:hyperlink r:id="rId23" w:anchor="P%C5%99%C3%ADkazov%C3%A9_dopravn%C3%AD_zna%C4%8Dky" w:history="1">
         <w:r>
           <w:rPr>
             <w:rStyle w:val="Hypertextovodkaz"/>
@@ -4944,49 +5398,280 @@
         </w:r>
       </w:hyperlink>
       <w:r>
-        <w:t>. [cit. 2026-01-30].</w:t>
+        <w:t>. [cit. 2026-01-30]</w:t>
+      </w:r>
+      <w:r>
+        <w:t>.</w:t>
+      </w:r>
+    </w:p>
+    <w:p>
+      <w:pPr>
+        <w:pStyle w:val="Odstavecseseznamem"/>
+        <w:ind w:left="357" w:hanging="357"/>
+      </w:pPr>
+      <w:r>
+        <w:rPr>
+          <w:i/>
+        </w:rPr>
+        <w:t>Unity NavMesh Agent Tutorial: Updated AI Navigation Setup from Scratch</w:t>
+      </w:r>
+      <w:r>
+        <w:t>. Online. 2025. Dostupné z: YouTube, </w:t>
+      </w:r>
+      <w:hyperlink r:id="rId24" w:history="1">
+        <w:r>
+          <w:rPr>
+            <w:rStyle w:val="Hypertextovodkaz"/>
+          </w:rPr>
+          <w:t>https://www.youtube.com/watch?v=Ffz42LimEVA</w:t>
+        </w:r>
+      </w:hyperlink>
+      <w:r>
+        <w:t xml:space="preserve">. </w:t>
+      </w:r>
+      <w:r>
+        <w:br/>
+        <w:t>[cit. 2026-02-09].</w:t>
+      </w:r>
+    </w:p>
+    <w:p>
+      <w:pPr>
+        <w:pStyle w:val="Odstavecseseznamem"/>
+        <w:ind w:left="357" w:hanging="357"/>
+      </w:pPr>
+      <w:r>
+        <w:rPr>
+          <w:i/>
+        </w:rPr>
+        <w:t>Světelné signalizační zařízení</w:t>
+      </w:r>
+      <w:r>
+        <w:t>. Online. In: Wikipedia: the free encyclopedia. San Francisco (CA): Wikimedia Foundation, 2009, 2025-11-23. Dostupné z: </w:t>
+      </w:r>
+      <w:hyperlink r:id="rId25" w:history="1">
+        <w:r>
+          <w:rPr>
+            <w:rStyle w:val="Hypertextovodkaz"/>
+          </w:rPr>
+          <w:t>https://cs.wikipedia.org/wiki/Sv%C4%9Bteln%C3%A9_signaliza%C4%8Dn%C3%AD_za%C5%99%C3%ADzen%C3%AD</w:t>
+        </w:r>
+      </w:hyperlink>
+      <w:r>
+        <w:t>. [cit. 2026-02-25].</w:t>
+      </w:r>
+    </w:p>
+    <w:p>
+      <w:pPr>
+        <w:pStyle w:val="Odstavecseseznamem"/>
+        <w:ind w:left="357" w:hanging="357"/>
+      </w:pPr>
+      <w:r>
+        <w:rPr>
+          <w:i/>
+        </w:rPr>
+        <w:t>Navigation window reference</w:t>
+      </w:r>
+      <w:r>
+        <w:t>. Online. In: Unity Manual. C2016. Dostupné z: </w:t>
+      </w:r>
+      <w:hyperlink r:id="rId26" w:history="1">
+        <w:r>
+          <w:rPr>
+            <w:rStyle w:val="Hypertextovodkaz"/>
+          </w:rPr>
+          <w:t>https://docs.unity3d.com/Packages/com.unity.ai.navigation@2.0/manual/NavigationWindow.html</w:t>
+        </w:r>
+      </w:hyperlink>
+      <w:r>
+        <w:t>. [cit. 2026-02-25].</w:t>
+      </w:r>
+    </w:p>
+    <w:p>
+      <w:pPr>
+        <w:pStyle w:val="Odstavecseseznamem"/>
+        <w:ind w:left="357" w:hanging="357"/>
+      </w:pPr>
+      <w:r>
+        <w:rPr>
+          <w:i/>
+        </w:rPr>
+        <w:t>Removebg</w:t>
+      </w:r>
+      <w:r>
+        <w:t>. Online. Removebg. [21. století]. Dostupné z: </w:t>
+      </w:r>
+      <w:hyperlink r:id="rId27" w:history="1">
+        <w:r>
+          <w:rPr>
+            <w:rStyle w:val="Hypertextovodkaz"/>
+          </w:rPr>
+          <w:t>https://www.remove.bg/cs</w:t>
+        </w:r>
+      </w:hyperlink>
+      <w:r>
+        <w:t>. [cit. 2026-02-27].</w:t>
+      </w:r>
+      <w:r>
+        <w:br w:type="page"/>
+      </w:r>
+    </w:p>
+    <w:p>
+      <w:pPr>
+        <w:pStyle w:val="Nadpis1"/>
+        <w:rPr>
+          <w:lang w:val="cs-CZ"/>
+        </w:rPr>
+      </w:pPr>
+      <w:r>
+        <w:rPr>
+          <w:lang w:val="cs-CZ"/>
+        </w:rPr>
+        <w:lastRenderedPageBreak/>
+        <w:t>Seznam příloh</w:t>
       </w:r>
     </w:p>
     <w:p>
       <w:pPr>
         <w:spacing w:after="160" w:line="278" w:lineRule="auto"/>
         <w:jc w:val="left"/>
-      </w:pPr>
-      <w:r>
-        <w:br w:type="page"/>
-      </w:r>
-    </w:p>
-    <w:p>
-      <w:pPr>
-        <w:pStyle w:val="Nadpis1"/>
-        <w:numPr>
-          <w:ilvl w:val="0"/>
-          <w:numId w:val="0"/>
-        </w:numPr>
-        <w:rPr>
-          <w:lang w:val="cs-CZ"/>
-        </w:rPr>
-      </w:pPr>
-      <w:r>
-        <w:rPr>
-          <w:lang w:val="cs-CZ"/>
-        </w:rPr>
-        <w:lastRenderedPageBreak/>
-        <w:t>Seznam příloh</w:t>
-      </w:r>
-    </w:p>
-    <w:p>
-      <w:pPr>
-        <w:ind w:firstLine="567"/>
         <w:rPr>
           <w:b/>
           <w:bCs/>
         </w:rPr>
       </w:pPr>
+      <w:r>
+        <w:rPr>
+          <w:b/>
+          <w:bCs/>
+        </w:rPr>
+        <w:br w:type="page"/>
+      </w:r>
+    </w:p>
+    <w:p>
+      <w:pPr>
+        <w:pStyle w:val="Nadpis1"/>
+        <w:rPr>
+          <w:lang w:val="cs-CZ"/>
+        </w:rPr>
+      </w:pPr>
+      <w:r>
+        <w:rPr>
+          <w:lang w:val="cs-CZ"/>
+        </w:rPr>
+        <w:lastRenderedPageBreak/>
+        <w:t>Zdroje obrázků</w:t>
+      </w:r>
+    </w:p>
+    <w:p>
+      <w:pPr>
+        <w:pStyle w:val="Odstavecseseznamem"/>
+      </w:pPr>
+      <w:r>
+        <w:t>Limit rychlosti 50km/h - https://www.pngegg.com/cs/png-ngstx</w:t>
+      </w:r>
+    </w:p>
+    <w:p>
+      <w:pPr>
+        <w:pStyle w:val="Odstavecseseznamem"/>
+      </w:pPr>
+      <w:r>
+        <w:t>Parkovistě - https://www.pngegg.com/cs/png-edyin</w:t>
+      </w:r>
+    </w:p>
+    <w:p>
+      <w:pPr>
+        <w:pStyle w:val="Odstavecseseznamem"/>
+      </w:pPr>
+      <w:r>
+        <w:t>Přikázán směr jízdy vpravo - https://www.pngegg.com/cs/png-zpjdt</w:t>
+      </w:r>
+    </w:p>
+    <w:p>
+      <w:pPr>
+        <w:pStyle w:val="Odstavecseseznamem"/>
+      </w:pPr>
+      <w:r>
+        <w:t>Muž při práci na vozovce - https://www.pngegg.com/cs/png-zqhdp</w:t>
+      </w:r>
+    </w:p>
+    <w:p>
+      <w:pPr>
+        <w:pStyle w:val="Odstavecseseznamem"/>
+      </w:pPr>
+      <w:r>
+        <w:t>Hlavní silnice - https://www.pngegg.com/cs/png-nrxqo</w:t>
+      </w:r>
+    </w:p>
+    <w:p>
+      <w:pPr>
+        <w:pStyle w:val="Odstavecseseznamem"/>
+      </w:pPr>
+      <w:r>
+        <w:t>Stop - https://www.pngegg.com/cs/png-nqgqc</w:t>
+      </w:r>
+    </w:p>
+    <w:p>
+      <w:pPr>
+        <w:pStyle w:val="Odstavecseseznamem"/>
+      </w:pPr>
+      <w:r>
+        <w:t>Jednosměrka - https://www.pngegg.com/cs/png-ztzuq</w:t>
+      </w:r>
+    </w:p>
+    <w:p>
+      <w:pPr>
+        <w:pStyle w:val="Odstavecseseznamem"/>
+      </w:pPr>
+      <w:r>
+        <w:t>Zákaz jízdy vlevo - https://www.pngegg.com/cs/png-zqlpz</w:t>
+      </w:r>
+    </w:p>
+    <w:p>
+      <w:pPr>
+        <w:pStyle w:val="Odstavecseseznamem"/>
+      </w:pPr>
+      <w:r>
+        <w:t>Zákaz jízdy vpravo - https://www.pngegg.com/cs/png-cqauf</w:t>
+      </w:r>
+    </w:p>
+    <w:p>
+      <w:pPr>
+        <w:pStyle w:val="Odstavecseseznamem"/>
+      </w:pPr>
+      <w:r>
+        <w:t>Zákaz zastavení - https://www.pngegg.com/cs/png-tmfwx</w:t>
+      </w:r>
+    </w:p>
+    <w:p>
+      <w:pPr>
+        <w:pStyle w:val="Odstavecseseznamem"/>
+      </w:pPr>
+      <w:r>
+        <w:t>Přechod pro chodce - https://www.pngegg.com/cs/png-nbpoi</w:t>
+      </w:r>
+    </w:p>
+    <w:p>
+      <w:pPr>
+        <w:pStyle w:val="Odstavecseseznamem"/>
+      </w:pPr>
+      <w:r>
+        <w:t>Dej přednost v jízdě - https://www.pngegg.com/cs/png-nucbq</w:t>
+      </w:r>
+    </w:p>
+    <w:p>
+      <w:pPr>
+        <w:pStyle w:val="Odstavecseseznamem"/>
+        <w:rPr>
+          <w:lang w:val="en-US"/>
+        </w:rPr>
+      </w:pPr>
+      <w:r>
+        <w:t>Autobusová zastávka - https://www.pngegg.com/cs/png-ycogg</w:t>
+      </w:r>
     </w:p>
     <w:sectPr>
-      <w:footerReference w:type="default" r:id="rId19"/>
-      <w:footerReference w:type="first" r:id="rId20"/>
+      <w:footerReference w:type="default" r:id="rId28"/>
+      <w:footerReference w:type="first" r:id="rId29"/>
       <w:footnotePr>
         <w:pos w:val="beneathText"/>
       </w:footnotePr>
@@ -5405,7 +6090,6 @@
     <w:lvl w:ilvl="0">
       <w:start w:val="1"/>
       <w:numFmt w:val="decimal"/>
-      <w:pStyle w:val="Nadpis1"/>
       <w:lvlText w:val="%1"/>
       <w:lvlJc w:val="left"/>
       <w:pPr>
@@ -5418,7 +6102,6 @@
     <w:lvl w:ilvl="1">
       <w:start w:val="1"/>
       <w:numFmt w:val="decimal"/>
-      <w:pStyle w:val="Nadpis2"/>
       <w:isLgl/>
       <w:lvlText w:val="%1.%2"/>
       <w:lvlJc w:val="left"/>
@@ -5432,7 +6115,6 @@
     <w:lvl w:ilvl="2">
       <w:start w:val="1"/>
       <w:numFmt w:val="decimal"/>
-      <w:pStyle w:val="Nadpis3"/>
       <w:isLgl/>
       <w:lvlText w:val="%1.%2.%3"/>
       <w:lvlJc w:val="left"/>
@@ -6858,7 +7540,7 @@
   <w:abstractNum w:abstractNumId="15" w15:restartNumberingAfterBreak="0">
     <w:nsid w:val="773D3258"/>
     <w:multiLevelType w:val="hybridMultilevel"/>
-    <w:tmpl w:val="BAC236AA"/>
+    <w:tmpl w:val="80769918"/>
     <w:lvl w:ilvl="0" w:tplc="0D90A89A">
       <w:start w:val="1"/>
       <w:numFmt w:val="bullet"/>
@@ -7529,7 +8211,7 @@
   <w:style w:type="paragraph" w:default="1" w:styleId="Normln">
     <w:name w:val="Normal"/>
     <w:qFormat/>
-    <w:rsid w:val="001C4373"/>
+    <w:rsid w:val="00C968A0"/>
     <w:pPr>
       <w:spacing w:after="240" w:line="288" w:lineRule="auto"/>
       <w:jc w:val="both"/>
@@ -7548,13 +8230,10 @@
     <w:autoRedefine/>
     <w:uiPriority w:val="9"/>
     <w:qFormat/>
-    <w:rsid w:val="004D147C"/>
+    <w:rsid w:val="0063661C"/>
     <w:pPr>
       <w:keepNext/>
       <w:keepLines/>
-      <w:numPr>
-        <w:numId w:val="3"/>
-      </w:numPr>
       <w:suppressLineNumbers/>
       <w:spacing w:before="360" w:after="360"/>
       <w:outlineLvl w:val="0"/>
@@ -7585,7 +8264,6 @@
         <w:ilvl w:val="1"/>
       </w:numPr>
       <w:spacing w:before="160" w:after="320"/>
-      <w:ind w:left="0" w:firstLine="0"/>
       <w:jc w:val="left"/>
       <w:outlineLvl w:val="1"/>
     </w:pPr>
@@ -7609,7 +8287,6 @@
         <w:ilvl w:val="2"/>
       </w:numPr>
       <w:spacing w:after="280"/>
-      <w:ind w:left="0" w:firstLine="0"/>
       <w:outlineLvl w:val="2"/>
     </w:pPr>
     <w:rPr>
@@ -7749,6 +8426,7 @@
   <w:style w:type="character" w:default="1" w:styleId="Standardnpsmoodstavce">
     <w:name w:val="Default Paragraph Font"/>
     <w:uiPriority w:val="1"/>
+    <w:semiHidden/>
     <w:unhideWhenUsed/>
   </w:style>
   <w:style w:type="table" w:default="1" w:styleId="Normlntabulka">
@@ -7778,7 +8456,7 @@
     <w:basedOn w:val="Standardnpsmoodstavce"/>
     <w:link w:val="Nadpis1"/>
     <w:uiPriority w:val="9"/>
-    <w:rsid w:val="004D147C"/>
+    <w:rsid w:val="0063661C"/>
     <w:rPr>
       <w:rFonts w:ascii="Times New Roman" w:eastAsiaTheme="majorEastAsia" w:hAnsi="Times New Roman" w:cstheme="majorBidi"/>
       <w:b/>
@@ -8428,6 +9106,55 @@
       <w:u w:val="single"/>
     </w:rPr>
   </w:style>
+  <w:style w:type="table" w:styleId="Prosttabulka4">
+    <w:name w:val="Plain Table 4"/>
+    <w:basedOn w:val="Normlntabulka"/>
+    <w:uiPriority w:val="44"/>
+    <w:rsid w:val="00A63A2F"/>
+    <w:pPr>
+      <w:spacing w:after="0" w:line="240" w:lineRule="auto"/>
+    </w:pPr>
+    <w:tblPr>
+      <w:tblStyleRowBandSize w:val="1"/>
+      <w:tblStyleColBandSize w:val="1"/>
+    </w:tblPr>
+    <w:tblStylePr w:type="firstRow">
+      <w:rPr>
+        <w:b/>
+        <w:bCs/>
+      </w:rPr>
+    </w:tblStylePr>
+    <w:tblStylePr w:type="lastRow">
+      <w:rPr>
+        <w:b/>
+        <w:bCs/>
+      </w:rPr>
+    </w:tblStylePr>
+    <w:tblStylePr w:type="firstCol">
+      <w:rPr>
+        <w:b/>
+        <w:bCs/>
+      </w:rPr>
+    </w:tblStylePr>
+    <w:tblStylePr w:type="lastCol">
+      <w:rPr>
+        <w:b/>
+        <w:bCs/>
+      </w:rPr>
+    </w:tblStylePr>
+    <w:tblStylePr w:type="band1Vert">
+      <w:tblPr/>
+      <w:tcPr>
+        <w:shd w:val="clear" w:color="auto" w:fill="F2F2F2" w:themeFill="background1" w:themeFillShade="F2"/>
+      </w:tcPr>
+    </w:tblStylePr>
+    <w:tblStylePr w:type="band1Horz">
+      <w:tblPr/>
+      <w:tcPr>
+        <w:shd w:val="clear" w:color="auto" w:fill="F2F2F2" w:themeFill="background1" w:themeFillShade="F2"/>
+      </w:tcPr>
+    </w:tblStylePr>
+  </w:style>
 </w:styles>
 </file>
 
